--- a/downloads/teacher/ai-2-week-23.docx
+++ b/downloads/teacher/ai-2-week-23.docx
@@ -2854,6 +2854,396 @@
         <w:t>Publish the recommender’s constraints, score formula and tie rule; include component-level reasons in each suggestion.</w:t>
       </w:r>
     </w:p>
+    <w:p>
+      <w:pPr>
+        <w:pStyle w:val="Heading1"/>
+      </w:pPr>
+      <w:r>
+        <w:t>07. Prepare, teach and assess</w:t>
+      </w:r>
+    </w:p>
+    <w:p>
+      <w:r>
+        <w:t>Teaching target: Compute a weighted score</w:t>
+      </w:r>
+    </w:p>
+    <w:p>
+      <w:r>
+        <w:t>Prepare the labelled worked-case picture, the matching workbook, fictional input cards and a place for individual responses. No paid AI account is required for the paper reasoning activities.</w:t>
+      </w:r>
+    </w:p>
+    <w:tbl>
+      <w:tblPr>
+        <w:tblStyle w:val="LightShading-Accent1"/>
+        <w:tblW w:type="auto" w:w="0"/>
+        <w:tblLook w:firstColumn="1" w:firstRow="1" w:lastColumn="0" w:lastRow="0" w:noHBand="0" w:noVBand="1" w:val="04A0"/>
+      </w:tblPr>
+      <w:tblGrid>
+        <w:gridCol w:w="3408"/>
+        <w:gridCol w:w="3408"/>
+        <w:gridCol w:w="3408"/>
+      </w:tblGrid>
+      <w:tr>
+        <w:trPr>
+          <w:tblHeader/>
+        </w:trPr>
+        <w:tc>
+          <w:tcPr>
+            <w:tcW w:type="dxa" w:w="3408"/>
+          </w:tcPr>
+          <w:p>
+            <w:r>
+              <w:t>Session</w:t>
+            </w:r>
+          </w:p>
+        </w:tc>
+        <w:tc>
+          <w:tcPr>
+            <w:tcW w:type="dxa" w:w="3408"/>
+          </w:tcPr>
+          <w:p>
+            <w:r>
+              <w:t>Plan</w:t>
+            </w:r>
+          </w:p>
+        </w:tc>
+        <w:tc>
+          <w:tcPr>
+            <w:tcW w:type="dxa" w:w="3408"/>
+          </w:tcPr>
+          <w:p>
+            <w:r>
+              <w:t>Resources</w:t>
+            </w:r>
+          </w:p>
+        </w:tc>
+      </w:tr>
+      <w:tr>
+        <w:tc>
+          <w:tcPr>
+            <w:tcW w:type="dxa" w:w="3408"/>
+          </w:tcPr>
+          <w:p>
+            <w:r>
+              <w:t>Session 1 · Understand · 45 min</w:t>
+            </w:r>
+          </w:p>
+        </w:tc>
+        <w:tc>
+          <w:tcPr>
+            <w:tcW w:type="dxa" w:w="3408"/>
+          </w:tcPr>
+          <w:p>
+            <w:r>
+              <w:t>0–7: recall and prerequisite; 7–15: inspect the concrete case and predict; 15–30: teacher models the worked trace; 30–40: learners explain a step using the text and visual; 40–45: check the core idea.</w:t>
+            </w:r>
+          </w:p>
+        </w:tc>
+        <w:tc>
+          <w:tcPr>
+            <w:tcW w:type="dxa" w:w="3408"/>
+          </w:tcPr>
+          <w:p>
+            <w:r>
+              <w:t>Sections 1–6; record the brief recall in the workbook.</w:t>
+            </w:r>
+          </w:p>
+        </w:tc>
+      </w:tr>
+      <w:tr>
+        <w:tc>
+          <w:tcPr>
+            <w:tcW w:type="dxa" w:w="3408"/>
+          </w:tcPr>
+          <w:p>
+            <w:r>
+              <w:t>Session 2 · Practise · 45 min</w:t>
+            </w:r>
+          </w:p>
+        </w:tc>
+        <w:tc>
+          <w:tcPr>
+            <w:tcW w:type="dxa" w:w="3408"/>
+          </w:tcPr>
+          <w:p>
+            <w:r>
+              <w:t>0–5: retrieve the procedure; 5–15: W2 completion practice; 15–23: explain and check with a partner; 23–30: each learner answers the misconception check; 30–40: targeted reteaching or a harder variation; 40–45: prepare the investigation.</w:t>
+            </w:r>
+          </w:p>
+        </w:tc>
+        <w:tc>
+          <w:tcPr>
+            <w:tcW w:type="dxa" w:w="3408"/>
+          </w:tcPr>
+          <w:p>
+            <w:r>
+              <w:t>Sections 7–10; use the matching workbook W2 and misconception check.</w:t>
+            </w:r>
+          </w:p>
+        </w:tc>
+      </w:tr>
+      <w:tr>
+        <w:tc>
+          <w:tcPr>
+            <w:tcW w:type="dxa" w:w="3408"/>
+          </w:tcPr>
+          <w:p>
+            <w:r>
+              <w:t>Session 3 · Investigate and transfer · 45 min</w:t>
+            </w:r>
+          </w:p>
+        </w:tc>
+        <w:tc>
+          <w:tcPr>
+            <w:tcW w:type="dxa" w:w="3408"/>
+          </w:tcPr>
+          <w:p>
+            <w:r>
+              <w:t>0–5: retrieve the decision rule; 5–20: investigate or trace; 20–30: start the independent case; 30–38: connect the project; 38–43: act on feedback; 43–45: plan the return check.</w:t>
+            </w:r>
+          </w:p>
+        </w:tc>
+        <w:tc>
+          <w:tcPr>
+            <w:tcW w:type="dxa" w:w="3408"/>
+          </w:tcPr>
+          <w:p>
+            <w:r>
+              <w:t>Sections 9 and 11–14. Give extra time to finish the full task set; use Section 15 when the week includes a coding lab.</w:t>
+            </w:r>
+          </w:p>
+        </w:tc>
+      </w:tr>
+    </w:tbl>
+    <w:p>
+      <w:r>
+        <w:t>Before class, solve the supported practice: Which durations 19, 20, 21 qualify under at most 20?</w:t>
+      </w:r>
+    </w:p>
+    <w:p>
+      <w:r>
+        <w:t>Reasoned practice answer: 19 and 20 qualify; 21 does not.</w:t>
+      </w:r>
+    </w:p>
+    <w:p>
+      <w:r>
+        <w:t>Check every learner before discussion: Use the worked case for Weighted scores and constraints. Proposed explanation: “A successful run proves the conclusion”. Decide whether this explanation is supported. Point to the step or supplied fact that decides; explain your repair if needed.</w:t>
+      </w:r>
+    </w:p>
+    <w:p>
+      <w:r>
+        <w:t>Misconception repair: Weights represent preferences, not a discovered truth. Explain who chose them and test whether small changes alter the recommendation. Avoid claiming that a larger score proves greater educational value.</w:t>
+      </w:r>
+    </w:p>
+    <w:p>
+      <w:r>
+        <w:t>Support: read the exact case aloud, enlarge the labelled picture, supply input cards and model only the first deciding step. Accept a spoken explanation or drawing; retain the reasoning goal.</w:t>
+      </w:r>
+    </w:p>
+    <w:p>
+      <w:r>
+        <w:t>Extension: Change interest weight from 2 to 3, keeping time limit 14. Require a prediction and a reason before comparing. Expected result: A scores 11; C also scores 11; tie-by-ID chooses A. Reason: B remains too long; changing preferences changes only ranking of A and C.</w:t>
+      </w:r>
+    </w:p>
+    <w:p>
+      <w:r>
+        <w:t>Independent assessment: withhold the reserved answer until the learner has attempted the new case. Record support separately from correctness.</w:t>
+      </w:r>
+    </w:p>
+    <w:tbl>
+      <w:tblPr>
+        <w:tblStyle w:val="LightShading-Accent1"/>
+        <w:tblW w:type="auto" w:w="0"/>
+        <w:tblLook w:firstColumn="1" w:firstRow="1" w:lastColumn="0" w:lastRow="0" w:noHBand="0" w:noVBand="1" w:val="04A0"/>
+      </w:tblPr>
+      <w:tblGrid>
+        <w:gridCol w:w="2556"/>
+        <w:gridCol w:w="2556"/>
+        <w:gridCol w:w="2556"/>
+        <w:gridCol w:w="2556"/>
+      </w:tblGrid>
+      <w:tr>
+        <w:trPr>
+          <w:tblHeader/>
+        </w:trPr>
+        <w:tc>
+          <w:tcPr>
+            <w:tcW w:type="dxa" w:w="2556"/>
+          </w:tcPr>
+          <w:p>
+            <w:r>
+              <w:t>Criterion</w:t>
+            </w:r>
+          </w:p>
+        </w:tc>
+        <w:tc>
+          <w:tcPr>
+            <w:tcW w:type="dxa" w:w="2556"/>
+          </w:tcPr>
+          <w:p>
+            <w:r>
+              <w:t>Not yet</w:t>
+            </w:r>
+          </w:p>
+        </w:tc>
+        <w:tc>
+          <w:tcPr>
+            <w:tcW w:type="dxa" w:w="2556"/>
+          </w:tcPr>
+          <w:p>
+            <w:r>
+              <w:t>With support</w:t>
+            </w:r>
+          </w:p>
+        </w:tc>
+        <w:tc>
+          <w:tcPr>
+            <w:tcW w:type="dxa" w:w="2556"/>
+          </w:tcPr>
+          <w:p>
+            <w:r>
+              <w:t>Independent</w:t>
+            </w:r>
+          </w:p>
+        </w:tc>
+      </w:tr>
+      <w:tr>
+        <w:tc>
+          <w:tcPr>
+            <w:tcW w:type="dxa" w:w="2556"/>
+          </w:tcPr>
+          <w:p>
+            <w:r>
+              <w:t>Explanation</w:t>
+            </w:r>
+          </w:p>
+        </w:tc>
+        <w:tc>
+          <w:tcPr>
+            <w:tcW w:type="dxa" w:w="2556"/>
+          </w:tcPr>
+          <w:p>
+            <w:r>
+              <w:t>Names an answer without a deciding fact</w:t>
+            </w:r>
+          </w:p>
+        </w:tc>
+        <w:tc>
+          <w:tcPr>
+            <w:tcW w:type="dxa" w:w="2556"/>
+          </w:tcPr>
+          <w:p>
+            <w:r>
+              <w:t>Uses a hint to link fact and decision</w:t>
+            </w:r>
+          </w:p>
+        </w:tc>
+        <w:tc>
+          <w:tcPr>
+            <w:tcW w:type="dxa" w:w="2556"/>
+          </w:tcPr>
+          <w:p>
+            <w:r>
+              <w:t>Explains the deciding fact in own words</w:t>
+            </w:r>
+          </w:p>
+        </w:tc>
+      </w:tr>
+      <w:tr>
+        <w:tc>
+          <w:tcPr>
+            <w:tcW w:type="dxa" w:w="2556"/>
+          </w:tcPr>
+          <w:p>
+            <w:r>
+              <w:t>Trace or test</w:t>
+            </w:r>
+          </w:p>
+        </w:tc>
+        <w:tc>
+          <w:tcPr>
+            <w:tcW w:type="dxa" w:w="2556"/>
+          </w:tcPr>
+          <w:p>
+            <w:r>
+              <w:t>Cannot connect input and result</w:t>
+            </w:r>
+          </w:p>
+        </w:tc>
+        <w:tc>
+          <w:tcPr>
+            <w:tcW w:type="dxa" w:w="2556"/>
+          </w:tcPr>
+          <w:p>
+            <w:r>
+              <w:t>Completes steps with prompts</w:t>
+            </w:r>
+          </w:p>
+        </w:tc>
+        <w:tc>
+          <w:tcPr>
+            <w:tcW w:type="dxa" w:w="2556"/>
+          </w:tcPr>
+          <w:p>
+            <w:r>
+              <w:t>Traces or tests a changed case accurately</w:t>
+            </w:r>
+          </w:p>
+        </w:tc>
+      </w:tr>
+      <w:tr>
+        <w:tc>
+          <w:tcPr>
+            <w:tcW w:type="dxa" w:w="2556"/>
+          </w:tcPr>
+          <w:p>
+            <w:r>
+              <w:t>Limits and revision</w:t>
+            </w:r>
+          </w:p>
+        </w:tc>
+        <w:tc>
+          <w:tcPr>
+            <w:tcW w:type="dxa" w:w="2556"/>
+          </w:tcPr>
+          <w:p>
+            <w:r>
+              <w:t>Claims more than evidence supports</w:t>
+            </w:r>
+          </w:p>
+        </w:tc>
+        <w:tc>
+          <w:tcPr>
+            <w:tcW w:type="dxa" w:w="2556"/>
+          </w:tcPr>
+          <w:p>
+            <w:r>
+              <w:t>Names a limit after a prompt</w:t>
+            </w:r>
+          </w:p>
+        </w:tc>
+        <w:tc>
+          <w:tcPr>
+            <w:tcW w:type="dxa" w:w="2556"/>
+          </w:tcPr>
+          <w:p>
+            <w:r>
+              <w:t>States a defensible limit and useful next test</w:t>
+            </w:r>
+          </w:p>
+        </w:tc>
+      </w:tr>
+    </w:tbl>
+    <w:p>
+      <w:r>
+        <w:t>Project checkpoint: Evaluate and revise. Compare with your starting method, explain errors and record a justified revision.</w:t>
+      </w:r>
+    </w:p>
+    <w:p>
+      <w:r>
+        <w:t>Use the weekly teacher answer for topic-specific reasoning. A saved progress tick is an activity record; judge mastery from the learner’s explanation and evidence.</w:t>
+      </w:r>
+    </w:p>
     <w:sectPr>
       <w:pgSz w:w="12240" w:h="15840"/>
       <w:pgMar w:top="936" w:right="1008" w:bottom="936" w:left="1008" w:header="720" w:footer="720" w:gutter="0"/>

--- a/downloads/teacher/ai-2-week-23.docx
+++ b/downloads/teacher/ai-2-week-23.docx
@@ -3244,6 +3244,39 @@
         <w:t>Use the weekly teacher answer for topic-specific reasoning. A saved progress tick is an activity record; judge mastery from the learner’s explanation and evidence.</w:t>
       </w:r>
     </w:p>
+    <w:p>
+      <w:pPr>
+        <w:pStyle w:val="Heading1"/>
+      </w:pPr>
+      <w:r>
+        <w:t>08. Use feedback, labs and repair paths</w:t>
+      </w:r>
+    </w:p>
+    <w:p>
+      <w:r>
+        <w:t>Use the two formative questions as supported practice, not as independent mastery scores. Discuss the deciding evidence rather than accepting a guessed selection.</w:t>
+      </w:r>
+    </w:p>
+    <w:p>
+      <w:r>
+        <w:t>The feedback comes from the reviewed public worked case. Do not reveal the separately reserved independent teacher answer until the learner has attempted that case.</w:t>
+      </w:r>
+    </w:p>
+    <w:p>
+      <w:r>
+        <w:t>Ask students to predict before running code. Preserve errors and actual outputs; collect a changed test and an explanation. The branch-boundary and indexing lessons deliberately include failure cases.</w:t>
+      </w:r>
+    </w:p>
+    <w:p>
+      <w:r>
+        <w:t>Use the earlier worked-explanation links to address a specific missing building block, then return to the current question. Adapt this suggestion after observing the learner; it is not an automatic diagnosis.</w:t>
+      </w:r>
+    </w:p>
+    <w:p>
+      <w:r>
+        <w:t>Collect the completed-work portfolio as evidence. Record support separately from correctness, and assess explanation, trace/test and limitations. Progress ticks and quiz selections alone do not establish mastery.</w:t>
+      </w:r>
+    </w:p>
     <w:sectPr>
       <w:pgSz w:w="12240" w:h="15840"/>
       <w:pgMar w:top="936" w:right="1008" w:bottom="936" w:left="1008" w:header="720" w:footer="720" w:gutter="0"/>

--- a/downloads/teacher/ai-2-week-23.docx
+++ b/downloads/teacher/ai-2-week-23.docx
@@ -29,6 +29,11 @@
       </w:r>
     </w:p>
     <w:p>
+      <w:r>
+        <w:t>Prepare Recommendation Scores: check the target, prerequisites, resources and adaptable teaching schedule.</w:t>
+      </w:r>
+    </w:p>
+    <w:p>
       <w:pPr>
         <w:pStyle w:val="Heading3"/>
       </w:pPr>
@@ -37,8 +42,32 @@
       </w:r>
     </w:p>
     <w:p>
-      <w:r>
-        <w:t>Primary target: Compute a weighted score</w:t>
+      <w:pPr>
+        <w:spacing w:line="336" w:lineRule="auto" w:after="180"/>
+      </w:pPr>
+      <w:r>
+        <w:rPr>
+          <w:b w:val="0"/>
+        </w:rPr>
+        <w:t xml:space="preserve">Primary target: Compute a </w:t>
+      </w:r>
+      <w:r>
+        <w:rPr>
+          <w:b/>
+        </w:rPr>
+        <w:t>weight</w:t>
+      </w:r>
+      <w:r>
+        <w:rPr>
+          <w:b w:val="0"/>
+        </w:rPr>
+        <w:t xml:space="preserve">ed </w:t>
+      </w:r>
+      <w:r>
+        <w:rPr>
+          <w:b/>
+        </w:rPr>
+        <w:t>score</w:t>
       </w:r>
     </w:p>
     <w:tbl>
@@ -185,8 +214,37 @@
       </w:tr>
     </w:tbl>
     <w:p>
-      <w:r>
-        <w:t>This is a starting allocation of 135 minutes, not a validated duration. Preserve all named topics. Schedule extra time for connected examples, the full investigation, independent cases and project building. Repeated copies of a case share one recorded attempt; they are not new evidence.</w:t>
+      <w:pPr>
+        <w:spacing w:line="336" w:lineRule="auto" w:after="180"/>
+      </w:pPr>
+      <w:r>
+        <w:rPr>
+          <w:b w:val="0"/>
+        </w:rPr>
+        <w:t>This is a starting allocation of 135 minutes, not a validated duration. Preserve all named topics. Schedule extra time for connected examples, the full investigation, independent cases and project building.</w:t>
+      </w:r>
+    </w:p>
+    <w:p>
+      <w:pPr>
+        <w:spacing w:line="336" w:lineRule="auto" w:after="180"/>
+      </w:pPr>
+      <w:r>
+        <w:rPr>
+          <w:b w:val="0"/>
+        </w:rPr>
+        <w:t xml:space="preserve">Repeated copies of a case share one recorded attempt; they are not new </w:t>
+      </w:r>
+      <w:r>
+        <w:rPr>
+          <w:b/>
+        </w:rPr>
+        <w:t>evidence</w:t>
+      </w:r>
+      <w:r>
+        <w:rPr>
+          <w:b w:val="0"/>
+        </w:rPr>
+        <w:t>.</w:t>
       </w:r>
     </w:p>
     <w:p>
@@ -206,17 +264,59 @@
       </w:r>
     </w:p>
     <w:p>
-      <w:r>
+      <w:pPr>
+        <w:spacing w:line="336" w:lineRule="auto" w:after="180"/>
+      </w:pPr>
+      <w:r>
+        <w:rPr>
+          <w:b w:val="0"/>
+        </w:rPr>
         <w:t>Without opening the old lesson, explain one key idea from Nearest Neighbor Reasoning. Give an example and a mistake that the idea helps you avoid.</w:t>
       </w:r>
     </w:p>
     <w:p>
-      <w:r>
-        <w:t>Look for: Compute absolute distances and rank training neighbours</w:t>
-      </w:r>
-    </w:p>
-    <w:p>
-      <w:r>
+      <w:pPr>
+        <w:spacing w:line="336" w:lineRule="auto" w:after="180"/>
+      </w:pPr>
+      <w:r>
+        <w:rPr>
+          <w:b w:val="0"/>
+        </w:rPr>
+        <w:t xml:space="preserve">Look for: Compute absolute distances and </w:t>
+      </w:r>
+      <w:r>
+        <w:rPr>
+          <w:b/>
+        </w:rPr>
+        <w:t>rank</w:t>
+      </w:r>
+      <w:r>
+        <w:rPr>
+          <w:b w:val="0"/>
+        </w:rPr>
+        <w:t xml:space="preserve"> </w:t>
+      </w:r>
+      <w:r>
+        <w:rPr>
+          <w:b/>
+        </w:rPr>
+        <w:t>training</w:t>
+      </w:r>
+      <w:r>
+        <w:rPr>
+          <w:b w:val="0"/>
+        </w:rPr>
+        <w:t xml:space="preserve"> neighbours</w:t>
+      </w:r>
+    </w:p>
+    <w:p>
+      <w:pPr>
+        <w:spacing w:line="336" w:lineRule="auto" w:after="180"/>
+      </w:pPr>
+      <w:r>
+        <w:rPr>
+          <w:b w:val="0"/>
+        </w:rPr>
         <w:t>Reference example, not the only acceptable wording: Distances to A,B,C,D,E are 1,1,5,7,9 cm. A and B are equally far from 3 on the numeric feature; their labels do not enter the distance calculation.</w:t>
       </w:r>
     </w:p>
@@ -229,17 +329,35 @@
       </w:r>
     </w:p>
     <w:p>
-      <w:r>
+      <w:pPr>
+        <w:spacing w:line="336" w:lineRule="auto" w:after="180"/>
+      </w:pPr>
+      <w:r>
+        <w:rPr>
+          <w:b w:val="0"/>
+        </w:rPr>
         <w:t>Without opening the old lesson, explain one key idea from Repair Bias in Data. Give an example and a mistake that the idea helps you avoid.</w:t>
       </w:r>
     </w:p>
     <w:p>
-      <w:r>
+      <w:pPr>
+        <w:spacing w:line="336" w:lineRule="auto" w:after="180"/>
+      </w:pPr>
+      <w:r>
+        <w:rPr>
+          <w:b w:val="0"/>
+        </w:rPr>
         <w:t>Look for: Identify selection and coverage bias</w:t>
       </w:r>
     </w:p>
     <w:p>
-      <w:r>
+      <w:pPr>
+        <w:spacing w:line="336" w:lineRule="auto" w:after="180"/>
+      </w:pPr>
+      <w:r>
+        <w:rPr>
+          <w:b w:val="0"/>
+        </w:rPr>
         <w:t>Reference example, not the only acceptable wording: Afternoon or evening visitors, and people unable to attend in the morning.</w:t>
       </w:r>
     </w:p>
@@ -252,22 +370,46 @@
       </w:r>
     </w:p>
     <w:p>
-      <w:r>
+      <w:pPr>
+        <w:spacing w:line="336" w:lineRule="auto" w:after="180"/>
+      </w:pPr>
+      <w:r>
+        <w:rPr>
+          <w:b w:val="0"/>
+        </w:rPr>
         <w:t>Without opening the old lesson, explain one key idea from Noise and Outliers. Give an example and a mistake that the idea helps you avoid.</w:t>
       </w:r>
     </w:p>
     <w:p>
-      <w:r>
+      <w:pPr>
+        <w:spacing w:line="336" w:lineRule="auto" w:after="180"/>
+      </w:pPr>
+      <w:r>
+        <w:rPr>
+          <w:b w:val="0"/>
+        </w:rPr>
         <w:t>Look for: Calculate mean and median</w:t>
       </w:r>
     </w:p>
     <w:p>
-      <w:r>
+      <w:pPr>
+        <w:spacing w:line="336" w:lineRule="auto" w:after="180"/>
+      </w:pPr>
+      <w:r>
+        <w:rPr>
+          <w:b w:val="0"/>
+        </w:rPr>
         <w:t>Reference example, not the only acceptable wording: Sum 30 divided by 5 gives 6.</w:t>
       </w:r>
     </w:p>
     <w:p>
-      <w:r>
+      <w:pPr>
+        <w:spacing w:line="336" w:lineRule="auto" w:after="180"/>
+      </w:pPr>
+      <w:r>
+        <w:rPr>
+          <w:b w:val="0"/>
+        </w:rPr>
         <w:t>Use the student module and workbook section with this exact week title. The worked case, independent question and answers below form one aligned lesson sequence.</w:t>
       </w:r>
     </w:p>
@@ -280,8 +422,33 @@
       </w:r>
     </w:p>
     <w:p>
-      <w:r>
-        <w:t>Score=3×genreMatch+2×short+illustrated. Compute A=[1,0,1], B=[0,1,1], C=[1,1,0]. A reader now requires illustrations. Which book wins after applying that constraint?</w:t>
+      <w:pPr>
+        <w:spacing w:line="336" w:lineRule="auto" w:after="180"/>
+        <w:shd w:fill="F5F1FB"/>
+      </w:pPr>
+      <w:r>
+        <w:rPr>
+          <w:b/>
+        </w:rPr>
+        <w:t>Score</w:t>
+      </w:r>
+      <w:r>
+        <w:rPr>
+          <w:b w:val="0"/>
+        </w:rPr>
+        <w:t xml:space="preserve">=3×genreMatch+2×short+illustrated. Compute A=[1,0,1], B=[0,1,1], C=[1,1,0]. A reader now requires illustrations. Which book wins after applying that </w:t>
+      </w:r>
+      <w:r>
+        <w:rPr>
+          <w:b/>
+        </w:rPr>
+        <w:t>constraint</w:t>
+      </w:r>
+      <w:r>
+        <w:rPr>
+          <w:b w:val="0"/>
+        </w:rPr>
+        <w:t>?</w:t>
       </w:r>
     </w:p>
     <w:p>
@@ -293,8 +460,38 @@
       </w:r>
     </w:p>
     <w:p>
-      <w:r>
-        <w:t>A weighted score expresses priorities but also embeds choices.</w:t>
+      <w:pPr>
+        <w:spacing w:line="336" w:lineRule="auto" w:after="180"/>
+      </w:pPr>
+      <w:r>
+        <w:rPr>
+          <w:b w:val="0"/>
+        </w:rPr>
+        <w:t xml:space="preserve">A </w:t>
+      </w:r>
+      <w:r>
+        <w:rPr>
+          <w:b/>
+        </w:rPr>
+        <w:t>weight</w:t>
+      </w:r>
+      <w:r>
+        <w:rPr>
+          <w:b w:val="0"/>
+        </w:rPr>
+        <w:t xml:space="preserve">ed </w:t>
+      </w:r>
+      <w:r>
+        <w:rPr>
+          <w:b/>
+        </w:rPr>
+        <w:t>score</w:t>
+      </w:r>
+      <w:r>
+        <w:rPr>
+          <w:b w:val="0"/>
+        </w:rPr>
+        <w:t xml:space="preserve"> expresses priorities but also embeds choices.</w:t>
       </w:r>
     </w:p>
     <w:tbl>
@@ -430,12 +627,38 @@
       </w:r>
     </w:p>
     <w:p>
-      <w:r>
+      <w:pPr>
+        <w:spacing w:line="336" w:lineRule="auto" w:after="180"/>
+      </w:pPr>
+      <w:r>
+        <w:rPr>
+          <w:b w:val="0"/>
+        </w:rPr>
         <w:t>Use the supplied scenario, student illustrations and blank paper. For numeric work, offer counters or a calculator after learners show the setup. Fictional records are supplied; personal data and paid accounts are unnecessary.</w:t>
       </w:r>
     </w:p>
     <w:p>
-      <w:r>
+      <w:pPr>
+        <w:pStyle w:val="Heading3"/>
+      </w:pPr>
+      <w:r>
+        <w:t>Alternative compact allocation</w:t>
+      </w:r>
+    </w:p>
+    <w:p>
+      <w:r>
+        <w:t>This compact option is not the full-week schedule. Use the main teaching cycle and allow extra sessions for the investigation, independent work and project.</w:t>
+      </w:r>
+    </w:p>
+    <w:p>
+      <w:pPr>
+        <w:spacing w:line="336" w:lineRule="auto" w:after="180"/>
+        <w:shd w:fill="F1F6F8"/>
+      </w:pPr>
+      <w:r>
+        <w:rPr>
+          <w:b w:val="0"/>
+        </w:rPr>
         <w:t>Allow 80 minutes: recall 8; explanation 12; worked demonstration 15; guided practice 20; independent assessment 15; project and reflection 10. Extend the lab into a second session when needed.</w:t>
       </w:r>
     </w:p>
@@ -448,8 +671,49 @@
       </w:r>
     </w:p>
     <w:p>
-      <w:r>
-        <w:t>Teach Week 23 as a two-session investigation using fictional data. A fictional activity chooser uses enjoyment and learning ratings from 0 to 5. Its score is 2 times enjoyment plus learning. The activity must also take at most 20 minutes. Duration is a hard requirement; a high score cannot compensate for exceeding it. Assess the three stated outcomes through the independent task, not by copying the worked result.</w:t>
+      <w:pPr>
+        <w:spacing w:line="336" w:lineRule="auto" w:after="180"/>
+      </w:pPr>
+      <w:r>
+        <w:rPr>
+          <w:b w:val="0"/>
+        </w:rPr>
+        <w:t xml:space="preserve">Teach Week 23 as a two-session investigation using fictional data. A fictional activity chooser uses enjoyment and learning ratings from 0 to 5. Its </w:t>
+      </w:r>
+      <w:r>
+        <w:rPr>
+          <w:b/>
+        </w:rPr>
+        <w:t>score</w:t>
+      </w:r>
+      <w:r>
+        <w:rPr>
+          <w:b w:val="0"/>
+        </w:rPr>
+        <w:t xml:space="preserve"> is 2 times enjoyment plus learning.</w:t>
+      </w:r>
+    </w:p>
+    <w:p>
+      <w:pPr>
+        <w:spacing w:line="336" w:lineRule="auto" w:after="180"/>
+      </w:pPr>
+      <w:r>
+        <w:rPr>
+          <w:b w:val="0"/>
+        </w:rPr>
+        <w:t xml:space="preserve">The activity must also take at most 20 minutes. Duration is a hard requirement; a high </w:t>
+      </w:r>
+      <w:r>
+        <w:rPr>
+          <w:b/>
+        </w:rPr>
+        <w:t>score</w:t>
+      </w:r>
+      <w:r>
+        <w:rPr>
+          <w:b w:val="0"/>
+        </w:rPr>
+        <w:t xml:space="preserve"> cannot compensate for exceeding it. Assess the three stated outcomes through the independent task, not by copying the worked result.</w:t>
       </w:r>
     </w:p>
     <w:p>
@@ -461,23 +725,59 @@
       </w:r>
     </w:p>
     <w:p>
-      <w:r>
+      <w:pPr>
+        <w:spacing w:line="336" w:lineRule="auto" w:after="180"/>
+      </w:pPr>
+      <w:r>
+        <w:rPr>
+          <w:b w:val="0"/>
+        </w:rPr>
         <w:t>A gap of 2.</w:t>
       </w:r>
     </w:p>
     <w:p>
-      <w:r>
+      <w:pPr>
+        <w:spacing w:line="336" w:lineRule="auto" w:after="180"/>
+      </w:pPr>
+      <w:r>
+        <w:rPr>
+          <w:b w:val="0"/>
+        </w:rPr>
         <w:t>Python 3 editor with a fresh local practice file</w:t>
       </w:r>
     </w:p>
     <w:p>
-      <w:r>
+      <w:pPr>
+        <w:spacing w:line="336" w:lineRule="auto" w:after="180"/>
+      </w:pPr>
+      <w:r>
+        <w:rPr>
+          <w:b w:val="0"/>
+        </w:rPr>
         <w:t>Paper trace table and the student workbook</w:t>
       </w:r>
     </w:p>
     <w:p>
-      <w:r>
-        <w:t>Fictional input records from this lesson; no real student identifiers</w:t>
+      <w:pPr>
+        <w:spacing w:line="336" w:lineRule="auto" w:after="180"/>
+      </w:pPr>
+      <w:r>
+        <w:rPr>
+          <w:b w:val="0"/>
+        </w:rPr>
+        <w:t xml:space="preserve">Fictional </w:t>
+      </w:r>
+      <w:r>
+        <w:rPr>
+          <w:b/>
+        </w:rPr>
+        <w:t>input</w:t>
+      </w:r>
+      <w:r>
+        <w:rPr>
+          <w:b w:val="0"/>
+        </w:rPr>
+        <w:t xml:space="preserve"> records from this lesson; no real student identifiers</w:t>
       </w:r>
     </w:p>
     <w:p>
@@ -489,12 +789,60 @@
       </w:r>
     </w:p>
     <w:p>
-      <w:r>
-        <w:t>By the end, I can rank only eligible options with a transparent weighted score.</w:t>
-      </w:r>
-    </w:p>
-    <w:p>
-      <w:r>
+      <w:pPr>
+        <w:spacing w:line="336" w:lineRule="auto" w:after="180"/>
+      </w:pPr>
+      <w:r>
+        <w:rPr>
+          <w:b w:val="0"/>
+        </w:rPr>
+        <w:t xml:space="preserve">By the end, I can </w:t>
+      </w:r>
+      <w:r>
+        <w:rPr>
+          <w:b/>
+        </w:rPr>
+        <w:t>rank</w:t>
+      </w:r>
+      <w:r>
+        <w:rPr>
+          <w:b w:val="0"/>
+        </w:rPr>
+        <w:t xml:space="preserve"> only eligible options with a transparent </w:t>
+      </w:r>
+      <w:r>
+        <w:rPr>
+          <w:b/>
+        </w:rPr>
+        <w:t>weight</w:t>
+      </w:r>
+      <w:r>
+        <w:rPr>
+          <w:b w:val="0"/>
+        </w:rPr>
+        <w:t xml:space="preserve">ed </w:t>
+      </w:r>
+      <w:r>
+        <w:rPr>
+          <w:b/>
+        </w:rPr>
+        <w:t>score</w:t>
+      </w:r>
+      <w:r>
+        <w:rPr>
+          <w:b w:val="0"/>
+        </w:rPr>
+        <w:t>.</w:t>
+      </w:r>
+    </w:p>
+    <w:p>
+      <w:pPr>
+        <w:spacing w:line="336" w:lineRule="auto" w:after="180"/>
+      </w:pPr>
+      <w:r>
+        <w:rPr>
+          <w:b w:val="0"/>
+        </w:rPr>
         <w:t>This added worked case illustrates the week’s main idea. Retain all original and connected topics; schedule its practice within the teaching cycle.</w:t>
       </w:r>
     </w:p>
@@ -507,61 +855,215 @@
       </w:r>
     </w:p>
     <w:p>
+      <w:r>
+        <w:t>Model Recommendation Scores using the supplied case, labelled mechanism and reasoning. Make the scope of each conclusion explicit.</w:t>
+      </w:r>
+    </w:p>
+    <w:p>
+      <w:pPr>
+        <w:spacing w:line="336" w:lineRule="auto" w:after="180"/>
+      </w:pPr>
+      <w:r>
+        <w:rPr>
+          <w:b/>
+        </w:rPr>
+        <w:t>Input</w:t>
+      </w:r>
+      <w:r>
+        <w:rPr>
+          <w:b w:val="0"/>
+        </w:rPr>
+        <w:t xml:space="preserve"> → </w:t>
+      </w:r>
+      <w:r>
+        <w:rPr>
+          <w:b/>
+        </w:rPr>
+        <w:t>Process</w:t>
+      </w:r>
+      <w:r>
+        <w:rPr>
+          <w:b w:val="0"/>
+        </w:rPr>
+        <w:t xml:space="preserve"> → </w:t>
+      </w:r>
+      <w:r>
+        <w:rPr>
+          <w:b/>
+        </w:rPr>
+        <w:t>Output</w:t>
+      </w:r>
+    </w:p>
+    <w:p>
+      <w:pPr>
+        <w:spacing w:line="336" w:lineRule="auto" w:after="180"/>
+      </w:pPr>
+      <w:r>
+        <w:rPr>
+          <w:b w:val="0"/>
+        </w:rPr>
+        <w:t>Trace the information. At each stage, ask what changed and how you could test it.</w:t>
+      </w:r>
+    </w:p>
+    <w:p>
+      <w:pPr>
+        <w:spacing w:line="336" w:lineRule="auto" w:after="180"/>
+      </w:pPr>
+      <w:r>
+        <w:rPr>
+          <w:b w:val="0"/>
+        </w:rPr>
+        <w:t>Which stage could fail even when the other two are correct? Explain:</w:t>
+      </w:r>
+    </w:p>
+    <w:p>
+      <w:pPr>
+        <w:spacing w:line="336" w:lineRule="auto" w:after="180"/>
+      </w:pPr>
+      <w:r>
+        <w:rPr>
+          <w:b w:val="0"/>
+        </w:rPr>
+        <w:t xml:space="preserve">Predict first. Then check each step. A correct answer without visible reasoning is incomplete </w:t>
+      </w:r>
+      <w:r>
+        <w:rPr>
+          <w:b/>
+        </w:rPr>
+        <w:t>evidence</w:t>
+      </w:r>
+      <w:r>
+        <w:rPr>
+          <w:b w:val="0"/>
+        </w:rPr>
+        <w:t>.</w:t>
+      </w:r>
+    </w:p>
+    <w:p>
+      <w:pPr>
+        <w:spacing w:line="336" w:lineRule="auto" w:after="180"/>
+        <w:shd w:fill="F4F9FC"/>
+      </w:pPr>
+      <w:r>
+        <w:rPr>
+          <w:b w:val="0"/>
+        </w:rPr>
+        <w:t xml:space="preserve">1. </w:t>
+      </w:r>
+      <w:r>
+        <w:rPr>
+          <w:b/>
+        </w:rPr>
+        <w:t>Score</w:t>
+      </w:r>
+      <w:r>
+        <w:rPr>
+          <w:b w:val="0"/>
+        </w:rPr>
+        <w:t xml:space="preserve"> = 3×genre match + 2×difficulty match + 1×length match.</w:t>
+      </w:r>
+    </w:p>
+    <w:p>
+      <w:pPr>
+        <w:spacing w:line="336" w:lineRule="auto" w:after="180"/>
+        <w:shd w:fill="F4F9FC"/>
+      </w:pPr>
+      <w:r>
+        <w:rPr>
+          <w:b w:val="0"/>
+        </w:rPr>
+        <w:t>2. Book A matches genre and length: 3+0+1=4.</w:t>
+      </w:r>
+    </w:p>
+    <w:p>
+      <w:pPr>
+        <w:spacing w:line="336" w:lineRule="auto" w:after="180"/>
+        <w:shd w:fill="F4F9FC"/>
+      </w:pPr>
+      <w:r>
+        <w:rPr>
+          <w:b w:val="0"/>
+        </w:rPr>
+        <w:t>3. Book B matches difficulty and length: 0+2+1=3.</w:t>
+      </w:r>
+    </w:p>
+    <w:p>
+      <w:pPr>
+        <w:spacing w:line="336" w:lineRule="auto" w:after="180"/>
+        <w:shd w:fill="F4F9FC"/>
+      </w:pPr>
+      <w:r>
+        <w:rPr>
+          <w:b w:val="0"/>
+        </w:rPr>
+        <w:t xml:space="preserve">4. A </w:t>
+      </w:r>
+      <w:r>
+        <w:rPr>
+          <w:b/>
+        </w:rPr>
+        <w:t>rank</w:t>
+      </w:r>
+      <w:r>
+        <w:rPr>
+          <w:b w:val="0"/>
+        </w:rPr>
+        <w:t xml:space="preserve">s first for these </w:t>
+      </w:r>
+      <w:r>
+        <w:rPr>
+          <w:b/>
+        </w:rPr>
+        <w:t>weight</w:t>
+      </w:r>
+      <w:r>
+        <w:rPr>
+          <w:b w:val="0"/>
+        </w:rPr>
+        <w:t>s—not as a universal best book.</w:t>
+      </w:r>
+    </w:p>
+    <w:p>
+      <w:pPr>
+        <w:spacing w:line="336" w:lineRule="auto" w:after="180"/>
+      </w:pPr>
+      <w:r>
+        <w:rPr>
+          <w:b w:val="0"/>
+        </w:rPr>
+        <w:t>Recalculate, retrace, or restate the reasoning in your own representation:</w:t>
+      </w:r>
+    </w:p>
+    <w:p>
+      <w:pPr>
+        <w:spacing w:line="336" w:lineRule="auto" w:after="180"/>
+        <w:shd w:fill="F5F1FB"/>
+      </w:pPr>
+      <w:r>
+        <w:rPr>
+          <w:b w:val="0"/>
+        </w:rPr>
+        <w:t xml:space="preserve">CHECK Did the </w:t>
+      </w:r>
+      <w:r>
+        <w:rPr>
+          <w:b/>
+        </w:rPr>
+        <w:t>evidence</w:t>
+      </w:r>
+      <w:r>
+        <w:rPr>
+          <w:b w:val="0"/>
+        </w:rPr>
+        <w:t xml:space="preserve"> answer the exact question? Did the total, path, or source record stay consistent?</w:t>
+      </w:r>
+    </w:p>
+    <w:p>
       <w:pPr>
         <w:pStyle w:val="Heading3"/>
       </w:pPr>
       <w:r>
-        <w:t>Explain the mechanism</w:t>
-      </w:r>
-    </w:p>
-    <w:p>
-      <w:r>
-        <w:t>Input → Process → Output</w:t>
-      </w:r>
-    </w:p>
-    <w:p>
-      <w:r>
-        <w:t>Trace the information. At each stage, ask what changed and how you could test it.</w:t>
-      </w:r>
-    </w:p>
-    <w:p>
-      <w:r>
-        <w:t>Which stage could fail even when the other two are correct? Explain:</w:t>
-      </w:r>
-    </w:p>
-    <w:p>
-      <w:r>
-        <w:t>Predict first. Then check each step. A correct answer without visible reasoning is incomplete evidence.</w:t>
-      </w:r>
-    </w:p>
-    <w:p>
-      <w:r>
-        <w:t>1. Score = 3×genre match + 2×difficulty match + 1×length match.</w:t>
-      </w:r>
-    </w:p>
-    <w:p>
-      <w:r>
-        <w:t>2. Book A matches genre and length: 3+0+1=4.</w:t>
-      </w:r>
-    </w:p>
-    <w:p>
-      <w:r>
-        <w:t>3. Book B matches difficulty and length: 0+2+1=3.</w:t>
-      </w:r>
-    </w:p>
-    <w:p>
-      <w:r>
-        <w:t>4. A ranks first for these weights—not as a universal best book.</w:t>
-      </w:r>
-    </w:p>
-    <w:p>
-      <w:r>
-        <w:t>Recalculate, retrace, or restate the reasoning in your own representation:</w:t>
-      </w:r>
-    </w:p>
-    <w:p>
-      <w:r>
-        <w:t>CHECK Did the evidence answer the exact question? Did the total, path, or source record stay consistent?</w:t>
+        <w:t>Concrete teaching case</w:t>
       </w:r>
     </w:p>
     <w:p>
@@ -569,17 +1071,25 @@
         <w:pStyle w:val="Heading3"/>
       </w:pPr>
       <w:r>
-        <w:t>Concrete teaching case</w:t>
-      </w:r>
-    </w:p>
-    <w:p>
-      <w:r>
-        <w:t>Score=2 times genre match + length match. A matches both, B genre only, C length only.</w:t>
-      </w:r>
-    </w:p>
-    <w:p>
-      <w:r>
-        <w:t>Score and rank.</w:t>
+        <w:t>The teaching case</w:t>
+      </w:r>
+    </w:p>
+    <w:p>
+      <w:pPr>
+        <w:spacing w:line="336" w:lineRule="auto" w:after="180"/>
+        <w:shd w:fill="F1F6FC"/>
+      </w:pPr>
+      <w:r>
+        <w:rPr>
+          <w:b/>
+        </w:rPr>
+        <w:t>Score</w:t>
+      </w:r>
+      <w:r>
+        <w:rPr>
+          <w:b w:val="0"/>
+        </w:rPr>
+        <w:t>=2 times genre match + length match. A matches both, B genre only, C length only.</w:t>
       </w:r>
     </w:p>
     <w:p>
@@ -587,30 +1097,189 @@
         <w:pStyle w:val="Heading3"/>
       </w:pPr>
       <w:r>
+        <w:t>The teaching case</w:t>
+      </w:r>
+    </w:p>
+    <w:p>
+      <w:pPr>
+        <w:spacing w:line="336" w:lineRule="auto" w:after="180"/>
+        <w:shd w:fill="F1F6FC"/>
+      </w:pPr>
+      <w:r>
+        <w:rPr>
+          <w:b/>
+        </w:rPr>
+        <w:t>Score</w:t>
+      </w:r>
+      <w:r>
+        <w:rPr>
+          <w:b w:val="0"/>
+        </w:rPr>
+        <w:t xml:space="preserve"> and </w:t>
+      </w:r>
+      <w:r>
+        <w:rPr>
+          <w:b/>
+        </w:rPr>
+        <w:t>rank</w:t>
+      </w:r>
+      <w:r>
+        <w:rPr>
+          <w:b w:val="0"/>
+        </w:rPr>
+        <w:t>.</w:t>
+      </w:r>
+    </w:p>
+    <w:p>
+      <w:pPr>
+        <w:pStyle w:val="Heading3"/>
+      </w:pPr>
+      <w:r>
         <w:t>Exact explanation to model</w:t>
       </w:r>
     </w:p>
     <w:p>
-      <w:r>
-        <w:t>A=3, B=2, C=1. Weights encode a chosen preference, not universal reader truth.</w:t>
-      </w:r>
-    </w:p>
-    <w:p>
       <w:pPr>
         <w:pStyle w:val="Heading3"/>
       </w:pPr>
       <w:r>
+        <w:t>Why the result follows</w:t>
+      </w:r>
+    </w:p>
+    <w:p>
+      <w:pPr>
+        <w:spacing w:line="336" w:lineRule="auto" w:after="180"/>
+        <w:shd w:fill="F1F6FC"/>
+      </w:pPr>
+      <w:r>
+        <w:rPr>
+          <w:b w:val="0"/>
+        </w:rPr>
+        <w:t xml:space="preserve">A=3, B=2, C=1. </w:t>
+      </w:r>
+      <w:r>
+        <w:rPr>
+          <w:b/>
+        </w:rPr>
+        <w:t>Weight</w:t>
+      </w:r>
+      <w:r>
+        <w:rPr>
+          <w:b w:val="0"/>
+        </w:rPr>
+        <w:t>s encode a chosen preference, not universal reader truth.</w:t>
+      </w:r>
+    </w:p>
+    <w:p>
+      <w:pPr>
+        <w:pStyle w:val="Heading3"/>
+      </w:pPr>
+      <w:r>
         <w:t>Explain the added worked example</w:t>
       </w:r>
     </w:p>
     <w:p>
-      <w:r>
-        <w:t>A fictional activity chooser uses enjoyment and learning ratings from 0 to 5. Its score is 2 times enjoyment plus learning. The activity must also take at most 20 minutes. Duration is a hard requirement; a high score cannot compensate for exceeding it.</w:t>
-      </w:r>
-    </w:p>
-    <w:p>
-      <w:r>
-        <w:t>Only A is printed, with score 10. If B took 20 minutes it would qualify and have the higher score 11. The inclusive boundary matters. Ratings and weights are invented for practice and require justification before use in a real decision.</w:t>
+      <w:pPr>
+        <w:spacing w:line="336" w:lineRule="auto" w:after="180"/>
+      </w:pPr>
+      <w:r>
+        <w:rPr>
+          <w:b w:val="0"/>
+        </w:rPr>
+        <w:t xml:space="preserve">A fictional activity chooser uses enjoyment and learning ratings from 0 to 5. Its </w:t>
+      </w:r>
+      <w:r>
+        <w:rPr>
+          <w:b/>
+        </w:rPr>
+        <w:t>score</w:t>
+      </w:r>
+      <w:r>
+        <w:rPr>
+          <w:b w:val="0"/>
+        </w:rPr>
+        <w:t xml:space="preserve"> is 2 times enjoyment plus learning. The activity must also take at most 20 minutes.</w:t>
+      </w:r>
+    </w:p>
+    <w:p>
+      <w:pPr>
+        <w:spacing w:line="336" w:lineRule="auto" w:after="180"/>
+      </w:pPr>
+      <w:r>
+        <w:rPr>
+          <w:b w:val="0"/>
+        </w:rPr>
+        <w:t xml:space="preserve">Duration is a hard requirement; a high </w:t>
+      </w:r>
+      <w:r>
+        <w:rPr>
+          <w:b/>
+        </w:rPr>
+        <w:t>score</w:t>
+      </w:r>
+      <w:r>
+        <w:rPr>
+          <w:b w:val="0"/>
+        </w:rPr>
+        <w:t xml:space="preserve"> cannot compensate for exceeding it.</w:t>
+      </w:r>
+    </w:p>
+    <w:p>
+      <w:pPr>
+        <w:spacing w:line="336" w:lineRule="auto" w:after="180"/>
+      </w:pPr>
+      <w:r>
+        <w:rPr>
+          <w:b w:val="0"/>
+        </w:rPr>
+        <w:t xml:space="preserve">Only A is printed, with </w:t>
+      </w:r>
+      <w:r>
+        <w:rPr>
+          <w:b/>
+        </w:rPr>
+        <w:t>score</w:t>
+      </w:r>
+      <w:r>
+        <w:rPr>
+          <w:b w:val="0"/>
+        </w:rPr>
+        <w:t xml:space="preserve"> 10. If B took 20 minutes it would qualify and have the higher </w:t>
+      </w:r>
+      <w:r>
+        <w:rPr>
+          <w:b/>
+        </w:rPr>
+        <w:t>score</w:t>
+      </w:r>
+      <w:r>
+        <w:rPr>
+          <w:b w:val="0"/>
+        </w:rPr>
+        <w:t xml:space="preserve"> 11. The inclusive boundary matters.</w:t>
+      </w:r>
+    </w:p>
+    <w:p>
+      <w:pPr>
+        <w:spacing w:line="336" w:lineRule="auto" w:after="180"/>
+      </w:pPr>
+      <w:r>
+        <w:rPr>
+          <w:b w:val="0"/>
+        </w:rPr>
+        <w:t xml:space="preserve">Ratings and </w:t>
+      </w:r>
+      <w:r>
+        <w:rPr>
+          <w:b/>
+        </w:rPr>
+        <w:t>weight</w:t>
+      </w:r>
+      <w:r>
+        <w:rPr>
+          <w:b w:val="0"/>
+        </w:rPr>
+        <w:t>s are invented for practice and require justification before use in a real decision.</w:t>
       </w:r>
     </w:p>
     <w:p>
@@ -754,8 +1423,37 @@
       </w:r>
     </w:p>
     <w:p>
-      <w:r>
-        <w:t>Use the complete worked example below before asking learners to complete W2. Reveal a small part, invite a prediction, then explain the deciding step. These teacher notes contain solutions; do not reveal the independent case answer during modelling.</w:t>
+      <w:pPr>
+        <w:spacing w:line="336" w:lineRule="auto" w:after="180"/>
+      </w:pPr>
+      <w:r>
+        <w:rPr>
+          <w:b w:val="0"/>
+        </w:rPr>
+        <w:t xml:space="preserve">Use the complete worked example below before asking learners to complete W2. Reveal a small part, invite a </w:t>
+      </w:r>
+      <w:r>
+        <w:rPr>
+          <w:b/>
+        </w:rPr>
+        <w:t>prediction</w:t>
+      </w:r>
+      <w:r>
+        <w:rPr>
+          <w:b w:val="0"/>
+        </w:rPr>
+        <w:t>, then explain the deciding step.</w:t>
+      </w:r>
+    </w:p>
+    <w:p>
+      <w:pPr>
+        <w:spacing w:line="336" w:lineRule="auto" w:after="180"/>
+      </w:pPr>
+      <w:r>
+        <w:rPr>
+          <w:b w:val="0"/>
+        </w:rPr>
+        <w:t>These teacher notes contain solutions; do not reveal the independent case answer during modelling.</w:t>
       </w:r>
     </w:p>
     <w:p>
@@ -899,7 +1597,13 @@
       </w:tr>
     </w:tbl>
     <w:p>
-      <w:r>
+      <w:pPr>
+        <w:spacing w:line="336" w:lineRule="auto" w:after="180"/>
+      </w:pPr>
+      <w:r>
+        <w:rPr>
+          <w:b w:val="0"/>
+        </w:rPr>
         <w:t>Use the diagram and verbal explanation together. Ask learners to match a sentence to a specific visual step; do not assign learners fixed visual or auditory learning styles.</w:t>
       </w:r>
     </w:p>
@@ -912,7 +1616,13 @@
       </w:r>
     </w:p>
     <w:p>
-      <w:r>
+      <w:pPr>
+        <w:spacing w:line="336" w:lineRule="auto" w:after="180"/>
+      </w:pPr>
+      <w:r>
+        <w:rPr>
+          <w:b w:val="0"/>
+        </w:rPr>
         <w:t>A fictional book-activity chooser has a 14-minute limit.</w:t>
       </w:r>
     </w:p>
@@ -925,13 +1635,61 @@
       </w:r>
     </w:p>
     <w:p>
-      <w:r>
-        <w:t>Score=2×interest+practice. A=(interest3,practice2,time14); B=(4,3,15); C=(2,5,12).</w:t>
-      </w:r>
-    </w:p>
-    <w:p>
-      <w:r>
-        <w:t>Require whole nonnegative feature values; time must be at most the limit. Highest score wins; tie by ID.</w:t>
+      <w:pPr>
+        <w:pStyle w:val="Heading3"/>
+      </w:pPr>
+      <w:r>
+        <w:t>Supplied facts</w:t>
+      </w:r>
+    </w:p>
+    <w:p>
+      <w:pPr>
+        <w:spacing w:line="336" w:lineRule="auto" w:after="180"/>
+        <w:shd w:fill="F1F6FC"/>
+      </w:pPr>
+      <w:r>
+        <w:rPr>
+          <w:b/>
+        </w:rPr>
+        <w:t>Score</w:t>
+      </w:r>
+      <w:r>
+        <w:rPr>
+          <w:b w:val="0"/>
+        </w:rPr>
+        <w:t>=2×interest+practice. A=(interest3,practice2,time14); B=(4,3,15); C=(2,5,12).</w:t>
+      </w:r>
+    </w:p>
+    <w:p>
+      <w:pPr>
+        <w:pStyle w:val="Heading3"/>
+      </w:pPr>
+      <w:r>
+        <w:t>Supplied facts</w:t>
+      </w:r>
+    </w:p>
+    <w:p>
+      <w:pPr>
+        <w:spacing w:line="336" w:lineRule="auto" w:after="180"/>
+        <w:shd w:fill="F1F6FC"/>
+      </w:pPr>
+      <w:r>
+        <w:rPr>
+          <w:b w:val="0"/>
+        </w:rPr>
+        <w:t xml:space="preserve">Require whole nonnegative feature values; time must be at most the limit. Highest </w:t>
+      </w:r>
+      <w:r>
+        <w:rPr>
+          <w:b/>
+        </w:rPr>
+        <w:t>score</w:t>
+      </w:r>
+      <w:r>
+        <w:rPr>
+          <w:b w:val="0"/>
+        </w:rPr>
+        <w:t xml:space="preserve"> wins; tie by ID.</w:t>
       </w:r>
     </w:p>
     <w:p>
@@ -1152,57 +1910,331 @@
       </w:r>
     </w:p>
     <w:p>
-      <w:r>
-        <w:t>A score combines preferences according to explicitly chosen weights; it does not erase hard constraints. Computing a high score for an excluded item can be useful in an audit, but it must not allow that item back into the candidate set. Store both eligibility reasons and score components for explanations.</w:t>
-      </w:r>
-    </w:p>
-    <w:p>
       <w:pPr>
         <w:pStyle w:val="Heading3"/>
       </w:pPr>
       <w:r>
+        <w:t>Why the result follows</w:t>
+      </w:r>
+    </w:p>
+    <w:p>
+      <w:pPr>
+        <w:spacing w:line="336" w:lineRule="auto" w:after="180"/>
+        <w:shd w:fill="F1F6FC"/>
+      </w:pPr>
+      <w:r>
+        <w:rPr>
+          <w:b w:val="0"/>
+        </w:rPr>
+        <w:t xml:space="preserve">A </w:t>
+      </w:r>
+      <w:r>
+        <w:rPr>
+          <w:b/>
+        </w:rPr>
+        <w:t>score</w:t>
+      </w:r>
+      <w:r>
+        <w:rPr>
+          <w:b w:val="0"/>
+        </w:rPr>
+        <w:t xml:space="preserve"> combines preferences according to explicitly chosen </w:t>
+      </w:r>
+      <w:r>
+        <w:rPr>
+          <w:b/>
+        </w:rPr>
+        <w:t>weight</w:t>
+      </w:r>
+      <w:r>
+        <w:rPr>
+          <w:b w:val="0"/>
+        </w:rPr>
+        <w:t xml:space="preserve">s; it does not erase hard </w:t>
+      </w:r>
+      <w:r>
+        <w:rPr>
+          <w:b/>
+        </w:rPr>
+        <w:t>constraint</w:t>
+      </w:r>
+      <w:r>
+        <w:rPr>
+          <w:b w:val="0"/>
+        </w:rPr>
+        <w:t>s.</w:t>
+      </w:r>
+    </w:p>
+    <w:p>
+      <w:pPr>
+        <w:spacing w:line="336" w:lineRule="auto" w:after="180"/>
+        <w:shd w:fill="F1F6FC"/>
+      </w:pPr>
+      <w:r>
+        <w:rPr>
+          <w:b w:val="0"/>
+        </w:rPr>
+        <w:t xml:space="preserve">Computing a high </w:t>
+      </w:r>
+      <w:r>
+        <w:rPr>
+          <w:b/>
+        </w:rPr>
+        <w:t>score</w:t>
+      </w:r>
+      <w:r>
+        <w:rPr>
+          <w:b w:val="0"/>
+        </w:rPr>
+        <w:t xml:space="preserve"> for an excluded item can be useful in an audit, but it must not allow that item back into the candidate set. Store both eligibility reasons and </w:t>
+      </w:r>
+      <w:r>
+        <w:rPr>
+          <w:b/>
+        </w:rPr>
+        <w:t>score</w:t>
+      </w:r>
+      <w:r>
+        <w:rPr>
+          <w:b w:val="0"/>
+        </w:rPr>
+        <w:t xml:space="preserve"> components for explanations.</w:t>
+      </w:r>
+    </w:p>
+    <w:p>
+      <w:pPr>
+        <w:pStyle w:val="Heading3"/>
+      </w:pPr>
+      <w:r>
         <w:t>What this example does not establish</w:t>
       </w:r>
     </w:p>
     <w:p>
-      <w:r>
-        <w:t>Toy interest scores are supplied inputs, not measured enjoyment or a universal definition of a good activity.</w:t>
-      </w:r>
-    </w:p>
-    <w:p>
       <w:pPr>
         <w:pStyle w:val="Heading3"/>
       </w:pPr>
       <w:r>
+        <w:t>Keep the stated limit</w:t>
+      </w:r>
+    </w:p>
+    <w:p>
+      <w:pPr>
+        <w:spacing w:line="336" w:lineRule="auto" w:after="180"/>
+        <w:shd w:fill="FFF5E6"/>
+      </w:pPr>
+      <w:r>
+        <w:rPr>
+          <w:b w:val="0"/>
+        </w:rPr>
+        <w:t xml:space="preserve">Toy interest </w:t>
+      </w:r>
+      <w:r>
+        <w:rPr>
+          <w:b/>
+        </w:rPr>
+        <w:t>score</w:t>
+      </w:r>
+      <w:r>
+        <w:rPr>
+          <w:b w:val="0"/>
+        </w:rPr>
+        <w:t xml:space="preserve">s are supplied </w:t>
+      </w:r>
+      <w:r>
+        <w:rPr>
+          <w:b/>
+        </w:rPr>
+        <w:t>input</w:t>
+      </w:r>
+      <w:r>
+        <w:rPr>
+          <w:b w:val="0"/>
+        </w:rPr>
+        <w:t>s, not measured enjoyment or a universal definition of a good activity.</w:t>
+      </w:r>
+    </w:p>
+    <w:p>
+      <w:pPr>
+        <w:pStyle w:val="Heading3"/>
+      </w:pPr>
+      <w:r>
         <w:t>Change one thing in the pictured case</w:t>
       </w:r>
     </w:p>
     <w:p>
-      <w:r>
-        <w:t>Change: Change interest weight from 2 to 3, keeping time limit 14.</w:t>
-      </w:r>
-    </w:p>
-    <w:p>
-      <w:r>
-        <w:t>Prediction: A scores 11; C also scores 11; tie-by-ID chooses A.</w:t>
-      </w:r>
-    </w:p>
-    <w:p>
-      <w:r>
-        <w:t>Reason: B remains too long; changing preferences changes only ranking of A and C.</w:t>
-      </w:r>
-    </w:p>
-    <w:p>
       <w:pPr>
         <w:pStyle w:val="Heading3"/>
       </w:pPr>
       <w:r>
+        <w:t>Change one thing</w:t>
+      </w:r>
+    </w:p>
+    <w:p>
+      <w:pPr>
+        <w:spacing w:line="336" w:lineRule="auto" w:after="180"/>
+        <w:shd w:fill="F5F1FB"/>
+      </w:pPr>
+      <w:r>
+        <w:rPr>
+          <w:b w:val="0"/>
+        </w:rPr>
+        <w:t xml:space="preserve">Change: Change interest </w:t>
+      </w:r>
+      <w:r>
+        <w:rPr>
+          <w:b/>
+        </w:rPr>
+        <w:t>weight</w:t>
+      </w:r>
+      <w:r>
+        <w:rPr>
+          <w:b w:val="0"/>
+        </w:rPr>
+        <w:t xml:space="preserve"> from 2 to 3, keeping time limit 14.</w:t>
+      </w:r>
+    </w:p>
+    <w:p>
+      <w:pPr>
+        <w:pStyle w:val="Heading3"/>
+      </w:pPr>
+      <w:r>
+        <w:t>Predicted result</w:t>
+      </w:r>
+    </w:p>
+    <w:p>
+      <w:pPr>
+        <w:spacing w:line="336" w:lineRule="auto" w:after="180"/>
+        <w:shd w:fill="F1F6FC"/>
+      </w:pPr>
+      <w:r>
+        <w:rPr>
+          <w:b/>
+        </w:rPr>
+        <w:t>Prediction</w:t>
+      </w:r>
+      <w:r>
+        <w:rPr>
+          <w:b w:val="0"/>
+        </w:rPr>
+        <w:t xml:space="preserve">: A </w:t>
+      </w:r>
+      <w:r>
+        <w:rPr>
+          <w:b/>
+        </w:rPr>
+        <w:t>score</w:t>
+      </w:r>
+      <w:r>
+        <w:rPr>
+          <w:b w:val="0"/>
+        </w:rPr>
+        <w:t xml:space="preserve">s 11; C also </w:t>
+      </w:r>
+      <w:r>
+        <w:rPr>
+          <w:b/>
+        </w:rPr>
+        <w:t>score</w:t>
+      </w:r>
+      <w:r>
+        <w:rPr>
+          <w:b w:val="0"/>
+        </w:rPr>
+        <w:t>s 11; tie-by-ID chooses A.</w:t>
+      </w:r>
+    </w:p>
+    <w:p>
+      <w:pPr>
+        <w:pStyle w:val="Heading3"/>
+      </w:pPr>
+      <w:r>
+        <w:t>Why the result follows</w:t>
+      </w:r>
+    </w:p>
+    <w:p>
+      <w:pPr>
+        <w:spacing w:line="336" w:lineRule="auto" w:after="180"/>
+        <w:shd w:fill="F1F6FC"/>
+      </w:pPr>
+      <w:r>
+        <w:rPr>
+          <w:b w:val="0"/>
+        </w:rPr>
+        <w:t xml:space="preserve">Reason: B remains too long; changing preferences changes only </w:t>
+      </w:r>
+      <w:r>
+        <w:rPr>
+          <w:b/>
+        </w:rPr>
+        <w:t>rank</w:t>
+      </w:r>
+      <w:r>
+        <w:rPr>
+          <w:b w:val="0"/>
+        </w:rPr>
+        <w:t>ing of A and C.</w:t>
+      </w:r>
+    </w:p>
+    <w:p>
+      <w:pPr>
+        <w:pStyle w:val="Heading3"/>
+      </w:pPr>
+      <w:r>
         <w:t>Ask while showing the picture</w:t>
       </w:r>
     </w:p>
     <w:p>
-      <w:r>
-        <w:t>Cover the result. Ask learners to name the inputs and predict the next step. Uncover one step, connect the icon to the actual procedure, and explain its evidence. Then change the supplied condition and compare. The picture is a representation; it does not document execution of a real AI model.</w:t>
+      <w:pPr>
+        <w:pStyle w:val="Heading3"/>
+      </w:pPr>
+      <w:r>
+        <w:t>Ask while showing the picture · 1</w:t>
+      </w:r>
+    </w:p>
+    <w:p>
+      <w:pPr>
+        <w:spacing w:line="336" w:lineRule="auto" w:after="180"/>
+      </w:pPr>
+      <w:r>
+        <w:rPr>
+          <w:b w:val="0"/>
+        </w:rPr>
+        <w:t xml:space="preserve">Cover the result. Ask learners to name the </w:t>
+      </w:r>
+      <w:r>
+        <w:rPr>
+          <w:b/>
+        </w:rPr>
+        <w:t>input</w:t>
+      </w:r>
+      <w:r>
+        <w:rPr>
+          <w:b w:val="0"/>
+        </w:rPr>
+        <w:t xml:space="preserve">s and predict the next step. Uncover one step, connect the icon to the actual procedure, and explain its </w:t>
+      </w:r>
+      <w:r>
+        <w:rPr>
+          <w:b/>
+        </w:rPr>
+        <w:t>evidence</w:t>
+      </w:r>
+      <w:r>
+        <w:rPr>
+          <w:b w:val="0"/>
+        </w:rPr>
+        <w:t>. Then change the supplied condition and compare.</w:t>
+      </w:r>
+    </w:p>
+    <w:p>
+      <w:pPr>
+        <w:spacing w:line="336" w:lineRule="auto" w:after="180"/>
+      </w:pPr>
+      <w:r>
+        <w:rPr>
+          <w:b w:val="0"/>
+        </w:rPr>
+        <w:t>The picture is a representation; it does not document execution of a real AI model.</w:t>
       </w:r>
     </w:p>
     <w:p>
@@ -1214,11 +2246,16 @@
       </w:r>
     </w:p>
     <w:p>
+      <w:r>
+        <w:t>Demonstrate Recommendation Scores, reduce support deliberately and check individual reasoning before discussing answers.</w:t>
+      </w:r>
+    </w:p>
+    <w:p>
       <w:pPr>
         <w:pStyle w:val="Heading3"/>
       </w:pPr>
       <w:r>
-        <w:t>Demonstrate and guide practice</w:t>
+        <w:t>Board sequence</w:t>
       </w:r>
     </w:p>
     <w:p>
@@ -1226,27 +2263,31 @@
         <w:pStyle w:val="Heading3"/>
       </w:pPr>
       <w:r>
-        <w:t>Board sequence</w:t>
-      </w:r>
-    </w:p>
-    <w:p>
-      <w:r>
-        <w:t>Write the given facts: Score=2 times genre match + length match. A matches both, B genre only, C length only.</w:t>
-      </w:r>
-    </w:p>
-    <w:p>
-      <w:r>
-        <w:t>Write the question to explain: Score and rank.</w:t>
-      </w:r>
-    </w:p>
-    <w:p>
-      <w:r>
-        <w:t>Reveal after predictions: A=3, B=2, C=1. Weights encode a chosen preference, not universal reader truth.</w:t>
-      </w:r>
-    </w:p>
-    <w:p>
-      <w:r>
-        <w:t>Keep for an independent attempt: A recommender gives 3 points for topic match and 1 for difficulty match. Book A matches topic only; B matches difficulty only. Compute scores and justify the ranking.</w:t>
+        <w:t>1. Put the facts on the board</w:t>
+      </w:r>
+    </w:p>
+    <w:p>
+      <w:pPr>
+        <w:spacing w:line="336" w:lineRule="auto" w:after="180"/>
+        <w:shd w:fill="F4F9FC"/>
+      </w:pPr>
+      <w:r>
+        <w:rPr>
+          <w:b w:val="0"/>
+        </w:rPr>
+        <w:t xml:space="preserve">Write the given facts: </w:t>
+      </w:r>
+      <w:r>
+        <w:rPr>
+          <w:b/>
+        </w:rPr>
+        <w:t>Score</w:t>
+      </w:r>
+      <w:r>
+        <w:rPr>
+          <w:b w:val="0"/>
+        </w:rPr>
+        <w:t>=2 times genre match + length match. A matches both, B genre only, C length only.</w:t>
       </w:r>
     </w:p>
     <w:p>
@@ -1254,27 +2295,213 @@
         <w:pStyle w:val="Heading3"/>
       </w:pPr>
       <w:r>
+        <w:t>2. State the decision to explain</w:t>
+      </w:r>
+    </w:p>
+    <w:p>
+      <w:pPr>
+        <w:spacing w:line="336" w:lineRule="auto" w:after="180"/>
+        <w:shd w:fill="F4F9FC"/>
+      </w:pPr>
+      <w:r>
+        <w:rPr>
+          <w:b w:val="0"/>
+        </w:rPr>
+        <w:t xml:space="preserve">Write the question to explain: </w:t>
+      </w:r>
+      <w:r>
+        <w:rPr>
+          <w:b/>
+        </w:rPr>
+        <w:t>Score</w:t>
+      </w:r>
+      <w:r>
+        <w:rPr>
+          <w:b w:val="0"/>
+        </w:rPr>
+        <w:t xml:space="preserve"> and </w:t>
+      </w:r>
+      <w:r>
+        <w:rPr>
+          <w:b/>
+        </w:rPr>
+        <w:t>rank</w:t>
+      </w:r>
+      <w:r>
+        <w:rPr>
+          <w:b w:val="0"/>
+        </w:rPr>
+        <w:t>.</w:t>
+      </w:r>
+    </w:p>
+    <w:p>
+      <w:pPr>
+        <w:pStyle w:val="Heading3"/>
+      </w:pPr>
+      <w:r>
+        <w:t>3. Reveal the worked reasoning</w:t>
+      </w:r>
+    </w:p>
+    <w:p>
+      <w:pPr>
+        <w:spacing w:line="336" w:lineRule="auto" w:after="180"/>
+        <w:shd w:fill="F1F6FC"/>
+      </w:pPr>
+      <w:r>
+        <w:rPr>
+          <w:b w:val="0"/>
+        </w:rPr>
+        <w:t xml:space="preserve">Reveal after </w:t>
+      </w:r>
+      <w:r>
+        <w:rPr>
+          <w:b/>
+        </w:rPr>
+        <w:t>prediction</w:t>
+      </w:r>
+      <w:r>
+        <w:rPr>
+          <w:b w:val="0"/>
+        </w:rPr>
+        <w:t xml:space="preserve">s: A=3, B=2, C=1. </w:t>
+      </w:r>
+      <w:r>
+        <w:rPr>
+          <w:b/>
+        </w:rPr>
+        <w:t>Weight</w:t>
+      </w:r>
+      <w:r>
+        <w:rPr>
+          <w:b w:val="0"/>
+        </w:rPr>
+        <w:t>s encode a chosen preference, not universal reader truth.</w:t>
+      </w:r>
+    </w:p>
+    <w:p>
+      <w:pPr>
+        <w:pStyle w:val="Heading3"/>
+      </w:pPr>
+      <w:r>
+        <w:t>Hold back the independent task</w:t>
+      </w:r>
+    </w:p>
+    <w:p>
+      <w:pPr>
+        <w:spacing w:line="336" w:lineRule="auto" w:after="180"/>
+        <w:shd w:fill="FFF5E6"/>
+      </w:pPr>
+      <w:r>
+        <w:rPr>
+          <w:b w:val="0"/>
+        </w:rPr>
+        <w:t xml:space="preserve">Keep for an independent attempt: A recommender gives 3 points for topic match and 1 for difficulty match. Book A matches topic only; B matches difficulty only. Compute </w:t>
+      </w:r>
+      <w:r>
+        <w:rPr>
+          <w:b/>
+        </w:rPr>
+        <w:t>score</w:t>
+      </w:r>
+      <w:r>
+        <w:rPr>
+          <w:b w:val="0"/>
+        </w:rPr>
+        <w:t xml:space="preserve">s and justify the </w:t>
+      </w:r>
+      <w:r>
+        <w:rPr>
+          <w:b/>
+        </w:rPr>
+        <w:t>rank</w:t>
+      </w:r>
+      <w:r>
+        <w:rPr>
+          <w:b w:val="0"/>
+        </w:rPr>
+        <w:t>ing.</w:t>
+      </w:r>
+    </w:p>
+    <w:p>
+      <w:pPr>
+        <w:pStyle w:val="Heading3"/>
+      </w:pPr>
+      <w:r>
         <w:t>Classroom dialogue</w:t>
       </w:r>
     </w:p>
     <w:p>
-      <w:r>
+      <w:pPr>
+        <w:pStyle w:val="Heading3"/>
+      </w:pPr>
+      <w:r>
+        <w:t>Ask the class</w:t>
+      </w:r>
+    </w:p>
+    <w:p>
+      <w:pPr>
+        <w:spacing w:line="336" w:lineRule="auto" w:after="180"/>
+        <w:shd w:fill="F5F1FB"/>
+      </w:pPr>
+      <w:r>
+        <w:rPr>
+          <w:b w:val="0"/>
+        </w:rPr>
         <w:t>Ask: Which facts are given, and which would we have to assume? Learners mark relevant details before discussing answers.</w:t>
       </w:r>
     </w:p>
     <w:p>
-      <w:r>
+      <w:pPr>
+        <w:pStyle w:val="Heading3"/>
+      </w:pPr>
+      <w:r>
+        <w:t>Language to model</w:t>
+      </w:r>
+    </w:p>
+    <w:p>
+      <w:pPr>
+        <w:spacing w:line="336" w:lineRule="auto" w:after="180"/>
+        <w:shd w:fill="F1F6F8"/>
+      </w:pPr>
+      <w:r>
+        <w:rPr>
+          <w:b w:val="0"/>
+        </w:rPr>
         <w:t>Say: Predict first. Show the rule, information path or calculation that would produce the result. A correct guess is not yet an explanation.</w:t>
       </w:r>
     </w:p>
     <w:p>
-      <w:r>
+      <w:pPr>
+        <w:spacing w:line="336" w:lineRule="auto" w:after="180"/>
+      </w:pPr>
+      <w:r>
+        <w:rPr>
+          <w:b w:val="0"/>
+        </w:rPr>
         <w:t>Reveal reasoning one step at a time. Explain why a tempting alternative fails. Write units and denominators for arithmetic, trace conditions for decisions, and identify supporting sources for claims.</w:t>
       </w:r>
     </w:p>
     <w:p>
-      <w:r>
-        <w:t>In pairs, one learner solves while the other checks evidence; exchange roles. Remove the worked answer before independent assessment.</w:t>
+      <w:pPr>
+        <w:spacing w:line="336" w:lineRule="auto" w:after="180"/>
+      </w:pPr>
+      <w:r>
+        <w:rPr>
+          <w:b w:val="0"/>
+        </w:rPr>
+        <w:t xml:space="preserve">In pairs, one learner solves while the other checks </w:t>
+      </w:r>
+      <w:r>
+        <w:rPr>
+          <w:b/>
+        </w:rPr>
+        <w:t>evidence</w:t>
+      </w:r>
+      <w:r>
+        <w:rPr>
+          <w:b w:val="0"/>
+        </w:rPr>
+        <w:t>; exchange roles. Remove the worked answer before independent assessment.</w:t>
       </w:r>
     </w:p>
     <w:p>
@@ -1286,8 +2513,62 @@
       </w:r>
     </w:p>
     <w:p>
-      <w:r>
-        <w:t>A scores 8 and B scores 13. B remains excluded at 25 minutes. Exit: First scores A 9, B 8 so A wins. Second scores A 6, B 10 so B wins. Explain the preference change.</w:t>
+      <w:pPr>
+        <w:spacing w:line="336" w:lineRule="auto" w:after="180"/>
+      </w:pPr>
+      <w:r>
+        <w:rPr>
+          <w:b w:val="0"/>
+        </w:rPr>
+        <w:t xml:space="preserve">A </w:t>
+      </w:r>
+      <w:r>
+        <w:rPr>
+          <w:b/>
+        </w:rPr>
+        <w:t>score</w:t>
+      </w:r>
+      <w:r>
+        <w:rPr>
+          <w:b w:val="0"/>
+        </w:rPr>
+        <w:t xml:space="preserve">s 8 and B </w:t>
+      </w:r>
+      <w:r>
+        <w:rPr>
+          <w:b/>
+        </w:rPr>
+        <w:t>score</w:t>
+      </w:r>
+      <w:r>
+        <w:rPr>
+          <w:b w:val="0"/>
+        </w:rPr>
+        <w:t xml:space="preserve">s 13. B remains excluded at 25 minutes. Exit: First </w:t>
+      </w:r>
+      <w:r>
+        <w:rPr>
+          <w:b/>
+        </w:rPr>
+        <w:t>score</w:t>
+      </w:r>
+      <w:r>
+        <w:rPr>
+          <w:b w:val="0"/>
+        </w:rPr>
+        <w:t xml:space="preserve">s A 9, B 8 so A wins. Second </w:t>
+      </w:r>
+      <w:r>
+        <w:rPr>
+          <w:b/>
+        </w:rPr>
+        <w:t>score</w:t>
+      </w:r>
+      <w:r>
+        <w:rPr>
+          <w:b w:val="0"/>
+        </w:rPr>
+        <w:t>s A 6, B 10 so B wins. Explain the preference change.</w:t>
       </w:r>
     </w:p>
     <w:p>
@@ -1519,18 +2800,77 @@
       </w:r>
     </w:p>
     <w:p>
-      <w:r>
+      <w:pPr>
+        <w:pStyle w:val="Heading3"/>
+      </w:pPr>
+      <w:r>
+        <w:t>Completion practice</w:t>
+      </w:r>
+    </w:p>
+    <w:p>
+      <w:pPr>
+        <w:spacing w:line="336" w:lineRule="auto" w:after="180"/>
+        <w:shd w:fill="F5F1FB"/>
+      </w:pPr>
+      <w:r>
+        <w:rPr>
+          <w:b w:val="0"/>
+        </w:rPr>
         <w:t>Completion task: Which durations 19, 20, 21 qualify under at most 20?</w:t>
       </w:r>
     </w:p>
     <w:p>
-      <w:r>
+      <w:pPr>
+        <w:pStyle w:val="Heading3"/>
+      </w:pPr>
+      <w:r>
+        <w:t>Reasoning to listen for</w:t>
+      </w:r>
+    </w:p>
+    <w:p>
+      <w:pPr>
+        <w:spacing w:line="336" w:lineRule="auto" w:after="180"/>
+        <w:shd w:fill="F1F6FC"/>
+      </w:pPr>
+      <w:r>
+        <w:rPr>
+          <w:b w:val="0"/>
+        </w:rPr>
         <w:t>Teacher check: 19 and 20 qualify; 21 does not.</w:t>
       </w:r>
     </w:p>
     <w:p>
-      <w:r>
-        <w:t>Start by identifying the given inputs together. Leave the intermediate steps blank. If needed, model one step, then withdraw that help on the next step. Move to a full trace only when the partial trace is understood. For partners, alternate explainer and checker; collect a response from every learner before discussion.</w:t>
+      <w:pPr>
+        <w:spacing w:line="336" w:lineRule="auto" w:after="180"/>
+      </w:pPr>
+      <w:r>
+        <w:rPr>
+          <w:b w:val="0"/>
+        </w:rPr>
+        <w:t xml:space="preserve">Start by identifying the given </w:t>
+      </w:r>
+      <w:r>
+        <w:rPr>
+          <w:b/>
+        </w:rPr>
+        <w:t>input</w:t>
+      </w:r>
+      <w:r>
+        <w:rPr>
+          <w:b w:val="0"/>
+        </w:rPr>
+        <w:t>s together. Leave the intermediate steps blank. If needed, model one step, then withdraw that help on the next step. Move to a full trace only when the partial trace is understood.</w:t>
+      </w:r>
+    </w:p>
+    <w:p>
+      <w:pPr>
+        <w:spacing w:line="336" w:lineRule="auto" w:after="180"/>
+      </w:pPr>
+      <w:r>
+        <w:rPr>
+          <w:b w:val="0"/>
+        </w:rPr>
+        <w:t>For partners, alternate explainer and checker; collect a response from every learner before discussion.</w:t>
       </w:r>
     </w:p>
     <w:p>
@@ -1542,18 +2882,61 @@
       </w:r>
     </w:p>
     <w:p>
-      <w:r>
-        <w:t>Use the worked case for Weighted scores and constraints. Proposed explanation: “A successful run proves the conclusion”. Decide whether this explanation is supported. Point to the step or supplied fact that decides; explain your repair if needed.</w:t>
-      </w:r>
-    </w:p>
-    <w:p>
-      <w:r>
-        <w:t>Expected correction: Weights represent preferences, not a discovered truth. Explain who chose them and test whether small changes alter the recommendation. Avoid claiming that a larger score proves greater educational value.</w:t>
-      </w:r>
-    </w:p>
-    <w:p>
-      <w:r>
-        <w:t>Collect explanations, not only yes/no votes. If a misunderstanding is common, re-model the relevant step for the class. If it affects a few learners, give a short targeted group explanation while others solve a more demanding variation.</w:t>
+      <w:pPr>
+        <w:spacing w:line="336" w:lineRule="auto" w:after="180"/>
+      </w:pPr>
+      <w:r>
+        <w:rPr>
+          <w:b w:val="0"/>
+        </w:rPr>
+        <w:t xml:space="preserve">Use the worked case for </w:t>
+      </w:r>
+      <w:r>
+        <w:rPr>
+          <w:b/>
+        </w:rPr>
+        <w:t>Weight</w:t>
+      </w:r>
+      <w:r>
+        <w:rPr>
+          <w:b w:val="0"/>
+        </w:rPr>
+        <w:t xml:space="preserve">ed </w:t>
+      </w:r>
+      <w:r>
+        <w:rPr>
+          <w:b/>
+        </w:rPr>
+        <w:t>score</w:t>
+      </w:r>
+      <w:r>
+        <w:rPr>
+          <w:b w:val="0"/>
+        </w:rPr>
+        <w:t xml:space="preserve">s and </w:t>
+      </w:r>
+      <w:r>
+        <w:rPr>
+          <w:b/>
+        </w:rPr>
+        <w:t>constraint</w:t>
+      </w:r>
+      <w:r>
+        <w:rPr>
+          <w:b w:val="0"/>
+        </w:rPr>
+        <w:t>s. Proposed explanation: “A successful run proves the conclusion”. Decide whether this explanation is supported.</w:t>
+      </w:r>
+    </w:p>
+    <w:p>
+      <w:pPr>
+        <w:spacing w:line="336" w:lineRule="auto" w:after="180"/>
+      </w:pPr>
+      <w:r>
+        <w:rPr>
+          <w:b w:val="0"/>
+        </w:rPr>
+        <w:t>Point to the step or supplied fact that decides; explain your repair if needed.</w:t>
       </w:r>
     </w:p>
     <w:p>
@@ -1561,12 +2944,97 @@
         <w:pStyle w:val="Heading3"/>
       </w:pPr>
       <w:r>
+        <w:t>Expected repair</w:t>
+      </w:r>
+    </w:p>
+    <w:p>
+      <w:pPr>
+        <w:spacing w:line="336" w:lineRule="auto" w:after="180"/>
+        <w:shd w:fill="F1F6FC"/>
+      </w:pPr>
+      <w:r>
+        <w:rPr>
+          <w:b w:val="0"/>
+        </w:rPr>
+        <w:t xml:space="preserve">Expected correction: </w:t>
+      </w:r>
+      <w:r>
+        <w:rPr>
+          <w:b/>
+        </w:rPr>
+        <w:t>Weight</w:t>
+      </w:r>
+      <w:r>
+        <w:rPr>
+          <w:b w:val="0"/>
+        </w:rPr>
+        <w:t xml:space="preserve">s represent preferences, not a discovered truth. Explain who chose them and test whether small changes alter the recommendation. Avoid claiming that a larger </w:t>
+      </w:r>
+      <w:r>
+        <w:rPr>
+          <w:b/>
+        </w:rPr>
+        <w:t>score</w:t>
+      </w:r>
+      <w:r>
+        <w:rPr>
+          <w:b w:val="0"/>
+        </w:rPr>
+        <w:t xml:space="preserve"> proves greater educational value.</w:t>
+      </w:r>
+    </w:p>
+    <w:p>
+      <w:pPr>
+        <w:spacing w:line="336" w:lineRule="auto" w:after="180"/>
+      </w:pPr>
+      <w:r>
+        <w:rPr>
+          <w:b w:val="0"/>
+        </w:rPr>
+        <w:t>Collect explanations, not only yes/no votes. If a misunderstanding is common, re-model the relevant step for the class.</w:t>
+      </w:r>
+    </w:p>
+    <w:p>
+      <w:pPr>
+        <w:spacing w:line="336" w:lineRule="auto" w:after="180"/>
+      </w:pPr>
+      <w:r>
+        <w:rPr>
+          <w:b w:val="0"/>
+        </w:rPr>
+        <w:t>If it affects a few learners, give a short targeted group explanation while others solve a more demanding variation.</w:t>
+      </w:r>
+    </w:p>
+    <w:p>
+      <w:pPr>
+        <w:pStyle w:val="Heading3"/>
+      </w:pPr>
+      <w:r>
         <w:t>Pictorial practice question</w:t>
       </w:r>
     </w:p>
     <w:p>
-      <w:r>
-        <w:t>Why does B not become the winner when its score is largest?</w:t>
+      <w:pPr>
+        <w:spacing w:line="336" w:lineRule="auto" w:after="180"/>
+        <w:shd w:fill="F5F1FB"/>
+      </w:pPr>
+      <w:r>
+        <w:rPr>
+          <w:b w:val="0"/>
+        </w:rPr>
+        <w:t xml:space="preserve">Why does B not become the winner when its </w:t>
+      </w:r>
+      <w:r>
+        <w:rPr>
+          <w:b/>
+        </w:rPr>
+        <w:t>score</w:t>
+      </w:r>
+      <w:r>
+        <w:rPr>
+          <w:b w:val="0"/>
+        </w:rPr>
+        <w:t xml:space="preserve"> is largest?</w:t>
       </w:r>
     </w:p>
     <w:p>
@@ -1578,18 +3046,108 @@
       </w:r>
     </w:p>
     <w:p>
-      <w:r>
-        <w:t>Its time 15 exceeds the 14-minute maximum, so it is ineligible before ranking.</w:t>
-      </w:r>
-    </w:p>
-    <w:p>
-      <w:r>
-        <w:t>Changed-case reasoning: A scores 11; C also scores 11; tie-by-ID chooses A. B remains too long; changing preferences changes only ranking of A and C.</w:t>
-      </w:r>
-    </w:p>
-    <w:p>
-      <w:r>
-        <w:t>Collect each learner’s explanation before discussion. Use the first missing connection between input, deciding step and result to choose support. This question is worked-case practice, not fresh mastery evidence.</w:t>
+      <w:pPr>
+        <w:spacing w:line="336" w:lineRule="auto" w:after="180"/>
+      </w:pPr>
+      <w:r>
+        <w:rPr>
+          <w:b w:val="0"/>
+        </w:rPr>
+        <w:t xml:space="preserve">Its time 15 exceeds the 14-minute maximum, so it is ineligible before </w:t>
+      </w:r>
+      <w:r>
+        <w:rPr>
+          <w:b/>
+        </w:rPr>
+        <w:t>rank</w:t>
+      </w:r>
+      <w:r>
+        <w:rPr>
+          <w:b w:val="0"/>
+        </w:rPr>
+        <w:t>ing.</w:t>
+      </w:r>
+    </w:p>
+    <w:p>
+      <w:pPr>
+        <w:spacing w:line="336" w:lineRule="auto" w:after="180"/>
+      </w:pPr>
+      <w:r>
+        <w:rPr>
+          <w:b w:val="0"/>
+        </w:rPr>
+        <w:t xml:space="preserve">Changed-case reasoning: A </w:t>
+      </w:r>
+      <w:r>
+        <w:rPr>
+          <w:b/>
+        </w:rPr>
+        <w:t>score</w:t>
+      </w:r>
+      <w:r>
+        <w:rPr>
+          <w:b w:val="0"/>
+        </w:rPr>
+        <w:t xml:space="preserve">s 11; C also </w:t>
+      </w:r>
+      <w:r>
+        <w:rPr>
+          <w:b/>
+        </w:rPr>
+        <w:t>score</w:t>
+      </w:r>
+      <w:r>
+        <w:rPr>
+          <w:b w:val="0"/>
+        </w:rPr>
+        <w:t xml:space="preserve">s 11; tie-by-ID chooses A. B remains too long; changing preferences changes only </w:t>
+      </w:r>
+      <w:r>
+        <w:rPr>
+          <w:b/>
+        </w:rPr>
+        <w:t>rank</w:t>
+      </w:r>
+      <w:r>
+        <w:rPr>
+          <w:b w:val="0"/>
+        </w:rPr>
+        <w:t>ing of A and C.</w:t>
+      </w:r>
+    </w:p>
+    <w:p>
+      <w:pPr>
+        <w:spacing w:line="336" w:lineRule="auto" w:after="180"/>
+      </w:pPr>
+      <w:r>
+        <w:rPr>
+          <w:b w:val="0"/>
+        </w:rPr>
+        <w:t xml:space="preserve">Collect each learner’s explanation before discussion. Use the first missing connection between </w:t>
+      </w:r>
+      <w:r>
+        <w:rPr>
+          <w:b/>
+        </w:rPr>
+        <w:t>input</w:t>
+      </w:r>
+      <w:r>
+        <w:rPr>
+          <w:b w:val="0"/>
+        </w:rPr>
+        <w:t xml:space="preserve">, deciding step and result to choose support. This question is worked-case practice, not fresh mastery </w:t>
+      </w:r>
+      <w:r>
+        <w:rPr>
+          <w:b/>
+        </w:rPr>
+        <w:t>evidence</w:t>
+      </w:r>
+      <w:r>
+        <w:rPr>
+          <w:b w:val="0"/>
+        </w:rPr>
+        <w:t>.</w:t>
       </w:r>
     </w:p>
     <w:p>
@@ -1601,54 +3159,129 @@
       </w:r>
     </w:p>
     <w:p>
+      <w:r>
+        <w:t>Run the Recommendation Scores investigation and use the first unsupported step to choose a teaching response.</w:t>
+      </w:r>
+    </w:p>
+    <w:p>
+      <w:pPr>
+        <w:spacing w:line="336" w:lineRule="auto" w:after="180"/>
+      </w:pPr>
+      <w:r>
+        <w:rPr>
+          <w:b w:val="0"/>
+        </w:rPr>
+        <w:t>Words You Can Use to Reason</w:t>
+      </w:r>
+    </w:p>
+    <w:p>
+      <w:pPr>
+        <w:spacing w:line="336" w:lineRule="auto" w:after="180"/>
+      </w:pPr>
+      <w:r>
+        <w:rPr>
+          <w:b w:val="0"/>
+        </w:rPr>
+        <w:t>A definition matters when you can recognize the idea, use it, and contrast it with a near-miss.</w:t>
+      </w:r>
+    </w:p>
+    <w:p>
+      <w:pPr>
+        <w:spacing w:line="336" w:lineRule="auto" w:after="180"/>
+      </w:pPr>
+      <w:r>
+        <w:rPr>
+          <w:b w:val="0"/>
+        </w:rPr>
+        <w:t>Predict → Test → Record → Explain</w:t>
+      </w:r>
+    </w:p>
+    <w:p>
+      <w:pPr>
+        <w:spacing w:line="336" w:lineRule="auto" w:after="180"/>
+      </w:pPr>
+      <w:r>
+        <w:rPr>
+          <w:b w:val="0"/>
+        </w:rPr>
+        <w:t>Keep expected and actual results separate. Surprises are useful data when recorded honestly.</w:t>
+      </w:r>
+    </w:p>
+    <w:p>
+      <w:pPr>
+        <w:spacing w:line="336" w:lineRule="auto" w:after="180"/>
+      </w:pPr>
+      <w:r>
+        <w:rPr>
+          <w:b w:val="0"/>
+        </w:rPr>
+        <w:t xml:space="preserve">Create two reader profiles with different </w:t>
+      </w:r>
+      <w:r>
+        <w:rPr>
+          <w:b/>
+        </w:rPr>
+        <w:t>weight</w:t>
+      </w:r>
+      <w:r>
+        <w:rPr>
+          <w:b w:val="0"/>
+        </w:rPr>
+        <w:t xml:space="preserve">s, calculate every term, total, </w:t>
+      </w:r>
+      <w:r>
+        <w:rPr>
+          <w:b/>
+        </w:rPr>
+        <w:t>rank</w:t>
+      </w:r>
+      <w:r>
+        <w:rPr>
+          <w:b w:val="0"/>
+        </w:rPr>
+        <w:t>, and explain why the order changes.</w:t>
+      </w:r>
+    </w:p>
+    <w:p>
+      <w:pPr>
+        <w:spacing w:line="336" w:lineRule="auto" w:after="180"/>
+        <w:shd w:fill="F5F1FB"/>
+      </w:pPr>
+      <w:r>
+        <w:rPr>
+          <w:b w:val="0"/>
+        </w:rPr>
+        <w:t>What did the hardest test teach you that the normal test did not?</w:t>
+      </w:r>
+    </w:p>
+    <w:p>
       <w:pPr>
         <w:pStyle w:val="Heading3"/>
       </w:pPr>
       <w:r>
-        <w:t>Run the weekly evidence lab</w:t>
-      </w:r>
-    </w:p>
-    <w:p>
-      <w:r>
-        <w:t>Words You Can Use to Reason</w:t>
-      </w:r>
-    </w:p>
-    <w:p>
-      <w:r>
-        <w:t>A definition matters when you can recognize the idea, use it, and contrast it with a near-miss.</w:t>
-      </w:r>
-    </w:p>
-    <w:p>
-      <w:r>
-        <w:t>Predict → Test → Record → Explain</w:t>
-      </w:r>
-    </w:p>
-    <w:p>
-      <w:r>
-        <w:t>Keep expected and actual results separate. Surprises are useful data when recorded honestly.</w:t>
-      </w:r>
-    </w:p>
-    <w:p>
-      <w:r>
-        <w:t>Create two reader profiles with different weights, calculate every term, total, rank, and explain why the order changes.</w:t>
-      </w:r>
-    </w:p>
-    <w:p>
-      <w:r>
-        <w:t>What did the hardest test teach you that the normal test did not?</w:t>
-      </w:r>
-    </w:p>
-    <w:p>
-      <w:pPr>
-        <w:pStyle w:val="Heading3"/>
-      </w:pPr>
-      <w:r>
         <w:t>Make the lab runnable</w:t>
       </w:r>
     </w:p>
     <w:p>
-      <w:r>
-        <w:t>Use the concrete case as the shared normal case and the independent question as a second case. Each pair creates a boundary or missing-information case and predicts its result before testing. Keep the expected result separate from an observed mistake.</w:t>
+      <w:pPr>
+        <w:spacing w:line="336" w:lineRule="auto" w:after="180"/>
+      </w:pPr>
+      <w:r>
+        <w:rPr>
+          <w:b w:val="0"/>
+        </w:rPr>
+        <w:t>Use the concrete case as the shared normal case and the independent question as a second case. Each pair creates a boundary or missing-information case and predicts its result before testing.</w:t>
+      </w:r>
+    </w:p>
+    <w:p>
+      <w:pPr>
+        <w:spacing w:line="336" w:lineRule="auto" w:after="180"/>
+      </w:pPr>
+      <w:r>
+        <w:rPr>
+          <w:b w:val="0"/>
+        </w:rPr>
+        <w:t>Keep the expected result separate from an observed mistake.</w:t>
       </w:r>
     </w:p>
     <w:tbl>
@@ -1806,8 +3439,25 @@
       </w:r>
     </w:p>
     <w:p>
-      <w:r>
-        <w:t>For guessing, return to given facts and request a trace. For vocabulary without application, use one example and one non-example. For arithmetic errors, check the setup before the calculation. Finish with a different uncoached case before recording mastery.</w:t>
+      <w:pPr>
+        <w:spacing w:line="336" w:lineRule="auto" w:after="180"/>
+      </w:pPr>
+      <w:r>
+        <w:rPr>
+          <w:b w:val="0"/>
+        </w:rPr>
+        <w:t>For guessing, return to given facts and request a trace. For vocabulary without application, use one example and one non-example. For arithmetic errors, check the setup before the calculation.</w:t>
+      </w:r>
+    </w:p>
+    <w:p>
+      <w:pPr>
+        <w:spacing w:line="336" w:lineRule="auto" w:after="180"/>
+      </w:pPr>
+      <w:r>
+        <w:rPr>
+          <w:b w:val="0"/>
+        </w:rPr>
+        <w:t>Finish with a different uncoached case before recording mastery.</w:t>
       </w:r>
     </w:p>
     <w:p>
@@ -1819,18 +3469,118 @@
       </w:r>
     </w:p>
     <w:p>
-      <w:r>
-        <w:t>A successful run proves the conclusion: Weights represent preferences, not a discovered truth. Explain who chose them and test whether small changes alter the recommendation. Avoid claiming that a larger score proves greater educational value.</w:t>
-      </w:r>
-    </w:p>
-    <w:p>
-      <w:r>
-        <w:t>Matching the example is enough: Require the new W4 case, explicit predictions and an explanation. Fresh retry: limit 10, X (fun 1, learning 5, minutes 9), Y (3,2,10), Z (5,5,11). Scores 7, 8, 15; choose Y, exclude Z.</w:t>
-      </w:r>
-    </w:p>
-    <w:p>
-      <w:r>
-        <w:t>A convenient shortcut preserves meaning: Choosing the highest score and only then ignoring its duration breaks the requirement. Filter for eligibility first. If no item qualifies, report no eligible option instead of relaxing a requirement silently.</w:t>
+      <w:pPr>
+        <w:spacing w:line="336" w:lineRule="auto" w:after="180"/>
+      </w:pPr>
+      <w:r>
+        <w:rPr>
+          <w:b w:val="0"/>
+        </w:rPr>
+        <w:t xml:space="preserve">A successful run proves the conclusion: </w:t>
+      </w:r>
+      <w:r>
+        <w:rPr>
+          <w:b/>
+        </w:rPr>
+        <w:t>Weight</w:t>
+      </w:r>
+      <w:r>
+        <w:rPr>
+          <w:b w:val="0"/>
+        </w:rPr>
+        <w:t>s represent preferences, not a discovered truth. Explain who chose them and test whether small changes alter the recommendation.</w:t>
+      </w:r>
+    </w:p>
+    <w:p>
+      <w:pPr>
+        <w:spacing w:line="336" w:lineRule="auto" w:after="180"/>
+      </w:pPr>
+      <w:r>
+        <w:rPr>
+          <w:b w:val="0"/>
+        </w:rPr>
+        <w:t xml:space="preserve">Avoid claiming that a larger </w:t>
+      </w:r>
+      <w:r>
+        <w:rPr>
+          <w:b/>
+        </w:rPr>
+        <w:t>score</w:t>
+      </w:r>
+      <w:r>
+        <w:rPr>
+          <w:b w:val="0"/>
+        </w:rPr>
+        <w:t xml:space="preserve"> proves greater educational value.</w:t>
+      </w:r>
+    </w:p>
+    <w:p>
+      <w:pPr>
+        <w:spacing w:line="336" w:lineRule="auto" w:after="180"/>
+      </w:pPr>
+      <w:r>
+        <w:rPr>
+          <w:b w:val="0"/>
+        </w:rPr>
+        <w:t xml:space="preserve">Matching the example is enough: Require the new W4 case, explicit </w:t>
+      </w:r>
+      <w:r>
+        <w:rPr>
+          <w:b/>
+        </w:rPr>
+        <w:t>prediction</w:t>
+      </w:r>
+      <w:r>
+        <w:rPr>
+          <w:b w:val="0"/>
+        </w:rPr>
+        <w:t xml:space="preserve">s and an explanation. Fresh retry: limit 10, X (fun 1, learning 5, minutes 9), Y (3,2,10), Z (5,5,11). </w:t>
+      </w:r>
+      <w:r>
+        <w:rPr>
+          <w:b/>
+        </w:rPr>
+        <w:t>Score</w:t>
+      </w:r>
+      <w:r>
+        <w:rPr>
+          <w:b w:val="0"/>
+        </w:rPr>
+        <w:t>s 7, 8, 15; choose Y, exclude Z.</w:t>
+      </w:r>
+    </w:p>
+    <w:p>
+      <w:pPr>
+        <w:spacing w:line="336" w:lineRule="auto" w:after="180"/>
+      </w:pPr>
+      <w:r>
+        <w:rPr>
+          <w:b w:val="0"/>
+        </w:rPr>
+        <w:t xml:space="preserve">A convenient shortcut preserves meaning: Choosing the highest </w:t>
+      </w:r>
+      <w:r>
+        <w:rPr>
+          <w:b/>
+        </w:rPr>
+        <w:t>score</w:t>
+      </w:r>
+      <w:r>
+        <w:rPr>
+          <w:b w:val="0"/>
+        </w:rPr>
+        <w:t xml:space="preserve"> and only then ignoring its duration breaks the requirement. Filter for eligibility first.</w:t>
+      </w:r>
+    </w:p>
+    <w:p>
+      <w:pPr>
+        <w:spacing w:line="336" w:lineRule="auto" w:after="180"/>
+      </w:pPr>
+      <w:r>
+        <w:rPr>
+          <w:b w:val="0"/>
+        </w:rPr>
+        <w:t>If no item qualifies, report no eligible option instead of relaxing a requirement silently.</w:t>
       </w:r>
     </w:p>
     <w:p>
@@ -1988,8 +3738,25 @@
       </w:tr>
     </w:tbl>
     <w:p>
-      <w:r>
-        <w:t>Offer an oral explanation, drawing, enlarged visual or fewer examples when that removes a reading/writing barrier. Keep the same reasoning goal. Stretch secure learners by changing a boundary or assumption and asking them to defend the effect, not simply by assigning more of the same questions.</w:t>
+      <w:pPr>
+        <w:spacing w:line="336" w:lineRule="auto" w:after="180"/>
+      </w:pPr>
+      <w:r>
+        <w:rPr>
+          <w:b w:val="0"/>
+        </w:rPr>
+        <w:t>Offer an oral explanation, drawing, enlarged visual or fewer examples when that removes a reading/writing barrier. Keep the same reasoning goal.</w:t>
+      </w:r>
+    </w:p>
+    <w:p>
+      <w:pPr>
+        <w:spacing w:line="336" w:lineRule="auto" w:after="180"/>
+      </w:pPr>
+      <w:r>
+        <w:rPr>
+          <w:b w:val="0"/>
+        </w:rPr>
+        <w:t>Stretch secure learners by changing a boundary or assumption and asking them to defend the effect, not simply by assigning more of the same questions.</w:t>
       </w:r>
     </w:p>
     <w:p>
@@ -2001,11 +3768,16 @@
       </w:r>
     </w:p>
     <w:p>
+      <w:r>
+        <w:t>Use the Recommendation Scores questions, teacher keys and criteria after the relevant attempts. Previously discussed cases are practice; protect the separately selected independent task.</w:t>
+      </w:r>
+    </w:p>
+    <w:p>
       <w:pPr>
         <w:pStyle w:val="Heading3"/>
       </w:pPr>
       <w:r>
-        <w:t>Assess and explain the answers</w:t>
+        <w:t>Worked case answer</w:t>
       </w:r>
     </w:p>
     <w:p>
@@ -2013,12 +3785,31 @@
         <w:pStyle w:val="Heading3"/>
       </w:pPr>
       <w:r>
-        <w:t>Worked case answer</w:t>
-      </w:r>
-    </w:p>
-    <w:p>
-      <w:r>
-        <w:t>A=3, B=2, C=1. Weights encode a chosen preference, not universal reader truth.</w:t>
+        <w:t>Teacher key · Worked case answer</w:t>
+      </w:r>
+    </w:p>
+    <w:p>
+      <w:pPr>
+        <w:spacing w:line="336" w:lineRule="auto" w:after="180"/>
+        <w:shd w:fill="F1F6FC"/>
+      </w:pPr>
+      <w:r>
+        <w:rPr>
+          <w:b w:val="0"/>
+        </w:rPr>
+        <w:t xml:space="preserve">A=3, B=2, C=1. </w:t>
+      </w:r>
+      <w:r>
+        <w:rPr>
+          <w:b/>
+        </w:rPr>
+        <w:t>Weight</w:t>
+      </w:r>
+      <w:r>
+        <w:rPr>
+          <w:b w:val="0"/>
+        </w:rPr>
+        <w:t>s encode a chosen preference, not universal reader truth.</w:t>
       </w:r>
     </w:p>
     <w:p>
@@ -2030,21 +3821,135 @@
       </w:r>
     </w:p>
     <w:p>
-      <w:r>
-        <w:t>A recommender gives 3 points for topic match and 1 for difficulty match. Book A matches topic only; B matches difficulty only. Compute scores and justify the ranking.</w:t>
-      </w:r>
-    </w:p>
-    <w:p>
       <w:pPr>
         <w:pStyle w:val="Heading3"/>
       </w:pPr>
       <w:r>
+        <w:t>Independent question · withhold the key</w:t>
+      </w:r>
+    </w:p>
+    <w:p>
+      <w:pPr>
+        <w:spacing w:line="336" w:lineRule="auto" w:after="180"/>
+        <w:shd w:fill="F5F1FB"/>
+      </w:pPr>
+      <w:r>
+        <w:rPr>
+          <w:b w:val="0"/>
+        </w:rPr>
+        <w:t xml:space="preserve">A recommender gives 3 points for topic match and 1 for difficulty match. Book A matches topic only; B matches difficulty only. Compute </w:t>
+      </w:r>
+      <w:r>
+        <w:rPr>
+          <w:b/>
+        </w:rPr>
+        <w:t>score</w:t>
+      </w:r>
+      <w:r>
+        <w:rPr>
+          <w:b w:val="0"/>
+        </w:rPr>
+        <w:t xml:space="preserve">s and justify the </w:t>
+      </w:r>
+      <w:r>
+        <w:rPr>
+          <w:b/>
+        </w:rPr>
+        <w:t>rank</w:t>
+      </w:r>
+      <w:r>
+        <w:rPr>
+          <w:b w:val="0"/>
+        </w:rPr>
+        <w:t>ing.</w:t>
+      </w:r>
+    </w:p>
+    <w:p>
+      <w:pPr>
+        <w:pStyle w:val="Heading3"/>
+      </w:pPr>
+      <w:r>
         <w:t>Expected independent answer</w:t>
       </w:r>
     </w:p>
     <w:p>
-      <w:r>
-        <w:t>A scores 3 and B scores 1, so A ranks first. The ranking reflects the chosen weights; different priorities could change them.</w:t>
+      <w:pPr>
+        <w:pStyle w:val="Heading3"/>
+      </w:pPr>
+      <w:r>
+        <w:t>Teacher key · Expected independent answer</w:t>
+      </w:r>
+    </w:p>
+    <w:p>
+      <w:pPr>
+        <w:spacing w:line="336" w:lineRule="auto" w:after="180"/>
+        <w:shd w:fill="F1F6FC"/>
+      </w:pPr>
+      <w:r>
+        <w:rPr>
+          <w:b w:val="0"/>
+        </w:rPr>
+        <w:t xml:space="preserve">A </w:t>
+      </w:r>
+      <w:r>
+        <w:rPr>
+          <w:b/>
+        </w:rPr>
+        <w:t>score</w:t>
+      </w:r>
+      <w:r>
+        <w:rPr>
+          <w:b w:val="0"/>
+        </w:rPr>
+        <w:t xml:space="preserve">s 3 and B </w:t>
+      </w:r>
+      <w:r>
+        <w:rPr>
+          <w:b/>
+        </w:rPr>
+        <w:t>score</w:t>
+      </w:r>
+      <w:r>
+        <w:rPr>
+          <w:b w:val="0"/>
+        </w:rPr>
+        <w:t xml:space="preserve">s 1, so A </w:t>
+      </w:r>
+      <w:r>
+        <w:rPr>
+          <w:b/>
+        </w:rPr>
+        <w:t>rank</w:t>
+      </w:r>
+      <w:r>
+        <w:rPr>
+          <w:b w:val="0"/>
+        </w:rPr>
+        <w:t xml:space="preserve">s first. The </w:t>
+      </w:r>
+      <w:r>
+        <w:rPr>
+          <w:b/>
+        </w:rPr>
+        <w:t>rank</w:t>
+      </w:r>
+      <w:r>
+        <w:rPr>
+          <w:b w:val="0"/>
+        </w:rPr>
+        <w:t xml:space="preserve">ing reflects the chosen </w:t>
+      </w:r>
+      <w:r>
+        <w:rPr>
+          <w:b/>
+        </w:rPr>
+        <w:t>weight</w:t>
+      </w:r>
+      <w:r>
+        <w:rPr>
+          <w:b w:val="0"/>
+        </w:rPr>
+        <w:t>s; different priorities could change them.</w:t>
       </w:r>
     </w:p>
     <w:p>
@@ -2282,8 +4187,25 @@
       </w:tr>
     </w:tbl>
     <w:p>
-      <w:r>
-        <w:t>Use 6/8 as a classroom checkpoint, with 2 required for both Result and Reasoning. This is a proposed teaching rule, not a validated certification threshold. Do not count a coached answer as independent mastery; correct unsafe or unsupported claims regardless of total.</w:t>
+      <w:pPr>
+        <w:spacing w:line="336" w:lineRule="auto" w:after="180"/>
+      </w:pPr>
+      <w:r>
+        <w:rPr>
+          <w:b w:val="0"/>
+        </w:rPr>
+        <w:t>Use 6/8 as a classroom checkpoint, with 2 required for both Result and Reasoning. This is a proposed teaching rule, not a validated certification threshold.</w:t>
+      </w:r>
+    </w:p>
+    <w:p>
+      <w:pPr>
+        <w:spacing w:line="336" w:lineRule="auto" w:after="180"/>
+      </w:pPr>
+      <w:r>
+        <w:rPr>
+          <w:b w:val="0"/>
+        </w:rPr>
+        <w:t>Do not count a coached answer as independent mastery; correct unsafe or unsupported claims regardless of total.</w:t>
       </w:r>
     </w:p>
     <w:p>
@@ -2295,8 +4217,38 @@
       </w:r>
     </w:p>
     <w:p>
-      <w:r>
-        <w:t>Ask the learner to find the evidence that challenges this claim: “Recommendation scores are objective preferences of all readers.” Keep the first attempt and an uncoached retry separate.</w:t>
+      <w:pPr>
+        <w:spacing w:line="336" w:lineRule="auto" w:after="180"/>
+      </w:pPr>
+      <w:r>
+        <w:rPr>
+          <w:b w:val="0"/>
+        </w:rPr>
+        <w:t xml:space="preserve">Ask the learner to find the </w:t>
+      </w:r>
+      <w:r>
+        <w:rPr>
+          <w:b/>
+        </w:rPr>
+        <w:t>evidence</w:t>
+      </w:r>
+      <w:r>
+        <w:rPr>
+          <w:b w:val="0"/>
+        </w:rPr>
+        <w:t xml:space="preserve"> that challenges this claim: “Recommendation </w:t>
+      </w:r>
+      <w:r>
+        <w:rPr>
+          <w:b/>
+        </w:rPr>
+        <w:t>score</w:t>
+      </w:r>
+      <w:r>
+        <w:rPr>
+          <w:b w:val="0"/>
+        </w:rPr>
+        <w:t>s are objective preferences of all readers.” Keep the first attempt and an uncoached retry separate.</w:t>
       </w:r>
     </w:p>
     <w:p>
@@ -2308,15 +4260,48 @@
       </w:r>
     </w:p>
     <w:p>
-      <w:r>
-        <w:t>Scores A=4, B=3, C=5. With illustrated required, C is excluded and A wins. A high score cannot compensate for a mandatory requirement unless the requirement has explicitly changed.</w:t>
-      </w:r>
-    </w:p>
-    <w:p>
       <w:pPr>
         <w:pStyle w:val="Heading3"/>
       </w:pPr>
       <w:r>
+        <w:t>Teacher key · Original transfer answer</w:t>
+      </w:r>
+    </w:p>
+    <w:p>
+      <w:pPr>
+        <w:spacing w:line="336" w:lineRule="auto" w:after="180"/>
+        <w:shd w:fill="F1F6FC"/>
+      </w:pPr>
+      <w:r>
+        <w:rPr>
+          <w:b/>
+        </w:rPr>
+        <w:t>Score</w:t>
+      </w:r>
+      <w:r>
+        <w:rPr>
+          <w:b w:val="0"/>
+        </w:rPr>
+        <w:t xml:space="preserve">s A=4, B=3, C=5. With illustrated required, C is excluded and A wins. A high </w:t>
+      </w:r>
+      <w:r>
+        <w:rPr>
+          <w:b/>
+        </w:rPr>
+        <w:t>score</w:t>
+      </w:r>
+      <w:r>
+        <w:rPr>
+          <w:b w:val="0"/>
+        </w:rPr>
+        <w:t xml:space="preserve"> cannot compensate for a mandatory requirement unless the requirement has explicitly changed.</w:t>
+      </w:r>
+    </w:p>
+    <w:p>
+      <w:pPr>
+        <w:pStyle w:val="Heading3"/>
+      </w:pPr>
+      <w:r>
         <w:t>Explanations for the additional workbook examples</w:t>
       </w:r>
     </w:p>
@@ -2329,121 +4314,517 @@
       </w:r>
     </w:p>
     <w:p>
-      <w:r>
+      <w:pPr>
+        <w:pStyle w:val="Heading3"/>
+      </w:pPr>
+      <w:r>
+        <w:t>Workbook question · W1</w:t>
+      </w:r>
+    </w:p>
+    <w:p>
+      <w:pPr>
+        <w:spacing w:line="336" w:lineRule="auto" w:after="180"/>
+        <w:shd w:fill="F5F1FB"/>
+      </w:pPr>
+      <w:r>
+        <w:rPr>
+          <w:b w:val="0"/>
+        </w:rPr>
         <w:t>An eligible activity has fun 2 and learning 4. Use 2 * fun + learning.</w:t>
       </w:r>
     </w:p>
     <w:p>
-      <w:r>
-        <w:t>Score 8.</w:t>
-      </w:r>
-    </w:p>
-    <w:p>
-      <w:r>
-        <w:t>Substitute each rating into its named role: 2 * fun + learning = 2 * 2 + 4 = 4 + 4 = 8. Eligibility is supplied in this task, so this calculation ranks an already permitted option. The score is a result of the chosen preference rule, not a measured educational benefit.</w:t>
-      </w:r>
-    </w:p>
-    <w:p>
       <w:pPr>
         <w:pStyle w:val="Heading3"/>
       </w:pPr>
       <w:r>
+        <w:t>Teacher reasoning · W1</w:t>
+      </w:r>
+    </w:p>
+    <w:p>
+      <w:pPr>
+        <w:spacing w:line="336" w:lineRule="auto" w:after="180"/>
+        <w:shd w:fill="F1F6FC"/>
+      </w:pPr>
+      <w:r>
+        <w:rPr>
+          <w:b/>
+        </w:rPr>
+        <w:t>Score</w:t>
+      </w:r>
+      <w:r>
+        <w:rPr>
+          <w:b w:val="0"/>
+        </w:rPr>
+        <w:t xml:space="preserve"> 8.</w:t>
+      </w:r>
+    </w:p>
+    <w:p>
+      <w:pPr>
+        <w:pStyle w:val="Heading3"/>
+      </w:pPr>
+      <w:r>
+        <w:t>Teacher reasoning · W1</w:t>
+      </w:r>
+    </w:p>
+    <w:p>
+      <w:pPr>
+        <w:spacing w:line="336" w:lineRule="auto" w:after="180"/>
+        <w:shd w:fill="F1F6FC"/>
+      </w:pPr>
+      <w:r>
+        <w:rPr>
+          <w:b w:val="0"/>
+        </w:rPr>
+        <w:t xml:space="preserve">Substitute each rating into its named role: 2 * fun + learning = 2 * 2 + 4 = 4 + 4 = 8. Eligibility is supplied in this task, so this calculation </w:t>
+      </w:r>
+      <w:r>
+        <w:rPr>
+          <w:b/>
+        </w:rPr>
+        <w:t>rank</w:t>
+      </w:r>
+      <w:r>
+        <w:rPr>
+          <w:b w:val="0"/>
+        </w:rPr>
+        <w:t>s an already permitted option.</w:t>
+      </w:r>
+    </w:p>
+    <w:p>
+      <w:pPr>
+        <w:spacing w:line="336" w:lineRule="auto" w:after="180"/>
+        <w:shd w:fill="F1F6FC"/>
+      </w:pPr>
+      <w:r>
+        <w:rPr>
+          <w:b w:val="0"/>
+        </w:rPr>
+        <w:t xml:space="preserve">The </w:t>
+      </w:r>
+      <w:r>
+        <w:rPr>
+          <w:b/>
+        </w:rPr>
+        <w:t>score</w:t>
+      </w:r>
+      <w:r>
+        <w:rPr>
+          <w:b w:val="0"/>
+        </w:rPr>
+        <w:t xml:space="preserve"> is a result of the chosen preference rule, not a measured educational benefit.</w:t>
+      </w:r>
+    </w:p>
+    <w:p>
+      <w:pPr>
+        <w:pStyle w:val="Heading3"/>
+      </w:pPr>
+      <w:r>
         <w:t>W2 Check a boundary</w:t>
       </w:r>
     </w:p>
     <w:p>
-      <w:r>
+      <w:pPr>
+        <w:pStyle w:val="Heading3"/>
+      </w:pPr>
+      <w:r>
+        <w:t>Workbook question · W2</w:t>
+      </w:r>
+    </w:p>
+    <w:p>
+      <w:pPr>
+        <w:spacing w:line="336" w:lineRule="auto" w:after="180"/>
+        <w:shd w:fill="F5F1FB"/>
+      </w:pPr>
+      <w:r>
+        <w:rPr>
+          <w:b w:val="0"/>
+        </w:rPr>
         <w:t>Which durations 19, 20, 21 qualify under at most 20?</w:t>
       </w:r>
     </w:p>
     <w:p>
-      <w:r>
+      <w:pPr>
+        <w:pStyle w:val="Heading3"/>
+      </w:pPr>
+      <w:r>
+        <w:t>Teacher reasoning · W2</w:t>
+      </w:r>
+    </w:p>
+    <w:p>
+      <w:pPr>
+        <w:spacing w:line="336" w:lineRule="auto" w:after="180"/>
+        <w:shd w:fill="F1F6FC"/>
+      </w:pPr>
+      <w:r>
+        <w:rPr>
+          <w:b w:val="0"/>
+        </w:rPr>
         <w:t>19 and 20 qualify; 21 does not.</w:t>
       </w:r>
     </w:p>
     <w:p>
-      <w:r>
-        <w:t>At most 20 means minutes &lt;= 20. The value 19 is below the limit and 20 is exactly at it, so both qualify. The value 21 is above it and is excluded. An answer that rejects 20 has changed the inclusive requirement into a strict one.</w:t>
-      </w:r>
-    </w:p>
-    <w:p>
       <w:pPr>
         <w:pStyle w:val="Heading3"/>
       </w:pPr>
       <w:r>
+        <w:t>Teacher reasoning · W2</w:t>
+      </w:r>
+    </w:p>
+    <w:p>
+      <w:pPr>
+        <w:spacing w:line="336" w:lineRule="auto" w:after="180"/>
+        <w:shd w:fill="F1F6FC"/>
+      </w:pPr>
+      <w:r>
+        <w:rPr>
+          <w:b w:val="0"/>
+        </w:rPr>
+        <w:t>At most 20 means minutes &lt;= 20. The value 19 is below the limit and 20 is exactly at it, so both qualify. The value 21 is above it and is excluded.</w:t>
+      </w:r>
+    </w:p>
+    <w:p>
+      <w:pPr>
+        <w:spacing w:line="336" w:lineRule="auto" w:after="180"/>
+        <w:shd w:fill="F1F6FC"/>
+      </w:pPr>
+      <w:r>
+        <w:rPr>
+          <w:b w:val="0"/>
+        </w:rPr>
+        <w:t>An answer that rejects 20 has changed the inclusive requirement into a strict one.</w:t>
+      </w:r>
+    </w:p>
+    <w:p>
+      <w:pPr>
+        <w:pStyle w:val="Heading3"/>
+      </w:pPr>
+      <w:r>
         <w:t>W3 Repair selection</w:t>
       </w:r>
     </w:p>
     <w:p>
-      <w:r>
-        <w:t>An ineligible item scores 15 and an eligible item scores 9. Which should be offered under the stated policy?</w:t>
-      </w:r>
-    </w:p>
-    <w:p>
-      <w:r>
-        <w:t>Offer the eligible item with score 9. The constraint is applied before ranking.</w:t>
-      </w:r>
-    </w:p>
-    <w:p>
       <w:pPr>
         <w:pStyle w:val="Heading3"/>
       </w:pPr>
       <w:r>
+        <w:t>Workbook question · W3</w:t>
+      </w:r>
+    </w:p>
+    <w:p>
+      <w:pPr>
+        <w:spacing w:line="336" w:lineRule="auto" w:after="180"/>
+        <w:shd w:fill="F5F1FB"/>
+      </w:pPr>
+      <w:r>
+        <w:rPr>
+          <w:b w:val="0"/>
+        </w:rPr>
+        <w:t xml:space="preserve">An ineligible item </w:t>
+      </w:r>
+      <w:r>
+        <w:rPr>
+          <w:b/>
+        </w:rPr>
+        <w:t>score</w:t>
+      </w:r>
+      <w:r>
+        <w:rPr>
+          <w:b w:val="0"/>
+        </w:rPr>
+        <w:t xml:space="preserve">s 15 and an eligible item </w:t>
+      </w:r>
+      <w:r>
+        <w:rPr>
+          <w:b/>
+        </w:rPr>
+        <w:t>score</w:t>
+      </w:r>
+      <w:r>
+        <w:rPr>
+          <w:b w:val="0"/>
+        </w:rPr>
+        <w:t>s 9. Which should be offered under the stated policy?</w:t>
+      </w:r>
+    </w:p>
+    <w:p>
+      <w:pPr>
+        <w:pStyle w:val="Heading3"/>
+      </w:pPr>
+      <w:r>
+        <w:t>Teacher reasoning · W3</w:t>
+      </w:r>
+    </w:p>
+    <w:p>
+      <w:pPr>
+        <w:spacing w:line="336" w:lineRule="auto" w:after="180"/>
+        <w:shd w:fill="F1F6FC"/>
+      </w:pPr>
+      <w:r>
+        <w:rPr>
+          <w:b w:val="0"/>
+        </w:rPr>
+        <w:t xml:space="preserve">Offer the eligible item with </w:t>
+      </w:r>
+      <w:r>
+        <w:rPr>
+          <w:b/>
+        </w:rPr>
+        <w:t>score</w:t>
+      </w:r>
+      <w:r>
+        <w:rPr>
+          <w:b w:val="0"/>
+        </w:rPr>
+        <w:t xml:space="preserve"> 9. The </w:t>
+      </w:r>
+      <w:r>
+        <w:rPr>
+          <w:b/>
+        </w:rPr>
+        <w:t>constraint</w:t>
+      </w:r>
+      <w:r>
+        <w:rPr>
+          <w:b w:val="0"/>
+        </w:rPr>
+        <w:t xml:space="preserve"> is applied before </w:t>
+      </w:r>
+      <w:r>
+        <w:rPr>
+          <w:b/>
+        </w:rPr>
+        <w:t>rank</w:t>
+      </w:r>
+      <w:r>
+        <w:rPr>
+          <w:b w:val="0"/>
+        </w:rPr>
+        <w:t>ing.</w:t>
+      </w:r>
+    </w:p>
+    <w:p>
+      <w:pPr>
+        <w:pStyle w:val="Heading3"/>
+      </w:pPr>
+      <w:r>
         <w:t>W4 Choose independently</w:t>
       </w:r>
     </w:p>
     <w:p>
-      <w:r>
-        <w:t>Limit is 15 minutes. A has fun 3, learning 4, minutes 15; B has 5, 1, 16; C has 2, 5, 12. Calculate scores with 2 * fun + learning and choose.</w:t>
-      </w:r>
-    </w:p>
-    <w:p>
-      <w:r>
-        <w:t>Scores A 10, B 11, C 9. B is excluded. A is highest among eligible options.</w:t>
-      </w:r>
-    </w:p>
-    <w:p>
       <w:pPr>
         <w:pStyle w:val="Heading3"/>
       </w:pPr>
       <w:r>
+        <w:t>Workbook question · W4</w:t>
+      </w:r>
+    </w:p>
+    <w:p>
+      <w:pPr>
+        <w:spacing w:line="336" w:lineRule="auto" w:after="180"/>
+        <w:shd w:fill="F5F1FB"/>
+      </w:pPr>
+      <w:r>
+        <w:rPr>
+          <w:b w:val="0"/>
+        </w:rPr>
+        <w:t xml:space="preserve">Limit is 15 minutes. A has fun 3, learning 4, minutes 15; B has 5, 1, 16; C has 2, 5, 12. Calculate </w:t>
+      </w:r>
+      <w:r>
+        <w:rPr>
+          <w:b/>
+        </w:rPr>
+        <w:t>score</w:t>
+      </w:r>
+      <w:r>
+        <w:rPr>
+          <w:b w:val="0"/>
+        </w:rPr>
+        <w:t>s with 2 * fun + learning and choose.</w:t>
+      </w:r>
+    </w:p>
+    <w:p>
+      <w:pPr>
+        <w:pStyle w:val="Heading3"/>
+      </w:pPr>
+      <w:r>
+        <w:t>Teacher reasoning · W4</w:t>
+      </w:r>
+    </w:p>
+    <w:p>
+      <w:pPr>
+        <w:spacing w:line="336" w:lineRule="auto" w:after="180"/>
+        <w:shd w:fill="F1F6FC"/>
+      </w:pPr>
+      <w:r>
+        <w:rPr>
+          <w:b/>
+        </w:rPr>
+        <w:t>Score</w:t>
+      </w:r>
+      <w:r>
+        <w:rPr>
+          <w:b w:val="0"/>
+        </w:rPr>
+        <w:t>s A 10, B 11, C 9. B is excluded. A is highest among eligible options.</w:t>
+      </w:r>
+    </w:p>
+    <w:p>
+      <w:pPr>
+        <w:pStyle w:val="Heading3"/>
+      </w:pPr>
+      <w:r>
         <w:t>W5 Test sensitivity</w:t>
       </w:r>
     </w:p>
     <w:p>
-      <w:r>
-        <w:t>For eligible A (fun 4, learning 1) and B (fun 2, learning 4), compare weights (2,1) with (1,2).</w:t>
-      </w:r>
-    </w:p>
-    <w:p>
-      <w:r>
-        <w:t>First scores A 9, B 8 so A wins. Second scores A 6, B 10 so B wins. Explain the preference change.</w:t>
-      </w:r>
-    </w:p>
-    <w:p>
       <w:pPr>
         <w:pStyle w:val="Heading3"/>
       </w:pPr>
       <w:r>
+        <w:t>Workbook question · W5</w:t>
+      </w:r>
+    </w:p>
+    <w:p>
+      <w:pPr>
+        <w:spacing w:line="336" w:lineRule="auto" w:after="180"/>
+        <w:shd w:fill="F5F1FB"/>
+      </w:pPr>
+      <w:r>
+        <w:rPr>
+          <w:b w:val="0"/>
+        </w:rPr>
+        <w:t xml:space="preserve">For eligible A (fun 4, learning 1) and B (fun 2, learning 4), compare </w:t>
+      </w:r>
+      <w:r>
+        <w:rPr>
+          <w:b/>
+        </w:rPr>
+        <w:t>weight</w:t>
+      </w:r>
+      <w:r>
+        <w:rPr>
+          <w:b w:val="0"/>
+        </w:rPr>
+        <w:t>s (2,1) with (1,2).</w:t>
+      </w:r>
+    </w:p>
+    <w:p>
+      <w:pPr>
+        <w:pStyle w:val="Heading3"/>
+      </w:pPr>
+      <w:r>
+        <w:t>Teacher reasoning · W5</w:t>
+      </w:r>
+    </w:p>
+    <w:p>
+      <w:pPr>
+        <w:spacing w:line="336" w:lineRule="auto" w:after="180"/>
+        <w:shd w:fill="F1F6FC"/>
+      </w:pPr>
+      <w:r>
+        <w:rPr>
+          <w:b w:val="0"/>
+        </w:rPr>
+        <w:t xml:space="preserve">First </w:t>
+      </w:r>
+      <w:r>
+        <w:rPr>
+          <w:b/>
+        </w:rPr>
+        <w:t>score</w:t>
+      </w:r>
+      <w:r>
+        <w:rPr>
+          <w:b w:val="0"/>
+        </w:rPr>
+        <w:t xml:space="preserve">s A 9, B 8 so A wins. Second </w:t>
+      </w:r>
+      <w:r>
+        <w:rPr>
+          <w:b/>
+        </w:rPr>
+        <w:t>score</w:t>
+      </w:r>
+      <w:r>
+        <w:rPr>
+          <w:b w:val="0"/>
+        </w:rPr>
+        <w:t>s A 6, B 10 so B wins. Explain the preference change.</w:t>
+      </w:r>
+    </w:p>
+    <w:p>
+      <w:pPr>
+        <w:pStyle w:val="Heading3"/>
+      </w:pPr>
+      <w:r>
         <w:t>Assess independent transfer</w:t>
       </w:r>
     </w:p>
     <w:p>
-      <w:r>
-        <w:t>Selected case: Limit is 15 minutes. A has fun 3, learning 4, minutes 15; B has 5, 1, 16; C has 2, 5, 12. Calculate scores with 2 * fun + learning and choose.</w:t>
-      </w:r>
-    </w:p>
-    <w:p>
       <w:pPr>
         <w:pStyle w:val="Heading3"/>
       </w:pPr>
       <w:r>
+        <w:t>Independent question · withhold the key</w:t>
+      </w:r>
+    </w:p>
+    <w:p>
+      <w:pPr>
+        <w:spacing w:line="336" w:lineRule="auto" w:after="180"/>
+        <w:shd w:fill="F5F1FB"/>
+      </w:pPr>
+      <w:r>
+        <w:rPr>
+          <w:b w:val="0"/>
+        </w:rPr>
+        <w:t xml:space="preserve">Selected case: Limit is 15 minutes. A has fun 3, learning 4, minutes 15; B has 5, 1, 16; C has 2, 5, 12. Calculate </w:t>
+      </w:r>
+      <w:r>
+        <w:rPr>
+          <w:b/>
+        </w:rPr>
+        <w:t>score</w:t>
+      </w:r>
+      <w:r>
+        <w:rPr>
+          <w:b w:val="0"/>
+        </w:rPr>
+        <w:t>s with 2 * fun + learning and choose.</w:t>
+      </w:r>
+    </w:p>
+    <w:p>
+      <w:pPr>
+        <w:pStyle w:val="Heading3"/>
+      </w:pPr>
+      <w:r>
         <w:t>Selected case answer</w:t>
       </w:r>
     </w:p>
     <w:p>
-      <w:r>
-        <w:t>Scores A 10, B 11, C 9. B is excluded. A is highest among eligible options.</w:t>
+      <w:pPr>
+        <w:pStyle w:val="Heading3"/>
+      </w:pPr>
+      <w:r>
+        <w:t>Teacher key · Selected case answer</w:t>
+      </w:r>
+    </w:p>
+    <w:p>
+      <w:pPr>
+        <w:spacing w:line="336" w:lineRule="auto" w:after="180"/>
+        <w:shd w:fill="F1F6FC"/>
+      </w:pPr>
+      <w:r>
+        <w:rPr>
+          <w:b/>
+        </w:rPr>
+        <w:t>Score</w:t>
+      </w:r>
+      <w:r>
+        <w:rPr>
+          <w:b w:val="0"/>
+        </w:rPr>
+        <w:t>s A 10, B 11, C 9. B is excluded. A is highest among eligible options.</w:t>
       </w:r>
     </w:p>
     <w:tbl>
@@ -2549,21 +4930,77 @@
       </w:tr>
     </w:tbl>
     <w:p>
-      <w:r>
-        <w:t>Record each dimension as not yet, with support, or independent. Accept a valid alternative procedure with a defensible trace. Do not penalise an honestly recorded model failure if the learner correctly explains its evidence and limits.</w:t>
-      </w:r>
-    </w:p>
-    <w:p>
       <w:pPr>
         <w:pStyle w:val="Heading3"/>
       </w:pPr>
       <w:r>
+        <w:t>Teacher key · Selected case answer</w:t>
+      </w:r>
+    </w:p>
+    <w:p>
+      <w:pPr>
+        <w:spacing w:line="336" w:lineRule="auto" w:after="180"/>
+        <w:shd w:fill="F1F6FC"/>
+      </w:pPr>
+      <w:r>
+        <w:rPr>
+          <w:b w:val="0"/>
+        </w:rPr>
+        <w:t>Record each dimension as not yet, with support, or independent. Accept a valid alternative procedure with a defensible trace.</w:t>
+      </w:r>
+    </w:p>
+    <w:p>
+      <w:pPr>
+        <w:spacing w:line="336" w:lineRule="auto" w:after="180"/>
+        <w:shd w:fill="F1F6FC"/>
+      </w:pPr>
+      <w:r>
+        <w:rPr>
+          <w:b w:val="0"/>
+        </w:rPr>
+        <w:t xml:space="preserve">Do not penalise an honestly recorded model failure if the learner correctly explains its </w:t>
+      </w:r>
+      <w:r>
+        <w:rPr>
+          <w:b/>
+        </w:rPr>
+        <w:t>evidence</w:t>
+      </w:r>
+      <w:r>
+        <w:rPr>
+          <w:b w:val="0"/>
+        </w:rPr>
+        <w:t xml:space="preserve"> and limits.</w:t>
+      </w:r>
+    </w:p>
+    <w:p>
+      <w:pPr>
+        <w:pStyle w:val="Heading3"/>
+      </w:pPr>
+      <w:r>
         <w:t>Feedback that the learner uses</w:t>
       </w:r>
     </w:p>
     <w:p>
-      <w:r>
-        <w:t>Name the earliest unsupported step and give one action to repair it. Have the learner make that repair now and explain why. Then assess the relevant skill on a fresh, fully specified case. Confirm it was not previously practised with feedback; solve and check the new case before assigning it. A follow-up design prompt is a starting brief, not automatically an equivalent test.</w:t>
+      <w:pPr>
+        <w:spacing w:line="336" w:lineRule="auto" w:after="180"/>
+      </w:pPr>
+      <w:r>
+        <w:rPr>
+          <w:b w:val="0"/>
+        </w:rPr>
+        <w:t>Name the earliest unsupported step and give one action to repair it. Have the learner make that repair now and explain why. Then assess the relevant skill on a fresh, fully specified case.</w:t>
+      </w:r>
+    </w:p>
+    <w:p>
+      <w:pPr>
+        <w:spacing w:line="336" w:lineRule="auto" w:after="180"/>
+      </w:pPr>
+      <w:r>
+        <w:rPr>
+          <w:b w:val="0"/>
+        </w:rPr>
+        <w:t>Confirm it was not previously practised with feedback; solve and check the new case before assigning it. A follow-up design prompt is a starting brief, not automatically an equivalent test.</w:t>
       </w:r>
     </w:p>
     <w:p>
@@ -2575,11 +5012,86 @@
       </w:r>
     </w:p>
     <w:p>
+      <w:r>
+        <w:t>Connect Recommendation Scores to Transparent Book Recommender, adapt support and plan a later changed-case check.</w:t>
+      </w:r>
+    </w:p>
+    <w:p>
       <w:pPr>
         <w:pStyle w:val="Heading3"/>
       </w:pPr>
       <w:r>
-        <w:t>Connect and extend learning</w:t>
+        <w:t>Transparent Book Recommender</w:t>
+      </w:r>
+    </w:p>
+    <w:p>
+      <w:pPr>
+        <w:spacing w:line="336" w:lineRule="auto" w:after="180"/>
+      </w:pPr>
+      <w:r>
+        <w:rPr>
+          <w:b w:val="0"/>
+        </w:rPr>
+        <w:t xml:space="preserve">Publish the features, </w:t>
+      </w:r>
+      <w:r>
+        <w:rPr>
+          <w:b/>
+        </w:rPr>
+        <w:t>weight</w:t>
+      </w:r>
+      <w:r>
+        <w:rPr>
+          <w:b w:val="0"/>
+        </w:rPr>
+        <w:t xml:space="preserve">s, raw </w:t>
+      </w:r>
+      <w:r>
+        <w:rPr>
+          <w:b/>
+        </w:rPr>
+        <w:t>score</w:t>
+      </w:r>
+      <w:r>
+        <w:rPr>
+          <w:b w:val="0"/>
+        </w:rPr>
+        <w:t>s, and reason for the top result.</w:t>
+      </w:r>
+    </w:p>
+    <w:p>
+      <w:pPr>
+        <w:spacing w:line="336" w:lineRule="auto" w:after="180"/>
+      </w:pPr>
+      <w:r>
+        <w:rPr>
+          <w:b w:val="0"/>
+        </w:rPr>
+        <w:t xml:space="preserve">Keep the decision, </w:t>
+      </w:r>
+      <w:r>
+        <w:rPr>
+          <w:b/>
+        </w:rPr>
+        <w:t>input</w:t>
+      </w:r>
+      <w:r>
+        <w:rPr>
+          <w:b w:val="0"/>
+        </w:rPr>
+        <w:t xml:space="preserve">, result, explanation and remaining limitation in the project </w:t>
+      </w:r>
+      <w:r>
+        <w:rPr>
+          <w:b/>
+        </w:rPr>
+        <w:t>evidence</w:t>
+      </w:r>
+      <w:r>
+        <w:rPr>
+          <w:b w:val="0"/>
+        </w:rPr>
+        <w:t xml:space="preserve"> record. Retrieve this record next week rather than restarting the project.</w:t>
       </w:r>
     </w:p>
     <w:p>
@@ -2587,17 +5099,18 @@
         <w:pStyle w:val="Heading3"/>
       </w:pPr>
       <w:r>
-        <w:t>Transparent Book Recommender</w:t>
-      </w:r>
-    </w:p>
-    <w:p>
-      <w:r>
-        <w:t>Publish the features, weights, raw scores, and reason for the top result.</w:t>
-      </w:r>
-    </w:p>
-    <w:p>
-      <w:r>
-        <w:t>Keep the decision, input, result, explanation and remaining limitation in the project evidence record. Retrieve this record next week rather than restarting the project.</w:t>
+        <w:t>Support and stretch</w:t>
+      </w:r>
+    </w:p>
+    <w:p>
+      <w:pPr>
+        <w:spacing w:line="336" w:lineRule="auto" w:after="180"/>
+      </w:pPr>
+      <w:r>
+        <w:rPr>
+          <w:b w:val="0"/>
+        </w:rPr>
+        <w:t>Trace one record or condition at a time with counters and labelled columns. Stretch: introduce a tie, boundary or missing field and declare its handling policy before rerunning.</w:t>
       </w:r>
     </w:p>
     <w:p>
@@ -2605,12 +5118,30 @@
         <w:pStyle w:val="Heading3"/>
       </w:pPr>
       <w:r>
-        <w:t>Support and stretch</w:t>
-      </w:r>
-    </w:p>
-    <w:p>
-      <w:r>
-        <w:t>Trace one record or condition at a time with counters and labelled columns. Stretch: introduce a tie, boundary or missing field and declare its handling policy before rerunning.</w:t>
+        <w:t>Exit reflection</w:t>
+      </w:r>
+    </w:p>
+    <w:p>
+      <w:pPr>
+        <w:spacing w:line="336" w:lineRule="auto" w:after="180"/>
+      </w:pPr>
+      <w:r>
+        <w:rPr>
+          <w:b w:val="0"/>
+        </w:rPr>
+        <w:t xml:space="preserve">Ask for one decision the learner can now justify and one situation requiring more </w:t>
+      </w:r>
+      <w:r>
+        <w:rPr>
+          <w:b/>
+        </w:rPr>
+        <w:t>evidence</w:t>
+      </w:r>
+      <w:r>
+        <w:rPr>
+          <w:b w:val="0"/>
+        </w:rPr>
+        <w:t xml:space="preserve"> or human review. Confidence ratings are separate from correct independent performance.</w:t>
       </w:r>
     </w:p>
     <w:p>
@@ -2618,12 +5149,30 @@
         <w:pStyle w:val="Heading3"/>
       </w:pPr>
       <w:r>
-        <w:t>Exit reflection</w:t>
-      </w:r>
-    </w:p>
-    <w:p>
-      <w:r>
-        <w:t>Ask for one decision the learner can now justify and one situation requiring more evidence or human review. Confidence ratings are separate from correct independent performance.</w:t>
+        <w:t>Bridge to the next week</w:t>
+      </w:r>
+    </w:p>
+    <w:p>
+      <w:pPr>
+        <w:spacing w:line="336" w:lineRule="auto" w:after="180"/>
+      </w:pPr>
+      <w:r>
+        <w:rPr>
+          <w:b w:val="0"/>
+        </w:rPr>
+        <w:t xml:space="preserve">Next: Week 24: Feedback Loops. Retrieve today’s </w:t>
+      </w:r>
+      <w:r>
+        <w:rPr>
+          <w:b/>
+        </w:rPr>
+        <w:t>evidence</w:t>
+      </w:r>
+      <w:r>
+        <w:rPr>
+          <w:b w:val="0"/>
+        </w:rPr>
+        <w:t xml:space="preserve"> and identify what carries forward and what is new.</w:t>
       </w:r>
     </w:p>
     <w:p>
@@ -2631,12 +5180,111 @@
         <w:pStyle w:val="Heading3"/>
       </w:pPr>
       <w:r>
-        <w:t>Bridge to the next week</w:t>
-      </w:r>
-    </w:p>
-    <w:p>
-      <w:r>
-        <w:t>Next: Week 24: Feedback Loops. Retrieve today’s evidence and identify what carries forward and what is new.</w:t>
+        <w:t>Support and fresh reassessment</w:t>
+      </w:r>
+    </w:p>
+    <w:p>
+      <w:pPr>
+        <w:spacing w:line="336" w:lineRule="auto" w:after="180"/>
+      </w:pPr>
+      <w:r>
+        <w:rPr>
+          <w:b w:val="0"/>
+        </w:rPr>
+        <w:t xml:space="preserve">Use separate eligibility and </w:t>
+      </w:r>
+      <w:r>
+        <w:rPr>
+          <w:b/>
+        </w:rPr>
+        <w:t>score</w:t>
+      </w:r>
+      <w:r>
+        <w:rPr>
+          <w:b w:val="0"/>
+        </w:rPr>
+        <w:t xml:space="preserve"> columns. Extension: add a documented tie rule and test tied eligible items.</w:t>
+      </w:r>
+    </w:p>
+    <w:p>
+      <w:pPr>
+        <w:spacing w:line="336" w:lineRule="auto" w:after="180"/>
+      </w:pPr>
+      <w:r>
+        <w:rPr>
+          <w:b w:val="0"/>
+        </w:rPr>
+        <w:t xml:space="preserve">Independent W4 </w:t>
+      </w:r>
+      <w:r>
+        <w:rPr>
+          <w:b/>
+        </w:rPr>
+        <w:t>evidence</w:t>
+      </w:r>
+      <w:r>
+        <w:rPr>
+          <w:b w:val="0"/>
+        </w:rPr>
+        <w:t xml:space="preserve">: </w:t>
+      </w:r>
+      <w:r>
+        <w:rPr>
+          <w:b/>
+        </w:rPr>
+        <w:t>Score</w:t>
+      </w:r>
+      <w:r>
+        <w:rPr>
+          <w:b w:val="0"/>
+        </w:rPr>
+        <w:t>s A 10, B 11, C 9. B is excluded. A is highest among eligible options. Record whether the learner needed no help, a hint or explanation.</w:t>
+      </w:r>
+    </w:p>
+    <w:p>
+      <w:pPr>
+        <w:spacing w:line="336" w:lineRule="auto" w:after="180"/>
+      </w:pPr>
+      <w:r>
+        <w:rPr>
+          <w:b w:val="0"/>
+        </w:rPr>
+        <w:t xml:space="preserve">Fresh retry: limit 10, X (fun 1, learning 5, minutes 9), Y (3,2,10), Z (5,5,11). </w:t>
+      </w:r>
+      <w:r>
+        <w:rPr>
+          <w:b/>
+        </w:rPr>
+        <w:t>Score</w:t>
+      </w:r>
+      <w:r>
+        <w:rPr>
+          <w:b w:val="0"/>
+        </w:rPr>
+        <w:t>s 7, 8, 15; choose Y, exclude Z.</w:t>
+      </w:r>
+    </w:p>
+    <w:p>
+      <w:pPr>
+        <w:spacing w:line="336" w:lineRule="auto" w:after="180"/>
+      </w:pPr>
+      <w:r>
+        <w:rPr>
+          <w:b w:val="0"/>
+        </w:rPr>
+        <w:t xml:space="preserve">Next week: Implementing a recommender. Reuse this week's explicit contracts and </w:t>
+      </w:r>
+      <w:r>
+        <w:rPr>
+          <w:b/>
+        </w:rPr>
+        <w:t>evidence</w:t>
+      </w:r>
+      <w:r>
+        <w:rPr>
+          <w:b w:val="0"/>
+        </w:rPr>
+        <w:t>.</w:t>
       </w:r>
     </w:p>
     <w:p>
@@ -2644,40 +5292,40 @@
         <w:pStyle w:val="Heading3"/>
       </w:pPr>
       <w:r>
-        <w:t>Support and fresh reassessment</w:t>
-      </w:r>
-    </w:p>
-    <w:p>
-      <w:r>
-        <w:t>Use separate eligibility and score columns. Extension: add a documented tie rule and test tied eligible items.</w:t>
-      </w:r>
-    </w:p>
-    <w:p>
-      <w:r>
-        <w:t>Independent W4 evidence: Scores A 10, B 11, C 9. B is excluded. A is highest among eligible options. Record whether the learner needed no help, a hint or explanation. Fresh retry: limit 10, X (fun 1, learning 5, minutes 9), Y (3,2,10), Z (5,5,11). Scores 7, 8, 15; choose Y, exclude Z.</w:t>
-      </w:r>
-    </w:p>
-    <w:p>
-      <w:r>
-        <w:t>Next week: Implementing a recommender. Reuse this week's explicit contracts and evidence.</w:t>
-      </w:r>
-    </w:p>
-    <w:p>
-      <w:pPr>
-        <w:pStyle w:val="Heading3"/>
-      </w:pPr>
-      <w:r>
         <w:t>Plan the delayed return</w:t>
       </w:r>
     </w:p>
     <w:p>
-      <w:r>
+      <w:pPr>
+        <w:spacing w:line="336" w:lineRule="auto" w:after="180"/>
+      </w:pPr>
+      <w:r>
+        <w:rPr>
+          <w:b w:val="0"/>
+        </w:rPr>
         <w:t>Suggested return points in this level: ai-2/24, ai-2/26, ai-2/29. Use actual classroom dates, adjusting for holidays and gaps. One, three and six teaching weeks are scheduling choices, not a claimed optimal spacing.</w:t>
       </w:r>
     </w:p>
     <w:p>
-      <w:r>
-        <w:t>At a delayed check, ask for the idea from memory and a changed application. Compare with the earlier independent response and record support used. For a new level, revisit the previous capstone before checking the new prerequisites.</w:t>
+      <w:pPr>
+        <w:spacing w:line="336" w:lineRule="auto" w:after="180"/>
+      </w:pPr>
+      <w:r>
+        <w:rPr>
+          <w:b w:val="0"/>
+        </w:rPr>
+        <w:t>At a delayed check, ask for the idea from memory and a changed application. Compare with the earlier independent response and record support used.</w:t>
+      </w:r>
+    </w:p>
+    <w:p>
+      <w:pPr>
+        <w:spacing w:line="336" w:lineRule="auto" w:after="180"/>
+      </w:pPr>
+      <w:r>
+        <w:rPr>
+          <w:b w:val="0"/>
+        </w:rPr>
+        <w:t>For a new level, revisit the previous capstone before checking the new prerequisites.</w:t>
       </w:r>
     </w:p>
     <w:tbl>
@@ -2837,8 +5485,26 @@
       </w:tr>
     </w:tbl>
     <w:p>
-      <w:r>
-        <w:t>Use the evidence to choose reteaching or the next step. A completed page, confidence rating or attractive project does not by itself demonstrate understanding.</w:t>
+      <w:pPr>
+        <w:spacing w:line="336" w:lineRule="auto" w:after="180"/>
+      </w:pPr>
+      <w:r>
+        <w:rPr>
+          <w:b w:val="0"/>
+        </w:rPr>
+        <w:t xml:space="preserve">Use the </w:t>
+      </w:r>
+      <w:r>
+        <w:rPr>
+          <w:b/>
+        </w:rPr>
+        <w:t>evidence</w:t>
+      </w:r>
+      <w:r>
+        <w:rPr>
+          <w:b w:val="0"/>
+        </w:rPr>
+        <w:t xml:space="preserve"> to choose reteaching or the next step. A completed page, confidence rating or attractive project does not by itself demonstrate understanding.</w:t>
       </w:r>
     </w:p>
     <w:p>
@@ -2850,8 +5516,38 @@
       </w:r>
     </w:p>
     <w:p>
-      <w:r>
-        <w:t>Publish the recommender’s constraints, score formula and tie rule; include component-level reasons in each suggestion.</w:t>
+      <w:pPr>
+        <w:spacing w:line="336" w:lineRule="auto" w:after="180"/>
+      </w:pPr>
+      <w:r>
+        <w:rPr>
+          <w:b w:val="0"/>
+        </w:rPr>
+        <w:t xml:space="preserve">Publish the recommender’s </w:t>
+      </w:r>
+      <w:r>
+        <w:rPr>
+          <w:b/>
+        </w:rPr>
+        <w:t>constraint</w:t>
+      </w:r>
+      <w:r>
+        <w:rPr>
+          <w:b w:val="0"/>
+        </w:rPr>
+        <w:t xml:space="preserve">s, </w:t>
+      </w:r>
+      <w:r>
+        <w:rPr>
+          <w:b/>
+        </w:rPr>
+        <w:t>score</w:t>
+      </w:r>
+      <w:r>
+        <w:rPr>
+          <w:b w:val="0"/>
+        </w:rPr>
+        <w:t xml:space="preserve"> formula and tie rule; include component-level reasons in each suggestion.</w:t>
       </w:r>
     </w:p>
     <w:p>
@@ -2864,12 +5560,68 @@
     </w:p>
     <w:p>
       <w:r>
-        <w:t>Teaching target: Compute a weighted score</w:t>
-      </w:r>
-    </w:p>
-    <w:p>
-      <w:r>
-        <w:t>Prepare the labelled worked-case picture, the matching workbook, fictional input cards and a place for individual responses. No paid AI account is required for the paper reasoning activities.</w:t>
+        <w:t>Use this preparation summary alongside the detailed Recommendation Scores lesson; it is a checklist rather than a replacement for the full sequence.</w:t>
+      </w:r>
+    </w:p>
+    <w:p>
+      <w:pPr>
+        <w:pStyle w:val="Heading3"/>
+      </w:pPr>
+      <w:r>
+        <w:t>Teaching target</w:t>
+      </w:r>
+    </w:p>
+    <w:p>
+      <w:pPr>
+        <w:spacing w:line="336" w:lineRule="auto" w:after="180"/>
+        <w:shd w:fill="EDF7F3"/>
+      </w:pPr>
+      <w:r>
+        <w:rPr>
+          <w:b w:val="0"/>
+        </w:rPr>
+        <w:t xml:space="preserve">Teaching target: Compute a </w:t>
+      </w:r>
+      <w:r>
+        <w:rPr>
+          <w:b/>
+        </w:rPr>
+        <w:t>weight</w:t>
+      </w:r>
+      <w:r>
+        <w:rPr>
+          <w:b w:val="0"/>
+        </w:rPr>
+        <w:t xml:space="preserve">ed </w:t>
+      </w:r>
+      <w:r>
+        <w:rPr>
+          <w:b/>
+        </w:rPr>
+        <w:t>score</w:t>
+      </w:r>
+    </w:p>
+    <w:p>
+      <w:pPr>
+        <w:spacing w:line="336" w:lineRule="auto" w:after="180"/>
+      </w:pPr>
+      <w:r>
+        <w:rPr>
+          <w:b w:val="0"/>
+        </w:rPr>
+        <w:t xml:space="preserve">Prepare the labelled worked-case picture, the matching workbook, fictional </w:t>
+      </w:r>
+      <w:r>
+        <w:rPr>
+          <w:b/>
+        </w:rPr>
+        <w:t>input</w:t>
+      </w:r>
+      <w:r>
+        <w:rPr>
+          <w:b w:val="0"/>
+        </w:rPr>
+        <w:t xml:space="preserve"> cards and a place for individual responses. No paid AI account is required for the paper reasoning activities.</w:t>
       </w:r>
     </w:p>
     <w:tbl>
@@ -3016,37 +5768,280 @@
       </w:tr>
     </w:tbl>
     <w:p>
-      <w:r>
+      <w:pPr>
+        <w:spacing w:line="336" w:lineRule="auto" w:after="180"/>
+        <w:shd w:fill="F5F1FB"/>
+      </w:pPr>
+      <w:r>
+        <w:rPr>
+          <w:b w:val="0"/>
+        </w:rPr>
         <w:t>Before class, solve the supported practice: Which durations 19, 20, 21 qualify under at most 20?</w:t>
       </w:r>
     </w:p>
     <w:p>
-      <w:r>
+      <w:pPr>
+        <w:pStyle w:val="Heading3"/>
+      </w:pPr>
+      <w:r>
+        <w:t>Supported practice answer</w:t>
+      </w:r>
+    </w:p>
+    <w:p>
+      <w:pPr>
+        <w:spacing w:line="336" w:lineRule="auto" w:after="180"/>
+        <w:shd w:fill="F1F6FC"/>
+      </w:pPr>
+      <w:r>
+        <w:rPr>
+          <w:b w:val="0"/>
+        </w:rPr>
         <w:t>Reasoned practice answer: 19 and 20 qualify; 21 does not.</w:t>
       </w:r>
     </w:p>
     <w:p>
-      <w:r>
-        <w:t>Check every learner before discussion: Use the worked case for Weighted scores and constraints. Proposed explanation: “A successful run proves the conclusion”. Decide whether this explanation is supported. Point to the step or supplied fact that decides; explain your repair if needed.</w:t>
-      </w:r>
-    </w:p>
-    <w:p>
-      <w:r>
-        <w:t>Misconception repair: Weights represent preferences, not a discovered truth. Explain who chose them and test whether small changes alter the recommendation. Avoid claiming that a larger score proves greater educational value.</w:t>
-      </w:r>
-    </w:p>
-    <w:p>
-      <w:r>
-        <w:t>Support: read the exact case aloud, enlarge the labelled picture, supply input cards and model only the first deciding step. Accept a spoken explanation or drawing; retain the reasoning goal.</w:t>
-      </w:r>
-    </w:p>
-    <w:p>
-      <w:r>
-        <w:t>Extension: Change interest weight from 2 to 3, keeping time limit 14. Require a prediction and a reason before comparing. Expected result: A scores 11; C also scores 11; tie-by-ID chooses A. Reason: B remains too long; changing preferences changes only ranking of A and C.</w:t>
-      </w:r>
-    </w:p>
-    <w:p>
-      <w:r>
+      <w:pPr>
+        <w:spacing w:line="336" w:lineRule="auto" w:after="180"/>
+      </w:pPr>
+      <w:r>
+        <w:rPr>
+          <w:b w:val="0"/>
+        </w:rPr>
+        <w:t xml:space="preserve">Check every learner before discussion: Use the worked case for </w:t>
+      </w:r>
+      <w:r>
+        <w:rPr>
+          <w:b/>
+        </w:rPr>
+        <w:t>Weight</w:t>
+      </w:r>
+      <w:r>
+        <w:rPr>
+          <w:b w:val="0"/>
+        </w:rPr>
+        <w:t xml:space="preserve">ed </w:t>
+      </w:r>
+      <w:r>
+        <w:rPr>
+          <w:b/>
+        </w:rPr>
+        <w:t>score</w:t>
+      </w:r>
+      <w:r>
+        <w:rPr>
+          <w:b w:val="0"/>
+        </w:rPr>
+        <w:t xml:space="preserve">s and </w:t>
+      </w:r>
+      <w:r>
+        <w:rPr>
+          <w:b/>
+        </w:rPr>
+        <w:t>constraint</w:t>
+      </w:r>
+      <w:r>
+        <w:rPr>
+          <w:b w:val="0"/>
+        </w:rPr>
+        <w:t>s. Proposed explanation: “A successful run proves the conclusion”. Decide whether this explanation is supported.</w:t>
+      </w:r>
+    </w:p>
+    <w:p>
+      <w:pPr>
+        <w:spacing w:line="336" w:lineRule="auto" w:after="180"/>
+      </w:pPr>
+      <w:r>
+        <w:rPr>
+          <w:b w:val="0"/>
+        </w:rPr>
+        <w:t>Point to the step or supplied fact that decides; explain your repair if needed.</w:t>
+      </w:r>
+    </w:p>
+    <w:p>
+      <w:pPr>
+        <w:pStyle w:val="Heading3"/>
+      </w:pPr>
+      <w:r>
+        <w:t>Repair the misconception</w:t>
+      </w:r>
+    </w:p>
+    <w:p>
+      <w:pPr>
+        <w:spacing w:line="336" w:lineRule="auto" w:after="180"/>
+        <w:shd w:fill="FFF5E6"/>
+      </w:pPr>
+      <w:r>
+        <w:rPr>
+          <w:b w:val="0"/>
+        </w:rPr>
+        <w:t xml:space="preserve">Misconception repair: </w:t>
+      </w:r>
+      <w:r>
+        <w:rPr>
+          <w:b/>
+        </w:rPr>
+        <w:t>Weight</w:t>
+      </w:r>
+      <w:r>
+        <w:rPr>
+          <w:b w:val="0"/>
+        </w:rPr>
+        <w:t xml:space="preserve">s represent preferences, not a discovered truth. Explain who chose them and test whether small changes alter the recommendation. Avoid claiming that a larger </w:t>
+      </w:r>
+      <w:r>
+        <w:rPr>
+          <w:b/>
+        </w:rPr>
+        <w:t>score</w:t>
+      </w:r>
+      <w:r>
+        <w:rPr>
+          <w:b w:val="0"/>
+        </w:rPr>
+        <w:t xml:space="preserve"> proves greater educational value.</w:t>
+      </w:r>
+    </w:p>
+    <w:p>
+      <w:pPr>
+        <w:pStyle w:val="Heading3"/>
+      </w:pPr>
+      <w:r>
+        <w:t>Support without giving away the answer</w:t>
+      </w:r>
+    </w:p>
+    <w:p>
+      <w:pPr>
+        <w:spacing w:line="336" w:lineRule="auto" w:after="180"/>
+        <w:shd w:fill="F1F6F8"/>
+      </w:pPr>
+      <w:r>
+        <w:rPr>
+          <w:b w:val="0"/>
+        </w:rPr>
+        <w:t xml:space="preserve">Support: read the exact case aloud, enlarge the labelled picture, supply </w:t>
+      </w:r>
+      <w:r>
+        <w:rPr>
+          <w:b/>
+        </w:rPr>
+        <w:t>input</w:t>
+      </w:r>
+      <w:r>
+        <w:rPr>
+          <w:b w:val="0"/>
+        </w:rPr>
+        <w:t xml:space="preserve"> cards and model only the first deciding step. Accept a spoken explanation or drawing; retain the reasoning goal.</w:t>
+      </w:r>
+    </w:p>
+    <w:p>
+      <w:pPr>
+        <w:pStyle w:val="Heading3"/>
+      </w:pPr>
+      <w:r>
+        <w:t>Extend the reasoning</w:t>
+      </w:r>
+    </w:p>
+    <w:p>
+      <w:pPr>
+        <w:spacing w:line="336" w:lineRule="auto" w:after="180"/>
+        <w:shd w:fill="F5F1FB"/>
+      </w:pPr>
+      <w:r>
+        <w:rPr>
+          <w:b w:val="0"/>
+        </w:rPr>
+        <w:t xml:space="preserve">Extension: Change interest </w:t>
+      </w:r>
+      <w:r>
+        <w:rPr>
+          <w:b/>
+        </w:rPr>
+        <w:t>weight</w:t>
+      </w:r>
+      <w:r>
+        <w:rPr>
+          <w:b w:val="0"/>
+        </w:rPr>
+        <w:t xml:space="preserve"> from 2 to 3, keeping time limit 14. Require a </w:t>
+      </w:r>
+      <w:r>
+        <w:rPr>
+          <w:b/>
+        </w:rPr>
+        <w:t>prediction</w:t>
+      </w:r>
+      <w:r>
+        <w:rPr>
+          <w:b w:val="0"/>
+        </w:rPr>
+        <w:t xml:space="preserve"> and a reason before comparing. Expected result: A </w:t>
+      </w:r>
+      <w:r>
+        <w:rPr>
+          <w:b/>
+        </w:rPr>
+        <w:t>score</w:t>
+      </w:r>
+      <w:r>
+        <w:rPr>
+          <w:b w:val="0"/>
+        </w:rPr>
+        <w:t xml:space="preserve">s 11; C also </w:t>
+      </w:r>
+      <w:r>
+        <w:rPr>
+          <w:b/>
+        </w:rPr>
+        <w:t>score</w:t>
+      </w:r>
+      <w:r>
+        <w:rPr>
+          <w:b w:val="0"/>
+        </w:rPr>
+        <w:t>s 11; tie-by-ID chooses A.</w:t>
+      </w:r>
+    </w:p>
+    <w:p>
+      <w:pPr>
+        <w:spacing w:line="336" w:lineRule="auto" w:after="180"/>
+        <w:shd w:fill="F5F1FB"/>
+      </w:pPr>
+      <w:r>
+        <w:rPr>
+          <w:b w:val="0"/>
+        </w:rPr>
+        <w:t xml:space="preserve">Reason: B remains too long; changing preferences changes only </w:t>
+      </w:r>
+      <w:r>
+        <w:rPr>
+          <w:b/>
+        </w:rPr>
+        <w:t>rank</w:t>
+      </w:r>
+      <w:r>
+        <w:rPr>
+          <w:b w:val="0"/>
+        </w:rPr>
+        <w:t>ing of A and C.</w:t>
+      </w:r>
+    </w:p>
+    <w:p>
+      <w:pPr>
+        <w:pStyle w:val="Heading3"/>
+      </w:pPr>
+      <w:r>
+        <w:t>Protect the independent attempt</w:t>
+      </w:r>
+    </w:p>
+    <w:p>
+      <w:pPr>
+        <w:spacing w:line="336" w:lineRule="auto" w:after="180"/>
+        <w:shd w:fill="FFF5E6"/>
+      </w:pPr>
+      <w:r>
+        <w:rPr>
+          <w:b w:val="0"/>
+        </w:rPr>
         <w:t>Independent assessment: withhold the reserved answer until the learner has attempted the new case. Record support separately from correctness.</w:t>
       </w:r>
     </w:p>
@@ -3235,13 +6230,46 @@
       </w:tr>
     </w:tbl>
     <w:p>
-      <w:r>
+      <w:pPr>
+        <w:pStyle w:val="Heading3"/>
+      </w:pPr>
+      <w:r>
+        <w:t>Project checkpoint</w:t>
+      </w:r>
+    </w:p>
+    <w:p>
+      <w:pPr>
+        <w:spacing w:line="336" w:lineRule="auto" w:after="180"/>
+        <w:shd w:fill="EDF7F3"/>
+      </w:pPr>
+      <w:r>
+        <w:rPr>
+          <w:b w:val="0"/>
+        </w:rPr>
         <w:t>Project checkpoint: Evaluate and revise. Compare with your starting method, explain errors and record a justified revision.</w:t>
       </w:r>
     </w:p>
     <w:p>
-      <w:r>
-        <w:t>Use the weekly teacher answer for topic-specific reasoning. A saved progress tick is an activity record; judge mastery from the learner’s explanation and evidence.</w:t>
+      <w:pPr>
+        <w:spacing w:line="336" w:lineRule="auto" w:after="180"/>
+      </w:pPr>
+      <w:r>
+        <w:rPr>
+          <w:b w:val="0"/>
+        </w:rPr>
+        <w:t xml:space="preserve">Use the weekly teacher answer for topic-specific reasoning. A saved progress tick is an activity record; judge mastery from the learner’s explanation and </w:t>
+      </w:r>
+      <w:r>
+        <w:rPr>
+          <w:b/>
+        </w:rPr>
+        <w:t>evidence</w:t>
+      </w:r>
+      <w:r>
+        <w:rPr>
+          <w:b w:val="0"/>
+        </w:rPr>
+        <w:t>.</w:t>
       </w:r>
     </w:p>
     <w:p>
@@ -3254,27 +6282,1180 @@
     </w:p>
     <w:p>
       <w:r>
-        <w:t>Use the two formative questions as supported practice, not as independent mastery scores. Discuss the deciding evidence rather than accepting a guessed selection.</w:t>
-      </w:r>
-    </w:p>
-    <w:p>
-      <w:r>
+        <w:t>Use feedback, earlier review and portfolios purposefully. Apply the coding routine only when this lesson has an executable lab.</w:t>
+      </w:r>
+    </w:p>
+    <w:p>
+      <w:pPr>
+        <w:spacing w:line="336" w:lineRule="auto" w:after="180"/>
+      </w:pPr>
+      <w:r>
+        <w:rPr>
+          <w:b w:val="0"/>
+        </w:rPr>
+        <w:t xml:space="preserve">Use the two formative questions as supported practice, not as independent mastery </w:t>
+      </w:r>
+      <w:r>
+        <w:rPr>
+          <w:b/>
+        </w:rPr>
+        <w:t>score</w:t>
+      </w:r>
+      <w:r>
+        <w:rPr>
+          <w:b w:val="0"/>
+        </w:rPr>
+        <w:t xml:space="preserve">s. Discuss the deciding </w:t>
+      </w:r>
+      <w:r>
+        <w:rPr>
+          <w:b/>
+        </w:rPr>
+        <w:t>evidence</w:t>
+      </w:r>
+      <w:r>
+        <w:rPr>
+          <w:b w:val="0"/>
+        </w:rPr>
+        <w:t xml:space="preserve"> rather than accepting a guessed selection.</w:t>
+      </w:r>
+    </w:p>
+    <w:p>
+      <w:pPr>
+        <w:spacing w:line="336" w:lineRule="auto" w:after="180"/>
+      </w:pPr>
+      <w:r>
+        <w:rPr>
+          <w:b w:val="0"/>
+        </w:rPr>
         <w:t>The feedback comes from the reviewed public worked case. Do not reveal the separately reserved independent teacher answer until the learner has attempted that case.</w:t>
       </w:r>
     </w:p>
     <w:p>
-      <w:r>
-        <w:t>Ask students to predict before running code. Preserve errors and actual outputs; collect a changed test and an explanation. The branch-boundary and indexing lessons deliberately include failure cases.</w:t>
-      </w:r>
-    </w:p>
-    <w:p>
-      <w:r>
+      <w:pPr>
+        <w:spacing w:line="336" w:lineRule="auto" w:after="180"/>
+      </w:pPr>
+      <w:r>
+        <w:rPr>
+          <w:b w:val="0"/>
+        </w:rPr>
+        <w:t xml:space="preserve">Ask students to predict before running code. Preserve errors and actual </w:t>
+      </w:r>
+      <w:r>
+        <w:rPr>
+          <w:b/>
+        </w:rPr>
+        <w:t>output</w:t>
+      </w:r>
+      <w:r>
+        <w:rPr>
+          <w:b w:val="0"/>
+        </w:rPr>
+        <w:t>s; collect a changed test and an explanation. The branch-boundary and indexing lessons deliberately include failure cases.</w:t>
+      </w:r>
+    </w:p>
+    <w:p>
+      <w:pPr>
+        <w:spacing w:line="336" w:lineRule="auto" w:after="180"/>
+      </w:pPr>
+      <w:r>
+        <w:rPr>
+          <w:b w:val="0"/>
+        </w:rPr>
         <w:t>Use the earlier worked-explanation links to address a specific missing building block, then return to the current question. Adapt this suggestion after observing the learner; it is not an automatic diagnosis.</w:t>
       </w:r>
     </w:p>
     <w:p>
-      <w:r>
-        <w:t>Collect the completed-work portfolio as evidence. Record support separately from correctness, and assess explanation, trace/test and limitations. Progress ticks and quiz selections alone do not establish mastery.</w:t>
+      <w:pPr>
+        <w:spacing w:line="336" w:lineRule="auto" w:after="180"/>
+      </w:pPr>
+      <w:r>
+        <w:rPr>
+          <w:b w:val="0"/>
+        </w:rPr>
+        <w:t xml:space="preserve">Collect the completed-work portfolio as </w:t>
+      </w:r>
+      <w:r>
+        <w:rPr>
+          <w:b/>
+        </w:rPr>
+        <w:t>evidence</w:t>
+      </w:r>
+      <w:r>
+        <w:rPr>
+          <w:b w:val="0"/>
+        </w:rPr>
+        <w:t>. Record support separately from correctness, and assess explanation, trace/test and limitations. Progress ticks and quiz selections alone do not establish mastery.</w:t>
+      </w:r>
+    </w:p>
+    <w:p>
+      <w:pPr>
+        <w:pStyle w:val="Heading1"/>
+      </w:pPr>
+      <w:r>
+        <w:t>09. Visual concept journey</w:t>
+      </w:r>
+    </w:p>
+    <w:p>
+      <w:r>
+        <w:t>Show one Recommendation Scores graphic at a time, request a prediction and discuss its trace before the independent assessment.</w:t>
+      </w:r>
+    </w:p>
+    <w:p>
+      <w:pPr>
+        <w:spacing w:line="336" w:lineRule="auto" w:after="180"/>
+      </w:pPr>
+      <w:r>
+        <w:rPr>
+          <w:b w:val="0"/>
+        </w:rPr>
+        <w:t xml:space="preserve">Use one picture at a time. Hide a worked result before asking for a </w:t>
+      </w:r>
+      <w:r>
+        <w:rPr>
+          <w:b/>
+        </w:rPr>
+        <w:t>prediction</w:t>
+      </w:r>
+      <w:r>
+        <w:rPr>
+          <w:b w:val="0"/>
+        </w:rPr>
+        <w:t>, then reveal it for feedback. These are supported teaching cases; retain the separate independent assessment for a fresh first attempt.</w:t>
+      </w:r>
+    </w:p>
+    <w:p>
+      <w:pPr>
+        <w:pStyle w:val="Heading3"/>
+      </w:pPr>
+      <w:r>
+        <w:t>01. Recommendation Scores: the case</w:t>
+      </w:r>
+    </w:p>
+    <w:p>
+      <w:r>
+        <w:drawing>
+          <wp:inline xmlns:a="http://schemas.openxmlformats.org/drawingml/2006/main" xmlns:pic="http://schemas.openxmlformats.org/drawingml/2006/picture">
+            <wp:extent cx="5486400" cy="2990088"/>
+            <wp:docPr id="3" name="Picture 3" descr="A fictional book-activity chooser has a 14-minute limit. Supplied facts: Score=2×interest+practice. A=(interest3,practice2,time14); B=(4,3,15); C=(2,5,12). Require whole nonnegative feature values; time must be at most the limit. Highest score wins; tie by ID."/>
+            <wp:cNvGraphicFramePr>
+              <a:graphicFrameLocks noChangeAspect="1"/>
+            </wp:cNvGraphicFramePr>
+            <a:graphic>
+              <a:graphicData uri="http://schemas.openxmlformats.org/drawingml/2006/picture">
+                <pic:pic>
+                  <pic:nvPicPr>
+                    <pic:cNvPr id="0" name="academy-story-ai-2-23-01.png"/>
+                    <pic:cNvPicPr/>
+                  </pic:nvPicPr>
+                  <pic:blipFill>
+                    <a:blip r:embed="rId11"/>
+                    <a:stretch>
+                      <a:fillRect/>
+                    </a:stretch>
+                  </pic:blipFill>
+                  <pic:spPr>
+                    <a:xfrm>
+                      <a:off x="0" y="0"/>
+                      <a:ext cx="5486400" cy="2990088"/>
+                    </a:xfrm>
+                    <a:prstGeom prst="rect"/>
+                  </pic:spPr>
+                </pic:pic>
+              </a:graphicData>
+            </a:graphic>
+          </wp:inline>
+        </w:drawing>
+      </w:r>
+    </w:p>
+    <w:p>
+      <w:pPr>
+        <w:spacing w:line="336" w:lineRule="auto" w:after="180"/>
+      </w:pPr>
+      <w:r>
+        <w:rPr>
+          <w:b w:val="0"/>
+        </w:rPr>
+        <w:t xml:space="preserve">A fictional book-activity chooser has a 14-minute limit. Supplied facts: </w:t>
+      </w:r>
+      <w:r>
+        <w:rPr>
+          <w:b/>
+        </w:rPr>
+        <w:t>Score</w:t>
+      </w:r>
+      <w:r>
+        <w:rPr>
+          <w:b w:val="0"/>
+        </w:rPr>
+        <w:t>=2×interest+practice. A=(interest3,practice2,time14); B=(4,3,15); C=(2,5,12).</w:t>
+      </w:r>
+    </w:p>
+    <w:p>
+      <w:pPr>
+        <w:spacing w:line="336" w:lineRule="auto" w:after="180"/>
+      </w:pPr>
+      <w:r>
+        <w:rPr>
+          <w:b w:val="0"/>
+        </w:rPr>
+        <w:t xml:space="preserve">Require whole nonnegative feature values; time must be at most the limit. Highest </w:t>
+      </w:r>
+      <w:r>
+        <w:rPr>
+          <w:b/>
+        </w:rPr>
+        <w:t>score</w:t>
+      </w:r>
+      <w:r>
+        <w:rPr>
+          <w:b w:val="0"/>
+        </w:rPr>
+        <w:t xml:space="preserve"> wins; tie by ID.</w:t>
+      </w:r>
+    </w:p>
+    <w:p>
+      <w:pPr>
+        <w:spacing w:line="336" w:lineRule="auto" w:after="180"/>
+        <w:shd w:fill="F5F1FB"/>
+      </w:pPr>
+      <w:r>
+        <w:rPr>
+          <w:b w:val="0"/>
+        </w:rPr>
+        <w:t>Point to the given fact that matters most. Explain why it matters.</w:t>
+      </w:r>
+    </w:p>
+    <w:p>
+      <w:pPr>
+        <w:pStyle w:val="Heading3"/>
+      </w:pPr>
+      <w:r>
+        <w:t>Discuss while showing the picture</w:t>
+      </w:r>
+    </w:p>
+    <w:p>
+      <w:pPr>
+        <w:spacing w:line="336" w:lineRule="auto" w:after="180"/>
+        <w:shd w:fill="F1F6F8"/>
+      </w:pPr>
+      <w:r>
+        <w:rPr>
+          <w:b w:val="0"/>
+        </w:rPr>
+        <w:t>Teacher prompt: Point to the given fact that matters most. Explain why it matters. Ask learners to describe one label or arrow in ordinary words. Use the adjacent transcript if the image is difficult to see.</w:t>
+      </w:r>
+    </w:p>
+    <w:p>
+      <w:pPr>
+        <w:pStyle w:val="Heading3"/>
+      </w:pPr>
+      <w:r>
+        <w:t>02. Follow the deciding steps</w:t>
+      </w:r>
+    </w:p>
+    <w:p>
+      <w:r>
+        <w:drawing>
+          <wp:inline xmlns:a="http://schemas.openxmlformats.org/drawingml/2006/main" xmlns:pic="http://schemas.openxmlformats.org/drawingml/2006/picture">
+            <wp:extent cx="5486400" cy="4005072"/>
+            <wp:docPr id="4" name="Picture 4" descr="Eligibility first: A and C fit time; B takes 15 and is excluded. → Scores: A:2×3+2=8. C:2×2+5=9. → Choose: C wins at score 9 among eligible activities. → Explain exclusion: B’s score 11 cannot override its failed time requirement."/>
+            <wp:cNvGraphicFramePr>
+              <a:graphicFrameLocks noChangeAspect="1"/>
+            </wp:cNvGraphicFramePr>
+            <a:graphic>
+              <a:graphicData uri="http://schemas.openxmlformats.org/drawingml/2006/picture">
+                <pic:pic>
+                  <pic:nvPicPr>
+                    <pic:cNvPr id="0" name="academy-story-ai-2-23-02.png"/>
+                    <pic:cNvPicPr/>
+                  </pic:nvPicPr>
+                  <pic:blipFill>
+                    <a:blip r:embed="rId12"/>
+                    <a:stretch>
+                      <a:fillRect/>
+                    </a:stretch>
+                  </pic:blipFill>
+                  <pic:spPr>
+                    <a:xfrm>
+                      <a:off x="0" y="0"/>
+                      <a:ext cx="5486400" cy="4005072"/>
+                    </a:xfrm>
+                    <a:prstGeom prst="rect"/>
+                  </pic:spPr>
+                </pic:pic>
+              </a:graphicData>
+            </a:graphic>
+          </wp:inline>
+        </w:drawing>
+      </w:r>
+    </w:p>
+    <w:p>
+      <w:pPr>
+        <w:spacing w:line="336" w:lineRule="auto" w:after="180"/>
+      </w:pPr>
+      <w:r>
+        <w:rPr>
+          <w:b w:val="0"/>
+        </w:rPr>
+        <w:t xml:space="preserve">Eligibility first: A and C fit time; B takes 15 and is excluded. → </w:t>
+      </w:r>
+      <w:r>
+        <w:rPr>
+          <w:b/>
+        </w:rPr>
+        <w:t>Score</w:t>
+      </w:r>
+      <w:r>
+        <w:rPr>
+          <w:b w:val="0"/>
+        </w:rPr>
+        <w:t>s: A:2×3+2=8.</w:t>
+      </w:r>
+    </w:p>
+    <w:p>
+      <w:pPr>
+        <w:spacing w:line="336" w:lineRule="auto" w:after="180"/>
+      </w:pPr>
+      <w:r>
+        <w:rPr>
+          <w:b w:val="0"/>
+        </w:rPr>
+        <w:t xml:space="preserve">C:2×2+5=9. → Choose: C wins at </w:t>
+      </w:r>
+      <w:r>
+        <w:rPr>
+          <w:b/>
+        </w:rPr>
+        <w:t>score</w:t>
+      </w:r>
+      <w:r>
+        <w:rPr>
+          <w:b w:val="0"/>
+        </w:rPr>
+        <w:t xml:space="preserve"> 9 among eligible activities. → Explain exclusion: B’s </w:t>
+      </w:r>
+      <w:r>
+        <w:rPr>
+          <w:b/>
+        </w:rPr>
+        <w:t>score</w:t>
+      </w:r>
+      <w:r>
+        <w:rPr>
+          <w:b w:val="0"/>
+        </w:rPr>
+        <w:t xml:space="preserve"> 11 cannot override its failed time requirement.</w:t>
+      </w:r>
+    </w:p>
+    <w:p>
+      <w:pPr>
+        <w:spacing w:line="336" w:lineRule="auto" w:after="180"/>
+        <w:shd w:fill="F5F1FB"/>
+      </w:pPr>
+      <w:r>
+        <w:rPr>
+          <w:b w:val="0"/>
+        </w:rPr>
+        <w:t xml:space="preserve">Point to each numbered stage and explain which recorded </w:t>
+      </w:r>
+      <w:r>
+        <w:rPr>
+          <w:b/>
+        </w:rPr>
+        <w:t>input</w:t>
+      </w:r>
+      <w:r>
+        <w:rPr>
+          <w:b w:val="0"/>
+        </w:rPr>
+        <w:t xml:space="preserve"> it uses.</w:t>
+      </w:r>
+    </w:p>
+    <w:p>
+      <w:pPr>
+        <w:pStyle w:val="Heading3"/>
+      </w:pPr>
+      <w:r>
+        <w:t>Discuss while showing the picture</w:t>
+      </w:r>
+    </w:p>
+    <w:p>
+      <w:pPr>
+        <w:spacing w:line="336" w:lineRule="auto" w:after="180"/>
+        <w:shd w:fill="F1F6F8"/>
+      </w:pPr>
+      <w:r>
+        <w:rPr>
+          <w:b w:val="0"/>
+        </w:rPr>
+        <w:t xml:space="preserve">Teacher prompt: Point to each numbered stage and explain which recorded </w:t>
+      </w:r>
+      <w:r>
+        <w:rPr>
+          <w:b/>
+        </w:rPr>
+        <w:t>input</w:t>
+      </w:r>
+      <w:r>
+        <w:rPr>
+          <w:b w:val="0"/>
+        </w:rPr>
+        <w:t xml:space="preserve"> it uses. Ask learners to describe one label or arrow in ordinary words. Use the adjacent transcript if the image is difficult to see.</w:t>
+      </w:r>
+    </w:p>
+    <w:p>
+      <w:pPr>
+        <w:pStyle w:val="Heading3"/>
+      </w:pPr>
+      <w:r>
+        <w:t>03. Time filtering and scores</w:t>
+      </w:r>
+    </w:p>
+    <w:p>
+      <w:r>
+        <w:drawing>
+          <wp:inline xmlns:a="http://schemas.openxmlformats.org/drawingml/2006/main" xmlns:pic="http://schemas.openxmlformats.org/drawingml/2006/picture">
+            <wp:extent cx="5486400" cy="3617976"/>
+            <wp:docPr id="5" name="Picture 5" descr="Time filtering and scores. A: Minutes = 14, Score = 8, Status = eligible. B: Minutes = 15, Score = 11, Status = excluded. C: Minutes = 12, Score = 9, Status = eligible."/>
+            <wp:cNvGraphicFramePr>
+              <a:graphicFrameLocks noChangeAspect="1"/>
+            </wp:cNvGraphicFramePr>
+            <a:graphic>
+              <a:graphicData uri="http://schemas.openxmlformats.org/drawingml/2006/picture">
+                <pic:pic>
+                  <pic:nvPicPr>
+                    <pic:cNvPr id="0" name="academy-story-ai-2-23-03.png"/>
+                    <pic:cNvPicPr/>
+                  </pic:nvPicPr>
+                  <pic:blipFill>
+                    <a:blip r:embed="rId13"/>
+                    <a:stretch>
+                      <a:fillRect/>
+                    </a:stretch>
+                  </pic:blipFill>
+                  <pic:spPr>
+                    <a:xfrm>
+                      <a:off x="0" y="0"/>
+                      <a:ext cx="5486400" cy="3617976"/>
+                    </a:xfrm>
+                    <a:prstGeom prst="rect"/>
+                  </pic:spPr>
+                </pic:pic>
+              </a:graphicData>
+            </a:graphic>
+          </wp:inline>
+        </w:drawing>
+      </w:r>
+    </w:p>
+    <w:p>
+      <w:pPr>
+        <w:spacing w:line="336" w:lineRule="auto" w:after="180"/>
+      </w:pPr>
+      <w:r>
+        <w:rPr>
+          <w:b w:val="0"/>
+        </w:rPr>
+        <w:t xml:space="preserve">Time filtering and </w:t>
+      </w:r>
+      <w:r>
+        <w:rPr>
+          <w:b/>
+        </w:rPr>
+        <w:t>score</w:t>
+      </w:r>
+      <w:r>
+        <w:rPr>
+          <w:b w:val="0"/>
+        </w:rPr>
+        <w:t xml:space="preserve">s. A: Minutes = 14, </w:t>
+      </w:r>
+      <w:r>
+        <w:rPr>
+          <w:b/>
+        </w:rPr>
+        <w:t>Score</w:t>
+      </w:r>
+      <w:r>
+        <w:rPr>
+          <w:b w:val="0"/>
+        </w:rPr>
+        <w:t xml:space="preserve"> = 8, Status = eligible. B: Minutes = 15, </w:t>
+      </w:r>
+      <w:r>
+        <w:rPr>
+          <w:b/>
+        </w:rPr>
+        <w:t>Score</w:t>
+      </w:r>
+      <w:r>
+        <w:rPr>
+          <w:b w:val="0"/>
+        </w:rPr>
+        <w:t xml:space="preserve"> = 11, Status = excluded. C: Minutes = 12, </w:t>
+      </w:r>
+      <w:r>
+        <w:rPr>
+          <w:b/>
+        </w:rPr>
+        <w:t>Score</w:t>
+      </w:r>
+      <w:r>
+        <w:rPr>
+          <w:b w:val="0"/>
+        </w:rPr>
+        <w:t xml:space="preserve"> = 9, Status = eligible.</w:t>
+      </w:r>
+    </w:p>
+    <w:p>
+      <w:pPr>
+        <w:spacing w:line="336" w:lineRule="auto" w:after="180"/>
+        <w:shd w:fill="F5F1FB"/>
+      </w:pPr>
+      <w:r>
+        <w:rPr>
+          <w:b w:val="0"/>
+        </w:rPr>
+        <w:t>Read the labels and values. Explain the relationship the model shows.</w:t>
+      </w:r>
+    </w:p>
+    <w:p>
+      <w:pPr>
+        <w:pStyle w:val="Heading3"/>
+      </w:pPr>
+      <w:r>
+        <w:t>Discuss while showing the picture</w:t>
+      </w:r>
+    </w:p>
+    <w:p>
+      <w:pPr>
+        <w:spacing w:line="336" w:lineRule="auto" w:after="180"/>
+        <w:shd w:fill="F1F6F8"/>
+      </w:pPr>
+      <w:r>
+        <w:rPr>
+          <w:b w:val="0"/>
+        </w:rPr>
+        <w:t>Teacher prompt: Read the labels and values. Explain the relationship the model shows. Ask learners to describe one label or arrow in ordinary words. Use the adjacent transcript if the image is difficult to see.</w:t>
+      </w:r>
+    </w:p>
+    <w:p>
+      <w:pPr>
+        <w:spacing w:line="336" w:lineRule="auto" w:after="180"/>
+        <w:shd w:fill="F1F6F8"/>
+      </w:pPr>
+      <w:r>
+        <w:rPr>
+          <w:b w:val="0"/>
+        </w:rPr>
+        <w:t>Check row/column meanings, units and denominators before discussing a difference. Supplied toy values are not real class or model results.</w:t>
+      </w:r>
+    </w:p>
+    <w:p>
+      <w:pPr>
+        <w:pStyle w:val="Heading3"/>
+      </w:pPr>
+      <w:r>
+        <w:t>04. Change one thing. Trace what follows.</w:t>
+      </w:r>
+    </w:p>
+    <w:p>
+      <w:r>
+        <w:drawing>
+          <wp:inline xmlns:a="http://schemas.openxmlformats.org/drawingml/2006/main" xmlns:pic="http://schemas.openxmlformats.org/drawingml/2006/picture">
+            <wp:extent cx="5486400" cy="3026664"/>
+            <wp:docPr id="6" name="Picture 6" descr="Original case: B’s score 11 cannot override its failed time requirement. Changed condition: Change interest weight from 2 to 3, keeping time limit 14. Expected result: A scores 11; C also scores 11; tie-by-ID chooses A. Reason: B remains too long; changing preferences changes only ranking of A and C."/>
+            <wp:cNvGraphicFramePr>
+              <a:graphicFrameLocks noChangeAspect="1"/>
+            </wp:cNvGraphicFramePr>
+            <a:graphic>
+              <a:graphicData uri="http://schemas.openxmlformats.org/drawingml/2006/picture">
+                <pic:pic>
+                  <pic:nvPicPr>
+                    <pic:cNvPr id="0" name="academy-story-ai-2-23-04.png"/>
+                    <pic:cNvPicPr/>
+                  </pic:nvPicPr>
+                  <pic:blipFill>
+                    <a:blip r:embed="rId14"/>
+                    <a:stretch>
+                      <a:fillRect/>
+                    </a:stretch>
+                  </pic:blipFill>
+                  <pic:spPr>
+                    <a:xfrm>
+                      <a:off x="0" y="0"/>
+                      <a:ext cx="5486400" cy="3026664"/>
+                    </a:xfrm>
+                    <a:prstGeom prst="rect"/>
+                  </pic:spPr>
+                </pic:pic>
+              </a:graphicData>
+            </a:graphic>
+          </wp:inline>
+        </w:drawing>
+      </w:r>
+    </w:p>
+    <w:p>
+      <w:pPr>
+        <w:spacing w:line="336" w:lineRule="auto" w:after="180"/>
+      </w:pPr>
+      <w:r>
+        <w:rPr>
+          <w:b w:val="0"/>
+        </w:rPr>
+        <w:t xml:space="preserve">Original case: B’s </w:t>
+      </w:r>
+      <w:r>
+        <w:rPr>
+          <w:b/>
+        </w:rPr>
+        <w:t>score</w:t>
+      </w:r>
+      <w:r>
+        <w:rPr>
+          <w:b w:val="0"/>
+        </w:rPr>
+        <w:t xml:space="preserve"> 11 cannot override its failed time requirement. Changed condition: Change interest </w:t>
+      </w:r>
+      <w:r>
+        <w:rPr>
+          <w:b/>
+        </w:rPr>
+        <w:t>weight</w:t>
+      </w:r>
+      <w:r>
+        <w:rPr>
+          <w:b w:val="0"/>
+        </w:rPr>
+        <w:t xml:space="preserve"> from 2 to 3, keeping time limit 14. Expected result: A </w:t>
+      </w:r>
+      <w:r>
+        <w:rPr>
+          <w:b/>
+        </w:rPr>
+        <w:t>score</w:t>
+      </w:r>
+      <w:r>
+        <w:rPr>
+          <w:b w:val="0"/>
+        </w:rPr>
+        <w:t xml:space="preserve">s 11; C also </w:t>
+      </w:r>
+      <w:r>
+        <w:rPr>
+          <w:b/>
+        </w:rPr>
+        <w:t>score</w:t>
+      </w:r>
+      <w:r>
+        <w:rPr>
+          <w:b w:val="0"/>
+        </w:rPr>
+        <w:t>s 11; tie-by-ID chooses A.</w:t>
+      </w:r>
+    </w:p>
+    <w:p>
+      <w:pPr>
+        <w:spacing w:line="336" w:lineRule="auto" w:after="180"/>
+      </w:pPr>
+      <w:r>
+        <w:rPr>
+          <w:b w:val="0"/>
+        </w:rPr>
+        <w:t xml:space="preserve">Reason: B remains too long; changing preferences changes only </w:t>
+      </w:r>
+      <w:r>
+        <w:rPr>
+          <w:b/>
+        </w:rPr>
+        <w:t>rank</w:t>
+      </w:r>
+      <w:r>
+        <w:rPr>
+          <w:b w:val="0"/>
+        </w:rPr>
+        <w:t>ing of A and C.</w:t>
+      </w:r>
+    </w:p>
+    <w:p>
+      <w:pPr>
+        <w:spacing w:line="336" w:lineRule="auto" w:after="180"/>
+        <w:shd w:fill="F5F1FB"/>
+      </w:pPr>
+      <w:r>
+        <w:rPr>
+          <w:b w:val="0"/>
+        </w:rPr>
+        <w:t>Predict before checking the worked changed-case result. Name what changed and what the supplied facts allow you to conclude.</w:t>
+      </w:r>
+    </w:p>
+    <w:p>
+      <w:pPr>
+        <w:pStyle w:val="Heading3"/>
+      </w:pPr>
+      <w:r>
+        <w:t>Discuss while showing the picture</w:t>
+      </w:r>
+    </w:p>
+    <w:p>
+      <w:pPr>
+        <w:spacing w:line="336" w:lineRule="auto" w:after="180"/>
+        <w:shd w:fill="F1F6F8"/>
+      </w:pPr>
+      <w:r>
+        <w:rPr>
+          <w:b w:val="0"/>
+        </w:rPr>
+        <w:t>Teacher prompt: Predict before checking the worked changed-case result. Name what changed and what the supplied facts allow you to conclude. Ask learners to describe one label or arrow in ordinary words.</w:t>
+      </w:r>
+    </w:p>
+    <w:p>
+      <w:pPr>
+        <w:spacing w:line="336" w:lineRule="auto" w:after="180"/>
+        <w:shd w:fill="F1F6F8"/>
+      </w:pPr>
+      <w:r>
+        <w:rPr>
+          <w:b w:val="0"/>
+        </w:rPr>
+        <w:t xml:space="preserve">Use the adjacent transcript if the image is difficult to see. Changed-case reasoning: B remains too long; changing preferences changes only </w:t>
+      </w:r>
+      <w:r>
+        <w:rPr>
+          <w:b/>
+        </w:rPr>
+        <w:t>rank</w:t>
+      </w:r>
+      <w:r>
+        <w:rPr>
+          <w:b w:val="0"/>
+        </w:rPr>
+        <w:t>ing of A and C.</w:t>
+      </w:r>
+    </w:p>
+    <w:p>
+      <w:pPr>
+        <w:pStyle w:val="Heading3"/>
+      </w:pPr>
+      <w:r>
+        <w:t>05. Connect the explanation to its limit</w:t>
+      </w:r>
+    </w:p>
+    <w:p>
+      <w:r>
+        <w:drawing>
+          <wp:inline xmlns:a="http://schemas.openxmlformats.org/drawingml/2006/main" xmlns:pic="http://schemas.openxmlformats.org/drawingml/2006/picture">
+            <wp:extent cx="5486400" cy="2834640"/>
+            <wp:docPr id="7" name="Picture 7" descr="A score combines preferences according to explicitly chosen weights; it does not erase hard constraints. Computing a high score for an excluded item can be useful in an audit, but it must not allow that item back into the candidate set. Store both eligibility reasons and score components for explanations. Limit: Toy interest scores are supplied inputs, not measured enjoyment or a universal definition of a good activity."/>
+            <wp:cNvGraphicFramePr>
+              <a:graphicFrameLocks noChangeAspect="1"/>
+            </wp:cNvGraphicFramePr>
+            <a:graphic>
+              <a:graphicData uri="http://schemas.openxmlformats.org/drawingml/2006/picture">
+                <pic:pic>
+                  <pic:nvPicPr>
+                    <pic:cNvPr id="0" name="academy-story-ai-2-23-05.png"/>
+                    <pic:cNvPicPr/>
+                  </pic:nvPicPr>
+                  <pic:blipFill>
+                    <a:blip r:embed="rId15"/>
+                    <a:stretch>
+                      <a:fillRect/>
+                    </a:stretch>
+                  </pic:blipFill>
+                  <pic:spPr>
+                    <a:xfrm>
+                      <a:off x="0" y="0"/>
+                      <a:ext cx="5486400" cy="2834640"/>
+                    </a:xfrm>
+                    <a:prstGeom prst="rect"/>
+                  </pic:spPr>
+                </pic:pic>
+              </a:graphicData>
+            </a:graphic>
+          </wp:inline>
+        </w:drawing>
+      </w:r>
+    </w:p>
+    <w:p>
+      <w:pPr>
+        <w:spacing w:line="336" w:lineRule="auto" w:after="180"/>
+      </w:pPr>
+      <w:r>
+        <w:rPr>
+          <w:b w:val="0"/>
+        </w:rPr>
+        <w:t xml:space="preserve">A </w:t>
+      </w:r>
+      <w:r>
+        <w:rPr>
+          <w:b/>
+        </w:rPr>
+        <w:t>score</w:t>
+      </w:r>
+      <w:r>
+        <w:rPr>
+          <w:b w:val="0"/>
+        </w:rPr>
+        <w:t xml:space="preserve"> combines preferences according to explicitly chosen </w:t>
+      </w:r>
+      <w:r>
+        <w:rPr>
+          <w:b/>
+        </w:rPr>
+        <w:t>weight</w:t>
+      </w:r>
+      <w:r>
+        <w:rPr>
+          <w:b w:val="0"/>
+        </w:rPr>
+        <w:t xml:space="preserve">s; it does not erase hard </w:t>
+      </w:r>
+      <w:r>
+        <w:rPr>
+          <w:b/>
+        </w:rPr>
+        <w:t>constraint</w:t>
+      </w:r>
+      <w:r>
+        <w:rPr>
+          <w:b w:val="0"/>
+        </w:rPr>
+        <w:t>s.</w:t>
+      </w:r>
+    </w:p>
+    <w:p>
+      <w:pPr>
+        <w:spacing w:line="336" w:lineRule="auto" w:after="180"/>
+      </w:pPr>
+      <w:r>
+        <w:rPr>
+          <w:b w:val="0"/>
+        </w:rPr>
+        <w:t xml:space="preserve">Computing a high </w:t>
+      </w:r>
+      <w:r>
+        <w:rPr>
+          <w:b/>
+        </w:rPr>
+        <w:t>score</w:t>
+      </w:r>
+      <w:r>
+        <w:rPr>
+          <w:b w:val="0"/>
+        </w:rPr>
+        <w:t xml:space="preserve"> for an excluded item can be useful in an audit, but it must not allow that item back into the candidate set. Store both eligibility reasons and </w:t>
+      </w:r>
+      <w:r>
+        <w:rPr>
+          <w:b/>
+        </w:rPr>
+        <w:t>score</w:t>
+      </w:r>
+      <w:r>
+        <w:rPr>
+          <w:b w:val="0"/>
+        </w:rPr>
+        <w:t xml:space="preserve"> components for explanations.</w:t>
+      </w:r>
+    </w:p>
+    <w:p>
+      <w:pPr>
+        <w:spacing w:line="336" w:lineRule="auto" w:after="180"/>
+      </w:pPr>
+      <w:r>
+        <w:rPr>
+          <w:b w:val="0"/>
+        </w:rPr>
+        <w:t xml:space="preserve">Limit: Toy interest </w:t>
+      </w:r>
+      <w:r>
+        <w:rPr>
+          <w:b/>
+        </w:rPr>
+        <w:t>score</w:t>
+      </w:r>
+      <w:r>
+        <w:rPr>
+          <w:b w:val="0"/>
+        </w:rPr>
+        <w:t xml:space="preserve">s are supplied </w:t>
+      </w:r>
+      <w:r>
+        <w:rPr>
+          <w:b/>
+        </w:rPr>
+        <w:t>input</w:t>
+      </w:r>
+      <w:r>
+        <w:rPr>
+          <w:b w:val="0"/>
+        </w:rPr>
+        <w:t>s, not measured enjoyment or a universal definition of a good activity.</w:t>
+      </w:r>
+    </w:p>
+    <w:p>
+      <w:pPr>
+        <w:spacing w:line="336" w:lineRule="auto" w:after="180"/>
+        <w:shd w:fill="F5F1FB"/>
+      </w:pPr>
+      <w:r>
+        <w:rPr>
+          <w:b w:val="0"/>
+        </w:rPr>
+        <w:t>Explain the case, then point to a limit on the claim.</w:t>
+      </w:r>
+    </w:p>
+    <w:p>
+      <w:pPr>
+        <w:pStyle w:val="Heading3"/>
+      </w:pPr>
+      <w:r>
+        <w:t>Discuss while showing the picture</w:t>
+      </w:r>
+    </w:p>
+    <w:p>
+      <w:pPr>
+        <w:spacing w:line="336" w:lineRule="auto" w:after="180"/>
+        <w:shd w:fill="F1F6F8"/>
+      </w:pPr>
+      <w:r>
+        <w:rPr>
+          <w:b w:val="0"/>
+        </w:rPr>
+        <w:t>Teacher prompt: Explain the case, then point to a limit on the claim. Ask learners to describe one label or arrow in ordinary words. Use the adjacent transcript if the image is difficult to see.</w:t>
+      </w:r>
+    </w:p>
+    <w:p>
+      <w:pPr>
+        <w:spacing w:line="336" w:lineRule="auto" w:after="180"/>
+        <w:shd w:fill="F1F6F8"/>
+      </w:pPr>
+      <w:r>
+        <w:rPr>
+          <w:b w:val="0"/>
+        </w:rPr>
+        <w:t xml:space="preserve">Keep the stated scope: Toy interest </w:t>
+      </w:r>
+      <w:r>
+        <w:rPr>
+          <w:b/>
+        </w:rPr>
+        <w:t>score</w:t>
+      </w:r>
+      <w:r>
+        <w:rPr>
+          <w:b w:val="0"/>
+        </w:rPr>
+        <w:t xml:space="preserve">s are supplied </w:t>
+      </w:r>
+      <w:r>
+        <w:rPr>
+          <w:b/>
+        </w:rPr>
+        <w:t>input</w:t>
+      </w:r>
+      <w:r>
+        <w:rPr>
+          <w:b w:val="0"/>
+        </w:rPr>
+        <w:t>s, not measured enjoyment or a universal definition of a good activity.</w:t>
+      </w:r>
+    </w:p>
+    <w:p>
+      <w:pPr>
+        <w:pStyle w:val="Heading3"/>
+      </w:pPr>
+      <w:r>
+        <w:t>06. Make the idea visible in your project</w:t>
+      </w:r>
+    </w:p>
+    <w:p>
+      <w:r>
+        <w:drawing>
+          <wp:inline xmlns:a="http://schemas.openxmlformats.org/drawingml/2006/main" xmlns:pic="http://schemas.openxmlformats.org/drawingml/2006/picture">
+            <wp:extent cx="5486400" cy="3380232"/>
+            <wp:docPr id="8" name="Picture 8" descr="Publish the recommender’s constraints, score formula and tie rule; include component-level reasons in each suggestion. Draw your input, deciding step, result and limit. Supported question: Why does B not become the winner when its score is largest?"/>
+            <wp:cNvGraphicFramePr>
+              <a:graphicFrameLocks noChangeAspect="1"/>
+            </wp:cNvGraphicFramePr>
+            <a:graphic>
+              <a:graphicData uri="http://schemas.openxmlformats.org/drawingml/2006/picture">
+                <pic:pic>
+                  <pic:nvPicPr>
+                    <pic:cNvPr id="0" name="academy-story-ai-2-23-06.png"/>
+                    <pic:cNvPicPr/>
+                  </pic:nvPicPr>
+                  <pic:blipFill>
+                    <a:blip r:embed="rId16"/>
+                    <a:stretch>
+                      <a:fillRect/>
+                    </a:stretch>
+                  </pic:blipFill>
+                  <pic:spPr>
+                    <a:xfrm>
+                      <a:off x="0" y="0"/>
+                      <a:ext cx="5486400" cy="3380232"/>
+                    </a:xfrm>
+                    <a:prstGeom prst="rect"/>
+                  </pic:spPr>
+                </pic:pic>
+              </a:graphicData>
+            </a:graphic>
+          </wp:inline>
+        </w:drawing>
+      </w:r>
+    </w:p>
+    <w:p>
+      <w:pPr>
+        <w:spacing w:line="336" w:lineRule="auto" w:after="180"/>
+        <w:shd w:fill="F5F1FB"/>
+      </w:pPr>
+      <w:r>
+        <w:rPr>
+          <w:b w:val="0"/>
+        </w:rPr>
+        <w:t xml:space="preserve">Publish the recommender’s </w:t>
+      </w:r>
+      <w:r>
+        <w:rPr>
+          <w:b/>
+        </w:rPr>
+        <w:t>constraint</w:t>
+      </w:r>
+      <w:r>
+        <w:rPr>
+          <w:b w:val="0"/>
+        </w:rPr>
+        <w:t xml:space="preserve">s, </w:t>
+      </w:r>
+      <w:r>
+        <w:rPr>
+          <w:b/>
+        </w:rPr>
+        <w:t>score</w:t>
+      </w:r>
+      <w:r>
+        <w:rPr>
+          <w:b w:val="0"/>
+        </w:rPr>
+        <w:t xml:space="preserve"> formula and tie rule; include component-level reasons in each suggestion. Draw your </w:t>
+      </w:r>
+      <w:r>
+        <w:rPr>
+          <w:b/>
+        </w:rPr>
+        <w:t>input</w:t>
+      </w:r>
+      <w:r>
+        <w:rPr>
+          <w:b w:val="0"/>
+        </w:rPr>
+        <w:t>, deciding step, result and limit.</w:t>
+      </w:r>
+    </w:p>
+    <w:p>
+      <w:pPr>
+        <w:spacing w:line="336" w:lineRule="auto" w:after="180"/>
+        <w:shd w:fill="F5F1FB"/>
+      </w:pPr>
+      <w:r>
+        <w:rPr>
+          <w:b w:val="0"/>
+        </w:rPr>
+        <w:t xml:space="preserve">Supported question: Why does B not become the winner when its </w:t>
+      </w:r>
+      <w:r>
+        <w:rPr>
+          <w:b/>
+        </w:rPr>
+        <w:t>score</w:t>
+      </w:r>
+      <w:r>
+        <w:rPr>
+          <w:b w:val="0"/>
+        </w:rPr>
+        <w:t xml:space="preserve"> is largest?</w:t>
+      </w:r>
+    </w:p>
+    <w:p>
+      <w:pPr>
+        <w:spacing w:line="336" w:lineRule="auto" w:after="180"/>
+        <w:shd w:fill="F5F1FB"/>
+      </w:pPr>
+      <w:r>
+        <w:rPr>
+          <w:b w:val="0"/>
+        </w:rPr>
+        <w:t xml:space="preserve">Draw your project trace and justify the deciding step using </w:t>
+      </w:r>
+      <w:r>
+        <w:rPr>
+          <w:b/>
+        </w:rPr>
+        <w:t>evidence</w:t>
+      </w:r>
+      <w:r>
+        <w:rPr>
+          <w:b w:val="0"/>
+        </w:rPr>
+        <w:t>.</w:t>
+      </w:r>
+    </w:p>
+    <w:p>
+      <w:pPr>
+        <w:pStyle w:val="Heading3"/>
+      </w:pPr>
+      <w:r>
+        <w:t>Discuss while showing the picture</w:t>
+      </w:r>
+    </w:p>
+    <w:p>
+      <w:pPr>
+        <w:spacing w:line="336" w:lineRule="auto" w:after="180"/>
+        <w:shd w:fill="F1F6F8"/>
+      </w:pPr>
+      <w:r>
+        <w:rPr>
+          <w:b w:val="0"/>
+        </w:rPr>
+        <w:t xml:space="preserve">Teacher prompt: Draw your project trace and justify the deciding step using </w:t>
+      </w:r>
+      <w:r>
+        <w:rPr>
+          <w:b/>
+        </w:rPr>
+        <w:t>evidence</w:t>
+      </w:r>
+      <w:r>
+        <w:rPr>
+          <w:b w:val="0"/>
+        </w:rPr>
+        <w:t>. Ask learners to describe one label or arrow in ordinary words. Use the adjacent transcript if the image is difficult to see.</w:t>
+      </w:r>
+    </w:p>
+    <w:p>
+      <w:pPr>
+        <w:spacing w:line="336" w:lineRule="auto" w:after="180"/>
+        <w:shd w:fill="F1F6F8"/>
+      </w:pPr>
+      <w:r>
+        <w:rPr>
+          <w:b w:val="0"/>
+        </w:rPr>
+        <w:t xml:space="preserve">Supported practice key: Its time 15 exceeds the 14-minute maximum, so it is ineligible before </w:t>
+      </w:r>
+      <w:r>
+        <w:rPr>
+          <w:b/>
+        </w:rPr>
+        <w:t>rank</w:t>
+      </w:r>
+      <w:r>
+        <w:rPr>
+          <w:b w:val="0"/>
+        </w:rPr>
+        <w:t>ing.</w:t>
       </w:r>
     </w:p>
     <w:sectPr>

--- a/downloads/teacher/ai-2-week-23.docx
+++ b/downloads/teacher/ai-2-week-23.docx
@@ -143,7 +143,7 @@
           </w:tcPr>
           <w:p>
             <w:r>
-              <w:t>Sections 1–6; record the brief recall in the workbook.</w:t>
+              <w:t>Use Your mission, Notice the evidence, See how it works, Compare the cases, Words that unlock the idea and Follow a worked example; record the brief recall in the workbook.</w:t>
             </w:r>
           </w:p>
         </w:tc>
@@ -175,7 +175,7 @@
           </w:tcPr>
           <w:p>
             <w:r>
-              <w:t>Sections 7–10; use the matching workbook W2 and misconception check.</w:t>
+              <w:t>Use Find and repair a mistake, Practise together, Run the investigation and Build your understanding; use the matching workbook W2 and misconception check.</w:t>
             </w:r>
           </w:p>
         </w:tc>
@@ -207,7 +207,7 @@
           </w:tcPr>
           <w:p>
             <w:r>
-              <w:t>Sections 9 and 11–14. Give extra time to finish the full task set; use Section 15 when the week includes a coding lab.</w:t>
+              <w:t>Use Run the investigation, Connect your project, Show what you know, Study a complete case and Try a new case independently. Allow extra time for the full task set. Use a coding lab only when this week actually provides one; Your lesson route is the planning section.</w:t>
             </w:r>
           </w:p>
         </w:tc>
@@ -5697,7 +5697,7 @@
           </w:tcPr>
           <w:p>
             <w:r>
-              <w:t>Sections 1–6; record the brief recall in the workbook.</w:t>
+              <w:t>Use Your mission, Notice the evidence, See how it works, Compare the cases, Words that unlock the idea and Follow a worked example; record the brief recall in the workbook.</w:t>
             </w:r>
           </w:p>
         </w:tc>
@@ -5729,7 +5729,7 @@
           </w:tcPr>
           <w:p>
             <w:r>
-              <w:t>Sections 7–10; use the matching workbook W2 and misconception check.</w:t>
+              <w:t>Use Find and repair a mistake, Practise together, Run the investigation and Build your understanding; use the matching workbook W2 and misconception check.</w:t>
             </w:r>
           </w:p>
         </w:tc>
@@ -5761,7 +5761,7 @@
           </w:tcPr>
           <w:p>
             <w:r>
-              <w:t>Sections 9 and 11–14. Give extra time to finish the full task set; use Section 15 when the week includes a coding lab.</w:t>
+              <w:t>Use Run the investigation, Connect your project, Show what you know, Study a complete case and Try a new case independently. Allow extra time for the full task set. Use a coding lab only when this week actually provides one; Your lesson route is the planning section.</w:t>
             </w:r>
           </w:p>
         </w:tc>

--- a/downloads/teacher/ai-2-week-23.docx
+++ b/downloads/teacher/ai-2-week-23.docx
@@ -25,20 +25,38 @@
         <w:pStyle w:val="Heading1"/>
       </w:pPr>
       <w:r>
-        <w:t>01. Recommendation Scores</w:t>
-      </w:r>
-    </w:p>
-    <w:p>
-      <w:r>
-        <w:t>Prepare Recommendation Scores: check the target, prerequisites, resources and adaptable teaching schedule.</w:t>
-      </w:r>
-    </w:p>
-    <w:p>
-      <w:pPr>
-        <w:pStyle w:val="Heading3"/>
-      </w:pPr>
-      <w:r>
-        <w:t>Teach the learning cycle</w:t>
+        <w:t>Teach recommendation scores as declared policies with visible constraints.</w:t>
+      </w:r>
+    </w:p>
+    <w:p>
+      <w:r>
+        <w:t>Supply complete records and scripts, separate the cases and preserve no-eligible and review outcomes.</w:t>
+      </w:r>
+    </w:p>
+    <w:p>
+      <w:r>
+        <w:t>Require reasons and component arithmetic before accepting a top-score recommendation.</w:t>
+      </w:r>
+    </w:p>
+    <w:p>
+      <w:pPr>
+        <w:pStyle w:val="Heading1"/>
+      </w:pPr>
+      <w:r>
+        <w:t>01. Prepare this connected week</w:t>
+      </w:r>
+    </w:p>
+    <w:p>
+      <w:r>
+        <w:t>Use one main plan and keep practice separate from the independent first attempt.</w:t>
+      </w:r>
+    </w:p>
+    <w:p>
+      <w:pPr>
+        <w:pStyle w:val="Heading2"/>
+      </w:pPr>
+      <w:r>
+        <w:t>Learning goal and precision</w:t>
       </w:r>
     </w:p>
     <w:p>
@@ -68,6 +86,147 @@
           <w:b/>
         </w:rPr>
         <w:t>score</w:t>
+      </w:r>
+    </w:p>
+    <w:p>
+      <w:pPr>
+        <w:spacing w:line="336" w:lineRule="auto" w:after="180"/>
+      </w:pPr>
+      <w:r>
+        <w:rPr>
+          <w:b w:val="0"/>
+        </w:rPr>
+        <w:t xml:space="preserve">Teach Week 23 as a two-session investigation using fictional data. A fictional activity chooser uses enjoyment and learning ratings from 0 to 5. Its </w:t>
+      </w:r>
+      <w:r>
+        <w:rPr>
+          <w:b/>
+        </w:rPr>
+        <w:t>score</w:t>
+      </w:r>
+      <w:r>
+        <w:rPr>
+          <w:b w:val="0"/>
+        </w:rPr>
+        <w:t xml:space="preserve"> is 2 times enjoyment plus learning.</w:t>
+      </w:r>
+    </w:p>
+    <w:p>
+      <w:pPr>
+        <w:spacing w:line="336" w:lineRule="auto" w:after="180"/>
+      </w:pPr>
+      <w:r>
+        <w:rPr>
+          <w:b w:val="0"/>
+        </w:rPr>
+        <w:t xml:space="preserve">The activity must also take at most 20 minutes. Duration is a hard requirement; a high </w:t>
+      </w:r>
+      <w:r>
+        <w:rPr>
+          <w:b/>
+        </w:rPr>
+        <w:t>score</w:t>
+      </w:r>
+      <w:r>
+        <w:rPr>
+          <w:b w:val="0"/>
+        </w:rPr>
+        <w:t xml:space="preserve"> cannot compensate for exceeding it. Assess the three stated outcomes through the independent task, not by copying the worked result.</w:t>
+      </w:r>
+    </w:p>
+    <w:p>
+      <w:pPr>
+        <w:spacing w:line="336" w:lineRule="auto" w:after="180"/>
+      </w:pPr>
+      <w:r>
+        <w:rPr>
+          <w:b w:val="0"/>
+        </w:rPr>
+        <w:t xml:space="preserve">By the end, I can </w:t>
+      </w:r>
+      <w:r>
+        <w:rPr>
+          <w:b/>
+        </w:rPr>
+        <w:t>rank</w:t>
+      </w:r>
+      <w:r>
+        <w:rPr>
+          <w:b w:val="0"/>
+        </w:rPr>
+        <w:t xml:space="preserve"> only eligible options with a transparent </w:t>
+      </w:r>
+      <w:r>
+        <w:rPr>
+          <w:b/>
+        </w:rPr>
+        <w:t>weight</w:t>
+      </w:r>
+      <w:r>
+        <w:rPr>
+          <w:b w:val="0"/>
+        </w:rPr>
+        <w:t xml:space="preserve">ed </w:t>
+      </w:r>
+      <w:r>
+        <w:rPr>
+          <w:b/>
+        </w:rPr>
+        <w:t>score</w:t>
+      </w:r>
+      <w:r>
+        <w:rPr>
+          <w:b w:val="0"/>
+        </w:rPr>
+        <w:t>.</w:t>
+      </w:r>
+    </w:p>
+    <w:p>
+      <w:pPr>
+        <w:pStyle w:val="Heading2"/>
+      </w:pPr>
+      <w:r>
+        <w:t>What to prepare</w:t>
+      </w:r>
+    </w:p>
+    <w:p>
+      <w:pPr>
+        <w:pStyle w:val="ListBullet"/>
+      </w:pPr>
+      <w:r>
+        <w:t>Use the supplied scenario, student illustrations and blank paper. For numeric work, offer counters or a calculator after learners show the setup. Fictional records are supplied; personal data and paid accounts are unnecessary.</w:t>
+      </w:r>
+    </w:p>
+    <w:p>
+      <w:pPr>
+        <w:pStyle w:val="ListBullet"/>
+      </w:pPr>
+      <w:r>
+        <w:t>Python 3 editor with a fresh local practice file</w:t>
+      </w:r>
+    </w:p>
+    <w:p>
+      <w:pPr>
+        <w:pStyle w:val="ListBullet"/>
+      </w:pPr>
+      <w:r>
+        <w:t>Paper trace table and the student workbook</w:t>
+      </w:r>
+    </w:p>
+    <w:p>
+      <w:pPr>
+        <w:pStyle w:val="ListBullet"/>
+      </w:pPr>
+      <w:r>
+        <w:t>Fictional input records from this lesson; no real student identifiers</w:t>
+      </w:r>
+    </w:p>
+    <w:p>
+      <w:pPr>
+        <w:pStyle w:val="Heading2"/>
+      </w:pPr>
+      <w:r>
+        <w:t>Main teaching plan</w:t>
       </w:r>
     </w:p>
     <w:tbl>
@@ -249,9 +408,167 @@
     </w:p>
     <w:p>
       <w:pPr>
+        <w:pStyle w:val="Heading2"/>
+      </w:pPr>
+      <w:r>
+        <w:t>Opening retrieval and readiness</w:t>
+      </w:r>
+    </w:p>
+    <w:p>
+      <w:pPr>
+        <w:spacing w:line="336" w:lineRule="auto" w:after="180"/>
+      </w:pPr>
+      <w:r>
+        <w:rPr>
+          <w:b w:val="0"/>
+        </w:rPr>
+        <w:t>Without opening the old lesson, explain one key idea from Nearest Neighbor Reasoning. Give an example and a mistake that the idea helps you avoid.</w:t>
+      </w:r>
+    </w:p>
+    <w:p>
+      <w:pPr>
+        <w:spacing w:line="336" w:lineRule="auto" w:after="180"/>
+      </w:pPr>
+      <w:r>
+        <w:rPr>
+          <w:b w:val="0"/>
+        </w:rPr>
+        <w:t xml:space="preserve">Look for: Compute absolute distances and </w:t>
+      </w:r>
+      <w:r>
+        <w:rPr>
+          <w:b/>
+        </w:rPr>
+        <w:t>rank</w:t>
+      </w:r>
+      <w:r>
+        <w:rPr>
+          <w:b w:val="0"/>
+        </w:rPr>
+        <w:t xml:space="preserve"> </w:t>
+      </w:r>
+      <w:r>
+        <w:rPr>
+          <w:b/>
+        </w:rPr>
+        <w:t>training</w:t>
+      </w:r>
+      <w:r>
+        <w:rPr>
+          <w:b w:val="0"/>
+        </w:rPr>
+        <w:t xml:space="preserve"> neighbours</w:t>
+      </w:r>
+    </w:p>
+    <w:p>
+      <w:pPr>
+        <w:spacing w:line="336" w:lineRule="auto" w:after="180"/>
+      </w:pPr>
+      <w:r>
+        <w:rPr>
+          <w:b w:val="0"/>
+        </w:rPr>
+        <w:t>Reference example, not the only acceptable wording: Distances to A,B,C,D,E are 1,1,5,7,9 cm. A and B are equally far from 3 on the numeric feature; their labels do not enter the distance calculation.</w:t>
+      </w:r>
+    </w:p>
+    <w:p>
+      <w:pPr>
+        <w:spacing w:line="336" w:lineRule="auto" w:after="180"/>
+      </w:pPr>
+      <w:r>
+        <w:rPr>
+          <w:b w:val="0"/>
+        </w:rPr>
+        <w:t>Without opening the old lesson, explain one key idea from Repair Bias in Data. Give an example and a mistake that the idea helps you avoid.</w:t>
+      </w:r>
+    </w:p>
+    <w:p>
+      <w:pPr>
+        <w:spacing w:line="336" w:lineRule="auto" w:after="180"/>
+      </w:pPr>
+      <w:r>
+        <w:rPr>
+          <w:b w:val="0"/>
+        </w:rPr>
+        <w:t>Look for: Identify selection and coverage bias</w:t>
+      </w:r>
+    </w:p>
+    <w:p>
+      <w:pPr>
+        <w:spacing w:line="336" w:lineRule="auto" w:after="180"/>
+      </w:pPr>
+      <w:r>
+        <w:rPr>
+          <w:b w:val="0"/>
+        </w:rPr>
+        <w:t>Reference example, not the only acceptable wording: Afternoon or evening visitors, and people unable to attend in the morning.</w:t>
+      </w:r>
+    </w:p>
+    <w:p>
+      <w:pPr>
+        <w:spacing w:line="336" w:lineRule="auto" w:after="180"/>
+      </w:pPr>
+      <w:r>
+        <w:rPr>
+          <w:b w:val="0"/>
+        </w:rPr>
+        <w:t>Without opening the old lesson, explain one key idea from Noise and Outliers. Give an example and a mistake that the idea helps you avoid.</w:t>
+      </w:r>
+    </w:p>
+    <w:p>
+      <w:pPr>
+        <w:spacing w:line="336" w:lineRule="auto" w:after="180"/>
+      </w:pPr>
+      <w:r>
+        <w:rPr>
+          <w:b w:val="0"/>
+        </w:rPr>
+        <w:t>Look for: Calculate mean and median</w:t>
+      </w:r>
+    </w:p>
+    <w:p>
+      <w:pPr>
+        <w:spacing w:line="336" w:lineRule="auto" w:after="180"/>
+      </w:pPr>
+      <w:r>
+        <w:rPr>
+          <w:b w:val="0"/>
+        </w:rPr>
+        <w:t>Reference example, not the only acceptable wording: Sum 30 divided by 5 gives 6.</w:t>
+      </w:r>
+    </w:p>
+    <w:p>
+      <w:pPr>
+        <w:spacing w:line="336" w:lineRule="auto" w:after="180"/>
+      </w:pPr>
+      <w:r>
+        <w:rPr>
+          <w:b w:val="0"/>
+        </w:rPr>
+        <w:t>A gap of 2.</w:t>
+      </w:r>
+    </w:p>
+    <w:p>
+      <w:pPr>
+        <w:pStyle w:val="Heading2"/>
+      </w:pPr>
+      <w:r>
+        <w:t>Earlier wording, alternatives and picture transcripts · reference / check after trying</w:t>
+      </w:r>
+    </w:p>
+    <w:p>
+      <w:pPr>
         <w:pStyle w:val="Heading3"/>
       </w:pPr>
       <w:r>
+        <w:t>Teach the learning cycle</w:t>
+      </w:r>
+    </w:p>
+    <w:p>
+      <w:pPr>
+        <w:pStyle w:val="Heading3"/>
+      </w:pPr>
+      <w:r>
         <w:t>Retrieval answer guidance</w:t>
       </w:r>
     </w:p>
@@ -265,166 +582,42 @@
     </w:p>
     <w:p>
       <w:pPr>
+        <w:pStyle w:val="Heading3"/>
+      </w:pPr>
+      <w:r>
+        <w:t>Repair Bias in Data</w:t>
+      </w:r>
+    </w:p>
+    <w:p>
+      <w:pPr>
+        <w:pStyle w:val="Heading3"/>
+      </w:pPr>
+      <w:r>
+        <w:t>Noise and Outliers</w:t>
+      </w:r>
+    </w:p>
+    <w:p>
+      <w:pPr>
         <w:spacing w:line="336" w:lineRule="auto" w:after="180"/>
       </w:pPr>
       <w:r>
         <w:rPr>
           <w:b w:val="0"/>
         </w:rPr>
-        <w:t>Without opening the old lesson, explain one key idea from Nearest Neighbor Reasoning. Give an example and a mistake that the idea helps you avoid.</w:t>
+        <w:t>Use the student module and workbook section with this exact week title. The worked case, independent question and answers below form one aligned lesson sequence.</w:t>
+      </w:r>
+    </w:p>
+    <w:p>
+      <w:pPr>
+        <w:pStyle w:val="Heading3"/>
+      </w:pPr>
+      <w:r>
+        <w:t>What the learner must demonstrate</w:t>
       </w:r>
     </w:p>
     <w:p>
       <w:pPr>
         <w:spacing w:line="336" w:lineRule="auto" w:after="180"/>
-      </w:pPr>
-      <w:r>
-        <w:rPr>
-          <w:b w:val="0"/>
-        </w:rPr>
-        <w:t xml:space="preserve">Look for: Compute absolute distances and </w:t>
-      </w:r>
-      <w:r>
-        <w:rPr>
-          <w:b/>
-        </w:rPr>
-        <w:t>rank</w:t>
-      </w:r>
-      <w:r>
-        <w:rPr>
-          <w:b w:val="0"/>
-        </w:rPr>
-        <w:t xml:space="preserve"> </w:t>
-      </w:r>
-      <w:r>
-        <w:rPr>
-          <w:b/>
-        </w:rPr>
-        <w:t>training</w:t>
-      </w:r>
-      <w:r>
-        <w:rPr>
-          <w:b w:val="0"/>
-        </w:rPr>
-        <w:t xml:space="preserve"> neighbours</w:t>
-      </w:r>
-    </w:p>
-    <w:p>
-      <w:pPr>
-        <w:spacing w:line="336" w:lineRule="auto" w:after="180"/>
-      </w:pPr>
-      <w:r>
-        <w:rPr>
-          <w:b w:val="0"/>
-        </w:rPr>
-        <w:t>Reference example, not the only acceptable wording: Distances to A,B,C,D,E are 1,1,5,7,9 cm. A and B are equally far from 3 on the numeric feature; their labels do not enter the distance calculation.</w:t>
-      </w:r>
-    </w:p>
-    <w:p>
-      <w:pPr>
-        <w:pStyle w:val="Heading3"/>
-      </w:pPr>
-      <w:r>
-        <w:t>Repair Bias in Data</w:t>
-      </w:r>
-    </w:p>
-    <w:p>
-      <w:pPr>
-        <w:spacing w:line="336" w:lineRule="auto" w:after="180"/>
-      </w:pPr>
-      <w:r>
-        <w:rPr>
-          <w:b w:val="0"/>
-        </w:rPr>
-        <w:t>Without opening the old lesson, explain one key idea from Repair Bias in Data. Give an example and a mistake that the idea helps you avoid.</w:t>
-      </w:r>
-    </w:p>
-    <w:p>
-      <w:pPr>
-        <w:spacing w:line="336" w:lineRule="auto" w:after="180"/>
-      </w:pPr>
-      <w:r>
-        <w:rPr>
-          <w:b w:val="0"/>
-        </w:rPr>
-        <w:t>Look for: Identify selection and coverage bias</w:t>
-      </w:r>
-    </w:p>
-    <w:p>
-      <w:pPr>
-        <w:spacing w:line="336" w:lineRule="auto" w:after="180"/>
-      </w:pPr>
-      <w:r>
-        <w:rPr>
-          <w:b w:val="0"/>
-        </w:rPr>
-        <w:t>Reference example, not the only acceptable wording: Afternoon or evening visitors, and people unable to attend in the morning.</w:t>
-      </w:r>
-    </w:p>
-    <w:p>
-      <w:pPr>
-        <w:pStyle w:val="Heading3"/>
-      </w:pPr>
-      <w:r>
-        <w:t>Noise and Outliers</w:t>
-      </w:r>
-    </w:p>
-    <w:p>
-      <w:pPr>
-        <w:spacing w:line="336" w:lineRule="auto" w:after="180"/>
-      </w:pPr>
-      <w:r>
-        <w:rPr>
-          <w:b w:val="0"/>
-        </w:rPr>
-        <w:t>Without opening the old lesson, explain one key idea from Noise and Outliers. Give an example and a mistake that the idea helps you avoid.</w:t>
-      </w:r>
-    </w:p>
-    <w:p>
-      <w:pPr>
-        <w:spacing w:line="336" w:lineRule="auto" w:after="180"/>
-      </w:pPr>
-      <w:r>
-        <w:rPr>
-          <w:b w:val="0"/>
-        </w:rPr>
-        <w:t>Look for: Calculate mean and median</w:t>
-      </w:r>
-    </w:p>
-    <w:p>
-      <w:pPr>
-        <w:spacing w:line="336" w:lineRule="auto" w:after="180"/>
-      </w:pPr>
-      <w:r>
-        <w:rPr>
-          <w:b w:val="0"/>
-        </w:rPr>
-        <w:t>Reference example, not the only acceptable wording: Sum 30 divided by 5 gives 6.</w:t>
-      </w:r>
-    </w:p>
-    <w:p>
-      <w:pPr>
-        <w:spacing w:line="336" w:lineRule="auto" w:after="180"/>
-      </w:pPr>
-      <w:r>
-        <w:rPr>
-          <w:b w:val="0"/>
-        </w:rPr>
-        <w:t>Use the student module and workbook section with this exact week title. The worked case, independent question and answers below form one aligned lesson sequence.</w:t>
-      </w:r>
-    </w:p>
-    <w:p>
-      <w:pPr>
-        <w:pStyle w:val="Heading3"/>
-      </w:pPr>
-      <w:r>
-        <w:t>What the learner must demonstrate</w:t>
-      </w:r>
-    </w:p>
-    <w:p>
-      <w:pPr>
-        <w:spacing w:line="336" w:lineRule="auto" w:after="180"/>
-        <w:shd w:fill="F5F1FB"/>
       </w:pPr>
       <w:r>
         <w:rPr>
@@ -627,6 +820,11 @@
       </w:r>
     </w:p>
     <w:p>
+      <w:r>
+        <w:t>This compact option is not the full-week schedule. Use the main teaching cycle and allow extra sessions for the investigation, independent work and project.</w:t>
+      </w:r>
+    </w:p>
+    <w:p>
       <w:pPr>
         <w:spacing w:line="336" w:lineRule="auto" w:after="180"/>
       </w:pPr>
@@ -634,7 +832,7 @@
         <w:rPr>
           <w:b w:val="0"/>
         </w:rPr>
-        <w:t>Use the supplied scenario, student illustrations and blank paper. For numeric work, offer counters or a calculator after learners show the setup. Fictional records are supplied; personal data and paid accounts are unnecessary.</w:t>
+        <w:t>Allow 80 minutes: recall 8; explanation 12; worked demonstration 15; guided practice 20; independent assessment 15; project and reflection 10. Extend the lab into a second session when needed.</w:t>
       </w:r>
     </w:p>
     <w:p>
@@ -642,24 +840,186 @@
         <w:pStyle w:val="Heading3"/>
       </w:pPr>
       <w:r>
-        <w:t>Alternative compact allocation</w:t>
-      </w:r>
-    </w:p>
-    <w:p>
-      <w:r>
-        <w:t>This compact option is not the full-week schedule. Use the main teaching cycle and allow extra sessions for the investigation, independent work and project.</w:t>
+        <w:t>Preparation for the connected explanation</w:t>
+      </w:r>
+    </w:p>
+    <w:p>
+      <w:pPr>
+        <w:pStyle w:val="Heading3"/>
+      </w:pPr>
+      <w:r>
+        <w:t>Readiness answer</w:t>
+      </w:r>
+    </w:p>
+    <w:p>
+      <w:pPr>
+        <w:pStyle w:val="Heading3"/>
+      </w:pPr>
+      <w:r>
+        <w:t>End goal for the pictorial case</w:t>
       </w:r>
     </w:p>
     <w:p>
       <w:pPr>
         <w:spacing w:line="336" w:lineRule="auto" w:after="180"/>
-        <w:shd w:fill="F1F6F8"/>
-      </w:pPr>
-      <w:r>
-        <w:rPr>
-          <w:b w:val="0"/>
-        </w:rPr>
-        <w:t>Allow 80 minutes: recall 8; explanation 12; worked demonstration 15; guided practice 20; independent assessment 15; project and reflection 10. Extend the lab into a second session when needed.</w:t>
+      </w:pPr>
+      <w:r>
+        <w:rPr>
+          <w:b w:val="0"/>
+        </w:rPr>
+        <w:t>This added worked case illustrates the week’s main idea. Retain all original and connected topics; schedule its practice within the teaching cycle.</w:t>
+      </w:r>
+    </w:p>
+    <w:p>
+      <w:pPr>
+        <w:pStyle w:val="Heading1"/>
+      </w:pPr>
+      <w:r>
+        <w:t>02. Teach must-have checks before a preference ranking</w:t>
+      </w:r>
+    </w:p>
+    <w:p>
+      <w:r>
+        <w:t>Keep the20-,14- and15-minute cases distinct.</w:t>
+      </w:r>
+    </w:p>
+    <w:p>
+      <w:pPr>
+        <w:pStyle w:val="Heading2"/>
+      </w:pPr>
+      <w:r>
+        <w:t>State the opening rule and full script</w:t>
+      </w:r>
+    </w:p>
+    <w:p>
+      <w:pPr>
+        <w:spacing w:line="336" w:lineRule="auto" w:after="180"/>
+      </w:pPr>
+      <w:r>
+        <w:rPr>
+          <w:b w:val="0"/>
+        </w:rPr>
+        <w:t xml:space="preserve">A fictional activity chooser uses enjoyment and learning ratings from 0 to 5. Its </w:t>
+      </w:r>
+      <w:r>
+        <w:rPr>
+          <w:b/>
+        </w:rPr>
+        <w:t>score</w:t>
+      </w:r>
+      <w:r>
+        <w:rPr>
+          <w:b w:val="0"/>
+        </w:rPr>
+        <w:t xml:space="preserve"> is 2 times enjoyment plus learning. The activity must also take at most 20 minutes.</w:t>
+      </w:r>
+    </w:p>
+    <w:p>
+      <w:pPr>
+        <w:spacing w:line="336" w:lineRule="auto" w:after="180"/>
+      </w:pPr>
+      <w:r>
+        <w:rPr>
+          <w:b w:val="0"/>
+        </w:rPr>
+        <w:t xml:space="preserve">Duration is a hard requirement; a high </w:t>
+      </w:r>
+      <w:r>
+        <w:rPr>
+          <w:b/>
+        </w:rPr>
+        <w:t>score</w:t>
+      </w:r>
+      <w:r>
+        <w:rPr>
+          <w:b w:val="0"/>
+        </w:rPr>
+        <w:t xml:space="preserve"> cannot compensate for exceeding it.</w:t>
+      </w:r>
+    </w:p>
+    <w:p>
+      <w:r>
+        <w:rPr>
+          <w:rFonts w:ascii="Courier New" w:hAnsi="Courier New"/>
+          <w:sz w:val="18"/>
+        </w:rPr>
+        <w:t>options = [{"name": "A", "fun": 4, "learning": 2, "minutes": 15},</w:t>
+        <w:br/>
+        <w:t xml:space="preserve">           {"name": "B", "fun": 3, "learning": 5, "minutes": 25}]</w:t>
+        <w:br/>
+        <w:t>for item in options:</w:t>
+        <w:br/>
+        <w:t xml:space="preserve">    if item["minutes"] &lt;= 20:</w:t>
+        <w:br/>
+        <w:t xml:space="preserve">        score = 2 * item["fun"] + item["learning"]</w:t>
+        <w:br/>
+        <w:t xml:space="preserve">        print(item["name"], score)</w:t>
+      </w:r>
+    </w:p>
+    <w:p>
+      <w:pPr>
+        <w:pStyle w:val="Heading2"/>
+      </w:pPr>
+      <w:r>
+        <w:t>Explain inclusive eligibility and collect the changed weights</w:t>
+      </w:r>
+    </w:p>
+    <w:p>
+      <w:pPr>
+        <w:spacing w:line="336" w:lineRule="auto" w:after="180"/>
+      </w:pPr>
+      <w:r>
+        <w:rPr>
+          <w:b w:val="0"/>
+        </w:rPr>
+        <w:t xml:space="preserve">Only A is printed, with </w:t>
+      </w:r>
+      <w:r>
+        <w:rPr>
+          <w:b/>
+        </w:rPr>
+        <w:t>score</w:t>
+      </w:r>
+      <w:r>
+        <w:rPr>
+          <w:b w:val="0"/>
+        </w:rPr>
+        <w:t xml:space="preserve"> 10. If B took 20 minutes it would qualify and have the higher </w:t>
+      </w:r>
+      <w:r>
+        <w:rPr>
+          <w:b/>
+        </w:rPr>
+        <w:t>score</w:t>
+      </w:r>
+      <w:r>
+        <w:rPr>
+          <w:b w:val="0"/>
+        </w:rPr>
+        <w:t xml:space="preserve"> 11. The inclusive boundary matters.</w:t>
+      </w:r>
+    </w:p>
+    <w:p>
+      <w:pPr>
+        <w:spacing w:line="336" w:lineRule="auto" w:after="180"/>
+      </w:pPr>
+      <w:r>
+        <w:rPr>
+          <w:b w:val="0"/>
+        </w:rPr>
+        <w:t xml:space="preserve">Ratings and </w:t>
+      </w:r>
+      <w:r>
+        <w:rPr>
+          <w:b/>
+        </w:rPr>
+        <w:t>weight</w:t>
+      </w:r>
+      <w:r>
+        <w:rPr>
+          <w:b w:val="0"/>
+        </w:rPr>
+        <w:t>s are invented for practice and require justification before use in a real decision.</w:t>
       </w:r>
     </w:p>
     <w:p>
@@ -667,7 +1027,45 @@
         <w:pStyle w:val="Heading3"/>
       </w:pPr>
       <w:r>
-        <w:t>Preparation for the connected explanation</w:t>
+        <w:t>If enjoyment weight becomes 1 and learning weight becomes 2, find both scores before applying the same duration limit.</w:t>
+      </w:r>
+    </w:p>
+    <w:p>
+      <w:r>
+        <w:t>________________________________________________________________</w:t>
+      </w:r>
+    </w:p>
+    <w:p>
+      <w:r>
+        <w:t>________________________________________________________________</w:t>
+      </w:r>
+    </w:p>
+    <w:p>
+      <w:r>
+        <w:t>________________________________________________________________</w:t>
+      </w:r>
+    </w:p>
+    <w:p>
+      <w:r>
+        <w:t>________________________________________________________________</w:t>
+      </w:r>
+    </w:p>
+    <w:p>
+      <w:r>
+        <w:t>________________________________________________________________</w:t>
+      </w:r>
+    </w:p>
+    <w:p>
+      <w:r>
+        <w:t>________________________________________________________________</w:t>
+      </w:r>
+    </w:p>
+    <w:p>
+      <w:pPr>
+        <w:pStyle w:val="Heading2"/>
+      </w:pPr>
+      <w:r>
+        <w:t>Introduce the separate14-minute case</w:t>
       </w:r>
     </w:p>
     <w:p>
@@ -678,19 +1076,91 @@
         <w:rPr>
           <w:b w:val="0"/>
         </w:rPr>
-        <w:t xml:space="preserve">Teach Week 23 as a two-session investigation using fictional data. A fictional activity chooser uses enjoyment and learning ratings from 0 to 5. Its </w:t>
-      </w:r>
+        <w:t>A fictional book-activity chooser has a 14-minute limit.</w:t>
+      </w:r>
+    </w:p>
+    <w:p>
+      <w:pPr>
+        <w:spacing w:line="336" w:lineRule="auto" w:after="180"/>
+      </w:pPr>
       <w:r>
         <w:rPr>
           <w:b/>
         </w:rPr>
+        <w:t>Score</w:t>
+      </w:r>
+      <w:r>
+        <w:rPr>
+          <w:b w:val="0"/>
+        </w:rPr>
+        <w:t>=2×interest+practice. A=(interest3,practice2,time14); B=(4,3,15); C=(2,5,12).</w:t>
+      </w:r>
+    </w:p>
+    <w:p>
+      <w:pPr>
+        <w:spacing w:line="336" w:lineRule="auto" w:after="180"/>
+      </w:pPr>
+      <w:r>
+        <w:rPr>
+          <w:b w:val="0"/>
+        </w:rPr>
+        <w:t xml:space="preserve">Require whole nonnegative feature values; time must be at most the limit. Highest </w:t>
+      </w:r>
+      <w:r>
+        <w:rPr>
+          <w:b/>
+        </w:rPr>
         <w:t>score</w:t>
       </w:r>
       <w:r>
         <w:rPr>
           <w:b w:val="0"/>
         </w:rPr>
-        <w:t xml:space="preserve"> is 2 times enjoyment plus learning.</w:t>
+        <w:t xml:space="preserve"> wins; tie by ID.</w:t>
+      </w:r>
+    </w:p>
+    <w:p>
+      <w:pPr>
+        <w:pStyle w:val="Heading2"/>
+      </w:pPr>
+      <w:r>
+        <w:t>Trace its eligible scores and limits</w:t>
+      </w:r>
+    </w:p>
+    <w:p>
+      <w:r>
+        <w:drawing>
+          <wp:inline xmlns:a="http://schemas.openxmlformats.org/drawingml/2006/main" xmlns:pic="http://schemas.openxmlformats.org/drawingml/2006/picture">
+            <wp:extent cx="5486400" cy="4005072"/>
+            <wp:docPr id="1" name="Picture 1" descr="Eligibility first: A and C fit time; B takes 15 and is excluded. → Scores: A:2×3+2=8. C:2×2+5=9. → Choose: C wins at score 9 among eligible activities. → Explain exclusion: B’s score 11 cannot override its failed time requirement."/>
+            <wp:cNvGraphicFramePr>
+              <a:graphicFrameLocks noChangeAspect="1"/>
+            </wp:cNvGraphicFramePr>
+            <a:graphic>
+              <a:graphicData uri="http://schemas.openxmlformats.org/drawingml/2006/picture">
+                <pic:pic>
+                  <pic:nvPicPr>
+                    <pic:cNvPr id="0" name="academy-story-ai-2-23-02.png"/>
+                    <pic:cNvPicPr/>
+                  </pic:nvPicPr>
+                  <pic:blipFill>
+                    <a:blip r:embed="rId9"/>
+                    <a:stretch>
+                      <a:fillRect/>
+                    </a:stretch>
+                  </pic:blipFill>
+                  <pic:spPr>
+                    <a:xfrm>
+                      <a:off x="0" y="0"/>
+                      <a:ext cx="5486400" cy="4005072"/>
+                    </a:xfrm>
+                    <a:prstGeom prst="rect"/>
+                  </pic:spPr>
+                </pic:pic>
+              </a:graphicData>
+            </a:graphic>
+          </wp:inline>
+        </w:drawing>
       </w:r>
     </w:p>
     <w:p>
@@ -701,7 +1171,7 @@
         <w:rPr>
           <w:b w:val="0"/>
         </w:rPr>
-        <w:t xml:space="preserve">The activity must also take at most 20 minutes. Duration is a hard requirement; a high </w:t>
+        <w:t xml:space="preserve">A </w:t>
       </w:r>
       <w:r>
         <w:rPr>
@@ -713,7 +1183,533 @@
         <w:rPr>
           <w:b w:val="0"/>
         </w:rPr>
-        <w:t xml:space="preserve"> cannot compensate for exceeding it. Assess the three stated outcomes through the independent task, not by copying the worked result.</w:t>
+        <w:t xml:space="preserve"> combines preferences according to explicitly chosen </w:t>
+      </w:r>
+      <w:r>
+        <w:rPr>
+          <w:b/>
+        </w:rPr>
+        <w:t>weight</w:t>
+      </w:r>
+      <w:r>
+        <w:rPr>
+          <w:b w:val="0"/>
+        </w:rPr>
+        <w:t xml:space="preserve">s; it does not erase hard </w:t>
+      </w:r>
+      <w:r>
+        <w:rPr>
+          <w:b/>
+        </w:rPr>
+        <w:t>constraint</w:t>
+      </w:r>
+      <w:r>
+        <w:rPr>
+          <w:b w:val="0"/>
+        </w:rPr>
+        <w:t>s.</w:t>
+      </w:r>
+    </w:p>
+    <w:p>
+      <w:pPr>
+        <w:spacing w:line="336" w:lineRule="auto" w:after="180"/>
+      </w:pPr>
+      <w:r>
+        <w:rPr>
+          <w:b w:val="0"/>
+        </w:rPr>
+        <w:t xml:space="preserve">Computing a high </w:t>
+      </w:r>
+      <w:r>
+        <w:rPr>
+          <w:b/>
+        </w:rPr>
+        <w:t>score</w:t>
+      </w:r>
+      <w:r>
+        <w:rPr>
+          <w:b w:val="0"/>
+        </w:rPr>
+        <w:t xml:space="preserve"> for an excluded item can be useful in an audit, but it must not allow that item back into the candidate set. Store both eligibility reasons and </w:t>
+      </w:r>
+      <w:r>
+        <w:rPr>
+          <w:b/>
+        </w:rPr>
+        <w:t>score</w:t>
+      </w:r>
+      <w:r>
+        <w:rPr>
+          <w:b w:val="0"/>
+        </w:rPr>
+        <w:t xml:space="preserve"> components for explanations.</w:t>
+      </w:r>
+    </w:p>
+    <w:p>
+      <w:pPr>
+        <w:spacing w:line="336" w:lineRule="auto" w:after="180"/>
+      </w:pPr>
+      <w:r>
+        <w:rPr>
+          <w:b w:val="0"/>
+        </w:rPr>
+        <w:t xml:space="preserve">Toy interest </w:t>
+      </w:r>
+      <w:r>
+        <w:rPr>
+          <w:b/>
+        </w:rPr>
+        <w:t>score</w:t>
+      </w:r>
+      <w:r>
+        <w:rPr>
+          <w:b w:val="0"/>
+        </w:rPr>
+        <w:t xml:space="preserve">s are supplied </w:t>
+      </w:r>
+      <w:r>
+        <w:rPr>
+          <w:b/>
+        </w:rPr>
+        <w:t>input</w:t>
+      </w:r>
+      <w:r>
+        <w:rPr>
+          <w:b w:val="0"/>
+        </w:rPr>
+        <w:t>s, not measured enjoyment or a universal definition of a good activity.</w:t>
+      </w:r>
+    </w:p>
+    <w:p>
+      <w:pPr>
+        <w:pStyle w:val="Heading2"/>
+      </w:pPr>
+      <w:r>
+        <w:t>Change the interest weight without changing eligibility</w:t>
+      </w:r>
+    </w:p>
+    <w:p>
+      <w:pPr>
+        <w:spacing w:line="336" w:lineRule="auto" w:after="180"/>
+      </w:pPr>
+      <w:r>
+        <w:rPr>
+          <w:b w:val="0"/>
+        </w:rPr>
+        <w:t xml:space="preserve">Change: Change interest </w:t>
+      </w:r>
+      <w:r>
+        <w:rPr>
+          <w:b/>
+        </w:rPr>
+        <w:t>weight</w:t>
+      </w:r>
+      <w:r>
+        <w:rPr>
+          <w:b w:val="0"/>
+        </w:rPr>
+        <w:t xml:space="preserve"> from 2 to 3, keeping time limit 14.</w:t>
+      </w:r>
+    </w:p>
+    <w:p>
+      <w:pPr>
+        <w:spacing w:line="336" w:lineRule="auto" w:after="180"/>
+      </w:pPr>
+      <w:r>
+        <w:rPr>
+          <w:b/>
+        </w:rPr>
+        <w:t>Prediction</w:t>
+      </w:r>
+      <w:r>
+        <w:rPr>
+          <w:b w:val="0"/>
+        </w:rPr>
+        <w:t xml:space="preserve">: A </w:t>
+      </w:r>
+      <w:r>
+        <w:rPr>
+          <w:b/>
+        </w:rPr>
+        <w:t>score</w:t>
+      </w:r>
+      <w:r>
+        <w:rPr>
+          <w:b w:val="0"/>
+        </w:rPr>
+        <w:t xml:space="preserve">s 11; C also </w:t>
+      </w:r>
+      <w:r>
+        <w:rPr>
+          <w:b/>
+        </w:rPr>
+        <w:t>score</w:t>
+      </w:r>
+      <w:r>
+        <w:rPr>
+          <w:b w:val="0"/>
+        </w:rPr>
+        <w:t>s 11; tie-by-ID chooses A.</w:t>
+      </w:r>
+    </w:p>
+    <w:p>
+      <w:pPr>
+        <w:spacing w:line="336" w:lineRule="auto" w:after="180"/>
+      </w:pPr>
+      <w:r>
+        <w:rPr>
+          <w:b w:val="0"/>
+        </w:rPr>
+        <w:t xml:space="preserve">Reason: B remains too long; changing preferences changes only </w:t>
+      </w:r>
+      <w:r>
+        <w:rPr>
+          <w:b/>
+        </w:rPr>
+        <w:t>rank</w:t>
+      </w:r>
+      <w:r>
+        <w:rPr>
+          <w:b w:val="0"/>
+        </w:rPr>
+        <w:t>ing of A and C.</w:t>
+      </w:r>
+    </w:p>
+    <w:p>
+      <w:pPr>
+        <w:pStyle w:val="Heading2"/>
+      </w:pPr>
+      <w:r>
+        <w:t>Run the complete audit, tie and empty-set branch</w:t>
+      </w:r>
+    </w:p>
+    <w:p>
+      <w:r>
+        <w:rPr>
+          <w:rFonts w:ascii="Courier New" w:hAnsi="Courier New"/>
+          <w:sz w:val="18"/>
+        </w:rPr>
+        <w:t>options = [{"id": "A", "interest": 3, "practice": 2, "minutes": 14},</w:t>
+        <w:br/>
+        <w:t xml:space="preserve">           {"id": "B", "interest": 4, "practice": 3, "minutes": 15},</w:t>
+        <w:br/>
+        <w:t xml:space="preserve">           {"id": "C", "interest": 2, "practice": 5, "minutes": 12}]</w:t>
+        <w:br/>
+        <w:t>limit = 14</w:t>
+        <w:br/>
+        <w:t>for interest_weight in [2, 3]:</w:t>
+        <w:br/>
+        <w:t xml:space="preserve">    scores = {}</w:t>
+        <w:br/>
+        <w:t xml:space="preserve">    review = []</w:t>
+        <w:br/>
+        <w:t xml:space="preserve">    for item in options:</w:t>
+        <w:br/>
+        <w:t xml:space="preserve">        values = [item.get(key) for key in ["interest", "practice", "minutes"]]</w:t>
+        <w:br/>
+        <w:t xml:space="preserve">        if not all(type(value) is int and value &gt;= 0 for value in values):</w:t>
+        <w:br/>
+        <w:t xml:space="preserve">            review.append((item["id"], "missing or invalid input"))</w:t>
+        <w:br/>
+        <w:t xml:space="preserve">        elif item["minutes"] &gt; limit:</w:t>
+        <w:br/>
+        <w:t xml:space="preserve">            review.append((item["id"], "exceeds time limit"))</w:t>
+        <w:br/>
+        <w:t xml:space="preserve">        else:</w:t>
+        <w:br/>
+        <w:t xml:space="preserve">            scores[item["id"]] = interest_weight * item["interest"] + item["practice"]</w:t>
+        <w:br/>
+        <w:t xml:space="preserve">    print("weight", interest_weight, "scores", scores, "review", review)</w:t>
+        <w:br/>
+        <w:t xml:space="preserve">    if not scores:</w:t>
+        <w:br/>
+        <w:t xml:space="preserve">        print("No eligible option")</w:t>
+        <w:br/>
+        <w:t xml:space="preserve">    else:</w:t>
+        <w:br/>
+        <w:t xml:space="preserve">        highest = max(scores.values())</w:t>
+        <w:br/>
+        <w:t xml:space="preserve">        tied = sorted(name for name in scores if scores[name] == highest)</w:t>
+        <w:br/>
+        <w:t xml:space="preserve">        print("top", tied, "chosen", tied[0])</w:t>
+      </w:r>
+    </w:p>
+    <w:p>
+      <w:pPr>
+        <w:pStyle w:val="Heading2"/>
+      </w:pPr>
+      <w:r>
+        <w:t>Elicit a justified explanation</w:t>
+      </w:r>
+    </w:p>
+    <w:p>
+      <w:pPr>
+        <w:spacing w:line="336" w:lineRule="auto" w:after="180"/>
+      </w:pPr>
+      <w:r>
+        <w:rPr>
+          <w:b w:val="0"/>
+        </w:rPr>
+        <w:t>Use the diagram and verbal explanation together. Ask learners to match a sentence to a specific visual step; do not assign learners fixed visual or auditory learning styles.</w:t>
+      </w:r>
+    </w:p>
+    <w:p>
+      <w:pPr>
+        <w:spacing w:line="336" w:lineRule="auto" w:after="180"/>
+      </w:pPr>
+      <w:r>
+        <w:rPr>
+          <w:b w:val="0"/>
+        </w:rPr>
+        <w:t xml:space="preserve">Cover the result. Ask learners to name the </w:t>
+      </w:r>
+      <w:r>
+        <w:rPr>
+          <w:b/>
+        </w:rPr>
+        <w:t>input</w:t>
+      </w:r>
+      <w:r>
+        <w:rPr>
+          <w:b w:val="0"/>
+        </w:rPr>
+        <w:t xml:space="preserve">s and predict the next step. Uncover one step, connect the icon to the actual procedure, and explain its </w:t>
+      </w:r>
+      <w:r>
+        <w:rPr>
+          <w:b/>
+        </w:rPr>
+        <w:t>evidence</w:t>
+      </w:r>
+      <w:r>
+        <w:rPr>
+          <w:b w:val="0"/>
+        </w:rPr>
+        <w:t>. Then change the supplied condition and compare.</w:t>
+      </w:r>
+    </w:p>
+    <w:p>
+      <w:pPr>
+        <w:spacing w:line="336" w:lineRule="auto" w:after="180"/>
+      </w:pPr>
+      <w:r>
+        <w:rPr>
+          <w:b w:val="0"/>
+        </w:rPr>
+        <w:t>The picture is a representation; it does not document execution of a real AI model.</w:t>
+      </w:r>
+    </w:p>
+    <w:p>
+      <w:pPr>
+        <w:pStyle w:val="Heading2"/>
+      </w:pPr>
+      <w:r>
+        <w:t>Earlier wording, alternatives and picture transcripts · reference / check after trying</w:t>
+      </w:r>
+    </w:p>
+    <w:p>
+      <w:pPr>
+        <w:spacing w:line="336" w:lineRule="auto" w:after="180"/>
+      </w:pPr>
+      <w:r>
+        <w:rPr>
+          <w:b w:val="0"/>
+        </w:rPr>
+        <w:t>Explain the mechanism</w:t>
+      </w:r>
+    </w:p>
+    <w:p>
+      <w:pPr>
+        <w:spacing w:line="336" w:lineRule="auto" w:after="180"/>
+      </w:pPr>
+      <w:r>
+        <w:rPr>
+          <w:b/>
+        </w:rPr>
+        <w:t>Input</w:t>
+      </w:r>
+      <w:r>
+        <w:rPr>
+          <w:b w:val="0"/>
+        </w:rPr>
+        <w:t xml:space="preserve"> → </w:t>
+      </w:r>
+      <w:r>
+        <w:rPr>
+          <w:b/>
+        </w:rPr>
+        <w:t>Process</w:t>
+      </w:r>
+      <w:r>
+        <w:rPr>
+          <w:b w:val="0"/>
+        </w:rPr>
+        <w:t xml:space="preserve"> → </w:t>
+      </w:r>
+      <w:r>
+        <w:rPr>
+          <w:b/>
+        </w:rPr>
+        <w:t>Output</w:t>
+      </w:r>
+    </w:p>
+    <w:p>
+      <w:pPr>
+        <w:spacing w:line="336" w:lineRule="auto" w:after="180"/>
+      </w:pPr>
+      <w:r>
+        <w:rPr>
+          <w:b w:val="0"/>
+        </w:rPr>
+        <w:t>Trace the information. At each stage, ask what changed and how you could test it.</w:t>
+      </w:r>
+    </w:p>
+    <w:p>
+      <w:pPr>
+        <w:spacing w:line="336" w:lineRule="auto" w:after="180"/>
+      </w:pPr>
+      <w:r>
+        <w:rPr>
+          <w:b w:val="0"/>
+        </w:rPr>
+        <w:t>Which stage could fail even when the other two are correct? Explain:</w:t>
+      </w:r>
+    </w:p>
+    <w:p>
+      <w:pPr>
+        <w:spacing w:line="336" w:lineRule="auto" w:after="180"/>
+      </w:pPr>
+      <w:r>
+        <w:rPr>
+          <w:b w:val="0"/>
+        </w:rPr>
+        <w:t xml:space="preserve">Predict first. Then check each step. A correct answer without visible reasoning is incomplete </w:t>
+      </w:r>
+      <w:r>
+        <w:rPr>
+          <w:b/>
+        </w:rPr>
+        <w:t>evidence</w:t>
+      </w:r>
+      <w:r>
+        <w:rPr>
+          <w:b w:val="0"/>
+        </w:rPr>
+        <w:t>.</w:t>
+      </w:r>
+    </w:p>
+    <w:p>
+      <w:pPr>
+        <w:spacing w:line="336" w:lineRule="auto" w:after="180"/>
+      </w:pPr>
+      <w:r>
+        <w:rPr>
+          <w:b w:val="0"/>
+        </w:rPr>
+        <w:t xml:space="preserve">1. </w:t>
+      </w:r>
+      <w:r>
+        <w:rPr>
+          <w:b/>
+        </w:rPr>
+        <w:t>Score</w:t>
+      </w:r>
+      <w:r>
+        <w:rPr>
+          <w:b w:val="0"/>
+        </w:rPr>
+        <w:t xml:space="preserve"> = 3×genre match + 2×difficulty match + 1×length match.</w:t>
+      </w:r>
+    </w:p>
+    <w:p>
+      <w:pPr>
+        <w:spacing w:line="336" w:lineRule="auto" w:after="180"/>
+      </w:pPr>
+      <w:r>
+        <w:rPr>
+          <w:b w:val="0"/>
+        </w:rPr>
+        <w:t>2. Book A matches genre and length: 3+0+1=4.</w:t>
+      </w:r>
+    </w:p>
+    <w:p>
+      <w:pPr>
+        <w:spacing w:line="336" w:lineRule="auto" w:after="180"/>
+      </w:pPr>
+      <w:r>
+        <w:rPr>
+          <w:b w:val="0"/>
+        </w:rPr>
+        <w:t>3. Book B matches difficulty and length: 0+2+1=3.</w:t>
+      </w:r>
+    </w:p>
+    <w:p>
+      <w:pPr>
+        <w:spacing w:line="336" w:lineRule="auto" w:after="180"/>
+      </w:pPr>
+      <w:r>
+        <w:rPr>
+          <w:b w:val="0"/>
+        </w:rPr>
+        <w:t xml:space="preserve">4. A </w:t>
+      </w:r>
+      <w:r>
+        <w:rPr>
+          <w:b/>
+        </w:rPr>
+        <w:t>rank</w:t>
+      </w:r>
+      <w:r>
+        <w:rPr>
+          <w:b w:val="0"/>
+        </w:rPr>
+        <w:t xml:space="preserve">s first for these </w:t>
+      </w:r>
+      <w:r>
+        <w:rPr>
+          <w:b/>
+        </w:rPr>
+        <w:t>weight</w:t>
+      </w:r>
+      <w:r>
+        <w:rPr>
+          <w:b w:val="0"/>
+        </w:rPr>
+        <w:t>s—not as a universal best book.</w:t>
+      </w:r>
+    </w:p>
+    <w:p>
+      <w:pPr>
+        <w:spacing w:line="336" w:lineRule="auto" w:after="180"/>
+      </w:pPr>
+      <w:r>
+        <w:rPr>
+          <w:b w:val="0"/>
+        </w:rPr>
+        <w:t>Recalculate, retrace, or restate the reasoning in your own representation:</w:t>
+      </w:r>
+    </w:p>
+    <w:p>
+      <w:pPr>
+        <w:spacing w:line="336" w:lineRule="auto" w:after="180"/>
+      </w:pPr>
+      <w:r>
+        <w:rPr>
+          <w:b w:val="0"/>
+        </w:rPr>
+        <w:t xml:space="preserve">CHECK Did the </w:t>
+      </w:r>
+      <w:r>
+        <w:rPr>
+          <w:b/>
+        </w:rPr>
+        <w:t>evidence</w:t>
+      </w:r>
+      <w:r>
+        <w:rPr>
+          <w:b w:val="0"/>
+        </w:rPr>
+        <w:t xml:space="preserve"> answer the exact question? Did the total, path, or source record stay consistent?</w:t>
       </w:r>
     </w:p>
     <w:p>
@@ -721,7 +1717,7 @@
         <w:pStyle w:val="Heading3"/>
       </w:pPr>
       <w:r>
-        <w:t>Readiness answer</w:t>
+        <w:t>Concrete teaching case</w:t>
       </w:r>
     </w:p>
     <w:p>
@@ -730,9 +1726,15 @@
       </w:pPr>
       <w:r>
         <w:rPr>
-          <w:b w:val="0"/>
-        </w:rPr>
-        <w:t>A gap of 2.</w:t>
+          <w:b/>
+        </w:rPr>
+        <w:t>Score</w:t>
+      </w:r>
+      <w:r>
+        <w:rPr>
+          <w:b w:val="0"/>
+        </w:rPr>
+        <w:t>=2 times genre match + length match. A matches both, B genre only, C length only.</w:t>
       </w:r>
     </w:p>
     <w:p>
@@ -741,9 +1743,35 @@
       </w:pPr>
       <w:r>
         <w:rPr>
-          <w:b w:val="0"/>
-        </w:rPr>
-        <w:t>Python 3 editor with a fresh local practice file</w:t>
+          <w:b/>
+        </w:rPr>
+        <w:t>Score</w:t>
+      </w:r>
+      <w:r>
+        <w:rPr>
+          <w:b w:val="0"/>
+        </w:rPr>
+        <w:t xml:space="preserve"> and </w:t>
+      </w:r>
+      <w:r>
+        <w:rPr>
+          <w:b/>
+        </w:rPr>
+        <w:t>rank</w:t>
+      </w:r>
+      <w:r>
+        <w:rPr>
+          <w:b w:val="0"/>
+        </w:rPr>
+        <w:t>.</w:t>
+      </w:r>
+    </w:p>
+    <w:p>
+      <w:pPr>
+        <w:pStyle w:val="Heading3"/>
+      </w:pPr>
+      <w:r>
+        <w:t>Exact explanation to model</w:t>
       </w:r>
     </w:p>
     <w:p>
@@ -754,30 +1782,19 @@
         <w:rPr>
           <w:b w:val="0"/>
         </w:rPr>
-        <w:t>Paper trace table and the student workbook</w:t>
-      </w:r>
-    </w:p>
-    <w:p>
-      <w:pPr>
-        <w:spacing w:line="336" w:lineRule="auto" w:after="180"/>
-      </w:pPr>
-      <w:r>
-        <w:rPr>
-          <w:b w:val="0"/>
-        </w:rPr>
-        <w:t xml:space="preserve">Fictional </w:t>
+        <w:t xml:space="preserve">A=3, B=2, C=1. </w:t>
       </w:r>
       <w:r>
         <w:rPr>
           <w:b/>
         </w:rPr>
-        <w:t>input</w:t>
-      </w:r>
-      <w:r>
-        <w:rPr>
-          <w:b w:val="0"/>
-        </w:rPr>
-        <w:t xml:space="preserve"> records from this lesson; no real student identifiers</w:t>
+        <w:t>Weight</w:t>
+      </w:r>
+      <w:r>
+        <w:rPr>
+          <w:b w:val="0"/>
+        </w:rPr>
+        <w:t>s encode a chosen preference, not universal reader truth.</w:t>
       </w:r>
     </w:p>
     <w:p>
@@ -785,501 +1802,7 @@
         <w:pStyle w:val="Heading3"/>
       </w:pPr>
       <w:r>
-        <w:t>End goal for the pictorial case</w:t>
-      </w:r>
-    </w:p>
-    <w:p>
-      <w:pPr>
-        <w:spacing w:line="336" w:lineRule="auto" w:after="180"/>
-      </w:pPr>
-      <w:r>
-        <w:rPr>
-          <w:b w:val="0"/>
-        </w:rPr>
-        <w:t xml:space="preserve">By the end, I can </w:t>
-      </w:r>
-      <w:r>
-        <w:rPr>
-          <w:b/>
-        </w:rPr>
-        <w:t>rank</w:t>
-      </w:r>
-      <w:r>
-        <w:rPr>
-          <w:b w:val="0"/>
-        </w:rPr>
-        <w:t xml:space="preserve"> only eligible options with a transparent </w:t>
-      </w:r>
-      <w:r>
-        <w:rPr>
-          <w:b/>
-        </w:rPr>
-        <w:t>weight</w:t>
-      </w:r>
-      <w:r>
-        <w:rPr>
-          <w:b w:val="0"/>
-        </w:rPr>
-        <w:t xml:space="preserve">ed </w:t>
-      </w:r>
-      <w:r>
-        <w:rPr>
-          <w:b/>
-        </w:rPr>
-        <w:t>score</w:t>
-      </w:r>
-      <w:r>
-        <w:rPr>
-          <w:b w:val="0"/>
-        </w:rPr>
-        <w:t>.</w:t>
-      </w:r>
-    </w:p>
-    <w:p>
-      <w:pPr>
-        <w:spacing w:line="336" w:lineRule="auto" w:after="180"/>
-      </w:pPr>
-      <w:r>
-        <w:rPr>
-          <w:b w:val="0"/>
-        </w:rPr>
-        <w:t>This added worked case illustrates the week’s main idea. Retain all original and connected topics; schedule its practice within the teaching cycle.</w:t>
-      </w:r>
-    </w:p>
-    <w:p>
-      <w:pPr>
-        <w:pStyle w:val="Heading1"/>
-      </w:pPr>
-      <w:r>
-        <w:t>02. Explain the mechanism</w:t>
-      </w:r>
-    </w:p>
-    <w:p>
-      <w:r>
-        <w:t>Model Recommendation Scores using the supplied case, labelled mechanism and reasoning. Make the scope of each conclusion explicit.</w:t>
-      </w:r>
-    </w:p>
-    <w:p>
-      <w:pPr>
-        <w:spacing w:line="336" w:lineRule="auto" w:after="180"/>
-      </w:pPr>
-      <w:r>
-        <w:rPr>
-          <w:b/>
-        </w:rPr>
-        <w:t>Input</w:t>
-      </w:r>
-      <w:r>
-        <w:rPr>
-          <w:b w:val="0"/>
-        </w:rPr>
-        <w:t xml:space="preserve"> → </w:t>
-      </w:r>
-      <w:r>
-        <w:rPr>
-          <w:b/>
-        </w:rPr>
-        <w:t>Process</w:t>
-      </w:r>
-      <w:r>
-        <w:rPr>
-          <w:b w:val="0"/>
-        </w:rPr>
-        <w:t xml:space="preserve"> → </w:t>
-      </w:r>
-      <w:r>
-        <w:rPr>
-          <w:b/>
-        </w:rPr>
-        <w:t>Output</w:t>
-      </w:r>
-    </w:p>
-    <w:p>
-      <w:pPr>
-        <w:spacing w:line="336" w:lineRule="auto" w:after="180"/>
-      </w:pPr>
-      <w:r>
-        <w:rPr>
-          <w:b w:val="0"/>
-        </w:rPr>
-        <w:t>Trace the information. At each stage, ask what changed and how you could test it.</w:t>
-      </w:r>
-    </w:p>
-    <w:p>
-      <w:pPr>
-        <w:spacing w:line="336" w:lineRule="auto" w:after="180"/>
-      </w:pPr>
-      <w:r>
-        <w:rPr>
-          <w:b w:val="0"/>
-        </w:rPr>
-        <w:t>Which stage could fail even when the other two are correct? Explain:</w:t>
-      </w:r>
-    </w:p>
-    <w:p>
-      <w:pPr>
-        <w:spacing w:line="336" w:lineRule="auto" w:after="180"/>
-      </w:pPr>
-      <w:r>
-        <w:rPr>
-          <w:b w:val="0"/>
-        </w:rPr>
-        <w:t xml:space="preserve">Predict first. Then check each step. A correct answer without visible reasoning is incomplete </w:t>
-      </w:r>
-      <w:r>
-        <w:rPr>
-          <w:b/>
-        </w:rPr>
-        <w:t>evidence</w:t>
-      </w:r>
-      <w:r>
-        <w:rPr>
-          <w:b w:val="0"/>
-        </w:rPr>
-        <w:t>.</w:t>
-      </w:r>
-    </w:p>
-    <w:p>
-      <w:pPr>
-        <w:spacing w:line="336" w:lineRule="auto" w:after="180"/>
-        <w:shd w:fill="F4F9FC"/>
-      </w:pPr>
-      <w:r>
-        <w:rPr>
-          <w:b w:val="0"/>
-        </w:rPr>
-        <w:t xml:space="preserve">1. </w:t>
-      </w:r>
-      <w:r>
-        <w:rPr>
-          <w:b/>
-        </w:rPr>
-        <w:t>Score</w:t>
-      </w:r>
-      <w:r>
-        <w:rPr>
-          <w:b w:val="0"/>
-        </w:rPr>
-        <w:t xml:space="preserve"> = 3×genre match + 2×difficulty match + 1×length match.</w:t>
-      </w:r>
-    </w:p>
-    <w:p>
-      <w:pPr>
-        <w:spacing w:line="336" w:lineRule="auto" w:after="180"/>
-        <w:shd w:fill="F4F9FC"/>
-      </w:pPr>
-      <w:r>
-        <w:rPr>
-          <w:b w:val="0"/>
-        </w:rPr>
-        <w:t>2. Book A matches genre and length: 3+0+1=4.</w:t>
-      </w:r>
-    </w:p>
-    <w:p>
-      <w:pPr>
-        <w:spacing w:line="336" w:lineRule="auto" w:after="180"/>
-        <w:shd w:fill="F4F9FC"/>
-      </w:pPr>
-      <w:r>
-        <w:rPr>
-          <w:b w:val="0"/>
-        </w:rPr>
-        <w:t>3. Book B matches difficulty and length: 0+2+1=3.</w:t>
-      </w:r>
-    </w:p>
-    <w:p>
-      <w:pPr>
-        <w:spacing w:line="336" w:lineRule="auto" w:after="180"/>
-        <w:shd w:fill="F4F9FC"/>
-      </w:pPr>
-      <w:r>
-        <w:rPr>
-          <w:b w:val="0"/>
-        </w:rPr>
-        <w:t xml:space="preserve">4. A </w:t>
-      </w:r>
-      <w:r>
-        <w:rPr>
-          <w:b/>
-        </w:rPr>
-        <w:t>rank</w:t>
-      </w:r>
-      <w:r>
-        <w:rPr>
-          <w:b w:val="0"/>
-        </w:rPr>
-        <w:t xml:space="preserve">s first for these </w:t>
-      </w:r>
-      <w:r>
-        <w:rPr>
-          <w:b/>
-        </w:rPr>
-        <w:t>weight</w:t>
-      </w:r>
-      <w:r>
-        <w:rPr>
-          <w:b w:val="0"/>
-        </w:rPr>
-        <w:t>s—not as a universal best book.</w:t>
-      </w:r>
-    </w:p>
-    <w:p>
-      <w:pPr>
-        <w:spacing w:line="336" w:lineRule="auto" w:after="180"/>
-      </w:pPr>
-      <w:r>
-        <w:rPr>
-          <w:b w:val="0"/>
-        </w:rPr>
-        <w:t>Recalculate, retrace, or restate the reasoning in your own representation:</w:t>
-      </w:r>
-    </w:p>
-    <w:p>
-      <w:pPr>
-        <w:spacing w:line="336" w:lineRule="auto" w:after="180"/>
-        <w:shd w:fill="F5F1FB"/>
-      </w:pPr>
-      <w:r>
-        <w:rPr>
-          <w:b w:val="0"/>
-        </w:rPr>
-        <w:t xml:space="preserve">CHECK Did the </w:t>
-      </w:r>
-      <w:r>
-        <w:rPr>
-          <w:b/>
-        </w:rPr>
-        <w:t>evidence</w:t>
-      </w:r>
-      <w:r>
-        <w:rPr>
-          <w:b w:val="0"/>
-        </w:rPr>
-        <w:t xml:space="preserve"> answer the exact question? Did the total, path, or source record stay consistent?</w:t>
-      </w:r>
-    </w:p>
-    <w:p>
-      <w:pPr>
-        <w:pStyle w:val="Heading3"/>
-      </w:pPr>
-      <w:r>
-        <w:t>Concrete teaching case</w:t>
-      </w:r>
-    </w:p>
-    <w:p>
-      <w:pPr>
-        <w:pStyle w:val="Heading3"/>
-      </w:pPr>
-      <w:r>
-        <w:t>The teaching case</w:t>
-      </w:r>
-    </w:p>
-    <w:p>
-      <w:pPr>
-        <w:spacing w:line="336" w:lineRule="auto" w:after="180"/>
-        <w:shd w:fill="F1F6FC"/>
-      </w:pPr>
-      <w:r>
-        <w:rPr>
-          <w:b/>
-        </w:rPr>
-        <w:t>Score</w:t>
-      </w:r>
-      <w:r>
-        <w:rPr>
-          <w:b w:val="0"/>
-        </w:rPr>
-        <w:t>=2 times genre match + length match. A matches both, B genre only, C length only.</w:t>
-      </w:r>
-    </w:p>
-    <w:p>
-      <w:pPr>
-        <w:pStyle w:val="Heading3"/>
-      </w:pPr>
-      <w:r>
-        <w:t>The teaching case</w:t>
-      </w:r>
-    </w:p>
-    <w:p>
-      <w:pPr>
-        <w:spacing w:line="336" w:lineRule="auto" w:after="180"/>
-        <w:shd w:fill="F1F6FC"/>
-      </w:pPr>
-      <w:r>
-        <w:rPr>
-          <w:b/>
-        </w:rPr>
-        <w:t>Score</w:t>
-      </w:r>
-      <w:r>
-        <w:rPr>
-          <w:b w:val="0"/>
-        </w:rPr>
-        <w:t xml:space="preserve"> and </w:t>
-      </w:r>
-      <w:r>
-        <w:rPr>
-          <w:b/>
-        </w:rPr>
-        <w:t>rank</w:t>
-      </w:r>
-      <w:r>
-        <w:rPr>
-          <w:b w:val="0"/>
-        </w:rPr>
-        <w:t>.</w:t>
-      </w:r>
-    </w:p>
-    <w:p>
-      <w:pPr>
-        <w:pStyle w:val="Heading3"/>
-      </w:pPr>
-      <w:r>
-        <w:t>Exact explanation to model</w:t>
-      </w:r>
-    </w:p>
-    <w:p>
-      <w:pPr>
-        <w:pStyle w:val="Heading3"/>
-      </w:pPr>
-      <w:r>
-        <w:t>Why the result follows</w:t>
-      </w:r>
-    </w:p>
-    <w:p>
-      <w:pPr>
-        <w:spacing w:line="336" w:lineRule="auto" w:after="180"/>
-        <w:shd w:fill="F1F6FC"/>
-      </w:pPr>
-      <w:r>
-        <w:rPr>
-          <w:b w:val="0"/>
-        </w:rPr>
-        <w:t xml:space="preserve">A=3, B=2, C=1. </w:t>
-      </w:r>
-      <w:r>
-        <w:rPr>
-          <w:b/>
-        </w:rPr>
-        <w:t>Weight</w:t>
-      </w:r>
-      <w:r>
-        <w:rPr>
-          <w:b w:val="0"/>
-        </w:rPr>
-        <w:t>s encode a chosen preference, not universal reader truth.</w:t>
-      </w:r>
-    </w:p>
-    <w:p>
-      <w:pPr>
-        <w:pStyle w:val="Heading3"/>
-      </w:pPr>
-      <w:r>
         <w:t>Explain the added worked example</w:t>
-      </w:r>
-    </w:p>
-    <w:p>
-      <w:pPr>
-        <w:spacing w:line="336" w:lineRule="auto" w:after="180"/>
-      </w:pPr>
-      <w:r>
-        <w:rPr>
-          <w:b w:val="0"/>
-        </w:rPr>
-        <w:t xml:space="preserve">A fictional activity chooser uses enjoyment and learning ratings from 0 to 5. Its </w:t>
-      </w:r>
-      <w:r>
-        <w:rPr>
-          <w:b/>
-        </w:rPr>
-        <w:t>score</w:t>
-      </w:r>
-      <w:r>
-        <w:rPr>
-          <w:b w:val="0"/>
-        </w:rPr>
-        <w:t xml:space="preserve"> is 2 times enjoyment plus learning. The activity must also take at most 20 minutes.</w:t>
-      </w:r>
-    </w:p>
-    <w:p>
-      <w:pPr>
-        <w:spacing w:line="336" w:lineRule="auto" w:after="180"/>
-      </w:pPr>
-      <w:r>
-        <w:rPr>
-          <w:b w:val="0"/>
-        </w:rPr>
-        <w:t xml:space="preserve">Duration is a hard requirement; a high </w:t>
-      </w:r>
-      <w:r>
-        <w:rPr>
-          <w:b/>
-        </w:rPr>
-        <w:t>score</w:t>
-      </w:r>
-      <w:r>
-        <w:rPr>
-          <w:b w:val="0"/>
-        </w:rPr>
-        <w:t xml:space="preserve"> cannot compensate for exceeding it.</w:t>
-      </w:r>
-    </w:p>
-    <w:p>
-      <w:pPr>
-        <w:spacing w:line="336" w:lineRule="auto" w:after="180"/>
-      </w:pPr>
-      <w:r>
-        <w:rPr>
-          <w:b w:val="0"/>
-        </w:rPr>
-        <w:t xml:space="preserve">Only A is printed, with </w:t>
-      </w:r>
-      <w:r>
-        <w:rPr>
-          <w:b/>
-        </w:rPr>
-        <w:t>score</w:t>
-      </w:r>
-      <w:r>
-        <w:rPr>
-          <w:b w:val="0"/>
-        </w:rPr>
-        <w:t xml:space="preserve"> 10. If B took 20 minutes it would qualify and have the higher </w:t>
-      </w:r>
-      <w:r>
-        <w:rPr>
-          <w:b/>
-        </w:rPr>
-        <w:t>score</w:t>
-      </w:r>
-      <w:r>
-        <w:rPr>
-          <w:b w:val="0"/>
-        </w:rPr>
-        <w:t xml:space="preserve"> 11. The inclusive boundary matters.</w:t>
-      </w:r>
-    </w:p>
-    <w:p>
-      <w:pPr>
-        <w:spacing w:line="336" w:lineRule="auto" w:after="180"/>
-      </w:pPr>
-      <w:r>
-        <w:rPr>
-          <w:b w:val="0"/>
-        </w:rPr>
-        <w:t xml:space="preserve">Ratings and </w:t>
-      </w:r>
-      <w:r>
-        <w:rPr>
-          <w:b/>
-        </w:rPr>
-        <w:t>weight</w:t>
-      </w:r>
-      <w:r>
-        <w:rPr>
-          <w:b w:val="0"/>
-        </w:rPr>
-        <w:t>s are invented for practice and require justification before use in a real decision.</w:t>
       </w:r>
     </w:p>
     <w:p>
@@ -1456,44 +1979,6 @@
         <w:t>These teacher notes contain solutions; do not reveal the independent case answer during modelling.</w:t>
       </w:r>
     </w:p>
-    <w:p>
-      <w:pPr>
-        <w:pStyle w:val="Heading3"/>
-      </w:pPr>
-      <w:r>
-        <w:t>If enjoyment weight becomes 1 and learning weight becomes 2, find both scores before applying the same duration limit.</w:t>
-      </w:r>
-    </w:p>
-    <w:p>
-      <w:r>
-        <w:t>________________________________________________________________</w:t>
-      </w:r>
-    </w:p>
-    <w:p>
-      <w:r>
-        <w:t>________________________________________________________________</w:t>
-      </w:r>
-    </w:p>
-    <w:p>
-      <w:r>
-        <w:t>________________________________________________________________</w:t>
-      </w:r>
-    </w:p>
-    <w:p>
-      <w:r>
-        <w:t>________________________________________________________________</w:t>
-      </w:r>
-    </w:p>
-    <w:p>
-      <w:r>
-        <w:t>________________________________________________________________</w:t>
-      </w:r>
-    </w:p>
-    <w:p>
-      <w:r>
-        <w:t>________________________________________________________________</w:t>
-      </w:r>
-    </w:p>
     <w:tbl>
       <w:tblPr>
         <w:tblStyle w:val="LightShading-Accent1"/>
@@ -1598,17 +2083,6 @@
     </w:tbl>
     <w:p>
       <w:pPr>
-        <w:spacing w:line="336" w:lineRule="auto" w:after="180"/>
-      </w:pPr>
-      <w:r>
-        <w:rPr>
-          <w:b w:val="0"/>
-        </w:rPr>
-        <w:t>Use the diagram and verbal explanation together. Ask learners to match a sentence to a specific visual step; do not assign learners fixed visual or auditory learning styles.</w:t>
-      </w:r>
-    </w:p>
-    <w:p>
-      <w:pPr>
         <w:pStyle w:val="Heading3"/>
       </w:pPr>
       <w:r>
@@ -1617,79 +2091,10 @@
     </w:p>
     <w:p>
       <w:pPr>
-        <w:spacing w:line="336" w:lineRule="auto" w:after="180"/>
-      </w:pPr>
-      <w:r>
-        <w:rPr>
-          <w:b w:val="0"/>
-        </w:rPr>
-        <w:t>A fictional book-activity chooser has a 14-minute limit.</w:t>
-      </w:r>
-    </w:p>
-    <w:p>
-      <w:pPr>
         <w:pStyle w:val="Heading3"/>
       </w:pPr>
       <w:r>
         <w:t>The facts we will use</w:t>
-      </w:r>
-    </w:p>
-    <w:p>
-      <w:pPr>
-        <w:pStyle w:val="Heading3"/>
-      </w:pPr>
-      <w:r>
-        <w:t>Supplied facts</w:t>
-      </w:r>
-    </w:p>
-    <w:p>
-      <w:pPr>
-        <w:spacing w:line="336" w:lineRule="auto" w:after="180"/>
-        <w:shd w:fill="F1F6FC"/>
-      </w:pPr>
-      <w:r>
-        <w:rPr>
-          <w:b/>
-        </w:rPr>
-        <w:t>Score</w:t>
-      </w:r>
-      <w:r>
-        <w:rPr>
-          <w:b w:val="0"/>
-        </w:rPr>
-        <w:t>=2×interest+practice. A=(interest3,practice2,time14); B=(4,3,15); C=(2,5,12).</w:t>
-      </w:r>
-    </w:p>
-    <w:p>
-      <w:pPr>
-        <w:pStyle w:val="Heading3"/>
-      </w:pPr>
-      <w:r>
-        <w:t>Supplied facts</w:t>
-      </w:r>
-    </w:p>
-    <w:p>
-      <w:pPr>
-        <w:spacing w:line="336" w:lineRule="auto" w:after="180"/>
-        <w:shd w:fill="F1F6FC"/>
-      </w:pPr>
-      <w:r>
-        <w:rPr>
-          <w:b w:val="0"/>
-        </w:rPr>
-        <w:t xml:space="preserve">Require whole nonnegative feature values; time must be at most the limit. Highest </w:t>
-      </w:r>
-      <w:r>
-        <w:rPr>
-          <w:b/>
-        </w:rPr>
-        <w:t>score</w:t>
-      </w:r>
-      <w:r>
-        <w:rPr>
-          <w:b w:val="0"/>
-        </w:rPr>
-        <w:t xml:space="preserve"> wins; tie by ID.</w:t>
       </w:r>
     </w:p>
     <w:p>
@@ -1697,7 +2102,7 @@
         <w:drawing>
           <wp:inline xmlns:a="http://schemas.openxmlformats.org/drawingml/2006/main" xmlns:pic="http://schemas.openxmlformats.org/drawingml/2006/picture">
             <wp:extent cx="5486400" cy="3657600"/>
-            <wp:docPr id="1" name="Picture 1" descr="Time filtering and scores"/>
+            <wp:docPr id="2" name="Picture 2" descr="Time filtering and scores"/>
             <wp:cNvGraphicFramePr>
               <a:graphicFrameLocks noChangeAspect="1"/>
             </wp:cNvGraphicFramePr>
@@ -1709,7 +2114,7 @@
                     <pic:cNvPicPr/>
                   </pic:nvPicPr>
                   <pic:blipFill>
-                    <a:blip r:embed="rId9"/>
+                    <a:blip r:embed="rId10"/>
                     <a:stretch>
                       <a:fillRect/>
                     </a:stretch>
@@ -1733,7 +2138,7 @@
         <w:drawing>
           <wp:inline xmlns:a="http://schemas.openxmlformats.org/drawingml/2006/main" xmlns:pic="http://schemas.openxmlformats.org/drawingml/2006/picture">
             <wp:extent cx="5381271" cy="5943599"/>
-            <wp:docPr id="2" name="Picture 2" descr="Recommendation Scores. Eligibility first: A and C fit time; B takes 15 and is excluded.. Scores: A:2×3+2=8. C:2×2+5=9.. Choose: C wins at score 9 among eligible activities.. Explain exclusion: B’s score 11 cannot override its failed time requirement."/>
+            <wp:docPr id="3" name="Picture 3" descr="Recommendation Scores. Eligibility first: A and C fit time; B takes 15 and is excluded.. Scores: A:2×3+2=8. C:2×2+5=9.. Choose: C wins at score 9 among eligible activities.. Explain exclusion: B’s score 11 cannot override its failed time requirement."/>
             <wp:cNvGraphicFramePr>
               <a:graphicFrameLocks noChangeAspect="1"/>
             </wp:cNvGraphicFramePr>
@@ -1745,7 +2150,7 @@
                     <pic:cNvPicPr/>
                   </pic:nvPicPr>
                   <pic:blipFill>
-                    <a:blip r:embed="rId10"/>
+                    <a:blip r:embed="rId11"/>
                     <a:stretch>
                       <a:fillRect/>
                     </a:stretch>
@@ -1914,67 +2319,250 @@
         <w:pStyle w:val="Heading3"/>
       </w:pPr>
       <w:r>
-        <w:t>Why the result follows</w:t>
+        <w:t>What this example does not establish</w:t>
+      </w:r>
+    </w:p>
+    <w:p>
+      <w:pPr>
+        <w:pStyle w:val="Heading3"/>
+      </w:pPr>
+      <w:r>
+        <w:t>Change one thing in the pictured case</w:t>
+      </w:r>
+    </w:p>
+    <w:p>
+      <w:pPr>
+        <w:pStyle w:val="Heading3"/>
+      </w:pPr>
+      <w:r>
+        <w:t>Ask while showing the picture</w:t>
+      </w:r>
+    </w:p>
+    <w:p>
+      <w:pPr>
+        <w:pStyle w:val="Heading1"/>
+      </w:pPr>
+      <w:r>
+        <w:t>03. Guide the reasoning, then remove help</w:t>
+      </w:r>
+    </w:p>
+    <w:p>
+      <w:r>
+        <w:t>Collect a response from each learner before discussing the worked key.</w:t>
+      </w:r>
+    </w:p>
+    <w:p>
+      <w:pPr>
+        <w:pStyle w:val="Heading2"/>
+      </w:pPr>
+      <w:r>
+        <w:t>Prompt before revealing</w:t>
       </w:r>
     </w:p>
     <w:p>
       <w:pPr>
         <w:spacing w:line="336" w:lineRule="auto" w:after="180"/>
-        <w:shd w:fill="F1F6FC"/>
-      </w:pPr>
-      <w:r>
-        <w:rPr>
-          <w:b w:val="0"/>
-        </w:rPr>
-        <w:t xml:space="preserve">A </w:t>
+      </w:pPr>
+      <w:r>
+        <w:rPr>
+          <w:b w:val="0"/>
+        </w:rPr>
+        <w:t>Completion task: Which durations 19, 20, 21 qualify under at most 20?</w:t>
+      </w:r>
+    </w:p>
+    <w:p>
+      <w:pPr>
+        <w:pStyle w:val="Heading2"/>
+      </w:pPr>
+      <w:r>
+        <w:t>Expected reasoning and fading help</w:t>
+      </w:r>
+    </w:p>
+    <w:p>
+      <w:pPr>
+        <w:spacing w:line="336" w:lineRule="auto" w:after="180"/>
+      </w:pPr>
+      <w:r>
+        <w:rPr>
+          <w:b w:val="0"/>
+        </w:rPr>
+        <w:t>Teacher check: 19 and 20 qualify; 21 does not.</w:t>
+      </w:r>
+    </w:p>
+    <w:p>
+      <w:pPr>
+        <w:spacing w:line="336" w:lineRule="auto" w:after="180"/>
+      </w:pPr>
+      <w:r>
+        <w:rPr>
+          <w:b w:val="0"/>
+        </w:rPr>
+        <w:t xml:space="preserve">Start by identifying the given </w:t>
       </w:r>
       <w:r>
         <w:rPr>
           <w:b/>
         </w:rPr>
+        <w:t>input</w:t>
+      </w:r>
+      <w:r>
+        <w:rPr>
+          <w:b w:val="0"/>
+        </w:rPr>
+        <w:t>s together. Leave the intermediate steps blank. If needed, model one step, then withdraw that help on the next step. Move to a full trace only when the partial trace is understood.</w:t>
+      </w:r>
+    </w:p>
+    <w:p>
+      <w:pPr>
+        <w:spacing w:line="336" w:lineRule="auto" w:after="180"/>
+      </w:pPr>
+      <w:r>
+        <w:rPr>
+          <w:b w:val="0"/>
+        </w:rPr>
+        <w:t>For partners, alternate explainer and checker; collect a response from every learner before discussion.</w:t>
+      </w:r>
+    </w:p>
+    <w:p>
+      <w:pPr>
+        <w:pStyle w:val="Heading2"/>
+      </w:pPr>
+      <w:r>
+        <w:t>Check the misconception before discussion</w:t>
+      </w:r>
+    </w:p>
+    <w:p>
+      <w:pPr>
+        <w:spacing w:line="336" w:lineRule="auto" w:after="180"/>
+      </w:pPr>
+      <w:r>
+        <w:rPr>
+          <w:b w:val="0"/>
+        </w:rPr>
+        <w:t xml:space="preserve">Use the worked case for </w:t>
+      </w:r>
+      <w:r>
+        <w:rPr>
+          <w:b/>
+        </w:rPr>
+        <w:t>Weight</w:t>
+      </w:r>
+      <w:r>
+        <w:rPr>
+          <w:b w:val="0"/>
+        </w:rPr>
+        <w:t xml:space="preserve">ed </w:t>
+      </w:r>
+      <w:r>
+        <w:rPr>
+          <w:b/>
+        </w:rPr>
         <w:t>score</w:t>
       </w:r>
       <w:r>
         <w:rPr>
           <w:b w:val="0"/>
         </w:rPr>
-        <w:t xml:space="preserve"> combines preferences according to explicitly chosen </w:t>
+        <w:t xml:space="preserve">s and </w:t>
       </w:r>
       <w:r>
         <w:rPr>
           <w:b/>
         </w:rPr>
-        <w:t>weight</w:t>
-      </w:r>
-      <w:r>
-        <w:rPr>
-          <w:b w:val="0"/>
-        </w:rPr>
-        <w:t xml:space="preserve">s; it does not erase hard </w:t>
+        <w:t>constraint</w:t>
+      </w:r>
+      <w:r>
+        <w:rPr>
+          <w:b w:val="0"/>
+        </w:rPr>
+        <w:t>s. Proposed explanation: “A successful run proves the conclusion”. Decide whether this explanation is supported.</w:t>
+      </w:r>
+    </w:p>
+    <w:p>
+      <w:pPr>
+        <w:spacing w:line="336" w:lineRule="auto" w:after="180"/>
+      </w:pPr>
+      <w:r>
+        <w:rPr>
+          <w:b w:val="0"/>
+        </w:rPr>
+        <w:t>Point to the step or supplied fact that decides; explain your repair if needed.</w:t>
+      </w:r>
+    </w:p>
+    <w:p>
+      <w:pPr>
+        <w:spacing w:line="336" w:lineRule="auto" w:after="180"/>
+      </w:pPr>
+      <w:r>
+        <w:rPr>
+          <w:b w:val="0"/>
+        </w:rPr>
+        <w:t xml:space="preserve">Expected correction: </w:t>
       </w:r>
       <w:r>
         <w:rPr>
           <w:b/>
         </w:rPr>
-        <w:t>constraint</w:t>
-      </w:r>
-      <w:r>
-        <w:rPr>
-          <w:b w:val="0"/>
-        </w:rPr>
-        <w:t>s.</w:t>
+        <w:t>Weight</w:t>
+      </w:r>
+      <w:r>
+        <w:rPr>
+          <w:b w:val="0"/>
+        </w:rPr>
+        <w:t xml:space="preserve">s represent preferences, not a discovered truth. Explain who chose them and test whether small changes alter the recommendation. Avoid claiming that a larger </w:t>
+      </w:r>
+      <w:r>
+        <w:rPr>
+          <w:b/>
+        </w:rPr>
+        <w:t>score</w:t>
+      </w:r>
+      <w:r>
+        <w:rPr>
+          <w:b w:val="0"/>
+        </w:rPr>
+        <w:t xml:space="preserve"> proves greater educational value.</w:t>
       </w:r>
     </w:p>
     <w:p>
       <w:pPr>
         <w:spacing w:line="336" w:lineRule="auto" w:after="180"/>
-        <w:shd w:fill="F1F6FC"/>
-      </w:pPr>
-      <w:r>
-        <w:rPr>
-          <w:b w:val="0"/>
-        </w:rPr>
-        <w:t xml:space="preserve">Computing a high </w:t>
+      </w:pPr>
+      <w:r>
+        <w:rPr>
+          <w:b w:val="0"/>
+        </w:rPr>
+        <w:t>Collect explanations, not only yes/no votes. If a misunderstanding is common, re-model the relevant step for the class.</w:t>
+      </w:r>
+    </w:p>
+    <w:p>
+      <w:pPr>
+        <w:spacing w:line="336" w:lineRule="auto" w:after="180"/>
+      </w:pPr>
+      <w:r>
+        <w:rPr>
+          <w:b w:val="0"/>
+        </w:rPr>
+        <w:t>If it affects a few learners, give a short targeted group explanation while others solve a more demanding variation.</w:t>
+      </w:r>
+    </w:p>
+    <w:p>
+      <w:pPr>
+        <w:pStyle w:val="Heading2"/>
+      </w:pPr>
+      <w:r>
+        <w:t>Use the pictorial check</w:t>
+      </w:r>
+    </w:p>
+    <w:p>
+      <w:pPr>
+        <w:spacing w:line="336" w:lineRule="auto" w:after="180"/>
+      </w:pPr>
+      <w:r>
+        <w:rPr>
+          <w:b w:val="0"/>
+        </w:rPr>
+        <w:t xml:space="preserve">Why does B not become the winner when its </w:t>
       </w:r>
       <w:r>
         <w:rPr>
@@ -1986,19 +2574,163 @@
         <w:rPr>
           <w:b w:val="0"/>
         </w:rPr>
-        <w:t xml:space="preserve"> for an excluded item can be useful in an audit, but it must not allow that item back into the candidate set. Store both eligibility reasons and </w:t>
+        <w:t xml:space="preserve"> is largest?</w:t>
+      </w:r>
+    </w:p>
+    <w:p>
+      <w:pPr>
+        <w:spacing w:line="336" w:lineRule="auto" w:after="180"/>
+      </w:pPr>
+      <w:r>
+        <w:rPr>
+          <w:b w:val="0"/>
+        </w:rPr>
+        <w:t xml:space="preserve">Its time 15 exceeds the 14-minute maximum, so it is ineligible before </w:t>
       </w:r>
       <w:r>
         <w:rPr>
           <w:b/>
         </w:rPr>
+        <w:t>rank</w:t>
+      </w:r>
+      <w:r>
+        <w:rPr>
+          <w:b w:val="0"/>
+        </w:rPr>
+        <w:t>ing.</w:t>
+      </w:r>
+    </w:p>
+    <w:p>
+      <w:pPr>
+        <w:spacing w:line="336" w:lineRule="auto" w:after="180"/>
+      </w:pPr>
+      <w:r>
+        <w:rPr>
+          <w:b w:val="0"/>
+        </w:rPr>
+        <w:t xml:space="preserve">Changed-case reasoning: A </w:t>
+      </w:r>
+      <w:r>
+        <w:rPr>
+          <w:b/>
+        </w:rPr>
         <w:t>score</w:t>
       </w:r>
       <w:r>
         <w:rPr>
           <w:b w:val="0"/>
         </w:rPr>
-        <w:t xml:space="preserve"> components for explanations.</w:t>
+        <w:t xml:space="preserve">s 11; C also </w:t>
+      </w:r>
+      <w:r>
+        <w:rPr>
+          <w:b/>
+        </w:rPr>
+        <w:t>score</w:t>
+      </w:r>
+      <w:r>
+        <w:rPr>
+          <w:b w:val="0"/>
+        </w:rPr>
+        <w:t xml:space="preserve">s 11; tie-by-ID chooses A. B remains too long; changing preferences changes only </w:t>
+      </w:r>
+      <w:r>
+        <w:rPr>
+          <w:b/>
+        </w:rPr>
+        <w:t>rank</w:t>
+      </w:r>
+      <w:r>
+        <w:rPr>
+          <w:b w:val="0"/>
+        </w:rPr>
+        <w:t>ing of A and C.</w:t>
+      </w:r>
+    </w:p>
+    <w:p>
+      <w:pPr>
+        <w:spacing w:line="336" w:lineRule="auto" w:after="180"/>
+      </w:pPr>
+      <w:r>
+        <w:rPr>
+          <w:b w:val="0"/>
+        </w:rPr>
+        <w:t xml:space="preserve">Collect each learner’s explanation before discussion. Use the first missing connection between </w:t>
+      </w:r>
+      <w:r>
+        <w:rPr>
+          <w:b/>
+        </w:rPr>
+        <w:t>input</w:t>
+      </w:r>
+      <w:r>
+        <w:rPr>
+          <w:b w:val="0"/>
+        </w:rPr>
+        <w:t xml:space="preserve">, deciding step and result to choose support. This question is worked-case practice, not fresh mastery </w:t>
+      </w:r>
+      <w:r>
+        <w:rPr>
+          <w:b/>
+        </w:rPr>
+        <w:t>evidence</w:t>
+      </w:r>
+      <w:r>
+        <w:rPr>
+          <w:b w:val="0"/>
+        </w:rPr>
+        <w:t>.</w:t>
+      </w:r>
+    </w:p>
+    <w:p>
+      <w:pPr>
+        <w:pStyle w:val="Heading2"/>
+      </w:pPr>
+      <w:r>
+        <w:t>Keep each learner explaining</w:t>
+      </w:r>
+    </w:p>
+    <w:p>
+      <w:pPr>
+        <w:pStyle w:val="ListBullet"/>
+      </w:pPr>
+      <w:r>
+        <w:t>Ask: Which facts are given, and which would we have to assume? Learners mark relevant details before discussing answers.</w:t>
+      </w:r>
+    </w:p>
+    <w:p>
+      <w:pPr>
+        <w:pStyle w:val="ListBullet"/>
+      </w:pPr>
+      <w:r>
+        <w:t>Say: Predict first. Show the rule, information path or calculation that would produce the result. A correct guess is not yet an explanation.</w:t>
+      </w:r>
+    </w:p>
+    <w:p>
+      <w:pPr>
+        <w:pStyle w:val="ListBullet"/>
+      </w:pPr>
+      <w:r>
+        <w:t>In pairs, one learner solves while the other checks evidence; exchange roles. Remove the worked answer before independent assessment.</w:t>
+      </w:r>
+    </w:p>
+    <w:p>
+      <w:pPr>
+        <w:pStyle w:val="Heading2"/>
+      </w:pPr>
+      <w:r>
+        <w:t>Earlier wording, alternatives and picture transcripts · reference / check after trying</w:t>
+      </w:r>
+    </w:p>
+    <w:p>
+      <w:pPr>
+        <w:spacing w:line="336" w:lineRule="auto" w:after="180"/>
+      </w:pPr>
+      <w:r>
+        <w:rPr>
+          <w:b w:val="0"/>
+        </w:rPr>
+        <w:t>Demonstrate and guide practice</w:t>
       </w:r>
     </w:p>
     <w:p>
@@ -2006,7 +2738,111 @@
         <w:pStyle w:val="Heading3"/>
       </w:pPr>
       <w:r>
-        <w:t>What this example does not establish</w:t>
+        <w:t>Board sequence</w:t>
+      </w:r>
+    </w:p>
+    <w:p>
+      <w:pPr>
+        <w:spacing w:line="336" w:lineRule="auto" w:after="180"/>
+      </w:pPr>
+      <w:r>
+        <w:rPr>
+          <w:b w:val="0"/>
+        </w:rPr>
+        <w:t xml:space="preserve">Write the given facts: </w:t>
+      </w:r>
+      <w:r>
+        <w:rPr>
+          <w:b/>
+        </w:rPr>
+        <w:t>Score</w:t>
+      </w:r>
+      <w:r>
+        <w:rPr>
+          <w:b w:val="0"/>
+        </w:rPr>
+        <w:t>=2 times genre match + length match. A matches both, B genre only, C length only.</w:t>
+      </w:r>
+    </w:p>
+    <w:p>
+      <w:pPr>
+        <w:spacing w:line="336" w:lineRule="auto" w:after="180"/>
+      </w:pPr>
+      <w:r>
+        <w:rPr>
+          <w:b w:val="0"/>
+        </w:rPr>
+        <w:t xml:space="preserve">Write the question to explain: </w:t>
+      </w:r>
+      <w:r>
+        <w:rPr>
+          <w:b/>
+        </w:rPr>
+        <w:t>Score</w:t>
+      </w:r>
+      <w:r>
+        <w:rPr>
+          <w:b w:val="0"/>
+        </w:rPr>
+        <w:t xml:space="preserve"> and </w:t>
+      </w:r>
+      <w:r>
+        <w:rPr>
+          <w:b/>
+        </w:rPr>
+        <w:t>rank</w:t>
+      </w:r>
+      <w:r>
+        <w:rPr>
+          <w:b w:val="0"/>
+        </w:rPr>
+        <w:t>.</w:t>
+      </w:r>
+    </w:p>
+    <w:p>
+      <w:pPr>
+        <w:spacing w:line="336" w:lineRule="auto" w:after="180"/>
+      </w:pPr>
+      <w:r>
+        <w:rPr>
+          <w:b w:val="0"/>
+        </w:rPr>
+        <w:t xml:space="preserve">Reveal after </w:t>
+      </w:r>
+      <w:r>
+        <w:rPr>
+          <w:b/>
+        </w:rPr>
+        <w:t>prediction</w:t>
+      </w:r>
+      <w:r>
+        <w:rPr>
+          <w:b w:val="0"/>
+        </w:rPr>
+        <w:t xml:space="preserve">s: A=3, B=2, C=1. </w:t>
+      </w:r>
+      <w:r>
+        <w:rPr>
+          <w:b/>
+        </w:rPr>
+        <w:t>Weight</w:t>
+      </w:r>
+      <w:r>
+        <w:rPr>
+          <w:b w:val="0"/>
+        </w:rPr>
+        <w:t>s encode a chosen preference, not universal reader truth.</w:t>
+      </w:r>
+    </w:p>
+    <w:p>
+      <w:pPr>
+        <w:spacing w:line="336" w:lineRule="auto" w:after="180"/>
+      </w:pPr>
+      <w:r>
+        <w:rPr>
+          <w:b w:val="0"/>
+        </w:rPr>
+        <w:t>Use the earlier changed question as optional later practice. Reserve Choose independently for the first independent attempt before hints or feedback.</w:t>
       </w:r>
     </w:p>
     <w:p>
@@ -2014,494 +2850,18 @@
         <w:pStyle w:val="Heading3"/>
       </w:pPr>
       <w:r>
-        <w:t>Keep the stated limit</w:t>
+        <w:t>Classroom dialogue</w:t>
       </w:r>
     </w:p>
     <w:p>
       <w:pPr>
         <w:spacing w:line="336" w:lineRule="auto" w:after="180"/>
-        <w:shd w:fill="FFF5E6"/>
-      </w:pPr>
-      <w:r>
-        <w:rPr>
-          <w:b w:val="0"/>
-        </w:rPr>
-        <w:t xml:space="preserve">Toy interest </w:t>
-      </w:r>
-      <w:r>
-        <w:rPr>
-          <w:b/>
-        </w:rPr>
-        <w:t>score</w:t>
-      </w:r>
-      <w:r>
-        <w:rPr>
-          <w:b w:val="0"/>
-        </w:rPr>
-        <w:t xml:space="preserve">s are supplied </w:t>
-      </w:r>
-      <w:r>
-        <w:rPr>
-          <w:b/>
-        </w:rPr>
-        <w:t>input</w:t>
-      </w:r>
-      <w:r>
-        <w:rPr>
-          <w:b w:val="0"/>
-        </w:rPr>
-        <w:t>s, not measured enjoyment or a universal definition of a good activity.</w:t>
-      </w:r>
-    </w:p>
-    <w:p>
-      <w:pPr>
-        <w:pStyle w:val="Heading3"/>
-      </w:pPr>
-      <w:r>
-        <w:t>Change one thing in the pictured case</w:t>
-      </w:r>
-    </w:p>
-    <w:p>
-      <w:pPr>
-        <w:pStyle w:val="Heading3"/>
-      </w:pPr>
-      <w:r>
-        <w:t>Change one thing</w:t>
-      </w:r>
-    </w:p>
-    <w:p>
-      <w:pPr>
-        <w:spacing w:line="336" w:lineRule="auto" w:after="180"/>
-        <w:shd w:fill="F5F1FB"/>
-      </w:pPr>
-      <w:r>
-        <w:rPr>
-          <w:b w:val="0"/>
-        </w:rPr>
-        <w:t xml:space="preserve">Change: Change interest </w:t>
-      </w:r>
-      <w:r>
-        <w:rPr>
-          <w:b/>
-        </w:rPr>
-        <w:t>weight</w:t>
-      </w:r>
-      <w:r>
-        <w:rPr>
-          <w:b w:val="0"/>
-        </w:rPr>
-        <w:t xml:space="preserve"> from 2 to 3, keeping time limit 14.</w:t>
-      </w:r>
-    </w:p>
-    <w:p>
-      <w:pPr>
-        <w:pStyle w:val="Heading3"/>
-      </w:pPr>
-      <w:r>
-        <w:t>Predicted result</w:t>
-      </w:r>
-    </w:p>
-    <w:p>
-      <w:pPr>
-        <w:spacing w:line="336" w:lineRule="auto" w:after="180"/>
-        <w:shd w:fill="F1F6FC"/>
-      </w:pPr>
-      <w:r>
-        <w:rPr>
-          <w:b/>
-        </w:rPr>
-        <w:t>Prediction</w:t>
-      </w:r>
-      <w:r>
-        <w:rPr>
-          <w:b w:val="0"/>
-        </w:rPr>
-        <w:t xml:space="preserve">: A </w:t>
-      </w:r>
-      <w:r>
-        <w:rPr>
-          <w:b/>
-        </w:rPr>
-        <w:t>score</w:t>
-      </w:r>
-      <w:r>
-        <w:rPr>
-          <w:b w:val="0"/>
-        </w:rPr>
-        <w:t xml:space="preserve">s 11; C also </w:t>
-      </w:r>
-      <w:r>
-        <w:rPr>
-          <w:b/>
-        </w:rPr>
-        <w:t>score</w:t>
-      </w:r>
-      <w:r>
-        <w:rPr>
-          <w:b w:val="0"/>
-        </w:rPr>
-        <w:t>s 11; tie-by-ID chooses A.</w:t>
-      </w:r>
-    </w:p>
-    <w:p>
-      <w:pPr>
-        <w:pStyle w:val="Heading3"/>
-      </w:pPr>
-      <w:r>
-        <w:t>Why the result follows</w:t>
-      </w:r>
-    </w:p>
-    <w:p>
-      <w:pPr>
-        <w:spacing w:line="336" w:lineRule="auto" w:after="180"/>
-        <w:shd w:fill="F1F6FC"/>
-      </w:pPr>
-      <w:r>
-        <w:rPr>
-          <w:b w:val="0"/>
-        </w:rPr>
-        <w:t xml:space="preserve">Reason: B remains too long; changing preferences changes only </w:t>
-      </w:r>
-      <w:r>
-        <w:rPr>
-          <w:b/>
-        </w:rPr>
-        <w:t>rank</w:t>
-      </w:r>
-      <w:r>
-        <w:rPr>
-          <w:b w:val="0"/>
-        </w:rPr>
-        <w:t>ing of A and C.</w:t>
-      </w:r>
-    </w:p>
-    <w:p>
-      <w:pPr>
-        <w:pStyle w:val="Heading3"/>
-      </w:pPr>
-      <w:r>
-        <w:t>Ask while showing the picture</w:t>
-      </w:r>
-    </w:p>
-    <w:p>
-      <w:pPr>
-        <w:pStyle w:val="Heading3"/>
-      </w:pPr>
-      <w:r>
-        <w:t>Ask while showing the picture · 1</w:t>
-      </w:r>
-    </w:p>
-    <w:p>
-      <w:pPr>
-        <w:spacing w:line="336" w:lineRule="auto" w:after="180"/>
-      </w:pPr>
-      <w:r>
-        <w:rPr>
-          <w:b w:val="0"/>
-        </w:rPr>
-        <w:t xml:space="preserve">Cover the result. Ask learners to name the </w:t>
-      </w:r>
-      <w:r>
-        <w:rPr>
-          <w:b/>
-        </w:rPr>
-        <w:t>input</w:t>
-      </w:r>
-      <w:r>
-        <w:rPr>
-          <w:b w:val="0"/>
-        </w:rPr>
-        <w:t xml:space="preserve">s and predict the next step. Uncover one step, connect the icon to the actual procedure, and explain its </w:t>
-      </w:r>
-      <w:r>
-        <w:rPr>
-          <w:b/>
-        </w:rPr>
-        <w:t>evidence</w:t>
-      </w:r>
-      <w:r>
-        <w:rPr>
-          <w:b w:val="0"/>
-        </w:rPr>
-        <w:t>. Then change the supplied condition and compare.</w:t>
-      </w:r>
-    </w:p>
-    <w:p>
-      <w:pPr>
-        <w:spacing w:line="336" w:lineRule="auto" w:after="180"/>
-      </w:pPr>
-      <w:r>
-        <w:rPr>
-          <w:b w:val="0"/>
-        </w:rPr>
-        <w:t>The picture is a representation; it does not document execution of a real AI model.</w:t>
-      </w:r>
-    </w:p>
-    <w:p>
-      <w:pPr>
-        <w:pStyle w:val="Heading1"/>
-      </w:pPr>
-      <w:r>
-        <w:t>03. Demonstrate and guide practice</w:t>
-      </w:r>
-    </w:p>
-    <w:p>
-      <w:r>
-        <w:t>Demonstrate Recommendation Scores, reduce support deliberately and check individual reasoning before discussing answers.</w:t>
-      </w:r>
-    </w:p>
-    <w:p>
-      <w:pPr>
-        <w:pStyle w:val="Heading3"/>
-      </w:pPr>
-      <w:r>
-        <w:t>Board sequence</w:t>
-      </w:r>
-    </w:p>
-    <w:p>
-      <w:pPr>
-        <w:pStyle w:val="Heading3"/>
-      </w:pPr>
-      <w:r>
-        <w:t>1. Put the facts on the board</w:t>
-      </w:r>
-    </w:p>
-    <w:p>
-      <w:pPr>
-        <w:spacing w:line="336" w:lineRule="auto" w:after="180"/>
-        <w:shd w:fill="F4F9FC"/>
-      </w:pPr>
-      <w:r>
-        <w:rPr>
-          <w:b w:val="0"/>
-        </w:rPr>
-        <w:t xml:space="preserve">Write the given facts: </w:t>
-      </w:r>
-      <w:r>
-        <w:rPr>
-          <w:b/>
-        </w:rPr>
-        <w:t>Score</w:t>
-      </w:r>
-      <w:r>
-        <w:rPr>
-          <w:b w:val="0"/>
-        </w:rPr>
-        <w:t>=2 times genre match + length match. A matches both, B genre only, C length only.</w:t>
-      </w:r>
-    </w:p>
-    <w:p>
-      <w:pPr>
-        <w:pStyle w:val="Heading3"/>
-      </w:pPr>
-      <w:r>
-        <w:t>2. State the decision to explain</w:t>
-      </w:r>
-    </w:p>
-    <w:p>
-      <w:pPr>
-        <w:spacing w:line="336" w:lineRule="auto" w:after="180"/>
-        <w:shd w:fill="F4F9FC"/>
-      </w:pPr>
-      <w:r>
-        <w:rPr>
-          <w:b w:val="0"/>
-        </w:rPr>
-        <w:t xml:space="preserve">Write the question to explain: </w:t>
-      </w:r>
-      <w:r>
-        <w:rPr>
-          <w:b/>
-        </w:rPr>
-        <w:t>Score</w:t>
-      </w:r>
-      <w:r>
-        <w:rPr>
-          <w:b w:val="0"/>
-        </w:rPr>
-        <w:t xml:space="preserve"> and </w:t>
-      </w:r>
-      <w:r>
-        <w:rPr>
-          <w:b/>
-        </w:rPr>
-        <w:t>rank</w:t>
-      </w:r>
-      <w:r>
-        <w:rPr>
-          <w:b w:val="0"/>
-        </w:rPr>
-        <w:t>.</w:t>
-      </w:r>
-    </w:p>
-    <w:p>
-      <w:pPr>
-        <w:pStyle w:val="Heading3"/>
-      </w:pPr>
-      <w:r>
-        <w:t>3. Reveal the worked reasoning</w:t>
-      </w:r>
-    </w:p>
-    <w:p>
-      <w:pPr>
-        <w:spacing w:line="336" w:lineRule="auto" w:after="180"/>
-        <w:shd w:fill="F1F6FC"/>
-      </w:pPr>
-      <w:r>
-        <w:rPr>
-          <w:b w:val="0"/>
-        </w:rPr>
-        <w:t xml:space="preserve">Reveal after </w:t>
-      </w:r>
-      <w:r>
-        <w:rPr>
-          <w:b/>
-        </w:rPr>
-        <w:t>prediction</w:t>
-      </w:r>
-      <w:r>
-        <w:rPr>
-          <w:b w:val="0"/>
-        </w:rPr>
-        <w:t xml:space="preserve">s: A=3, B=2, C=1. </w:t>
-      </w:r>
-      <w:r>
-        <w:rPr>
-          <w:b/>
-        </w:rPr>
-        <w:t>Weight</w:t>
-      </w:r>
-      <w:r>
-        <w:rPr>
-          <w:b w:val="0"/>
-        </w:rPr>
-        <w:t>s encode a chosen preference, not universal reader truth.</w:t>
-      </w:r>
-    </w:p>
-    <w:p>
-      <w:pPr>
-        <w:pStyle w:val="Heading3"/>
-      </w:pPr>
-      <w:r>
-        <w:t>Hold back the independent task</w:t>
-      </w:r>
-    </w:p>
-    <w:p>
-      <w:pPr>
-        <w:spacing w:line="336" w:lineRule="auto" w:after="180"/>
-        <w:shd w:fill="FFF5E6"/>
-      </w:pPr>
-      <w:r>
-        <w:rPr>
-          <w:b w:val="0"/>
-        </w:rPr>
-        <w:t xml:space="preserve">Keep for an independent attempt: A recommender gives 3 points for topic match and 1 for difficulty match. Book A matches topic only; B matches difficulty only. Compute </w:t>
-      </w:r>
-      <w:r>
-        <w:rPr>
-          <w:b/>
-        </w:rPr>
-        <w:t>score</w:t>
-      </w:r>
-      <w:r>
-        <w:rPr>
-          <w:b w:val="0"/>
-        </w:rPr>
-        <w:t xml:space="preserve">s and justify the </w:t>
-      </w:r>
-      <w:r>
-        <w:rPr>
-          <w:b/>
-        </w:rPr>
-        <w:t>rank</w:t>
-      </w:r>
-      <w:r>
-        <w:rPr>
-          <w:b w:val="0"/>
-        </w:rPr>
-        <w:t>ing.</w:t>
-      </w:r>
-    </w:p>
-    <w:p>
-      <w:pPr>
-        <w:pStyle w:val="Heading3"/>
-      </w:pPr>
-      <w:r>
-        <w:t>Classroom dialogue</w:t>
-      </w:r>
-    </w:p>
-    <w:p>
-      <w:pPr>
-        <w:pStyle w:val="Heading3"/>
-      </w:pPr>
-      <w:r>
-        <w:t>Ask the class</w:t>
-      </w:r>
-    </w:p>
-    <w:p>
-      <w:pPr>
-        <w:spacing w:line="336" w:lineRule="auto" w:after="180"/>
-        <w:shd w:fill="F5F1FB"/>
-      </w:pPr>
-      <w:r>
-        <w:rPr>
-          <w:b w:val="0"/>
-        </w:rPr>
-        <w:t>Ask: Which facts are given, and which would we have to assume? Learners mark relevant details before discussing answers.</w:t>
-      </w:r>
-    </w:p>
-    <w:p>
-      <w:pPr>
-        <w:pStyle w:val="Heading3"/>
-      </w:pPr>
-      <w:r>
-        <w:t>Language to model</w:t>
-      </w:r>
-    </w:p>
-    <w:p>
-      <w:pPr>
-        <w:spacing w:line="336" w:lineRule="auto" w:after="180"/>
-        <w:shd w:fill="F1F6F8"/>
-      </w:pPr>
-      <w:r>
-        <w:rPr>
-          <w:b w:val="0"/>
-        </w:rPr>
-        <w:t>Say: Predict first. Show the rule, information path or calculation that would produce the result. A correct guess is not yet an explanation.</w:t>
-      </w:r>
-    </w:p>
-    <w:p>
-      <w:pPr>
-        <w:spacing w:line="336" w:lineRule="auto" w:after="180"/>
       </w:pPr>
       <w:r>
         <w:rPr>
           <w:b w:val="0"/>
         </w:rPr>
         <w:t>Reveal reasoning one step at a time. Explain why a tempting alternative fails. Write units and denominators for arithmetic, trace conditions for decisions, and identify supporting sources for claims.</w:t>
-      </w:r>
-    </w:p>
-    <w:p>
-      <w:pPr>
-        <w:spacing w:line="336" w:lineRule="auto" w:after="180"/>
-      </w:pPr>
-      <w:r>
-        <w:rPr>
-          <w:b w:val="0"/>
-        </w:rPr>
-        <w:t xml:space="preserve">In pairs, one learner solves while the other checks </w:t>
-      </w:r>
-      <w:r>
-        <w:rPr>
-          <w:b/>
-        </w:rPr>
-        <w:t>evidence</w:t>
-      </w:r>
-      <w:r>
-        <w:rPr>
-          <w:b w:val="0"/>
-        </w:rPr>
-        <w:t>; exchange roles. Remove the worked answer before independent assessment.</w:t>
       </w:r>
     </w:p>
     <w:p>
@@ -2804,484 +3164,103 @@
         <w:pStyle w:val="Heading3"/>
       </w:pPr>
       <w:r>
-        <w:t>Completion practice</w:t>
+        <w:t>Individual reasoning check</w:t>
+      </w:r>
+    </w:p>
+    <w:p>
+      <w:pPr>
+        <w:pStyle w:val="Heading3"/>
+      </w:pPr>
+      <w:r>
+        <w:t>Pictorial practice question</w:t>
+      </w:r>
+    </w:p>
+    <w:p>
+      <w:pPr>
+        <w:pStyle w:val="Heading3"/>
+      </w:pPr>
+      <w:r>
+        <w:t>Reasoned teacher answer</w:t>
+      </w:r>
+    </w:p>
+    <w:p>
+      <w:pPr>
+        <w:pStyle w:val="Heading1"/>
+      </w:pPr>
+      <w:r>
+        <w:t>04. Run the supplied investigation</w:t>
+      </w:r>
+    </w:p>
+    <w:p>
+      <w:r>
+        <w:t>Keep expected results, observed paper traces and remaining limits distinguishable.</w:t>
+      </w:r>
+    </w:p>
+    <w:p>
+      <w:pPr>
+        <w:pStyle w:val="Heading2"/>
+      </w:pPr>
+      <w:r>
+        <w:t>Supplied materials and answer guidance</w:t>
       </w:r>
     </w:p>
     <w:p>
       <w:pPr>
         <w:spacing w:line="336" w:lineRule="auto" w:after="180"/>
-        <w:shd w:fill="F5F1FB"/>
-      </w:pPr>
-      <w:r>
-        <w:rPr>
-          <w:b w:val="0"/>
-        </w:rPr>
-        <w:t>Completion task: Which durations 19, 20, 21 qualify under at most 20?</w:t>
-      </w:r>
-    </w:p>
-    <w:p>
-      <w:pPr>
-        <w:pStyle w:val="Heading3"/>
-      </w:pPr>
-      <w:r>
-        <w:t>Reasoning to listen for</w:t>
-      </w:r>
-    </w:p>
-    <w:p>
-      <w:pPr>
-        <w:spacing w:line="336" w:lineRule="auto" w:after="180"/>
-        <w:shd w:fill="F1F6FC"/>
-      </w:pPr>
-      <w:r>
-        <w:rPr>
-          <w:b w:val="0"/>
-        </w:rPr>
-        <w:t>Teacher check: 19 and 20 qualify; 21 does not.</w:t>
-      </w:r>
-    </w:p>
-    <w:p>
-      <w:pPr>
-        <w:spacing w:line="336" w:lineRule="auto" w:after="180"/>
-      </w:pPr>
-      <w:r>
-        <w:rPr>
-          <w:b w:val="0"/>
-        </w:rPr>
-        <w:t xml:space="preserve">Start by identifying the given </w:t>
-      </w:r>
-      <w:r>
-        <w:rPr>
-          <w:b/>
-        </w:rPr>
-        <w:t>input</w:t>
-      </w:r>
-      <w:r>
-        <w:rPr>
-          <w:b w:val="0"/>
-        </w:rPr>
-        <w:t>s together. Leave the intermediate steps blank. If needed, model one step, then withdraw that help on the next step. Move to a full trace only when the partial trace is understood.</w:t>
-      </w:r>
-    </w:p>
-    <w:p>
-      <w:pPr>
-        <w:spacing w:line="336" w:lineRule="auto" w:after="180"/>
-      </w:pPr>
-      <w:r>
-        <w:rPr>
-          <w:b w:val="0"/>
-        </w:rPr>
-        <w:t>For partners, alternate explainer and checker; collect a response from every learner before discussion.</w:t>
-      </w:r>
-    </w:p>
-    <w:p>
-      <w:pPr>
-        <w:pStyle w:val="Heading3"/>
-      </w:pPr>
-      <w:r>
-        <w:t>Individual reasoning check</w:t>
-      </w:r>
-    </w:p>
-    <w:p>
-      <w:pPr>
-        <w:spacing w:line="336" w:lineRule="auto" w:after="180"/>
-      </w:pPr>
-      <w:r>
-        <w:rPr>
-          <w:b w:val="0"/>
-        </w:rPr>
-        <w:t xml:space="preserve">Use the worked case for </w:t>
-      </w:r>
-      <w:r>
-        <w:rPr>
-          <w:b/>
-        </w:rPr>
-        <w:t>Weight</w:t>
-      </w:r>
-      <w:r>
-        <w:rPr>
-          <w:b w:val="0"/>
-        </w:rPr>
-        <w:t xml:space="preserve">ed </w:t>
-      </w:r>
-      <w:r>
-        <w:rPr>
-          <w:b/>
-        </w:rPr>
-        <w:t>score</w:t>
-      </w:r>
-      <w:r>
-        <w:rPr>
-          <w:b w:val="0"/>
-        </w:rPr>
-        <w:t xml:space="preserve">s and </w:t>
-      </w:r>
-      <w:r>
-        <w:rPr>
-          <w:b/>
-        </w:rPr>
-        <w:t>constraint</w:t>
-      </w:r>
-      <w:r>
-        <w:rPr>
-          <w:b w:val="0"/>
-        </w:rPr>
-        <w:t>s. Proposed explanation: “A successful run proves the conclusion”. Decide whether this explanation is supported.</w:t>
-      </w:r>
-    </w:p>
-    <w:p>
-      <w:pPr>
-        <w:spacing w:line="336" w:lineRule="auto" w:after="180"/>
-      </w:pPr>
-      <w:r>
-        <w:rPr>
-          <w:b w:val="0"/>
-        </w:rPr>
-        <w:t>Point to the step or supplied fact that decides; explain your repair if needed.</w:t>
-      </w:r>
-    </w:p>
-    <w:p>
-      <w:pPr>
-        <w:pStyle w:val="Heading3"/>
-      </w:pPr>
-      <w:r>
-        <w:t>Expected repair</w:t>
-      </w:r>
-    </w:p>
-    <w:p>
-      <w:pPr>
-        <w:spacing w:line="336" w:lineRule="auto" w:after="180"/>
-        <w:shd w:fill="F1F6FC"/>
-      </w:pPr>
-      <w:r>
-        <w:rPr>
-          <w:b w:val="0"/>
-        </w:rPr>
-        <w:t xml:space="preserve">Expected correction: </w:t>
-      </w:r>
-      <w:r>
-        <w:rPr>
-          <w:b/>
-        </w:rPr>
-        <w:t>Weight</w:t>
-      </w:r>
-      <w:r>
-        <w:rPr>
-          <w:b w:val="0"/>
-        </w:rPr>
-        <w:t xml:space="preserve">s represent preferences, not a discovered truth. Explain who chose them and test whether small changes alter the recommendation. Avoid claiming that a larger </w:t>
-      </w:r>
-      <w:r>
-        <w:rPr>
-          <w:b/>
-        </w:rPr>
-        <w:t>score</w:t>
-      </w:r>
-      <w:r>
-        <w:rPr>
-          <w:b w:val="0"/>
-        </w:rPr>
-        <w:t xml:space="preserve"> proves greater educational value.</w:t>
-      </w:r>
-    </w:p>
-    <w:p>
-      <w:pPr>
-        <w:spacing w:line="336" w:lineRule="auto" w:after="180"/>
-      </w:pPr>
-      <w:r>
-        <w:rPr>
-          <w:b w:val="0"/>
-        </w:rPr>
-        <w:t>Collect explanations, not only yes/no votes. If a misunderstanding is common, re-model the relevant step for the class.</w:t>
-      </w:r>
-    </w:p>
-    <w:p>
-      <w:pPr>
-        <w:spacing w:line="336" w:lineRule="auto" w:after="180"/>
-      </w:pPr>
-      <w:r>
-        <w:rPr>
-          <w:b w:val="0"/>
-        </w:rPr>
-        <w:t>If it affects a few learners, give a short targeted group explanation while others solve a more demanding variation.</w:t>
-      </w:r>
-    </w:p>
-    <w:p>
-      <w:pPr>
-        <w:pStyle w:val="Heading3"/>
-      </w:pPr>
-      <w:r>
-        <w:t>Pictorial practice question</w:t>
-      </w:r>
-    </w:p>
-    <w:p>
-      <w:pPr>
-        <w:spacing w:line="336" w:lineRule="auto" w:after="180"/>
-        <w:shd w:fill="F5F1FB"/>
-      </w:pPr>
-      <w:r>
-        <w:rPr>
-          <w:b w:val="0"/>
-        </w:rPr>
-        <w:t xml:space="preserve">Why does B not become the winner when its </w:t>
-      </w:r>
-      <w:r>
-        <w:rPr>
-          <w:b/>
-        </w:rPr>
-        <w:t>score</w:t>
-      </w:r>
-      <w:r>
-        <w:rPr>
-          <w:b w:val="0"/>
-        </w:rPr>
-        <w:t xml:space="preserve"> is largest?</w:t>
-      </w:r>
-    </w:p>
-    <w:p>
-      <w:pPr>
-        <w:pStyle w:val="Heading3"/>
-      </w:pPr>
-      <w:r>
-        <w:t>Reasoned teacher answer</w:t>
-      </w:r>
-    </w:p>
-    <w:p>
-      <w:pPr>
-        <w:spacing w:line="336" w:lineRule="auto" w:after="180"/>
-      </w:pPr>
-      <w:r>
-        <w:rPr>
-          <w:b w:val="0"/>
-        </w:rPr>
-        <w:t xml:space="preserve">Its time 15 exceeds the 14-minute maximum, so it is ineligible before </w:t>
-      </w:r>
-      <w:r>
-        <w:rPr>
-          <w:b/>
-        </w:rPr>
-        <w:t>rank</w:t>
-      </w:r>
-      <w:r>
-        <w:rPr>
-          <w:b w:val="0"/>
-        </w:rPr>
-        <w:t>ing.</w:t>
-      </w:r>
-    </w:p>
-    <w:p>
-      <w:pPr>
-        <w:spacing w:line="336" w:lineRule="auto" w:after="180"/>
-      </w:pPr>
-      <w:r>
-        <w:rPr>
-          <w:b w:val="0"/>
-        </w:rPr>
-        <w:t xml:space="preserve">Changed-case reasoning: A </w:t>
-      </w:r>
-      <w:r>
-        <w:rPr>
-          <w:b/>
-        </w:rPr>
-        <w:t>score</w:t>
-      </w:r>
-      <w:r>
-        <w:rPr>
-          <w:b w:val="0"/>
-        </w:rPr>
-        <w:t xml:space="preserve">s 11; C also </w:t>
-      </w:r>
-      <w:r>
-        <w:rPr>
-          <w:b/>
-        </w:rPr>
-        <w:t>score</w:t>
-      </w:r>
-      <w:r>
-        <w:rPr>
-          <w:b w:val="0"/>
-        </w:rPr>
-        <w:t xml:space="preserve">s 11; tie-by-ID chooses A. B remains too long; changing preferences changes only </w:t>
-      </w:r>
-      <w:r>
-        <w:rPr>
-          <w:b/>
-        </w:rPr>
-        <w:t>rank</w:t>
-      </w:r>
-      <w:r>
-        <w:rPr>
-          <w:b w:val="0"/>
-        </w:rPr>
-        <w:t>ing of A and C.</w:t>
-      </w:r>
-    </w:p>
-    <w:p>
-      <w:pPr>
-        <w:spacing w:line="336" w:lineRule="auto" w:after="180"/>
-      </w:pPr>
-      <w:r>
-        <w:rPr>
-          <w:b w:val="0"/>
-        </w:rPr>
-        <w:t xml:space="preserve">Collect each learner’s explanation before discussion. Use the first missing connection between </w:t>
-      </w:r>
-      <w:r>
-        <w:rPr>
-          <w:b/>
-        </w:rPr>
-        <w:t>input</w:t>
-      </w:r>
-      <w:r>
-        <w:rPr>
-          <w:b w:val="0"/>
-        </w:rPr>
-        <w:t xml:space="preserve">, deciding step and result to choose support. This question is worked-case practice, not fresh mastery </w:t>
-      </w:r>
-      <w:r>
-        <w:rPr>
-          <w:b/>
-        </w:rPr>
-        <w:t>evidence</w:t>
-      </w:r>
-      <w:r>
-        <w:rPr>
-          <w:b w:val="0"/>
-        </w:rPr>
-        <w:t>.</w:t>
-      </w:r>
-    </w:p>
-    <w:p>
-      <w:pPr>
-        <w:pStyle w:val="Heading1"/>
-      </w:pPr>
-      <w:r>
-        <w:t>04. Run the weekly evidence lab</w:t>
-      </w:r>
-    </w:p>
-    <w:p>
-      <w:r>
-        <w:t>Run the Recommendation Scores investigation and use the first unsupported step to choose a teaching response.</w:t>
-      </w:r>
-    </w:p>
-    <w:p>
-      <w:pPr>
-        <w:spacing w:line="336" w:lineRule="auto" w:after="180"/>
-      </w:pPr>
-      <w:r>
-        <w:rPr>
-          <w:b w:val="0"/>
-        </w:rPr>
-        <w:t>Words You Can Use to Reason</w:t>
-      </w:r>
-    </w:p>
-    <w:p>
-      <w:pPr>
-        <w:spacing w:line="336" w:lineRule="auto" w:after="180"/>
-      </w:pPr>
-      <w:r>
-        <w:rPr>
-          <w:b w:val="0"/>
-        </w:rPr>
-        <w:t>A definition matters when you can recognize the idea, use it, and contrast it with a near-miss.</w:t>
-      </w:r>
-    </w:p>
-    <w:p>
-      <w:pPr>
-        <w:spacing w:line="336" w:lineRule="auto" w:after="180"/>
-      </w:pPr>
-      <w:r>
-        <w:rPr>
-          <w:b w:val="0"/>
-        </w:rPr>
+      </w:pPr>
+      <w:r>
+        <w:rPr>
+          <w:b w:val="0"/>
+        </w:rPr>
+        <w:t>Opening A15minutes scores10; B25 is excluded despite audit score11. If B were20 it would be eligible11. Changed opening weights(1,2) give A8,B13 but B remains excluded at25. Separate14-minute lab: weight2 gives A8,C9,chooseC; weight3 gives A11,C11,tieA/C and ID choosesA; B15 remains excluded. Limit0 on a separate copy produces no eligible option. W5 eligible options give9/8 then6/10. Never call a declared weight a measured educational benefit. Reserve the15-minute independent case for W4.</w:t>
+      </w:r>
+    </w:p>
+    <w:p>
+      <w:pPr>
+        <w:pStyle w:val="Heading2"/>
+      </w:pPr>
+      <w:r>
+        <w:t>Run and record</w:t>
+      </w:r>
+    </w:p>
+    <w:p>
+      <w:pPr>
+        <w:pStyle w:val="ListNumber"/>
+      </w:pPr>
+      <w:r>
         <w:t>Predict → Test → Record → Explain</w:t>
       </w:r>
     </w:p>
     <w:p>
       <w:pPr>
-        <w:spacing w:line="336" w:lineRule="auto" w:after="180"/>
-      </w:pPr>
-      <w:r>
-        <w:rPr>
-          <w:b w:val="0"/>
-        </w:rPr>
+        <w:pStyle w:val="ListNumber"/>
+      </w:pPr>
+      <w:r>
         <w:t>Keep expected and actual results separate. Surprises are useful data when recorded honestly.</w:t>
       </w:r>
     </w:p>
     <w:p>
       <w:pPr>
-        <w:spacing w:line="336" w:lineRule="auto" w:after="180"/>
-      </w:pPr>
-      <w:r>
-        <w:rPr>
-          <w:b w:val="0"/>
-        </w:rPr>
-        <w:t xml:space="preserve">Create two reader profiles with different </w:t>
-      </w:r>
-      <w:r>
-        <w:rPr>
-          <w:b/>
-        </w:rPr>
-        <w:t>weight</w:t>
-      </w:r>
-      <w:r>
-        <w:rPr>
-          <w:b w:val="0"/>
-        </w:rPr>
-        <w:t xml:space="preserve">s, calculate every term, total, </w:t>
-      </w:r>
-      <w:r>
-        <w:rPr>
-          <w:b/>
-        </w:rPr>
-        <w:t>rank</w:t>
-      </w:r>
-      <w:r>
-        <w:rPr>
-          <w:b w:val="0"/>
-        </w:rPr>
-        <w:t>, and explain why the order changes.</w:t>
-      </w:r>
-    </w:p>
-    <w:p>
-      <w:pPr>
-        <w:spacing w:line="336" w:lineRule="auto" w:after="180"/>
-        <w:shd w:fill="F5F1FB"/>
-      </w:pPr>
-      <w:r>
-        <w:rPr>
-          <w:b w:val="0"/>
-        </w:rPr>
+        <w:pStyle w:val="ListNumber"/>
+      </w:pPr>
+      <w:r>
+        <w:t>Use the supplied14-minute A/B/C records and complete two-weight comparison. Retain eligible scores, excluded rows and reasons, all top ties and the declared ID choice. Test no eligible option on a separately labelled changed-limit copy; do not invent reader measurements.</w:t>
+      </w:r>
+    </w:p>
+    <w:p>
+      <w:pPr>
+        <w:pStyle w:val="ListNumber"/>
+      </w:pPr>
+      <w:r>
         <w:t>What did the hardest test teach you that the normal test did not?</w:t>
       </w:r>
     </w:p>
     <w:p>
       <w:pPr>
-        <w:pStyle w:val="Heading3"/>
-      </w:pPr>
-      <w:r>
-        <w:t>Make the lab runnable</w:t>
-      </w:r>
-    </w:p>
-    <w:p>
-      <w:pPr>
-        <w:spacing w:line="336" w:lineRule="auto" w:after="180"/>
-      </w:pPr>
-      <w:r>
-        <w:rPr>
-          <w:b w:val="0"/>
-        </w:rPr>
-        <w:t>Use the concrete case as the shared normal case and the independent question as a second case. Each pair creates a boundary or missing-information case and predicts its result before testing.</w:t>
-      </w:r>
-    </w:p>
-    <w:p>
-      <w:pPr>
-        <w:spacing w:line="336" w:lineRule="auto" w:after="180"/>
-      </w:pPr>
-      <w:r>
-        <w:rPr>
-          <w:b w:val="0"/>
-        </w:rPr>
-        <w:t>Keep the expected result separate from an observed mistake.</w:t>
+        <w:pStyle w:val="Heading2"/>
+      </w:pPr>
+      <w:r>
+        <w:t>Keep an inspectable record</w:t>
       </w:r>
     </w:p>
     <w:tbl>
@@ -3432,10 +3411,10 @@
     </w:tbl>
     <w:p>
       <w:pPr>
-        <w:pStyle w:val="Heading3"/>
-      </w:pPr>
-      <w:r>
-        <w:t>Diagnose and reteach</w:t>
+        <w:pStyle w:val="Heading2"/>
+      </w:pPr>
+      <w:r>
+        <w:t>Diagnose the first misunderstanding</w:t>
       </w:r>
     </w:p>
     <w:p>
@@ -3446,7 +3425,19 @@
         <w:rPr>
           <w:b w:val="0"/>
         </w:rPr>
-        <w:t>For guessing, return to given facts and request a trace. For vocabulary without application, use one example and one non-example. For arithmetic errors, check the setup before the calculation.</w:t>
+        <w:t xml:space="preserve">A successful run proves the conclusion: </w:t>
+      </w:r>
+      <w:r>
+        <w:rPr>
+          <w:b/>
+        </w:rPr>
+        <w:t>Weight</w:t>
+      </w:r>
+      <w:r>
+        <w:rPr>
+          <w:b w:val="0"/>
+        </w:rPr>
+        <w:t>s represent preferences, not a discovered truth. Explain who chose them and test whether small changes alter the recommendation.</w:t>
       </w:r>
     </w:p>
     <w:p>
@@ -3457,15 +3448,19 @@
         <w:rPr>
           <w:b w:val="0"/>
         </w:rPr>
-        <w:t>Finish with a different uncoached case before recording mastery.</w:t>
-      </w:r>
-    </w:p>
-    <w:p>
-      <w:pPr>
-        <w:pStyle w:val="Heading3"/>
-      </w:pPr>
-      <w:r>
-        <w:t>Address these additional misconceptions</w:t>
+        <w:t xml:space="preserve">Avoid claiming that a larger </w:t>
+      </w:r>
+      <w:r>
+        <w:rPr>
+          <w:b/>
+        </w:rPr>
+        <w:t>score</w:t>
+      </w:r>
+      <w:r>
+        <w:rPr>
+          <w:b w:val="0"/>
+        </w:rPr>
+        <w:t xml:space="preserve"> proves greater educational value.</w:t>
       </w:r>
     </w:p>
     <w:p>
@@ -3476,19 +3471,31 @@
         <w:rPr>
           <w:b w:val="0"/>
         </w:rPr>
-        <w:t xml:space="preserve">A successful run proves the conclusion: </w:t>
+        <w:t xml:space="preserve">Matching the example is enough: Require the new W4 case, explicit </w:t>
       </w:r>
       <w:r>
         <w:rPr>
           <w:b/>
         </w:rPr>
-        <w:t>Weight</w:t>
-      </w:r>
-      <w:r>
-        <w:rPr>
-          <w:b w:val="0"/>
-        </w:rPr>
-        <w:t>s represent preferences, not a discovered truth. Explain who chose them and test whether small changes alter the recommendation.</w:t>
+        <w:t>prediction</w:t>
+      </w:r>
+      <w:r>
+        <w:rPr>
+          <w:b w:val="0"/>
+        </w:rPr>
+        <w:t xml:space="preserve">s and an explanation. Fresh retry: limit 10, X (fun 1, learning 5, minutes 9), Y (3,2,10), Z (5,5,11). </w:t>
+      </w:r>
+      <w:r>
+        <w:rPr>
+          <w:b/>
+        </w:rPr>
+        <w:t>Score</w:t>
+      </w:r>
+      <w:r>
+        <w:rPr>
+          <w:b w:val="0"/>
+        </w:rPr>
+        <w:t>s 7, 8, 15; choose Y, exclude Z.</w:t>
       </w:r>
     </w:p>
     <w:p>
@@ -3499,7 +3506,7 @@
         <w:rPr>
           <w:b w:val="0"/>
         </w:rPr>
-        <w:t xml:space="preserve">Avoid claiming that a larger </w:t>
+        <w:t xml:space="preserve">A convenient shortcut preserves meaning: Choosing the highest </w:t>
       </w:r>
       <w:r>
         <w:rPr>
@@ -3511,7 +3518,7 @@
         <w:rPr>
           <w:b w:val="0"/>
         </w:rPr>
-        <w:t xml:space="preserve"> proves greater educational value.</w:t>
+        <w:t xml:space="preserve"> and only then ignoring its duration breaks the requirement. Filter for eligibility first.</w:t>
       </w:r>
     </w:p>
     <w:p>
@@ -3522,73 +3529,15 @@
         <w:rPr>
           <w:b w:val="0"/>
         </w:rPr>
-        <w:t xml:space="preserve">Matching the example is enough: Require the new W4 case, explicit </w:t>
-      </w:r>
-      <w:r>
-        <w:rPr>
-          <w:b/>
-        </w:rPr>
-        <w:t>prediction</w:t>
-      </w:r>
-      <w:r>
-        <w:rPr>
-          <w:b w:val="0"/>
-        </w:rPr>
-        <w:t xml:space="preserve">s and an explanation. Fresh retry: limit 10, X (fun 1, learning 5, minutes 9), Y (3,2,10), Z (5,5,11). </w:t>
-      </w:r>
-      <w:r>
-        <w:rPr>
-          <w:b/>
-        </w:rPr>
-        <w:t>Score</w:t>
-      </w:r>
-      <w:r>
-        <w:rPr>
-          <w:b w:val="0"/>
-        </w:rPr>
-        <w:t>s 7, 8, 15; choose Y, exclude Z.</w:t>
-      </w:r>
-    </w:p>
-    <w:p>
-      <w:pPr>
-        <w:spacing w:line="336" w:lineRule="auto" w:after="180"/>
-      </w:pPr>
-      <w:r>
-        <w:rPr>
-          <w:b w:val="0"/>
-        </w:rPr>
-        <w:t xml:space="preserve">A convenient shortcut preserves meaning: Choosing the highest </w:t>
-      </w:r>
-      <w:r>
-        <w:rPr>
-          <w:b/>
-        </w:rPr>
-        <w:t>score</w:t>
-      </w:r>
-      <w:r>
-        <w:rPr>
-          <w:b w:val="0"/>
-        </w:rPr>
-        <w:t xml:space="preserve"> and only then ignoring its duration breaks the requirement. Filter for eligibility first.</w:t>
-      </w:r>
-    </w:p>
-    <w:p>
-      <w:pPr>
-        <w:spacing w:line="336" w:lineRule="auto" w:after="180"/>
-      </w:pPr>
-      <w:r>
-        <w:rPr>
-          <w:b w:val="0"/>
-        </w:rPr>
         <w:t>If no item qualifies, report no eligible option instead of relaxing a requirement silently.</w:t>
       </w:r>
     </w:p>
     <w:p>
       <w:pPr>
-        <w:pStyle w:val="Heading3"/>
-      </w:pPr>
-      <w:r>
-        <w:t>Match the support to the first error</w:t>
+        <w:pStyle w:val="Heading2"/>
+      </w:pPr>
+      <w:r>
+        <w:t>Choose support from the response</w:t>
       </w:r>
     </w:p>
     <w:tbl>
@@ -3761,15 +3710,652 @@
     </w:p>
     <w:p>
       <w:pPr>
+        <w:pStyle w:val="Heading2"/>
+      </w:pPr>
+      <w:r>
+        <w:t>Earlier wording, alternatives and picture transcripts · reference / check after trying</w:t>
+      </w:r>
+    </w:p>
+    <w:p>
+      <w:pPr>
+        <w:spacing w:line="336" w:lineRule="auto" w:after="180"/>
+      </w:pPr>
+      <w:r>
+        <w:rPr>
+          <w:b w:val="0"/>
+        </w:rPr>
+        <w:t>Run the weekly evidence lab</w:t>
+      </w:r>
+    </w:p>
+    <w:p>
+      <w:pPr>
+        <w:spacing w:line="336" w:lineRule="auto" w:after="180"/>
+      </w:pPr>
+      <w:r>
+        <w:rPr>
+          <w:b w:val="0"/>
+        </w:rPr>
+        <w:t>Words You Can Use to Reason</w:t>
+      </w:r>
+    </w:p>
+    <w:p>
+      <w:pPr>
+        <w:spacing w:line="336" w:lineRule="auto" w:after="180"/>
+      </w:pPr>
+      <w:r>
+        <w:rPr>
+          <w:b w:val="0"/>
+        </w:rPr>
+        <w:t>A definition matters when you can recognize the idea, use it, and contrast it with a near-miss.</w:t>
+      </w:r>
+    </w:p>
+    <w:p>
+      <w:pPr>
+        <w:pStyle w:val="Heading3"/>
+      </w:pPr>
+      <w:r>
+        <w:t>Make the lab runnable</w:t>
+      </w:r>
+    </w:p>
+    <w:p>
+      <w:pPr>
+        <w:spacing w:line="336" w:lineRule="auto" w:after="180"/>
+      </w:pPr>
+      <w:r>
+        <w:rPr>
+          <w:b w:val="0"/>
+        </w:rPr>
+        <w:t>Use the supplied investigation for shared practice. Keep predictions and observed paper-trace results separate. Reserve Choose independently for the individual first attempt before feedback; do not use the reserved case as a paired lab task.</w:t>
+      </w:r>
+    </w:p>
+    <w:p>
+      <w:pPr>
+        <w:pStyle w:val="Heading3"/>
+      </w:pPr>
+      <w:r>
+        <w:t>Diagnose and reteach</w:t>
+      </w:r>
+    </w:p>
+    <w:p>
+      <w:pPr>
+        <w:spacing w:line="336" w:lineRule="auto" w:after="180"/>
+      </w:pPr>
+      <w:r>
+        <w:rPr>
+          <w:b w:val="0"/>
+        </w:rPr>
+        <w:t>For guessing, return to given facts and request a trace. For vocabulary without application, use one example and one non-example. For arithmetic errors, check the setup before the calculation.</w:t>
+      </w:r>
+    </w:p>
+    <w:p>
+      <w:pPr>
+        <w:spacing w:line="336" w:lineRule="auto" w:after="180"/>
+      </w:pPr>
+      <w:r>
+        <w:rPr>
+          <w:b w:val="0"/>
+        </w:rPr>
+        <w:t>Finish with a different uncoached case before recording mastery.</w:t>
+      </w:r>
+    </w:p>
+    <w:p>
+      <w:pPr>
+        <w:pStyle w:val="Heading3"/>
+      </w:pPr>
+      <w:r>
+        <w:t>Address these additional misconceptions</w:t>
+      </w:r>
+    </w:p>
+    <w:p>
+      <w:pPr>
+        <w:pStyle w:val="Heading3"/>
+      </w:pPr>
+      <w:r>
+        <w:t>Match the support to the first error</w:t>
+      </w:r>
+    </w:p>
+    <w:p>
+      <w:pPr>
         <w:pStyle w:val="Heading1"/>
       </w:pPr>
       <w:r>
-        <w:t>05. Assess and explain the answers</w:t>
-      </w:r>
-    </w:p>
-    <w:p>
-      <w:r>
-        <w:t>Use the Recommendation Scores questions, teacher keys and criteria after the relevant attempts. Previously discussed cases are practice; protect the separately selected independent task.</w:t>
+        <w:t>05. Assess the new eligible-choice case</w:t>
+      </w:r>
+    </w:p>
+    <w:p>
+      <w:r>
+        <w:t>Keep this key until after the independent first attempt.</w:t>
+      </w:r>
+    </w:p>
+    <w:p>
+      <w:pPr>
+        <w:pStyle w:val="Heading2"/>
+      </w:pPr>
+      <w:r>
+        <w:t>Selected W4 and checked key</w:t>
+      </w:r>
+    </w:p>
+    <w:p>
+      <w:pPr>
+        <w:spacing w:line="336" w:lineRule="auto" w:after="180"/>
+      </w:pPr>
+      <w:r>
+        <w:rPr>
+          <w:b w:val="0"/>
+        </w:rPr>
+        <w:t xml:space="preserve">Selected case: Limit is 15 minutes. A has fun 3, learning 4, minutes 15; B has 5, 1, 16; C has 2, 5, 12. Calculate </w:t>
+      </w:r>
+      <w:r>
+        <w:rPr>
+          <w:b/>
+        </w:rPr>
+        <w:t>score</w:t>
+      </w:r>
+      <w:r>
+        <w:rPr>
+          <w:b w:val="0"/>
+        </w:rPr>
+        <w:t>s with 2 * fun + learning and choose.</w:t>
+      </w:r>
+    </w:p>
+    <w:p>
+      <w:pPr>
+        <w:spacing w:line="336" w:lineRule="auto" w:after="180"/>
+      </w:pPr>
+      <w:r>
+        <w:rPr>
+          <w:b/>
+        </w:rPr>
+        <w:t>Score</w:t>
+      </w:r>
+      <w:r>
+        <w:rPr>
+          <w:b w:val="0"/>
+        </w:rPr>
+        <w:t>s A 10, B 11, C 9. B is excluded. A is highest among eligible options.</w:t>
+      </w:r>
+    </w:p>
+    <w:p>
+      <w:pPr>
+        <w:pStyle w:val="Heading2"/>
+      </w:pPr>
+      <w:r>
+        <w:t>Judge components, selection and limits</w:t>
+      </w:r>
+    </w:p>
+    <w:tbl>
+      <w:tblPr>
+        <w:tblStyle w:val="LightShading-Accent1"/>
+        <w:tblW w:type="auto" w:w="0"/>
+        <w:tblLook w:firstColumn="1" w:firstRow="1" w:lastColumn="0" w:lastRow="0" w:noHBand="0" w:noVBand="1" w:val="04A0"/>
+      </w:tblPr>
+      <w:tblGrid>
+        <w:gridCol w:w="5112"/>
+        <w:gridCol w:w="5112"/>
+      </w:tblGrid>
+      <w:tr>
+        <w:trPr>
+          <w:tblHeader/>
+        </w:trPr>
+        <w:tc>
+          <w:tcPr>
+            <w:tcW w:type="dxa" w:w="5112"/>
+          </w:tcPr>
+          <w:p>
+            <w:r>
+              <w:t>Dimension</w:t>
+            </w:r>
+          </w:p>
+        </w:tc>
+        <w:tc>
+          <w:tcPr>
+            <w:tcW w:type="dxa" w:w="5112"/>
+          </w:tcPr>
+          <w:p>
+            <w:r>
+              <w:t>Evidence required</w:t>
+            </w:r>
+          </w:p>
+        </w:tc>
+      </w:tr>
+      <w:tr>
+        <w:tc>
+          <w:tcPr>
+            <w:tcW w:type="dxa" w:w="5112"/>
+          </w:tcPr>
+          <w:p>
+            <w:r>
+              <w:t>Explanation</w:t>
+            </w:r>
+          </w:p>
+        </w:tc>
+        <w:tc>
+          <w:tcPr>
+            <w:tcW w:type="dxa" w:w="5112"/>
+          </w:tcPr>
+          <w:p>
+            <w:r>
+              <w:t>Names the applicable idea or procedure and ties it to the supplied facts.</w:t>
+            </w:r>
+          </w:p>
+        </w:tc>
+      </w:tr>
+      <w:tr>
+        <w:tc>
+          <w:tcPr>
+            <w:tcW w:type="dxa" w:w="5112"/>
+          </w:tcPr>
+          <w:p>
+            <w:r>
+              <w:t>Trace and result</w:t>
+            </w:r>
+          </w:p>
+        </w:tc>
+        <w:tc>
+          <w:tcPr>
+            <w:tcW w:type="dxa" w:w="5112"/>
+          </w:tcPr>
+          <w:p>
+            <w:r>
+              <w:t>Preserves the given inputs and shows the relevant intermediate steps; distinguishes a prediction from an observed execution.</w:t>
+            </w:r>
+          </w:p>
+        </w:tc>
+      </w:tr>
+      <w:tr>
+        <w:tc>
+          <w:tcPr>
+            <w:tcW w:type="dxa" w:w="5112"/>
+          </w:tcPr>
+          <w:p>
+            <w:r>
+              <w:t>Limits</w:t>
+            </w:r>
+          </w:p>
+        </w:tc>
+        <w:tc>
+          <w:tcPr>
+            <w:tcW w:type="dxa" w:w="5112"/>
+          </w:tcPr>
+          <w:p>
+            <w:r>
+              <w:t>States the assumptions, missing evidence or conditions under which the result would change.</w:t>
+            </w:r>
+          </w:p>
+        </w:tc>
+      </w:tr>
+    </w:tbl>
+    <w:p>
+      <w:pPr>
+        <w:spacing w:line="336" w:lineRule="auto" w:after="180"/>
+      </w:pPr>
+      <w:r>
+        <w:rPr>
+          <w:b w:val="0"/>
+        </w:rPr>
+        <w:t>Record each dimension as not yet, with support, or independent. Accept a valid alternative procedure with a defensible trace.</w:t>
+      </w:r>
+    </w:p>
+    <w:p>
+      <w:pPr>
+        <w:spacing w:line="336" w:lineRule="auto" w:after="180"/>
+      </w:pPr>
+      <w:r>
+        <w:rPr>
+          <w:b w:val="0"/>
+        </w:rPr>
+        <w:t xml:space="preserve">Do not penalise an honestly recorded model failure if the learner correctly explains its </w:t>
+      </w:r>
+      <w:r>
+        <w:rPr>
+          <w:b/>
+        </w:rPr>
+        <w:t>evidence</w:t>
+      </w:r>
+      <w:r>
+        <w:rPr>
+          <w:b w:val="0"/>
+        </w:rPr>
+        <w:t xml:space="preserve"> and limits.</w:t>
+      </w:r>
+    </w:p>
+    <w:p>
+      <w:pPr>
+        <w:pStyle w:val="Heading2"/>
+      </w:pPr>
+      <w:r>
+        <w:t>Give a repair action</w:t>
+      </w:r>
+    </w:p>
+    <w:p>
+      <w:pPr>
+        <w:spacing w:line="336" w:lineRule="auto" w:after="180"/>
+      </w:pPr>
+      <w:r>
+        <w:rPr>
+          <w:b w:val="0"/>
+        </w:rPr>
+        <w:t>Name the earliest unsupported step and give one action to repair it. Have the learner make that repair now and explain why. Then assess the relevant skill on a fresh, fully specified case.</w:t>
+      </w:r>
+    </w:p>
+    <w:p>
+      <w:pPr>
+        <w:spacing w:line="336" w:lineRule="auto" w:after="180"/>
+      </w:pPr>
+      <w:r>
+        <w:rPr>
+          <w:b w:val="0"/>
+        </w:rPr>
+        <w:t>Confirm it was not previously practised with feedback; solve and check the new case before assigning it. A follow-up design prompt is a starting brief, not automatically an equivalent test.</w:t>
+      </w:r>
+    </w:p>
+    <w:p>
+      <w:pPr>
+        <w:pStyle w:val="Heading2"/>
+      </w:pPr>
+      <w:r>
+        <w:t>W1 score key</w:t>
+      </w:r>
+    </w:p>
+    <w:p>
+      <w:pPr>
+        <w:spacing w:line="336" w:lineRule="auto" w:after="180"/>
+      </w:pPr>
+      <w:r>
+        <w:rPr>
+          <w:b w:val="0"/>
+        </w:rPr>
+        <w:t>An eligible activity has fun 2 and learning 4. Use 2 * fun + learning.</w:t>
+      </w:r>
+    </w:p>
+    <w:p>
+      <w:pPr>
+        <w:spacing w:line="336" w:lineRule="auto" w:after="180"/>
+      </w:pPr>
+      <w:r>
+        <w:rPr>
+          <w:b/>
+        </w:rPr>
+        <w:t>Score</w:t>
+      </w:r>
+      <w:r>
+        <w:rPr>
+          <w:b w:val="0"/>
+        </w:rPr>
+        <w:t xml:space="preserve"> 8.</w:t>
+      </w:r>
+    </w:p>
+    <w:p>
+      <w:pPr>
+        <w:spacing w:line="336" w:lineRule="auto" w:after="180"/>
+      </w:pPr>
+      <w:r>
+        <w:rPr>
+          <w:b w:val="0"/>
+        </w:rPr>
+        <w:t xml:space="preserve">Substitute each rating into its named role: 2 * fun + learning = 2 * 2 + 4 = 4 + 4 = 8. Eligibility is supplied in this task, so this calculation </w:t>
+      </w:r>
+      <w:r>
+        <w:rPr>
+          <w:b/>
+        </w:rPr>
+        <w:t>rank</w:t>
+      </w:r>
+      <w:r>
+        <w:rPr>
+          <w:b w:val="0"/>
+        </w:rPr>
+        <w:t>s an already permitted option.</w:t>
+      </w:r>
+    </w:p>
+    <w:p>
+      <w:pPr>
+        <w:spacing w:line="336" w:lineRule="auto" w:after="180"/>
+      </w:pPr>
+      <w:r>
+        <w:rPr>
+          <w:b w:val="0"/>
+        </w:rPr>
+        <w:t xml:space="preserve">The </w:t>
+      </w:r>
+      <w:r>
+        <w:rPr>
+          <w:b/>
+        </w:rPr>
+        <w:t>score</w:t>
+      </w:r>
+      <w:r>
+        <w:rPr>
+          <w:b w:val="0"/>
+        </w:rPr>
+        <w:t xml:space="preserve"> is a result of the chosen preference rule, not a measured educational benefit.</w:t>
+      </w:r>
+    </w:p>
+    <w:p>
+      <w:pPr>
+        <w:pStyle w:val="Heading2"/>
+      </w:pPr>
+      <w:r>
+        <w:t>W2 boundary key</w:t>
+      </w:r>
+    </w:p>
+    <w:p>
+      <w:pPr>
+        <w:spacing w:line="336" w:lineRule="auto" w:after="180"/>
+      </w:pPr>
+      <w:r>
+        <w:rPr>
+          <w:b w:val="0"/>
+        </w:rPr>
+        <w:t>Which durations 19, 20, 21 qualify under at most 20?</w:t>
+      </w:r>
+    </w:p>
+    <w:p>
+      <w:pPr>
+        <w:spacing w:line="336" w:lineRule="auto" w:after="180"/>
+      </w:pPr>
+      <w:r>
+        <w:rPr>
+          <w:b w:val="0"/>
+        </w:rPr>
+        <w:t>19 and 20 qualify; 21 does not.</w:t>
+      </w:r>
+    </w:p>
+    <w:p>
+      <w:pPr>
+        <w:spacing w:line="336" w:lineRule="auto" w:after="180"/>
+      </w:pPr>
+      <w:r>
+        <w:rPr>
+          <w:b w:val="0"/>
+        </w:rPr>
+        <w:t>At most 20 means minutes &lt;= 20. The value 19 is below the limit and 20 is exactly at it, so both qualify. The value 21 is above it and is excluded.</w:t>
+      </w:r>
+    </w:p>
+    <w:p>
+      <w:pPr>
+        <w:spacing w:line="336" w:lineRule="auto" w:after="180"/>
+      </w:pPr>
+      <w:r>
+        <w:rPr>
+          <w:b w:val="0"/>
+        </w:rPr>
+        <w:t>An answer that rejects 20 has changed the inclusive requirement into a strict one.</w:t>
+      </w:r>
+    </w:p>
+    <w:p>
+      <w:pPr>
+        <w:pStyle w:val="Heading2"/>
+      </w:pPr>
+      <w:r>
+        <w:t>W3 eligibility key</w:t>
+      </w:r>
+    </w:p>
+    <w:p>
+      <w:pPr>
+        <w:spacing w:line="336" w:lineRule="auto" w:after="180"/>
+      </w:pPr>
+      <w:r>
+        <w:rPr>
+          <w:b w:val="0"/>
+        </w:rPr>
+        <w:t xml:space="preserve">An ineligible item </w:t>
+      </w:r>
+      <w:r>
+        <w:rPr>
+          <w:b/>
+        </w:rPr>
+        <w:t>score</w:t>
+      </w:r>
+      <w:r>
+        <w:rPr>
+          <w:b w:val="0"/>
+        </w:rPr>
+        <w:t xml:space="preserve">s 15 and an eligible item </w:t>
+      </w:r>
+      <w:r>
+        <w:rPr>
+          <w:b/>
+        </w:rPr>
+        <w:t>score</w:t>
+      </w:r>
+      <w:r>
+        <w:rPr>
+          <w:b w:val="0"/>
+        </w:rPr>
+        <w:t>s 9. Which should be offered under the stated policy?</w:t>
+      </w:r>
+    </w:p>
+    <w:p>
+      <w:pPr>
+        <w:spacing w:line="336" w:lineRule="auto" w:after="180"/>
+      </w:pPr>
+      <w:r>
+        <w:rPr>
+          <w:b w:val="0"/>
+        </w:rPr>
+        <w:t xml:space="preserve">Offer the eligible item with </w:t>
+      </w:r>
+      <w:r>
+        <w:rPr>
+          <w:b/>
+        </w:rPr>
+        <w:t>score</w:t>
+      </w:r>
+      <w:r>
+        <w:rPr>
+          <w:b w:val="0"/>
+        </w:rPr>
+        <w:t xml:space="preserve"> 9. The </w:t>
+      </w:r>
+      <w:r>
+        <w:rPr>
+          <w:b/>
+        </w:rPr>
+        <w:t>constraint</w:t>
+      </w:r>
+      <w:r>
+        <w:rPr>
+          <w:b w:val="0"/>
+        </w:rPr>
+        <w:t xml:space="preserve"> is applied before </w:t>
+      </w:r>
+      <w:r>
+        <w:rPr>
+          <w:b/>
+        </w:rPr>
+        <w:t>rank</w:t>
+      </w:r>
+      <w:r>
+        <w:rPr>
+          <w:b w:val="0"/>
+        </w:rPr>
+        <w:t>ing.</w:t>
+      </w:r>
+    </w:p>
+    <w:p>
+      <w:pPr>
+        <w:pStyle w:val="Heading2"/>
+      </w:pPr>
+      <w:r>
+        <w:t>W5 sensitivity key</w:t>
+      </w:r>
+    </w:p>
+    <w:p>
+      <w:pPr>
+        <w:spacing w:line="336" w:lineRule="auto" w:after="180"/>
+      </w:pPr>
+      <w:r>
+        <w:rPr>
+          <w:b w:val="0"/>
+        </w:rPr>
+        <w:t xml:space="preserve">For eligible A (fun 4, learning 1) and B (fun 2, learning 4), compare </w:t>
+      </w:r>
+      <w:r>
+        <w:rPr>
+          <w:b/>
+        </w:rPr>
+        <w:t>weight</w:t>
+      </w:r>
+      <w:r>
+        <w:rPr>
+          <w:b w:val="0"/>
+        </w:rPr>
+        <w:t>s (2,1) with (1,2).</w:t>
+      </w:r>
+    </w:p>
+    <w:p>
+      <w:pPr>
+        <w:spacing w:line="336" w:lineRule="auto" w:after="180"/>
+      </w:pPr>
+      <w:r>
+        <w:rPr>
+          <w:b w:val="0"/>
+        </w:rPr>
+        <w:t xml:space="preserve">First </w:t>
+      </w:r>
+      <w:r>
+        <w:rPr>
+          <w:b/>
+        </w:rPr>
+        <w:t>score</w:t>
+      </w:r>
+      <w:r>
+        <w:rPr>
+          <w:b w:val="0"/>
+        </w:rPr>
+        <w:t xml:space="preserve">s A 9, B 8 so A wins. Second </w:t>
+      </w:r>
+      <w:r>
+        <w:rPr>
+          <w:b/>
+        </w:rPr>
+        <w:t>score</w:t>
+      </w:r>
+      <w:r>
+        <w:rPr>
+          <w:b w:val="0"/>
+        </w:rPr>
+        <w:t>s A 6, B 10 so B wins. Explain the preference change.</w:t>
+      </w:r>
+    </w:p>
+    <w:p>
+      <w:pPr>
+        <w:pStyle w:val="Heading2"/>
+      </w:pPr>
+      <w:r>
+        <w:t>Earlier wording, alternatives and picture transcripts · reference / check after trying</w:t>
+      </w:r>
+    </w:p>
+    <w:p>
+      <w:pPr>
+        <w:spacing w:line="336" w:lineRule="auto" w:after="180"/>
+      </w:pPr>
+      <w:r>
+        <w:rPr>
+          <w:b w:val="0"/>
+        </w:rPr>
+        <w:t>Assess and explain the answers</w:t>
       </w:r>
     </w:p>
     <w:p>
@@ -3782,34 +4368,68 @@
     </w:p>
     <w:p>
       <w:pPr>
+        <w:spacing w:line="336" w:lineRule="auto" w:after="180"/>
+      </w:pPr>
+      <w:r>
+        <w:rPr>
+          <w:b w:val="0"/>
+        </w:rPr>
+        <w:t xml:space="preserve">A=3, B=2, C=1. </w:t>
+      </w:r>
+      <w:r>
+        <w:rPr>
+          <w:b/>
+        </w:rPr>
+        <w:t>Weight</w:t>
+      </w:r>
+      <w:r>
+        <w:rPr>
+          <w:b w:val="0"/>
+        </w:rPr>
+        <w:t>s encode a chosen preference, not universal reader truth.</w:t>
+      </w:r>
+    </w:p>
+    <w:p>
+      <w:pPr>
         <w:pStyle w:val="Heading3"/>
       </w:pPr>
       <w:r>
-        <w:t>Teacher key · Worked case answer</w:t>
+        <w:t>Additional transfer practice question</w:t>
       </w:r>
     </w:p>
     <w:p>
       <w:pPr>
         <w:spacing w:line="336" w:lineRule="auto" w:after="180"/>
-        <w:shd w:fill="F1F6FC"/>
-      </w:pPr>
-      <w:r>
-        <w:rPr>
-          <w:b w:val="0"/>
-        </w:rPr>
-        <w:t xml:space="preserve">A=3, B=2, C=1. </w:t>
+      </w:pPr>
+      <w:r>
+        <w:rPr>
+          <w:b w:val="0"/>
+        </w:rPr>
+        <w:t xml:space="preserve">A recommender gives 3 points for topic match and 1 for difficulty match. Book A matches topic only; B matches difficulty only. Compute </w:t>
       </w:r>
       <w:r>
         <w:rPr>
           <w:b/>
         </w:rPr>
-        <w:t>Weight</w:t>
-      </w:r>
-      <w:r>
-        <w:rPr>
-          <w:b w:val="0"/>
-        </w:rPr>
-        <w:t>s encode a chosen preference, not universal reader truth.</w:t>
+        <w:t>score</w:t>
+      </w:r>
+      <w:r>
+        <w:rPr>
+          <w:b w:val="0"/>
+        </w:rPr>
+        <w:t xml:space="preserve">s and justify the </w:t>
+      </w:r>
+      <w:r>
+        <w:rPr>
+          <w:b/>
+        </w:rPr>
+        <w:t>rank</w:t>
+      </w:r>
+      <w:r>
+        <w:rPr>
+          <w:b w:val="0"/>
+        </w:rPr>
+        <w:t>ing.</w:t>
       </w:r>
     </w:p>
     <w:p>
@@ -3817,73 +4437,12 @@
         <w:pStyle w:val="Heading3"/>
       </w:pPr>
       <w:r>
-        <w:t>Independent question</w:t>
-      </w:r>
-    </w:p>
-    <w:p>
-      <w:pPr>
-        <w:pStyle w:val="Heading3"/>
-      </w:pPr>
-      <w:r>
-        <w:t>Independent question · withhold the key</w:t>
+        <w:t>Reasoned practice answer</w:t>
       </w:r>
     </w:p>
     <w:p>
       <w:pPr>
         <w:spacing w:line="336" w:lineRule="auto" w:after="180"/>
-        <w:shd w:fill="F5F1FB"/>
-      </w:pPr>
-      <w:r>
-        <w:rPr>
-          <w:b w:val="0"/>
-        </w:rPr>
-        <w:t xml:space="preserve">A recommender gives 3 points for topic match and 1 for difficulty match. Book A matches topic only; B matches difficulty only. Compute </w:t>
-      </w:r>
-      <w:r>
-        <w:rPr>
-          <w:b/>
-        </w:rPr>
-        <w:t>score</w:t>
-      </w:r>
-      <w:r>
-        <w:rPr>
-          <w:b w:val="0"/>
-        </w:rPr>
-        <w:t xml:space="preserve">s and justify the </w:t>
-      </w:r>
-      <w:r>
-        <w:rPr>
-          <w:b/>
-        </w:rPr>
-        <w:t>rank</w:t>
-      </w:r>
-      <w:r>
-        <w:rPr>
-          <w:b w:val="0"/>
-        </w:rPr>
-        <w:t>ing.</w:t>
-      </w:r>
-    </w:p>
-    <w:p>
-      <w:pPr>
-        <w:pStyle w:val="Heading3"/>
-      </w:pPr>
-      <w:r>
-        <w:t>Expected independent answer</w:t>
-      </w:r>
-    </w:p>
-    <w:p>
-      <w:pPr>
-        <w:pStyle w:val="Heading3"/>
-      </w:pPr>
-      <w:r>
-        <w:t>Teacher key · Expected independent answer</w:t>
-      </w:r>
-    </w:p>
-    <w:p>
-      <w:pPr>
-        <w:spacing w:line="336" w:lineRule="auto" w:after="180"/>
-        <w:shd w:fill="F1F6FC"/>
       </w:pPr>
       <w:r>
         <w:rPr>
@@ -4261,1038 +4820,377 @@
     </w:p>
     <w:p>
       <w:pPr>
+        <w:spacing w:line="336" w:lineRule="auto" w:after="180"/>
+      </w:pPr>
+      <w:r>
+        <w:rPr>
+          <w:b/>
+        </w:rPr>
+        <w:t>Score</w:t>
+      </w:r>
+      <w:r>
+        <w:rPr>
+          <w:b w:val="0"/>
+        </w:rPr>
+        <w:t xml:space="preserve">s A=4, B=3, C=5. With illustrated required, C is excluded and A wins. A high </w:t>
+      </w:r>
+      <w:r>
+        <w:rPr>
+          <w:b/>
+        </w:rPr>
+        <w:t>score</w:t>
+      </w:r>
+      <w:r>
+        <w:rPr>
+          <w:b w:val="0"/>
+        </w:rPr>
+        <w:t xml:space="preserve"> cannot compensate for a mandatory requirement unless the requirement has explicitly changed.</w:t>
+      </w:r>
+    </w:p>
+    <w:p>
+      <w:pPr>
         <w:pStyle w:val="Heading3"/>
       </w:pPr>
       <w:r>
-        <w:t>Teacher key · Original transfer answer</w:t>
+        <w:t>Explanations for the additional workbook examples</w:t>
+      </w:r>
+    </w:p>
+    <w:p>
+      <w:pPr>
+        <w:pStyle w:val="Heading3"/>
+      </w:pPr>
+      <w:r>
+        <w:t>W1 Calculate a score</w:t>
+      </w:r>
+    </w:p>
+    <w:p>
+      <w:pPr>
+        <w:pStyle w:val="Heading3"/>
+      </w:pPr>
+      <w:r>
+        <w:t>W2 Check a boundary</w:t>
+      </w:r>
+    </w:p>
+    <w:p>
+      <w:pPr>
+        <w:pStyle w:val="Heading3"/>
+      </w:pPr>
+      <w:r>
+        <w:t>W3 Repair selection</w:t>
+      </w:r>
+    </w:p>
+    <w:p>
+      <w:pPr>
+        <w:pStyle w:val="Heading3"/>
+      </w:pPr>
+      <w:r>
+        <w:t>W4 Choose independently</w:t>
       </w:r>
     </w:p>
     <w:p>
       <w:pPr>
         <w:spacing w:line="336" w:lineRule="auto" w:after="180"/>
-        <w:shd w:fill="F1F6FC"/>
-      </w:pPr>
+      </w:pPr>
+      <w:r>
+        <w:rPr>
+          <w:b w:val="0"/>
+        </w:rPr>
+        <w:t xml:space="preserve">Limit is 15 minutes. A has fun 3, learning 4, minutes 15; B has 5, 1, 16; C has 2, 5, 12. Calculate </w:t>
+      </w:r>
       <w:r>
         <w:rPr>
           <w:b/>
         </w:rPr>
+        <w:t>score</w:t>
+      </w:r>
+      <w:r>
+        <w:rPr>
+          <w:b w:val="0"/>
+        </w:rPr>
+        <w:t>s with 2 * fun + learning and choose.</w:t>
+      </w:r>
+    </w:p>
+    <w:p>
+      <w:pPr>
+        <w:spacing w:line="336" w:lineRule="auto" w:after="180"/>
+      </w:pPr>
+      <w:r>
+        <w:rPr>
+          <w:b/>
+        </w:rPr>
         <w:t>Score</w:t>
       </w:r>
       <w:r>
         <w:rPr>
           <w:b w:val="0"/>
         </w:rPr>
-        <w:t xml:space="preserve">s A=4, B=3, C=5. With illustrated required, C is excluded and A wins. A high </w:t>
+        <w:t>s A 10, B 11, C 9. B is excluded. A is highest among eligible options.</w:t>
+      </w:r>
+    </w:p>
+    <w:p>
+      <w:pPr>
+        <w:pStyle w:val="Heading3"/>
+      </w:pPr>
+      <w:r>
+        <w:t>W5 Test sensitivity</w:t>
+      </w:r>
+    </w:p>
+    <w:p>
+      <w:pPr>
+        <w:pStyle w:val="Heading3"/>
+      </w:pPr>
+      <w:r>
+        <w:t>Assess independent transfer</w:t>
+      </w:r>
+    </w:p>
+    <w:p>
+      <w:pPr>
+        <w:pStyle w:val="Heading3"/>
+      </w:pPr>
+      <w:r>
+        <w:t>Selected case answer</w:t>
+      </w:r>
+    </w:p>
+    <w:p>
+      <w:pPr>
+        <w:pStyle w:val="Heading3"/>
+      </w:pPr>
+      <w:r>
+        <w:t>Feedback that the learner uses</w:t>
+      </w:r>
+    </w:p>
+    <w:p>
+      <w:pPr>
+        <w:pStyle w:val="Heading1"/>
+      </w:pPr>
+      <w:r>
+        <w:t>06. Connect, adapt and return</w:t>
+      </w:r>
+    </w:p>
+    <w:p>
+      <w:r>
+        <w:t>Retain the project evidence and revisit the reasoning on a changed case.</w:t>
+      </w:r>
+    </w:p>
+    <w:p>
+      <w:pPr>
+        <w:pStyle w:val="Heading2"/>
+      </w:pPr>
+      <w:r>
+        <w:t>Project evidence to keep</w:t>
+      </w:r>
+    </w:p>
+    <w:p>
+      <w:pPr>
+        <w:spacing w:line="336" w:lineRule="auto" w:after="180"/>
+      </w:pPr>
+      <w:r>
+        <w:rPr>
+          <w:b w:val="0"/>
+        </w:rPr>
+        <w:t xml:space="preserve">Publish the features, </w:t>
       </w:r>
       <w:r>
         <w:rPr>
           <w:b/>
         </w:rPr>
+        <w:t>weight</w:t>
+      </w:r>
+      <w:r>
+        <w:rPr>
+          <w:b w:val="0"/>
+        </w:rPr>
+        <w:t xml:space="preserve">s, raw </w:t>
+      </w:r>
+      <w:r>
+        <w:rPr>
+          <w:b/>
+        </w:rPr>
         <w:t>score</w:t>
       </w:r>
       <w:r>
         <w:rPr>
           <w:b w:val="0"/>
         </w:rPr>
-        <w:t xml:space="preserve"> cannot compensate for a mandatory requirement unless the requirement has explicitly changed.</w:t>
-      </w:r>
-    </w:p>
-    <w:p>
-      <w:pPr>
-        <w:pStyle w:val="Heading3"/>
-      </w:pPr>
-      <w:r>
-        <w:t>Explanations for the additional workbook examples</w:t>
-      </w:r>
-    </w:p>
-    <w:p>
-      <w:pPr>
-        <w:pStyle w:val="Heading3"/>
-      </w:pPr>
-      <w:r>
-        <w:t>W1 Calculate a score</w:t>
-      </w:r>
-    </w:p>
-    <w:p>
-      <w:pPr>
-        <w:pStyle w:val="Heading3"/>
-      </w:pPr>
-      <w:r>
-        <w:t>Workbook question · W1</w:t>
+        <w:t>s, and reason for the top result.</w:t>
       </w:r>
     </w:p>
     <w:p>
       <w:pPr>
         <w:spacing w:line="336" w:lineRule="auto" w:after="180"/>
-        <w:shd w:fill="F5F1FB"/>
-      </w:pPr>
-      <w:r>
-        <w:rPr>
-          <w:b w:val="0"/>
-        </w:rPr>
-        <w:t>An eligible activity has fun 2 and learning 4. Use 2 * fun + learning.</w:t>
-      </w:r>
-    </w:p>
-    <w:p>
-      <w:pPr>
-        <w:pStyle w:val="Heading3"/>
-      </w:pPr>
-      <w:r>
-        <w:t>Teacher reasoning · W1</w:t>
+      </w:pPr>
+      <w:r>
+        <w:rPr>
+          <w:b w:val="0"/>
+        </w:rPr>
+        <w:t xml:space="preserve">Keep the decision, </w:t>
+      </w:r>
+      <w:r>
+        <w:rPr>
+          <w:b/>
+        </w:rPr>
+        <w:t>input</w:t>
+      </w:r>
+      <w:r>
+        <w:rPr>
+          <w:b w:val="0"/>
+        </w:rPr>
+        <w:t xml:space="preserve">, result, explanation and remaining limitation in the project </w:t>
+      </w:r>
+      <w:r>
+        <w:rPr>
+          <w:b/>
+        </w:rPr>
+        <w:t>evidence</w:t>
+      </w:r>
+      <w:r>
+        <w:rPr>
+          <w:b w:val="0"/>
+        </w:rPr>
+        <w:t xml:space="preserve"> record. Retrieve this record next week rather than restarting the project.</w:t>
       </w:r>
     </w:p>
     <w:p>
       <w:pPr>
         <w:spacing w:line="336" w:lineRule="auto" w:after="180"/>
-        <w:shd w:fill="F1F6FC"/>
-      </w:pPr>
+      </w:pPr>
+      <w:r>
+        <w:rPr>
+          <w:b w:val="0"/>
+        </w:rPr>
+        <w:t xml:space="preserve">Publish the recommender’s </w:t>
+      </w:r>
       <w:r>
         <w:rPr>
           <w:b/>
         </w:rPr>
+        <w:t>constraint</w:t>
+      </w:r>
+      <w:r>
+        <w:rPr>
+          <w:b w:val="0"/>
+        </w:rPr>
+        <w:t xml:space="preserve">s, </w:t>
+      </w:r>
+      <w:r>
+        <w:rPr>
+          <w:b/>
+        </w:rPr>
+        <w:t>score</w:t>
+      </w:r>
+      <w:r>
+        <w:rPr>
+          <w:b w:val="0"/>
+        </w:rPr>
+        <w:t xml:space="preserve"> formula and tie rule; include component-level reasons in each suggestion.</w:t>
+      </w:r>
+    </w:p>
+    <w:p>
+      <w:pPr>
+        <w:pStyle w:val="Heading2"/>
+      </w:pPr>
+      <w:r>
+        <w:t>Support while preserving the reasoning goal</w:t>
+      </w:r>
+    </w:p>
+    <w:p>
+      <w:pPr>
+        <w:spacing w:line="336" w:lineRule="auto" w:after="180"/>
+      </w:pPr>
+      <w:r>
+        <w:rPr>
+          <w:b w:val="0"/>
+        </w:rPr>
+        <w:t>Trace one record or condition at a time with counters and labelled columns. Stretch: introduce a tie, boundary or missing field and declare its handling policy before rerunning.</w:t>
+      </w:r>
+    </w:p>
+    <w:p>
+      <w:pPr>
+        <w:spacing w:line="336" w:lineRule="auto" w:after="180"/>
+      </w:pPr>
+      <w:r>
+        <w:rPr>
+          <w:b w:val="0"/>
+        </w:rPr>
+        <w:t xml:space="preserve">Use separate eligibility and </w:t>
+      </w:r>
+      <w:r>
+        <w:rPr>
+          <w:b/>
+        </w:rPr>
+        <w:t>score</w:t>
+      </w:r>
+      <w:r>
+        <w:rPr>
+          <w:b w:val="0"/>
+        </w:rPr>
+        <w:t xml:space="preserve"> columns. Extension: add a documented tie rule and test tied eligible items.</w:t>
+      </w:r>
+    </w:p>
+    <w:p>
+      <w:pPr>
+        <w:spacing w:line="336" w:lineRule="auto" w:after="180"/>
+      </w:pPr>
+      <w:r>
+        <w:rPr>
+          <w:b w:val="0"/>
+        </w:rPr>
+        <w:t xml:space="preserve">Independent W4 </w:t>
+      </w:r>
+      <w:r>
+        <w:rPr>
+          <w:b/>
+        </w:rPr>
+        <w:t>evidence</w:t>
+      </w:r>
+      <w:r>
+        <w:rPr>
+          <w:b w:val="0"/>
+        </w:rPr>
+        <w:t xml:space="preserve">: </w:t>
+      </w:r>
+      <w:r>
+        <w:rPr>
+          <w:b/>
+        </w:rPr>
         <w:t>Score</w:t>
       </w:r>
       <w:r>
         <w:rPr>
           <w:b w:val="0"/>
         </w:rPr>
-        <w:t xml:space="preserve"> 8.</w:t>
-      </w:r>
-    </w:p>
-    <w:p>
-      <w:pPr>
-        <w:pStyle w:val="Heading3"/>
-      </w:pPr>
-      <w:r>
-        <w:t>Teacher reasoning · W1</w:t>
+        <w:t>s A 10, B 11, C 9. B is excluded. A is highest among eligible options. Record whether the learner needed no help, a hint or explanation.</w:t>
       </w:r>
     </w:p>
     <w:p>
       <w:pPr>
         <w:spacing w:line="336" w:lineRule="auto" w:after="180"/>
-        <w:shd w:fill="F1F6FC"/>
-      </w:pPr>
-      <w:r>
-        <w:rPr>
-          <w:b w:val="0"/>
-        </w:rPr>
-        <w:t xml:space="preserve">Substitute each rating into its named role: 2 * fun + learning = 2 * 2 + 4 = 4 + 4 = 8. Eligibility is supplied in this task, so this calculation </w:t>
+      </w:pPr>
+      <w:r>
+        <w:rPr>
+          <w:b w:val="0"/>
+        </w:rPr>
+        <w:t xml:space="preserve">Fresh retry: limit 10, X (fun 1, learning 5, minutes 9), Y (3,2,10), Z (5,5,11). </w:t>
       </w:r>
       <w:r>
         <w:rPr>
           <w:b/>
         </w:rPr>
-        <w:t>rank</w:t>
-      </w:r>
-      <w:r>
-        <w:rPr>
-          <w:b w:val="0"/>
-        </w:rPr>
-        <w:t>s an already permitted option.</w:t>
-      </w:r>
-    </w:p>
-    <w:p>
-      <w:pPr>
-        <w:spacing w:line="336" w:lineRule="auto" w:after="180"/>
-        <w:shd w:fill="F1F6FC"/>
-      </w:pPr>
-      <w:r>
-        <w:rPr>
-          <w:b w:val="0"/>
-        </w:rPr>
-        <w:t xml:space="preserve">The </w:t>
-      </w:r>
-      <w:r>
-        <w:rPr>
-          <w:b/>
-        </w:rPr>
-        <w:t>score</w:t>
-      </w:r>
-      <w:r>
-        <w:rPr>
-          <w:b w:val="0"/>
-        </w:rPr>
-        <w:t xml:space="preserve"> is a result of the chosen preference rule, not a measured educational benefit.</w:t>
-      </w:r>
-    </w:p>
-    <w:p>
-      <w:pPr>
-        <w:pStyle w:val="Heading3"/>
-      </w:pPr>
-      <w:r>
-        <w:t>W2 Check a boundary</w:t>
-      </w:r>
-    </w:p>
-    <w:p>
-      <w:pPr>
-        <w:pStyle w:val="Heading3"/>
-      </w:pPr>
-      <w:r>
-        <w:t>Workbook question · W2</w:t>
-      </w:r>
-    </w:p>
-    <w:p>
-      <w:pPr>
-        <w:spacing w:line="336" w:lineRule="auto" w:after="180"/>
-        <w:shd w:fill="F5F1FB"/>
-      </w:pPr>
-      <w:r>
-        <w:rPr>
-          <w:b w:val="0"/>
-        </w:rPr>
-        <w:t>Which durations 19, 20, 21 qualify under at most 20?</w:t>
-      </w:r>
-    </w:p>
-    <w:p>
-      <w:pPr>
-        <w:pStyle w:val="Heading3"/>
-      </w:pPr>
-      <w:r>
-        <w:t>Teacher reasoning · W2</w:t>
-      </w:r>
-    </w:p>
-    <w:p>
-      <w:pPr>
-        <w:spacing w:line="336" w:lineRule="auto" w:after="180"/>
-        <w:shd w:fill="F1F6FC"/>
-      </w:pPr>
-      <w:r>
-        <w:rPr>
-          <w:b w:val="0"/>
-        </w:rPr>
-        <w:t>19 and 20 qualify; 21 does not.</w:t>
-      </w:r>
-    </w:p>
-    <w:p>
-      <w:pPr>
-        <w:pStyle w:val="Heading3"/>
-      </w:pPr>
-      <w:r>
-        <w:t>Teacher reasoning · W2</w:t>
-      </w:r>
-    </w:p>
-    <w:p>
-      <w:pPr>
-        <w:spacing w:line="336" w:lineRule="auto" w:after="180"/>
-        <w:shd w:fill="F1F6FC"/>
-      </w:pPr>
-      <w:r>
-        <w:rPr>
-          <w:b w:val="0"/>
-        </w:rPr>
-        <w:t>At most 20 means minutes &lt;= 20. The value 19 is below the limit and 20 is exactly at it, so both qualify. The value 21 is above it and is excluded.</w:t>
-      </w:r>
-    </w:p>
-    <w:p>
-      <w:pPr>
-        <w:spacing w:line="336" w:lineRule="auto" w:after="180"/>
-        <w:shd w:fill="F1F6FC"/>
-      </w:pPr>
-      <w:r>
-        <w:rPr>
-          <w:b w:val="0"/>
-        </w:rPr>
-        <w:t>An answer that rejects 20 has changed the inclusive requirement into a strict one.</w:t>
-      </w:r>
-    </w:p>
-    <w:p>
-      <w:pPr>
-        <w:pStyle w:val="Heading3"/>
-      </w:pPr>
-      <w:r>
-        <w:t>W3 Repair selection</w:t>
-      </w:r>
-    </w:p>
-    <w:p>
-      <w:pPr>
-        <w:pStyle w:val="Heading3"/>
-      </w:pPr>
-      <w:r>
-        <w:t>Workbook question · W3</w:t>
-      </w:r>
-    </w:p>
-    <w:p>
-      <w:pPr>
-        <w:spacing w:line="336" w:lineRule="auto" w:after="180"/>
-        <w:shd w:fill="F5F1FB"/>
-      </w:pPr>
-      <w:r>
-        <w:rPr>
-          <w:b w:val="0"/>
-        </w:rPr>
-        <w:t xml:space="preserve">An ineligible item </w:t>
-      </w:r>
-      <w:r>
-        <w:rPr>
-          <w:b/>
-        </w:rPr>
-        <w:t>score</w:t>
-      </w:r>
-      <w:r>
-        <w:rPr>
-          <w:b w:val="0"/>
-        </w:rPr>
-        <w:t xml:space="preserve">s 15 and an eligible item </w:t>
-      </w:r>
-      <w:r>
-        <w:rPr>
-          <w:b/>
-        </w:rPr>
-        <w:t>score</w:t>
-      </w:r>
-      <w:r>
-        <w:rPr>
-          <w:b w:val="0"/>
-        </w:rPr>
-        <w:t>s 9. Which should be offered under the stated policy?</w:t>
-      </w:r>
-    </w:p>
-    <w:p>
-      <w:pPr>
-        <w:pStyle w:val="Heading3"/>
-      </w:pPr>
-      <w:r>
-        <w:t>Teacher reasoning · W3</w:t>
-      </w:r>
-    </w:p>
-    <w:p>
-      <w:pPr>
-        <w:spacing w:line="336" w:lineRule="auto" w:after="180"/>
-        <w:shd w:fill="F1F6FC"/>
-      </w:pPr>
-      <w:r>
-        <w:rPr>
-          <w:b w:val="0"/>
-        </w:rPr>
-        <w:t xml:space="preserve">Offer the eligible item with </w:t>
-      </w:r>
-      <w:r>
-        <w:rPr>
-          <w:b/>
-        </w:rPr>
-        <w:t>score</w:t>
-      </w:r>
-      <w:r>
-        <w:rPr>
-          <w:b w:val="0"/>
-        </w:rPr>
-        <w:t xml:space="preserve"> 9. The </w:t>
-      </w:r>
-      <w:r>
-        <w:rPr>
-          <w:b/>
-        </w:rPr>
-        <w:t>constraint</w:t>
-      </w:r>
-      <w:r>
-        <w:rPr>
-          <w:b w:val="0"/>
-        </w:rPr>
-        <w:t xml:space="preserve"> is applied before </w:t>
-      </w:r>
-      <w:r>
-        <w:rPr>
-          <w:b/>
-        </w:rPr>
-        <w:t>rank</w:t>
-      </w:r>
-      <w:r>
-        <w:rPr>
-          <w:b w:val="0"/>
-        </w:rPr>
-        <w:t>ing.</w:t>
-      </w:r>
-    </w:p>
-    <w:p>
-      <w:pPr>
-        <w:pStyle w:val="Heading3"/>
-      </w:pPr>
-      <w:r>
-        <w:t>W4 Choose independently</w:t>
-      </w:r>
-    </w:p>
-    <w:p>
-      <w:pPr>
-        <w:pStyle w:val="Heading3"/>
-      </w:pPr>
-      <w:r>
-        <w:t>Workbook question · W4</w:t>
-      </w:r>
-    </w:p>
-    <w:p>
-      <w:pPr>
-        <w:spacing w:line="336" w:lineRule="auto" w:after="180"/>
-        <w:shd w:fill="F5F1FB"/>
-      </w:pPr>
-      <w:r>
-        <w:rPr>
-          <w:b w:val="0"/>
-        </w:rPr>
-        <w:t xml:space="preserve">Limit is 15 minutes. A has fun 3, learning 4, minutes 15; B has 5, 1, 16; C has 2, 5, 12. Calculate </w:t>
-      </w:r>
-      <w:r>
-        <w:rPr>
-          <w:b/>
-        </w:rPr>
-        <w:t>score</w:t>
-      </w:r>
-      <w:r>
-        <w:rPr>
-          <w:b w:val="0"/>
-        </w:rPr>
-        <w:t>s with 2 * fun + learning and choose.</w:t>
-      </w:r>
-    </w:p>
-    <w:p>
-      <w:pPr>
-        <w:pStyle w:val="Heading3"/>
-      </w:pPr>
-      <w:r>
-        <w:t>Teacher reasoning · W4</w:t>
-      </w:r>
-    </w:p>
-    <w:p>
-      <w:pPr>
-        <w:spacing w:line="336" w:lineRule="auto" w:after="180"/>
-        <w:shd w:fill="F1F6FC"/>
-      </w:pPr>
-      <w:r>
-        <w:rPr>
-          <w:b/>
-        </w:rPr>
         <w:t>Score</w:t>
       </w:r>
       <w:r>
         <w:rPr>
           <w:b w:val="0"/>
         </w:rPr>
-        <w:t>s A 10, B 11, C 9. B is excluded. A is highest among eligible options.</w:t>
-      </w:r>
-    </w:p>
-    <w:p>
-      <w:pPr>
-        <w:pStyle w:val="Heading3"/>
-      </w:pPr>
-      <w:r>
-        <w:t>W5 Test sensitivity</w:t>
-      </w:r>
-    </w:p>
-    <w:p>
-      <w:pPr>
-        <w:pStyle w:val="Heading3"/>
-      </w:pPr>
-      <w:r>
-        <w:t>Workbook question · W5</w:t>
-      </w:r>
-    </w:p>
-    <w:p>
-      <w:pPr>
-        <w:spacing w:line="336" w:lineRule="auto" w:after="180"/>
-        <w:shd w:fill="F5F1FB"/>
-      </w:pPr>
-      <w:r>
-        <w:rPr>
-          <w:b w:val="0"/>
-        </w:rPr>
-        <w:t xml:space="preserve">For eligible A (fun 4, learning 1) and B (fun 2, learning 4), compare </w:t>
-      </w:r>
-      <w:r>
-        <w:rPr>
-          <w:b/>
-        </w:rPr>
-        <w:t>weight</w:t>
-      </w:r>
-      <w:r>
-        <w:rPr>
-          <w:b w:val="0"/>
-        </w:rPr>
-        <w:t>s (2,1) with (1,2).</w:t>
-      </w:r>
-    </w:p>
-    <w:p>
-      <w:pPr>
-        <w:pStyle w:val="Heading3"/>
-      </w:pPr>
-      <w:r>
-        <w:t>Teacher reasoning · W5</w:t>
-      </w:r>
-    </w:p>
-    <w:p>
-      <w:pPr>
-        <w:spacing w:line="336" w:lineRule="auto" w:after="180"/>
-        <w:shd w:fill="F1F6FC"/>
-      </w:pPr>
-      <w:r>
-        <w:rPr>
-          <w:b w:val="0"/>
-        </w:rPr>
-        <w:t xml:space="preserve">First </w:t>
-      </w:r>
-      <w:r>
-        <w:rPr>
-          <w:b/>
-        </w:rPr>
-        <w:t>score</w:t>
-      </w:r>
-      <w:r>
-        <w:rPr>
-          <w:b w:val="0"/>
-        </w:rPr>
-        <w:t xml:space="preserve">s A 9, B 8 so A wins. Second </w:t>
-      </w:r>
-      <w:r>
-        <w:rPr>
-          <w:b/>
-        </w:rPr>
-        <w:t>score</w:t>
-      </w:r>
-      <w:r>
-        <w:rPr>
-          <w:b w:val="0"/>
-        </w:rPr>
-        <w:t>s A 6, B 10 so B wins. Explain the preference change.</w:t>
-      </w:r>
-    </w:p>
-    <w:p>
-      <w:pPr>
-        <w:pStyle w:val="Heading3"/>
-      </w:pPr>
-      <w:r>
-        <w:t>Assess independent transfer</w:t>
-      </w:r>
-    </w:p>
-    <w:p>
-      <w:pPr>
-        <w:pStyle w:val="Heading3"/>
-      </w:pPr>
-      <w:r>
-        <w:t>Independent question · withhold the key</w:t>
-      </w:r>
-    </w:p>
-    <w:p>
-      <w:pPr>
-        <w:spacing w:line="336" w:lineRule="auto" w:after="180"/>
-        <w:shd w:fill="F5F1FB"/>
-      </w:pPr>
-      <w:r>
-        <w:rPr>
-          <w:b w:val="0"/>
-        </w:rPr>
-        <w:t xml:space="preserve">Selected case: Limit is 15 minutes. A has fun 3, learning 4, minutes 15; B has 5, 1, 16; C has 2, 5, 12. Calculate </w:t>
-      </w:r>
-      <w:r>
-        <w:rPr>
-          <w:b/>
-        </w:rPr>
-        <w:t>score</w:t>
-      </w:r>
-      <w:r>
-        <w:rPr>
-          <w:b w:val="0"/>
-        </w:rPr>
-        <w:t>s with 2 * fun + learning and choose.</w:t>
-      </w:r>
-    </w:p>
-    <w:p>
-      <w:pPr>
-        <w:pStyle w:val="Heading3"/>
-      </w:pPr>
-      <w:r>
-        <w:t>Selected case answer</w:t>
-      </w:r>
-    </w:p>
-    <w:p>
-      <w:pPr>
-        <w:pStyle w:val="Heading3"/>
-      </w:pPr>
-      <w:r>
-        <w:t>Teacher key · Selected case answer</w:t>
-      </w:r>
-    </w:p>
-    <w:p>
-      <w:pPr>
-        <w:spacing w:line="336" w:lineRule="auto" w:after="180"/>
-        <w:shd w:fill="F1F6FC"/>
-      </w:pPr>
-      <w:r>
-        <w:rPr>
-          <w:b/>
-        </w:rPr>
-        <w:t>Score</w:t>
-      </w:r>
-      <w:r>
-        <w:rPr>
-          <w:b w:val="0"/>
-        </w:rPr>
-        <w:t>s A 10, B 11, C 9. B is excluded. A is highest among eligible options.</w:t>
-      </w:r>
-    </w:p>
-    <w:tbl>
-      <w:tblPr>
-        <w:tblStyle w:val="LightShading-Accent1"/>
-        <w:tblW w:type="auto" w:w="0"/>
-        <w:tblLook w:firstColumn="1" w:firstRow="1" w:lastColumn="0" w:lastRow="0" w:noHBand="0" w:noVBand="1" w:val="04A0"/>
-      </w:tblPr>
-      <w:tblGrid>
-        <w:gridCol w:w="5112"/>
-        <w:gridCol w:w="5112"/>
-      </w:tblGrid>
-      <w:tr>
-        <w:trPr>
-          <w:tblHeader/>
-        </w:trPr>
-        <w:tc>
-          <w:tcPr>
-            <w:tcW w:type="dxa" w:w="5112"/>
-          </w:tcPr>
-          <w:p>
-            <w:r>
-              <w:t>Dimension</w:t>
-            </w:r>
-          </w:p>
-        </w:tc>
-        <w:tc>
-          <w:tcPr>
-            <w:tcW w:type="dxa" w:w="5112"/>
-          </w:tcPr>
-          <w:p>
-            <w:r>
-              <w:t>Evidence required</w:t>
-            </w:r>
-          </w:p>
-        </w:tc>
-      </w:tr>
-      <w:tr>
-        <w:tc>
-          <w:tcPr>
-            <w:tcW w:type="dxa" w:w="5112"/>
-          </w:tcPr>
-          <w:p>
-            <w:r>
-              <w:t>Explanation</w:t>
-            </w:r>
-          </w:p>
-        </w:tc>
-        <w:tc>
-          <w:tcPr>
-            <w:tcW w:type="dxa" w:w="5112"/>
-          </w:tcPr>
-          <w:p>
-            <w:r>
-              <w:t>Names the applicable idea or procedure and ties it to the supplied facts.</w:t>
-            </w:r>
-          </w:p>
-        </w:tc>
-      </w:tr>
-      <w:tr>
-        <w:tc>
-          <w:tcPr>
-            <w:tcW w:type="dxa" w:w="5112"/>
-          </w:tcPr>
-          <w:p>
-            <w:r>
-              <w:t>Trace and result</w:t>
-            </w:r>
-          </w:p>
-        </w:tc>
-        <w:tc>
-          <w:tcPr>
-            <w:tcW w:type="dxa" w:w="5112"/>
-          </w:tcPr>
-          <w:p>
-            <w:r>
-              <w:t>Preserves the given inputs and shows the relevant intermediate steps; distinguishes a prediction from an observed execution.</w:t>
-            </w:r>
-          </w:p>
-        </w:tc>
-      </w:tr>
-      <w:tr>
-        <w:tc>
-          <w:tcPr>
-            <w:tcW w:type="dxa" w:w="5112"/>
-          </w:tcPr>
-          <w:p>
-            <w:r>
-              <w:t>Limits</w:t>
-            </w:r>
-          </w:p>
-        </w:tc>
-        <w:tc>
-          <w:tcPr>
-            <w:tcW w:type="dxa" w:w="5112"/>
-          </w:tcPr>
-          <w:p>
-            <w:r>
-              <w:t>States the assumptions, missing evidence or conditions under which the result would change.</w:t>
-            </w:r>
-          </w:p>
-        </w:tc>
-      </w:tr>
-    </w:tbl>
-    <w:p>
-      <w:pPr>
-        <w:pStyle w:val="Heading3"/>
-      </w:pPr>
-      <w:r>
-        <w:t>Teacher key · Selected case answer</w:t>
-      </w:r>
-    </w:p>
-    <w:p>
-      <w:pPr>
-        <w:spacing w:line="336" w:lineRule="auto" w:after="180"/>
-        <w:shd w:fill="F1F6FC"/>
-      </w:pPr>
-      <w:r>
-        <w:rPr>
-          <w:b w:val="0"/>
-        </w:rPr>
-        <w:t>Record each dimension as not yet, with support, or independent. Accept a valid alternative procedure with a defensible trace.</w:t>
-      </w:r>
-    </w:p>
-    <w:p>
-      <w:pPr>
-        <w:spacing w:line="336" w:lineRule="auto" w:after="180"/>
-        <w:shd w:fill="F1F6FC"/>
-      </w:pPr>
-      <w:r>
-        <w:rPr>
-          <w:b w:val="0"/>
-        </w:rPr>
-        <w:t xml:space="preserve">Do not penalise an honestly recorded model failure if the learner correctly explains its </w:t>
-      </w:r>
-      <w:r>
-        <w:rPr>
-          <w:b/>
-        </w:rPr>
-        <w:t>evidence</w:t>
-      </w:r>
-      <w:r>
-        <w:rPr>
-          <w:b w:val="0"/>
-        </w:rPr>
-        <w:t xml:space="preserve"> and limits.</w:t>
-      </w:r>
-    </w:p>
-    <w:p>
-      <w:pPr>
-        <w:pStyle w:val="Heading3"/>
-      </w:pPr>
-      <w:r>
-        <w:t>Feedback that the learner uses</w:t>
-      </w:r>
-    </w:p>
-    <w:p>
-      <w:pPr>
-        <w:spacing w:line="336" w:lineRule="auto" w:after="180"/>
-      </w:pPr>
-      <w:r>
-        <w:rPr>
-          <w:b w:val="0"/>
-        </w:rPr>
-        <w:t>Name the earliest unsupported step and give one action to repair it. Have the learner make that repair now and explain why. Then assess the relevant skill on a fresh, fully specified case.</w:t>
-      </w:r>
-    </w:p>
-    <w:p>
-      <w:pPr>
-        <w:spacing w:line="336" w:lineRule="auto" w:after="180"/>
-      </w:pPr>
-      <w:r>
-        <w:rPr>
-          <w:b w:val="0"/>
-        </w:rPr>
-        <w:t>Confirm it was not previously practised with feedback; solve and check the new case before assigning it. A follow-up design prompt is a starting brief, not automatically an equivalent test.</w:t>
-      </w:r>
-    </w:p>
-    <w:p>
-      <w:pPr>
-        <w:pStyle w:val="Heading1"/>
-      </w:pPr>
-      <w:r>
-        <w:t>06. Connect and extend learning</w:t>
-      </w:r>
-    </w:p>
-    <w:p>
-      <w:r>
-        <w:t>Connect Recommendation Scores to Transparent Book Recommender, adapt support and plan a later changed-case check.</w:t>
-      </w:r>
-    </w:p>
-    <w:p>
-      <w:pPr>
-        <w:pStyle w:val="Heading3"/>
-      </w:pPr>
-      <w:r>
-        <w:t>Transparent Book Recommender</w:t>
-      </w:r>
-    </w:p>
-    <w:p>
-      <w:pPr>
-        <w:spacing w:line="336" w:lineRule="auto" w:after="180"/>
-      </w:pPr>
-      <w:r>
-        <w:rPr>
-          <w:b w:val="0"/>
-        </w:rPr>
-        <w:t xml:space="preserve">Publish the features, </w:t>
-      </w:r>
-      <w:r>
-        <w:rPr>
-          <w:b/>
-        </w:rPr>
-        <w:t>weight</w:t>
-      </w:r>
-      <w:r>
-        <w:rPr>
-          <w:b w:val="0"/>
-        </w:rPr>
-        <w:t xml:space="preserve">s, raw </w:t>
-      </w:r>
-      <w:r>
-        <w:rPr>
-          <w:b/>
-        </w:rPr>
-        <w:t>score</w:t>
-      </w:r>
-      <w:r>
-        <w:rPr>
-          <w:b w:val="0"/>
-        </w:rPr>
-        <w:t>s, and reason for the top result.</w:t>
-      </w:r>
-    </w:p>
-    <w:p>
-      <w:pPr>
-        <w:spacing w:line="336" w:lineRule="auto" w:after="180"/>
-      </w:pPr>
-      <w:r>
-        <w:rPr>
-          <w:b w:val="0"/>
-        </w:rPr>
-        <w:t xml:space="preserve">Keep the decision, </w:t>
-      </w:r>
-      <w:r>
-        <w:rPr>
-          <w:b/>
-        </w:rPr>
-        <w:t>input</w:t>
-      </w:r>
-      <w:r>
-        <w:rPr>
-          <w:b w:val="0"/>
-        </w:rPr>
-        <w:t xml:space="preserve">, result, explanation and remaining limitation in the project </w:t>
-      </w:r>
-      <w:r>
-        <w:rPr>
-          <w:b/>
-        </w:rPr>
-        <w:t>evidence</w:t>
-      </w:r>
-      <w:r>
-        <w:rPr>
-          <w:b w:val="0"/>
-        </w:rPr>
-        <w:t xml:space="preserve"> record. Retrieve this record next week rather than restarting the project.</w:t>
-      </w:r>
-    </w:p>
-    <w:p>
-      <w:pPr>
-        <w:pStyle w:val="Heading3"/>
-      </w:pPr>
-      <w:r>
-        <w:t>Support and stretch</w:t>
-      </w:r>
-    </w:p>
-    <w:p>
-      <w:pPr>
-        <w:spacing w:line="336" w:lineRule="auto" w:after="180"/>
-      </w:pPr>
-      <w:r>
-        <w:rPr>
-          <w:b w:val="0"/>
-        </w:rPr>
-        <w:t>Trace one record or condition at a time with counters and labelled columns. Stretch: introduce a tie, boundary or missing field and declare its handling policy before rerunning.</w:t>
-      </w:r>
-    </w:p>
-    <w:p>
-      <w:pPr>
-        <w:pStyle w:val="Heading3"/>
-      </w:pPr>
-      <w:r>
-        <w:t>Exit reflection</w:t>
-      </w:r>
-    </w:p>
-    <w:p>
-      <w:pPr>
-        <w:spacing w:line="336" w:lineRule="auto" w:after="180"/>
-      </w:pPr>
-      <w:r>
-        <w:rPr>
-          <w:b w:val="0"/>
-        </w:rPr>
-        <w:t xml:space="preserve">Ask for one decision the learner can now justify and one situation requiring more </w:t>
-      </w:r>
-      <w:r>
-        <w:rPr>
-          <w:b/>
-        </w:rPr>
-        <w:t>evidence</w:t>
-      </w:r>
-      <w:r>
-        <w:rPr>
-          <w:b w:val="0"/>
-        </w:rPr>
-        <w:t xml:space="preserve"> or human review. Confidence ratings are separate from correct independent performance.</w:t>
-      </w:r>
-    </w:p>
-    <w:p>
-      <w:pPr>
-        <w:pStyle w:val="Heading3"/>
-      </w:pPr>
-      <w:r>
-        <w:t>Bridge to the next week</w:t>
-      </w:r>
-    </w:p>
-    <w:p>
-      <w:pPr>
-        <w:spacing w:line="336" w:lineRule="auto" w:after="180"/>
-      </w:pPr>
-      <w:r>
-        <w:rPr>
-          <w:b w:val="0"/>
-        </w:rPr>
-        <w:t xml:space="preserve">Next: Week 24: Feedback Loops. Retrieve today’s </w:t>
-      </w:r>
-      <w:r>
-        <w:rPr>
-          <w:b/>
-        </w:rPr>
-        <w:t>evidence</w:t>
-      </w:r>
-      <w:r>
-        <w:rPr>
-          <w:b w:val="0"/>
-        </w:rPr>
-        <w:t xml:space="preserve"> and identify what carries forward and what is new.</w:t>
-      </w:r>
-    </w:p>
-    <w:p>
-      <w:pPr>
-        <w:pStyle w:val="Heading3"/>
-      </w:pPr>
-      <w:r>
-        <w:t>Support and fresh reassessment</w:t>
-      </w:r>
-    </w:p>
-    <w:p>
-      <w:pPr>
-        <w:spacing w:line="336" w:lineRule="auto" w:after="180"/>
-      </w:pPr>
-      <w:r>
-        <w:rPr>
-          <w:b w:val="0"/>
-        </w:rPr>
-        <w:t xml:space="preserve">Use separate eligibility and </w:t>
-      </w:r>
-      <w:r>
-        <w:rPr>
-          <w:b/>
-        </w:rPr>
-        <w:t>score</w:t>
-      </w:r>
-      <w:r>
-        <w:rPr>
-          <w:b w:val="0"/>
-        </w:rPr>
-        <w:t xml:space="preserve"> columns. Extension: add a documented tie rule and test tied eligible items.</w:t>
-      </w:r>
-    </w:p>
-    <w:p>
-      <w:pPr>
-        <w:spacing w:line="336" w:lineRule="auto" w:after="180"/>
-      </w:pPr>
-      <w:r>
-        <w:rPr>
-          <w:b w:val="0"/>
-        </w:rPr>
-        <w:t xml:space="preserve">Independent W4 </w:t>
-      </w:r>
-      <w:r>
-        <w:rPr>
-          <w:b/>
-        </w:rPr>
-        <w:t>evidence</w:t>
-      </w:r>
-      <w:r>
-        <w:rPr>
-          <w:b w:val="0"/>
-        </w:rPr>
-        <w:t xml:space="preserve">: </w:t>
-      </w:r>
-      <w:r>
-        <w:rPr>
-          <w:b/>
-        </w:rPr>
-        <w:t>Score</w:t>
-      </w:r>
-      <w:r>
-        <w:rPr>
-          <w:b w:val="0"/>
-        </w:rPr>
-        <w:t>s A 10, B 11, C 9. B is excluded. A is highest among eligible options. Record whether the learner needed no help, a hint or explanation.</w:t>
-      </w:r>
-    </w:p>
-    <w:p>
-      <w:pPr>
-        <w:spacing w:line="336" w:lineRule="auto" w:after="180"/>
-      </w:pPr>
-      <w:r>
-        <w:rPr>
-          <w:b w:val="0"/>
-        </w:rPr>
-        <w:t xml:space="preserve">Fresh retry: limit 10, X (fun 1, learning 5, minutes 9), Y (3,2,10), Z (5,5,11). </w:t>
-      </w:r>
-      <w:r>
-        <w:rPr>
-          <w:b/>
-        </w:rPr>
-        <w:t>Score</w:t>
-      </w:r>
-      <w:r>
-        <w:rPr>
-          <w:b w:val="0"/>
-        </w:rPr>
         <w:t>s 7, 8, 15; choose Y, exclude Z.</w:t>
       </w:r>
     </w:p>
     <w:p>
       <w:pPr>
-        <w:spacing w:line="336" w:lineRule="auto" w:after="180"/>
-      </w:pPr>
-      <w:r>
-        <w:rPr>
-          <w:b w:val="0"/>
-        </w:rPr>
-        <w:t xml:space="preserve">Next week: Implementing a recommender. Reuse this week's explicit contracts and </w:t>
-      </w:r>
-      <w:r>
-        <w:rPr>
-          <w:b/>
-        </w:rPr>
-        <w:t>evidence</w:t>
-      </w:r>
-      <w:r>
-        <w:rPr>
-          <w:b w:val="0"/>
-        </w:rPr>
-        <w:t>.</w:t>
-      </w:r>
-    </w:p>
-    <w:p>
-      <w:pPr>
-        <w:pStyle w:val="Heading3"/>
-      </w:pPr>
-      <w:r>
-        <w:t>Plan the delayed return</w:t>
+        <w:pStyle w:val="Heading2"/>
+      </w:pPr>
+      <w:r>
+        <w:t>Plan the delayed check</w:t>
       </w:r>
     </w:p>
     <w:p>
@@ -5509,72 +5407,176 @@
     </w:p>
     <w:p>
       <w:pPr>
+        <w:pStyle w:val="Heading2"/>
+      </w:pPr>
+      <w:r>
+        <w:t>Bridge to next week</w:t>
+      </w:r>
+    </w:p>
+    <w:p>
+      <w:pPr>
+        <w:spacing w:line="336" w:lineRule="auto" w:after="180"/>
+      </w:pPr>
+      <w:r>
+        <w:rPr>
+          <w:b w:val="0"/>
+        </w:rPr>
+        <w:t xml:space="preserve">Ask for one decision the learner can now justify and one situation requiring more </w:t>
+      </w:r>
+      <w:r>
+        <w:rPr>
+          <w:b/>
+        </w:rPr>
+        <w:t>evidence</w:t>
+      </w:r>
+      <w:r>
+        <w:rPr>
+          <w:b w:val="0"/>
+        </w:rPr>
+        <w:t xml:space="preserve"> or human review. Confidence ratings are separate from correct independent performance.</w:t>
+      </w:r>
+    </w:p>
+    <w:p>
+      <w:pPr>
+        <w:spacing w:line="336" w:lineRule="auto" w:after="180"/>
+      </w:pPr>
+      <w:r>
+        <w:rPr>
+          <w:b w:val="0"/>
+        </w:rPr>
+        <w:t xml:space="preserve">Next: Week 24: Feedback Loops. Retrieve today’s </w:t>
+      </w:r>
+      <w:r>
+        <w:rPr>
+          <w:b/>
+        </w:rPr>
+        <w:t>evidence</w:t>
+      </w:r>
+      <w:r>
+        <w:rPr>
+          <w:b w:val="0"/>
+        </w:rPr>
+        <w:t xml:space="preserve"> and identify what carries forward and what is new.</w:t>
+      </w:r>
+    </w:p>
+    <w:p>
+      <w:pPr>
+        <w:spacing w:line="336" w:lineRule="auto" w:after="180"/>
+      </w:pPr>
+      <w:r>
+        <w:rPr>
+          <w:b w:val="0"/>
+        </w:rPr>
+        <w:t>Next is Week24: Feedback Loops. Carry forward published score/eligibility rules and track how displayed suggestions influence the feedback later used to revise them.</w:t>
+      </w:r>
+    </w:p>
+    <w:p>
+      <w:pPr>
+        <w:pStyle w:val="Heading2"/>
+      </w:pPr>
+      <w:r>
+        <w:t>Earlier wording, alternatives and picture transcripts · reference / check after trying</w:t>
+      </w:r>
+    </w:p>
+    <w:p>
+      <w:pPr>
+        <w:spacing w:line="336" w:lineRule="auto" w:after="180"/>
+      </w:pPr>
+      <w:r>
+        <w:rPr>
+          <w:b w:val="0"/>
+        </w:rPr>
+        <w:t>Connect and extend learning</w:t>
+      </w:r>
+    </w:p>
+    <w:p>
+      <w:pPr>
         <w:pStyle w:val="Heading3"/>
       </w:pPr>
       <w:r>
+        <w:t>Transparent Book Recommender</w:t>
+      </w:r>
+    </w:p>
+    <w:p>
+      <w:pPr>
+        <w:pStyle w:val="Heading3"/>
+      </w:pPr>
+      <w:r>
+        <w:t>Support and stretch</w:t>
+      </w:r>
+    </w:p>
+    <w:p>
+      <w:pPr>
+        <w:pStyle w:val="Heading3"/>
+      </w:pPr>
+      <w:r>
+        <w:t>Exit reflection</w:t>
+      </w:r>
+    </w:p>
+    <w:p>
+      <w:pPr>
+        <w:pStyle w:val="Heading3"/>
+      </w:pPr>
+      <w:r>
+        <w:t>Bridge to the next week</w:t>
+      </w:r>
+    </w:p>
+    <w:p>
+      <w:pPr>
+        <w:pStyle w:val="Heading3"/>
+      </w:pPr>
+      <w:r>
+        <w:t>Support and fresh reassessment</w:t>
+      </w:r>
+    </w:p>
+    <w:p>
+      <w:pPr>
+        <w:pStyle w:val="Heading3"/>
+      </w:pPr>
+      <w:r>
+        <w:t>Plan the delayed return</w:t>
+      </w:r>
+    </w:p>
+    <w:p>
+      <w:pPr>
+        <w:pStyle w:val="Heading3"/>
+      </w:pPr>
+      <w:r>
         <w:t>Project evidence from this case</w:t>
       </w:r>
     </w:p>
     <w:p>
       <w:pPr>
+        <w:pStyle w:val="Heading1"/>
+      </w:pPr>
+      <w:r>
+        <w:t>Reference bank and extra practice</w:t>
+      </w:r>
+    </w:p>
+    <w:p>
+      <w:pPr>
+        <w:pStyle w:val="Heading1"/>
+      </w:pPr>
+      <w:r>
+        <w:t>07. Reference: alternative planning checklist</w:t>
+      </w:r>
+    </w:p>
+    <w:p>
+      <w:r>
+        <w:t>Use as a reminder alongside the main route rather than teaching the cycle twice.</w:t>
+      </w:r>
+    </w:p>
+    <w:p>
+      <w:pPr>
+        <w:pStyle w:val="Heading2"/>
+      </w:pPr>
+      <w:r>
+        <w:t>Preparation and schedule</w:t>
+      </w:r>
+    </w:p>
+    <w:p>
+      <w:pPr>
         <w:spacing w:line="336" w:lineRule="auto" w:after="180"/>
-      </w:pPr>
-      <w:r>
-        <w:rPr>
-          <w:b w:val="0"/>
-        </w:rPr>
-        <w:t xml:space="preserve">Publish the recommender’s </w:t>
-      </w:r>
-      <w:r>
-        <w:rPr>
-          <w:b/>
-        </w:rPr>
-        <w:t>constraint</w:t>
-      </w:r>
-      <w:r>
-        <w:rPr>
-          <w:b w:val="0"/>
-        </w:rPr>
-        <w:t xml:space="preserve">s, </w:t>
-      </w:r>
-      <w:r>
-        <w:rPr>
-          <w:b/>
-        </w:rPr>
-        <w:t>score</w:t>
-      </w:r>
-      <w:r>
-        <w:rPr>
-          <w:b w:val="0"/>
-        </w:rPr>
-        <w:t xml:space="preserve"> formula and tie rule; include component-level reasons in each suggestion.</w:t>
-      </w:r>
-    </w:p>
-    <w:p>
-      <w:pPr>
-        <w:pStyle w:val="Heading1"/>
-      </w:pPr>
-      <w:r>
-        <w:t>07. Prepare, teach and assess</w:t>
-      </w:r>
-    </w:p>
-    <w:p>
-      <w:r>
-        <w:t>Use this preparation summary alongside the detailed Recommendation Scores lesson; it is a checklist rather than a replacement for the full sequence.</w:t>
-      </w:r>
-    </w:p>
-    <w:p>
-      <w:pPr>
-        <w:pStyle w:val="Heading3"/>
-      </w:pPr>
-      <w:r>
-        <w:t>Teaching target</w:t>
-      </w:r>
-    </w:p>
-    <w:p>
-      <w:pPr>
-        <w:spacing w:line="336" w:lineRule="auto" w:after="180"/>
-        <w:shd w:fill="EDF7F3"/>
       </w:pPr>
       <w:r>
         <w:rPr>
@@ -5769,8 +5771,15 @@
     </w:tbl>
     <w:p>
       <w:pPr>
+        <w:pStyle w:val="Heading2"/>
+      </w:pPr>
+      <w:r>
+        <w:t>Practice and assessment reminders</w:t>
+      </w:r>
+    </w:p>
+    <w:p>
+      <w:pPr>
         <w:spacing w:line="336" w:lineRule="auto" w:after="180"/>
-        <w:shd w:fill="F5F1FB"/>
       </w:pPr>
       <w:r>
         <w:rPr>
@@ -5781,16 +5790,7 @@
     </w:p>
     <w:p>
       <w:pPr>
-        <w:pStyle w:val="Heading3"/>
-      </w:pPr>
-      <w:r>
-        <w:t>Supported practice answer</w:t>
-      </w:r>
-    </w:p>
-    <w:p>
-      <w:pPr>
         <w:spacing w:line="336" w:lineRule="auto" w:after="180"/>
-        <w:shd w:fill="F1F6FC"/>
       </w:pPr>
       <w:r>
         <w:rPr>
@@ -5859,16 +5859,7 @@
     </w:p>
     <w:p>
       <w:pPr>
-        <w:pStyle w:val="Heading3"/>
-      </w:pPr>
-      <w:r>
-        <w:t>Repair the misconception</w:t>
-      </w:r>
-    </w:p>
-    <w:p>
-      <w:pPr>
         <w:spacing w:line="336" w:lineRule="auto" w:after="180"/>
-        <w:shd w:fill="FFF5E6"/>
       </w:pPr>
       <w:r>
         <w:rPr>
@@ -5903,16 +5894,7 @@
     </w:p>
     <w:p>
       <w:pPr>
-        <w:pStyle w:val="Heading3"/>
-      </w:pPr>
-      <w:r>
-        <w:t>Support without giving away the answer</w:t>
-      </w:r>
-    </w:p>
-    <w:p>
-      <w:pPr>
         <w:spacing w:line="336" w:lineRule="auto" w:after="180"/>
-        <w:shd w:fill="F1F6F8"/>
       </w:pPr>
       <w:r>
         <w:rPr>
@@ -5935,16 +5917,7 @@
     </w:p>
     <w:p>
       <w:pPr>
-        <w:pStyle w:val="Heading3"/>
-      </w:pPr>
-      <w:r>
-        <w:t>Extend the reasoning</w:t>
-      </w:r>
-    </w:p>
-    <w:p>
-      <w:pPr>
         <w:spacing w:line="336" w:lineRule="auto" w:after="180"/>
-        <w:shd w:fill="F5F1FB"/>
       </w:pPr>
       <w:r>
         <w:rPr>
@@ -6004,7 +5977,6 @@
     <w:p>
       <w:pPr>
         <w:spacing w:line="336" w:lineRule="auto" w:after="180"/>
-        <w:shd w:fill="F5F1FB"/>
       </w:pPr>
       <w:r>
         <w:rPr>
@@ -6027,16 +5999,7 @@
     </w:p>
     <w:p>
       <w:pPr>
-        <w:pStyle w:val="Heading3"/>
-      </w:pPr>
-      <w:r>
-        <w:t>Protect the independent attempt</w:t>
-      </w:r>
-    </w:p>
-    <w:p>
-      <w:pPr>
         <w:spacing w:line="336" w:lineRule="auto" w:after="180"/>
-        <w:shd w:fill="FFF5E6"/>
       </w:pPr>
       <w:r>
         <w:rPr>
@@ -6231,16 +6194,7 @@
     </w:tbl>
     <w:p>
       <w:pPr>
-        <w:pStyle w:val="Heading3"/>
-      </w:pPr>
-      <w:r>
-        <w:t>Project checkpoint</w:t>
-      </w:r>
-    </w:p>
-    <w:p>
-      <w:pPr>
         <w:spacing w:line="336" w:lineRule="auto" w:after="180"/>
-        <w:shd w:fill="EDF7F3"/>
       </w:pPr>
       <w:r>
         <w:rPr>
@@ -6277,12 +6231,20 @@
         <w:pStyle w:val="Heading1"/>
       </w:pPr>
       <w:r>
-        <w:t>08. Use feedback, labs and repair paths</w:t>
-      </w:r>
-    </w:p>
-    <w:p>
-      <w:r>
-        <w:t>Use feedback, earlier review and portfolios purposefully. Apply the coding routine only when this lesson has an executable lab.</w:t>
+        <w:t>08. Reference: feedback and records</w:t>
+      </w:r>
+    </w:p>
+    <w:p>
+      <w:r>
+        <w:t>Use digital tools where they help retain an explanation and its evidence.</w:t>
+      </w:r>
+    </w:p>
+    <w:p>
+      <w:pPr>
+        <w:pStyle w:val="Heading2"/>
+      </w:pPr>
+      <w:r>
+        <w:t>Keep practice and independent evidence separate</w:t>
       </w:r>
     </w:p>
     <w:p>
@@ -6333,12 +6295,62 @@
     </w:p>
     <w:p>
       <w:pPr>
+        <w:pStyle w:val="Heading2"/>
+      </w:pPr>
+      <w:r>
+        <w:t>Repair and portfolio records</w:t>
+      </w:r>
+    </w:p>
+    <w:p>
+      <w:pPr>
         <w:spacing w:line="336" w:lineRule="auto" w:after="180"/>
       </w:pPr>
       <w:r>
         <w:rPr>
           <w:b w:val="0"/>
         </w:rPr>
+        <w:t>Use the earlier worked-explanation links to address a specific missing building block, then return to the current question. Adapt this suggestion after observing the learner; it is not an automatic diagnosis.</w:t>
+      </w:r>
+    </w:p>
+    <w:p>
+      <w:pPr>
+        <w:spacing w:line="336" w:lineRule="auto" w:after="180"/>
+      </w:pPr>
+      <w:r>
+        <w:rPr>
+          <w:b w:val="0"/>
+        </w:rPr>
+        <w:t xml:space="preserve">Collect the completed-work portfolio as </w:t>
+      </w:r>
+      <w:r>
+        <w:rPr>
+          <w:b/>
+        </w:rPr>
+        <w:t>evidence</w:t>
+      </w:r>
+      <w:r>
+        <w:rPr>
+          <w:b w:val="0"/>
+        </w:rPr>
+        <w:t>. Record support separately from correctness, and assess explanation, trace/test and limitations. Progress ticks and quiz selections alone do not establish mastery.</w:t>
+      </w:r>
+    </w:p>
+    <w:p>
+      <w:pPr>
+        <w:pStyle w:val="Heading2"/>
+      </w:pPr>
+      <w:r>
+        <w:t>Earlier wording, alternatives and picture transcripts · reference / check after trying</w:t>
+      </w:r>
+    </w:p>
+    <w:p>
+      <w:pPr>
+        <w:spacing w:line="336" w:lineRule="auto" w:after="180"/>
+      </w:pPr>
+      <w:r>
+        <w:rPr>
+          <w:b w:val="0"/>
+        </w:rPr>
         <w:t xml:space="preserve">Ask students to predict before running code. Preserve errors and actual </w:t>
       </w:r>
       <w:r>
@@ -6356,77 +6368,20 @@
     </w:p>
     <w:p>
       <w:pPr>
-        <w:spacing w:line="336" w:lineRule="auto" w:after="180"/>
-      </w:pPr>
-      <w:r>
-        <w:rPr>
-          <w:b w:val="0"/>
-        </w:rPr>
-        <w:t>Use the earlier worked-explanation links to address a specific missing building block, then return to the current question. Adapt this suggestion after observing the learner; it is not an automatic diagnosis.</w:t>
-      </w:r>
-    </w:p>
-    <w:p>
-      <w:pPr>
-        <w:spacing w:line="336" w:lineRule="auto" w:after="180"/>
-      </w:pPr>
-      <w:r>
-        <w:rPr>
-          <w:b w:val="0"/>
-        </w:rPr>
-        <w:t xml:space="preserve">Collect the completed-work portfolio as </w:t>
-      </w:r>
-      <w:r>
-        <w:rPr>
-          <w:b/>
-        </w:rPr>
-        <w:t>evidence</w:t>
-      </w:r>
-      <w:r>
-        <w:rPr>
-          <w:b w:val="0"/>
-        </w:rPr>
-        <w:t>. Record support separately from correctness, and assess explanation, trace/test and limitations. Progress ticks and quiz selections alone do not establish mastery.</w:t>
-      </w:r>
-    </w:p>
-    <w:p>
-      <w:pPr>
         <w:pStyle w:val="Heading1"/>
       </w:pPr>
       <w:r>
-        <w:t>09. Visual concept journey</w:t>
-      </w:r>
-    </w:p>
-    <w:p>
-      <w:r>
-        <w:t>Show one Recommendation Scores graphic at a time, request a prediction and discuss its trace before the independent assessment.</w:t>
-      </w:r>
-    </w:p>
-    <w:p>
-      <w:pPr>
-        <w:spacing w:line="336" w:lineRule="auto" w:after="180"/>
-      </w:pPr>
-      <w:r>
-        <w:rPr>
-          <w:b w:val="0"/>
-        </w:rPr>
-        <w:t xml:space="preserve">Use one picture at a time. Hide a worked result before asking for a </w:t>
-      </w:r>
-      <w:r>
-        <w:rPr>
-          <w:b/>
-        </w:rPr>
-        <w:t>prediction</w:t>
-      </w:r>
-      <w:r>
-        <w:rPr>
-          <w:b w:val="0"/>
-        </w:rPr>
-        <w:t>, then reveal it for feedback. These are supported teaching cases; retain the separate independent assessment for a fresh first attempt.</w:t>
-      </w:r>
-    </w:p>
-    <w:p>
-      <w:pPr>
-        <w:pStyle w:val="Heading3"/>
+        <w:t>09. Reference: teach with the six pictures</w:t>
+      </w:r>
+    </w:p>
+    <w:p>
+      <w:r>
+        <w:t>Choose the picture for the teaching move and connect it to the explanation.</w:t>
+      </w:r>
+    </w:p>
+    <w:p>
+      <w:pPr>
+        <w:pStyle w:val="Heading2"/>
       </w:pPr>
       <w:r>
         <w:t>01. Recommendation Scores: the case</w:t>
@@ -6437,7 +6392,7 @@
         <w:drawing>
           <wp:inline xmlns:a="http://schemas.openxmlformats.org/drawingml/2006/main" xmlns:pic="http://schemas.openxmlformats.org/drawingml/2006/picture">
             <wp:extent cx="5486400" cy="2990088"/>
-            <wp:docPr id="3" name="Picture 3" descr="A fictional book-activity chooser has a 14-minute limit. Supplied facts: Score=2×interest+practice. A=(interest3,practice2,time14); B=(4,3,15); C=(2,5,12). Require whole nonnegative feature values; time must be at most the limit. Highest score wins; tie by ID."/>
+            <wp:docPr id="4" name="Picture 4" descr="A fictional book-activity chooser has a 14-minute limit. Supplied facts: Score=2×interest+practice. A=(interest3,practice2,time14); B=(4,3,15); C=(2,5,12). Require whole nonnegative feature values; time must be at most the limit. Highest score wins; tie by ID."/>
             <wp:cNvGraphicFramePr>
               <a:graphicFrameLocks noChangeAspect="1"/>
             </wp:cNvGraphicFramePr>
@@ -6449,7 +6404,7 @@
                     <pic:cNvPicPr/>
                   </pic:nvPicPr>
                   <pic:blipFill>
-                    <a:blip r:embed="rId11"/>
+                    <a:blip r:embed="rId12"/>
                     <a:stretch>
                       <a:fillRect/>
                     </a:stretch>
@@ -6517,7 +6472,6 @@
     <w:p>
       <w:pPr>
         <w:spacing w:line="336" w:lineRule="auto" w:after="180"/>
-        <w:shd w:fill="F5F1FB"/>
       </w:pPr>
       <w:r>
         <w:rPr>
@@ -6528,16 +6482,7 @@
     </w:p>
     <w:p>
       <w:pPr>
-        <w:pStyle w:val="Heading3"/>
-      </w:pPr>
-      <w:r>
-        <w:t>Discuss while showing the picture</w:t>
-      </w:r>
-    </w:p>
-    <w:p>
-      <w:pPr>
         <w:spacing w:line="336" w:lineRule="auto" w:after="180"/>
-        <w:shd w:fill="F1F6F8"/>
       </w:pPr>
       <w:r>
         <w:rPr>
@@ -6548,7 +6493,7 @@
     </w:p>
     <w:p>
       <w:pPr>
-        <w:pStyle w:val="Heading3"/>
+        <w:pStyle w:val="Heading2"/>
       </w:pPr>
       <w:r>
         <w:t>02. Follow the deciding steps</w:t>
@@ -6559,7 +6504,7 @@
         <w:drawing>
           <wp:inline xmlns:a="http://schemas.openxmlformats.org/drawingml/2006/main" xmlns:pic="http://schemas.openxmlformats.org/drawingml/2006/picture">
             <wp:extent cx="5486400" cy="4005072"/>
-            <wp:docPr id="4" name="Picture 4" descr="Eligibility first: A and C fit time; B takes 15 and is excluded. → Scores: A:2×3+2=8. C:2×2+5=9. → Choose: C wins at score 9 among eligible activities. → Explain exclusion: B’s score 11 cannot override its failed time requirement."/>
+            <wp:docPr id="5" name="Picture 5" descr="Eligibility first: A and C fit time; B takes 15 and is excluded. → Scores: A:2×3+2=8. C:2×2+5=9. → Choose: C wins at score 9 among eligible activities. → Explain exclusion: B’s score 11 cannot override its failed time requirement."/>
             <wp:cNvGraphicFramePr>
               <a:graphicFrameLocks noChangeAspect="1"/>
             </wp:cNvGraphicFramePr>
@@ -6571,7 +6516,7 @@
                     <pic:cNvPicPr/>
                   </pic:nvPicPr>
                   <pic:blipFill>
-                    <a:blip r:embed="rId12"/>
+                    <a:blip r:embed="rId9"/>
                     <a:stretch>
                       <a:fillRect/>
                     </a:stretch>
@@ -6651,7 +6596,6 @@
     <w:p>
       <w:pPr>
         <w:spacing w:line="336" w:lineRule="auto" w:after="180"/>
-        <w:shd w:fill="F5F1FB"/>
       </w:pPr>
       <w:r>
         <w:rPr>
@@ -6674,16 +6618,7 @@
     </w:p>
     <w:p>
       <w:pPr>
-        <w:pStyle w:val="Heading3"/>
-      </w:pPr>
-      <w:r>
-        <w:t>Discuss while showing the picture</w:t>
-      </w:r>
-    </w:p>
-    <w:p>
-      <w:pPr>
         <w:spacing w:line="336" w:lineRule="auto" w:after="180"/>
-        <w:shd w:fill="F1F6F8"/>
       </w:pPr>
       <w:r>
         <w:rPr>
@@ -6706,7 +6641,7 @@
     </w:p>
     <w:p>
       <w:pPr>
-        <w:pStyle w:val="Heading3"/>
+        <w:pStyle w:val="Heading2"/>
       </w:pPr>
       <w:r>
         <w:t>03. Time filtering and scores</w:t>
@@ -6717,7 +6652,7 @@
         <w:drawing>
           <wp:inline xmlns:a="http://schemas.openxmlformats.org/drawingml/2006/main" xmlns:pic="http://schemas.openxmlformats.org/drawingml/2006/picture">
             <wp:extent cx="5486400" cy="3617976"/>
-            <wp:docPr id="5" name="Picture 5" descr="Time filtering and scores. A: Minutes = 14, Score = 8, Status = eligible. B: Minutes = 15, Score = 11, Status = excluded. C: Minutes = 12, Score = 9, Status = eligible."/>
+            <wp:docPr id="6" name="Picture 6" descr="Time filtering and scores. A: Minutes = 14, Score = 8, Status = eligible. B: Minutes = 15, Score = 11, Status = excluded. C: Minutes = 12, Score = 9, Status = eligible."/>
             <wp:cNvGraphicFramePr>
               <a:graphicFrameLocks noChangeAspect="1"/>
             </wp:cNvGraphicFramePr>
@@ -6810,7 +6745,6 @@
     <w:p>
       <w:pPr>
         <w:spacing w:line="336" w:lineRule="auto" w:after="180"/>
-        <w:shd w:fill="F5F1FB"/>
       </w:pPr>
       <w:r>
         <w:rPr>
@@ -6821,16 +6755,7 @@
     </w:p>
     <w:p>
       <w:pPr>
-        <w:pStyle w:val="Heading3"/>
-      </w:pPr>
-      <w:r>
-        <w:t>Discuss while showing the picture</w:t>
-      </w:r>
-    </w:p>
-    <w:p>
-      <w:pPr>
         <w:spacing w:line="336" w:lineRule="auto" w:after="180"/>
-        <w:shd w:fill="F1F6F8"/>
       </w:pPr>
       <w:r>
         <w:rPr>
@@ -6842,7 +6767,6 @@
     <w:p>
       <w:pPr>
         <w:spacing w:line="336" w:lineRule="auto" w:after="180"/>
-        <w:shd w:fill="F1F6F8"/>
       </w:pPr>
       <w:r>
         <w:rPr>
@@ -6853,7 +6777,7 @@
     </w:p>
     <w:p>
       <w:pPr>
-        <w:pStyle w:val="Heading3"/>
+        <w:pStyle w:val="Heading2"/>
       </w:pPr>
       <w:r>
         <w:t>04. Change one thing. Trace what follows.</w:t>
@@ -6864,7 +6788,7 @@
         <w:drawing>
           <wp:inline xmlns:a="http://schemas.openxmlformats.org/drawingml/2006/main" xmlns:pic="http://schemas.openxmlformats.org/drawingml/2006/picture">
             <wp:extent cx="5486400" cy="3026664"/>
-            <wp:docPr id="6" name="Picture 6" descr="Original case: B’s score 11 cannot override its failed time requirement. Changed condition: Change interest weight from 2 to 3, keeping time limit 14. Expected result: A scores 11; C also scores 11; tie-by-ID chooses A. Reason: B remains too long; changing preferences changes only ranking of A and C."/>
+            <wp:docPr id="7" name="Picture 7" descr="Original case: B’s score 11 cannot override its failed time requirement. Changed condition: Change interest weight from 2 to 3, keeping time limit 14. Expected result: A scores 11; C also scores 11; tie-by-ID chooses A. Reason: B remains too long; changing preferences changes only ranking of A and C."/>
             <wp:cNvGraphicFramePr>
               <a:graphicFrameLocks noChangeAspect="1"/>
             </wp:cNvGraphicFramePr>
@@ -6980,7 +6904,6 @@
     <w:p>
       <w:pPr>
         <w:spacing w:line="336" w:lineRule="auto" w:after="180"/>
-        <w:shd w:fill="F5F1FB"/>
       </w:pPr>
       <w:r>
         <w:rPr>
@@ -6991,16 +6914,7 @@
     </w:p>
     <w:p>
       <w:pPr>
-        <w:pStyle w:val="Heading3"/>
-      </w:pPr>
-      <w:r>
-        <w:t>Discuss while showing the picture</w:t>
-      </w:r>
-    </w:p>
-    <w:p>
-      <w:pPr>
         <w:spacing w:line="336" w:lineRule="auto" w:after="180"/>
-        <w:shd w:fill="F1F6F8"/>
       </w:pPr>
       <w:r>
         <w:rPr>
@@ -7012,7 +6926,6 @@
     <w:p>
       <w:pPr>
         <w:spacing w:line="336" w:lineRule="auto" w:after="180"/>
-        <w:shd w:fill="F1F6F8"/>
       </w:pPr>
       <w:r>
         <w:rPr>
@@ -7035,7 +6948,7 @@
     </w:p>
     <w:p>
       <w:pPr>
-        <w:pStyle w:val="Heading3"/>
+        <w:pStyle w:val="Heading2"/>
       </w:pPr>
       <w:r>
         <w:t>05. Connect the explanation to its limit</w:t>
@@ -7046,7 +6959,7 @@
         <w:drawing>
           <wp:inline xmlns:a="http://schemas.openxmlformats.org/drawingml/2006/main" xmlns:pic="http://schemas.openxmlformats.org/drawingml/2006/picture">
             <wp:extent cx="5486400" cy="2834640"/>
-            <wp:docPr id="7" name="Picture 7" descr="A score combines preferences according to explicitly chosen weights; it does not erase hard constraints. Computing a high score for an excluded item can be useful in an audit, but it must not allow that item back into the candidate set. Store both eligibility reasons and score components for explanations. Limit: Toy interest scores are supplied inputs, not measured enjoyment or a universal definition of a good activity."/>
+            <wp:docPr id="8" name="Picture 8" descr="A score combines preferences according to explicitly chosen weights; it does not erase hard constraints. Computing a high score for an excluded item can be useful in an audit, but it must not allow that item back into the candidate set. Store both eligibility reasons and score components for explanations. Limit: Toy interest scores are supplied inputs, not measured enjoyment or a universal definition of a good activity."/>
             <wp:cNvGraphicFramePr>
               <a:graphicFrameLocks noChangeAspect="1"/>
             </wp:cNvGraphicFramePr>
@@ -7197,7 +7110,6 @@
     <w:p>
       <w:pPr>
         <w:spacing w:line="336" w:lineRule="auto" w:after="180"/>
-        <w:shd w:fill="F5F1FB"/>
       </w:pPr>
       <w:r>
         <w:rPr>
@@ -7208,16 +7120,7 @@
     </w:p>
     <w:p>
       <w:pPr>
-        <w:pStyle w:val="Heading3"/>
-      </w:pPr>
-      <w:r>
-        <w:t>Discuss while showing the picture</w:t>
-      </w:r>
-    </w:p>
-    <w:p>
-      <w:pPr>
         <w:spacing w:line="336" w:lineRule="auto" w:after="180"/>
-        <w:shd w:fill="F1F6F8"/>
       </w:pPr>
       <w:r>
         <w:rPr>
@@ -7229,7 +7132,6 @@
     <w:p>
       <w:pPr>
         <w:spacing w:line="336" w:lineRule="auto" w:after="180"/>
-        <w:shd w:fill="F1F6F8"/>
       </w:pPr>
       <w:r>
         <w:rPr>
@@ -7264,7 +7166,7 @@
     </w:p>
     <w:p>
       <w:pPr>
-        <w:pStyle w:val="Heading3"/>
+        <w:pStyle w:val="Heading2"/>
       </w:pPr>
       <w:r>
         <w:t>06. Make the idea visible in your project</w:t>
@@ -7275,7 +7177,7 @@
         <w:drawing>
           <wp:inline xmlns:a="http://schemas.openxmlformats.org/drawingml/2006/main" xmlns:pic="http://schemas.openxmlformats.org/drawingml/2006/picture">
             <wp:extent cx="5486400" cy="3380232"/>
-            <wp:docPr id="8" name="Picture 8" descr="Publish the recommender’s constraints, score formula and tie rule; include component-level reasons in each suggestion. Draw your input, deciding step, result and limit. Supported question: Why does B not become the winner when its score is largest?"/>
+            <wp:docPr id="9" name="Picture 9" descr="Publish the recommender’s constraints, score formula and tie rule; include component-level reasons in each suggestion. Draw your input, deciding step, result and limit. Supported question: Why does B not become the winner when its score is largest?"/>
             <wp:cNvGraphicFramePr>
               <a:graphicFrameLocks noChangeAspect="1"/>
             </wp:cNvGraphicFramePr>
@@ -7309,7 +7211,6 @@
     <w:p>
       <w:pPr>
         <w:spacing w:line="336" w:lineRule="auto" w:after="180"/>
-        <w:shd w:fill="F5F1FB"/>
       </w:pPr>
       <w:r>
         <w:rPr>
@@ -7357,7 +7258,6 @@
     <w:p>
       <w:pPr>
         <w:spacing w:line="336" w:lineRule="auto" w:after="180"/>
-        <w:shd w:fill="F5F1FB"/>
       </w:pPr>
       <w:r>
         <w:rPr>
@@ -7381,7 +7281,6 @@
     <w:p>
       <w:pPr>
         <w:spacing w:line="336" w:lineRule="auto" w:after="180"/>
-        <w:shd w:fill="F5F1FB"/>
       </w:pPr>
       <w:r>
         <w:rPr>
@@ -7404,58 +7303,127 @@
     </w:p>
     <w:p>
       <w:pPr>
+        <w:spacing w:line="336" w:lineRule="auto" w:after="180"/>
+      </w:pPr>
+      <w:r>
+        <w:rPr>
+          <w:b w:val="0"/>
+        </w:rPr>
+        <w:t xml:space="preserve">Teacher prompt: Draw your project trace and justify the deciding step using </w:t>
+      </w:r>
+      <w:r>
+        <w:rPr>
+          <w:b/>
+        </w:rPr>
+        <w:t>evidence</w:t>
+      </w:r>
+      <w:r>
+        <w:rPr>
+          <w:b w:val="0"/>
+        </w:rPr>
+        <w:t>. Ask learners to describe one label or arrow in ordinary words. Use the adjacent transcript if the image is difficult to see.</w:t>
+      </w:r>
+    </w:p>
+    <w:p>
+      <w:pPr>
+        <w:spacing w:line="336" w:lineRule="auto" w:after="180"/>
+      </w:pPr>
+      <w:r>
+        <w:rPr>
+          <w:b w:val="0"/>
+        </w:rPr>
+        <w:t xml:space="preserve">Supported practice key: Its time 15 exceeds the 14-minute maximum, so it is ineligible before </w:t>
+      </w:r>
+      <w:r>
+        <w:rPr>
+          <w:b/>
+        </w:rPr>
+        <w:t>rank</w:t>
+      </w:r>
+      <w:r>
+        <w:rPr>
+          <w:b w:val="0"/>
+        </w:rPr>
+        <w:t>ing.</w:t>
+      </w:r>
+    </w:p>
+    <w:p>
+      <w:pPr>
+        <w:pStyle w:val="Heading2"/>
+      </w:pPr>
+      <w:r>
+        <w:t>Earlier wording, alternatives and picture transcripts · reference / check after trying</w:t>
+      </w:r>
+    </w:p>
+    <w:p>
+      <w:pPr>
+        <w:spacing w:line="336" w:lineRule="auto" w:after="180"/>
+      </w:pPr>
+      <w:r>
+        <w:rPr>
+          <w:b w:val="0"/>
+        </w:rPr>
+        <w:t xml:space="preserve">Use one picture at a time. Hide a worked result before asking for a </w:t>
+      </w:r>
+      <w:r>
+        <w:rPr>
+          <w:b/>
+        </w:rPr>
+        <w:t>prediction</w:t>
+      </w:r>
+      <w:r>
+        <w:rPr>
+          <w:b w:val="0"/>
+        </w:rPr>
+        <w:t>, then reveal it for feedback. These are supported teaching cases; retain the separate independent assessment for a fresh first attempt.</w:t>
+      </w:r>
+    </w:p>
+    <w:p>
+      <w:pPr>
         <w:pStyle w:val="Heading3"/>
       </w:pPr>
       <w:r>
-        <w:t>Discuss while showing the picture</w:t>
-      </w:r>
-    </w:p>
-    <w:p>
-      <w:pPr>
-        <w:spacing w:line="336" w:lineRule="auto" w:after="180"/>
-        <w:shd w:fill="F1F6F8"/>
-      </w:pPr>
-      <w:r>
-        <w:rPr>
-          <w:b w:val="0"/>
-        </w:rPr>
-        <w:t xml:space="preserve">Teacher prompt: Draw your project trace and justify the deciding step using </w:t>
-      </w:r>
-      <w:r>
-        <w:rPr>
-          <w:b/>
-        </w:rPr>
-        <w:t>evidence</w:t>
-      </w:r>
-      <w:r>
-        <w:rPr>
-          <w:b w:val="0"/>
-        </w:rPr>
-        <w:t>. Ask learners to describe one label or arrow in ordinary words. Use the adjacent transcript if the image is difficult to see.</w:t>
-      </w:r>
-    </w:p>
-    <w:p>
-      <w:pPr>
-        <w:spacing w:line="336" w:lineRule="auto" w:after="180"/>
-        <w:shd w:fill="F1F6F8"/>
-      </w:pPr>
-      <w:r>
-        <w:rPr>
-          <w:b w:val="0"/>
-        </w:rPr>
-        <w:t xml:space="preserve">Supported practice key: Its time 15 exceeds the 14-minute maximum, so it is ineligible before </w:t>
-      </w:r>
-      <w:r>
-        <w:rPr>
-          <w:b/>
-        </w:rPr>
-        <w:t>rank</w:t>
-      </w:r>
-      <w:r>
-        <w:rPr>
-          <w:b w:val="0"/>
-        </w:rPr>
-        <w:t>ing.</w:t>
+        <w:t>01. Recommendation Scores: the case</w:t>
+      </w:r>
+    </w:p>
+    <w:p>
+      <w:pPr>
+        <w:pStyle w:val="Heading3"/>
+      </w:pPr>
+      <w:r>
+        <w:t>02. Follow the deciding steps</w:t>
+      </w:r>
+    </w:p>
+    <w:p>
+      <w:pPr>
+        <w:pStyle w:val="Heading3"/>
+      </w:pPr>
+      <w:r>
+        <w:t>03. Time filtering and scores</w:t>
+      </w:r>
+    </w:p>
+    <w:p>
+      <w:pPr>
+        <w:pStyle w:val="Heading3"/>
+      </w:pPr>
+      <w:r>
+        <w:t>04. Change one thing. Trace what follows.</w:t>
+      </w:r>
+    </w:p>
+    <w:p>
+      <w:pPr>
+        <w:pStyle w:val="Heading3"/>
+      </w:pPr>
+      <w:r>
+        <w:t>05. Connect the explanation to its limit</w:t>
+      </w:r>
+    </w:p>
+    <w:p>
+      <w:pPr>
+        <w:pStyle w:val="Heading3"/>
+      </w:pPr>
+      <w:r>
+        <w:t>06. Make the idea visible in your project</w:t>
       </w:r>
     </w:p>
     <w:sectPr>
